--- a/rapports/2026-06-19/rapport_hebdo_2026-06-19.docx
+++ b/rapports/2026-06-19/rapport_hebdo_2026-06-19.docx
@@ -146,7 +146,7 @@
                 <w:color w:val="FFFFFF"/>
                 <w:sz w:val="18"/>
               </w:rPr>
-              <w:t>DR non identifiés</w:t>
+              <w:t>Ménages non rattachés</w:t>
             </w:r>
           </w:p>
         </w:tc>
@@ -178,7 +178,7 @@
               <w:rPr>
                 <w:sz w:val="18"/>
               </w:rPr>
-              <w:t>MATAR GUEYE (EQ4)</w:t>
+              <w:t>FATOU MARIE MBODJI (EQ2)</w:t>
             </w:r>
           </w:p>
         </w:tc>
@@ -206,7 +206,7 @@
               <w:rPr>
                 <w:sz w:val="18"/>
               </w:rPr>
-              <w:t>6</w:t>
+              <w:t>4</w:t>
             </w:r>
           </w:p>
         </w:tc>
@@ -220,7 +220,7 @@
               <w:rPr>
                 <w:sz w:val="18"/>
               </w:rPr>
-              <w:t>0</w:t>
+              <w:t>1</w:t>
             </w:r>
           </w:p>
         </w:tc>
@@ -234,7 +234,7 @@
               <w:rPr>
                 <w:sz w:val="18"/>
               </w:rPr>
-              <w:t>60</w:t>
+              <w:t>40</w:t>
             </w:r>
           </w:p>
         </w:tc>
@@ -250,7 +250,7 @@
               <w:rPr>
                 <w:sz w:val="18"/>
               </w:rPr>
-              <w:t>FATOU MARIE MBODJI (EQ2)</w:t>
+              <w:t>TALLA NGOM (EQ25)</w:t>
             </w:r>
           </w:p>
         </w:tc>
@@ -278,7 +278,7 @@
               <w:rPr>
                 <w:sz w:val="18"/>
               </w:rPr>
-              <w:t>5</w:t>
+              <w:t>4</w:t>
             </w:r>
           </w:p>
         </w:tc>
@@ -306,7 +306,7 @@
               <w:rPr>
                 <w:sz w:val="18"/>
               </w:rPr>
-              <w:t>50</w:t>
+              <w:t>40</w:t>
             </w:r>
           </w:p>
         </w:tc>
@@ -322,7 +322,7 @@
               <w:rPr>
                 <w:sz w:val="18"/>
               </w:rPr>
-              <w:t>FATOU NDIAYE GAYE (EQ11)</w:t>
+              <w:t>EL HADJ FALLOU DIALLO (EQ24)</w:t>
             </w:r>
           </w:p>
         </w:tc>
@@ -394,7 +394,7 @@
               <w:rPr>
                 <w:sz w:val="18"/>
               </w:rPr>
-              <w:t>SARA NIANG (EQ7)</w:t>
+              <w:t>MAIMOUNA KOURMANG (EQ35)</w:t>
             </w:r>
           </w:p>
         </w:tc>
@@ -466,7 +466,7 @@
               <w:rPr>
                 <w:sz w:val="18"/>
               </w:rPr>
-              <w:t>MAIMOUNA KOURMANG (EQ35)</w:t>
+              <w:t>MATAR GUEYE (EQ4)</w:t>
             </w:r>
           </w:p>
         </w:tc>
@@ -508,7 +508,7 @@
               <w:rPr>
                 <w:sz w:val="18"/>
               </w:rPr>
-              <w:t>0</w:t>
+              <w:t>2</w:t>
             </w:r>
           </w:p>
         </w:tc>
@@ -538,7 +538,7 @@
               <w:rPr>
                 <w:sz w:val="18"/>
               </w:rPr>
-              <w:t>AMADOU GUEYE (EQ26)</w:t>
+              <w:t>OULIMATA DIENE (EQ1)</w:t>
             </w:r>
           </w:p>
         </w:tc>
@@ -566,7 +566,7 @@
               <w:rPr>
                 <w:sz w:val="18"/>
               </w:rPr>
-              <w:t>4</w:t>
+              <w:t>3</w:t>
             </w:r>
           </w:p>
         </w:tc>
@@ -594,7 +594,7 @@
               <w:rPr>
                 <w:sz w:val="18"/>
               </w:rPr>
-              <w:t>40</w:t>
+              <w:t>30</w:t>
             </w:r>
           </w:p>
         </w:tc>
@@ -610,7 +610,7 @@
               <w:rPr>
                 <w:sz w:val="18"/>
               </w:rPr>
-              <w:t>EL HADJ FALLOU DIALLO (EQ24)</w:t>
+              <w:t>BAYE CHEIKH NIANG (EQ10)</w:t>
             </w:r>
           </w:p>
         </w:tc>
@@ -638,7 +638,7 @@
               <w:rPr>
                 <w:sz w:val="18"/>
               </w:rPr>
-              <w:t>4</w:t>
+              <w:t>3</w:t>
             </w:r>
           </w:p>
         </w:tc>
@@ -666,7 +666,7 @@
               <w:rPr>
                 <w:sz w:val="18"/>
               </w:rPr>
-              <w:t>40</w:t>
+              <w:t>30</w:t>
             </w:r>
           </w:p>
         </w:tc>
@@ -682,7 +682,7 @@
               <w:rPr>
                 <w:sz w:val="18"/>
               </w:rPr>
-              <w:t>ELHADJI DJIBRIL DIOUF (EQ27)</w:t>
+              <w:t>DJIBRIL BA (EQ6)</w:t>
             </w:r>
           </w:p>
         </w:tc>
@@ -710,7 +710,7 @@
               <w:rPr>
                 <w:sz w:val="18"/>
               </w:rPr>
-              <w:t>4</w:t>
+              <w:t>3</w:t>
             </w:r>
           </w:p>
         </w:tc>
@@ -738,7 +738,7 @@
               <w:rPr>
                 <w:sz w:val="18"/>
               </w:rPr>
-              <w:t>40</w:t>
+              <w:t>30</w:t>
             </w:r>
           </w:p>
         </w:tc>
@@ -754,7 +754,7 @@
               <w:rPr>
                 <w:sz w:val="18"/>
               </w:rPr>
-              <w:t>TALLA NGOM (EQ25)</w:t>
+              <w:t>AMINATA DJIBY NDIAYE (EQ13)</w:t>
             </w:r>
           </w:p>
         </w:tc>
@@ -782,7 +782,7 @@
               <w:rPr>
                 <w:sz w:val="18"/>
               </w:rPr>
-              <w:t>4</w:t>
+              <w:t>3</w:t>
             </w:r>
           </w:p>
         </w:tc>
@@ -810,7 +810,7 @@
               <w:rPr>
                 <w:sz w:val="18"/>
               </w:rPr>
-              <w:t>40</w:t>
+              <w:t>30</w:t>
             </w:r>
           </w:p>
         </w:tc>
@@ -826,7 +826,7 @@
               <w:rPr>
                 <w:sz w:val="18"/>
               </w:rPr>
-              <w:t>BAYE CHEIKH NIANG (EQ10)</w:t>
+              <w:t>ALASSANE NDOYE DIALLO (EQ18)</w:t>
             </w:r>
           </w:p>
         </w:tc>
@@ -868,7 +868,7 @@
               <w:rPr>
                 <w:sz w:val="18"/>
               </w:rPr>
-              <w:t>0</w:t>
+              <w:t>11</w:t>
             </w:r>
           </w:p>
         </w:tc>
@@ -898,7 +898,7 @@
               <w:rPr>
                 <w:sz w:val="18"/>
               </w:rPr>
-              <w:t>OULIMATA DIENE (EQ1)</w:t>
+              <w:t>OUSSEYNOU BOYE (EQ12)</w:t>
             </w:r>
           </w:p>
         </w:tc>
@@ -970,7 +970,7 @@
               <w:rPr>
                 <w:sz w:val="18"/>
               </w:rPr>
-              <w:t>MANSOUR NDAO (EQ20)</w:t>
+              <w:t>AMADOU GUEYE (EQ26)</w:t>
             </w:r>
           </w:p>
         </w:tc>
@@ -1012,7 +1012,7 @@
               <w:rPr>
                 <w:sz w:val="18"/>
               </w:rPr>
-              <w:t>0</w:t>
+              <w:t>12</w:t>
             </w:r>
           </w:p>
         </w:tc>
@@ -1114,7 +1114,7 @@
               <w:rPr>
                 <w:sz w:val="18"/>
               </w:rPr>
-              <w:t>ALASSANE NDOYE DIALLO (EQ18)</w:t>
+              <w:t>MANSOUR NDAO (EQ20)</w:t>
             </w:r>
           </w:p>
         </w:tc>
@@ -1156,7 +1156,7 @@
               <w:rPr>
                 <w:sz w:val="18"/>
               </w:rPr>
-              <w:t>11</w:t>
+              <w:t>0</w:t>
             </w:r>
           </w:p>
         </w:tc>
@@ -1186,7 +1186,7 @@
               <w:rPr>
                 <w:sz w:val="18"/>
               </w:rPr>
-              <w:t>MAME DIARRA COLY (EQ34)</w:t>
+              <w:t>DIARIETOU DJIBA (EQ5)</w:t>
             </w:r>
           </w:p>
         </w:tc>
@@ -1258,7 +1258,7 @@
               <w:rPr>
                 <w:sz w:val="18"/>
               </w:rPr>
-              <w:t>OUSSEYNOU BOYE (EQ12)</w:t>
+              <w:t>OUSMANE MBENGUE (EQ28)</w:t>
             </w:r>
           </w:p>
         </w:tc>
@@ -1330,7 +1330,7 @@
               <w:rPr>
                 <w:sz w:val="18"/>
               </w:rPr>
-              <w:t>AMINATA DJIBY NDIAYE (EQ13)</w:t>
+              <w:t>ELHADJI DJIBRIL DIOUF (EQ27)</w:t>
             </w:r>
           </w:p>
         </w:tc>
@@ -1372,7 +1372,7 @@
               <w:rPr>
                 <w:sz w:val="18"/>
               </w:rPr>
-              <w:t>0</w:t>
+              <w:t>12</w:t>
             </w:r>
           </w:p>
         </w:tc>
@@ -1546,7 +1546,7 @@
               <w:rPr>
                 <w:sz w:val="18"/>
               </w:rPr>
-              <w:t>DIARIETOU DJIBA (EQ5)</w:t>
+              <w:t>MODOU DIONE (EQ29)</w:t>
             </w:r>
           </w:p>
         </w:tc>
@@ -1618,7 +1618,7 @@
               <w:rPr>
                 <w:sz w:val="18"/>
               </w:rPr>
-              <w:t>DJIBRIL BA (EQ6)</w:t>
+              <w:t>ABDOU KHADRE FALL (EQ8)</w:t>
             </w:r>
           </w:p>
         </w:tc>
@@ -1690,7 +1690,7 @@
               <w:rPr>
                 <w:sz w:val="18"/>
               </w:rPr>
-              <w:t>ABDOU KHADRE FALL (EQ8)</w:t>
+              <w:t>BABACAR SENE (EQ9)</w:t>
             </w:r>
           </w:p>
         </w:tc>
@@ -1704,7 +1704,7 @@
               <w:rPr>
                 <w:sz w:val="18"/>
               </w:rPr>
-              <w:t>10</w:t>
+              <w:t>11</w:t>
             </w:r>
           </w:p>
         </w:tc>
@@ -1746,7 +1746,7 @@
               <w:rPr>
                 <w:sz w:val="18"/>
               </w:rPr>
-              <w:t>30</w:t>
+              <w:t>27,3</w:t>
             </w:r>
           </w:p>
         </w:tc>
@@ -1762,7 +1762,7 @@
               <w:rPr>
                 <w:sz w:val="18"/>
               </w:rPr>
-              <w:t>BABACAR SENE (EQ9)</w:t>
+              <w:t>AWA DIALLO (EQ3)</w:t>
             </w:r>
           </w:p>
         </w:tc>
@@ -1776,7 +1776,7 @@
               <w:rPr>
                 <w:sz w:val="18"/>
               </w:rPr>
-              <w:t>11</w:t>
+              <w:t>10</w:t>
             </w:r>
           </w:p>
         </w:tc>
@@ -1818,7 +1818,7 @@
               <w:rPr>
                 <w:sz w:val="18"/>
               </w:rPr>
-              <w:t>27,3</w:t>
+              <w:t>30</w:t>
             </w:r>
           </w:p>
         </w:tc>
@@ -1834,7 +1834,7 @@
               <w:rPr>
                 <w:sz w:val="18"/>
               </w:rPr>
-              <w:t>MODOU DIONE (EQ29)</w:t>
+              <w:t>MAME DIARRA COLY (EQ34)</w:t>
             </w:r>
           </w:p>
         </w:tc>
@@ -1906,7 +1906,7 @@
               <w:rPr>
                 <w:sz w:val="18"/>
               </w:rPr>
-              <w:t>OUSMANE MBENGUE (EQ28)</w:t>
+              <w:t>FATOU NDIAYE GAYE (EQ11)</w:t>
             </w:r>
           </w:p>
         </w:tc>
@@ -1934,7 +1934,7 @@
               <w:rPr>
                 <w:sz w:val="18"/>
               </w:rPr>
-              <w:t>3</w:t>
+              <w:t>2</w:t>
             </w:r>
           </w:p>
         </w:tc>
@@ -1948,7 +1948,7 @@
               <w:rPr>
                 <w:sz w:val="18"/>
               </w:rPr>
-              <w:t>0</w:t>
+              <w:t>16</w:t>
             </w:r>
           </w:p>
         </w:tc>
@@ -1962,7 +1962,7 @@
               <w:rPr>
                 <w:sz w:val="18"/>
               </w:rPr>
-              <w:t>30</w:t>
+              <w:t>20</w:t>
             </w:r>
           </w:p>
         </w:tc>
@@ -1978,7 +1978,7 @@
               <w:rPr>
                 <w:sz w:val="18"/>
               </w:rPr>
-              <w:t>AWA DIALLO (EQ3)</w:t>
+              <w:t>DOUDOU SANE (EQ19)</w:t>
             </w:r>
           </w:p>
         </w:tc>
@@ -2006,7 +2006,7 @@
               <w:rPr>
                 <w:sz w:val="18"/>
               </w:rPr>
-              <w:t>3</w:t>
+              <w:t>2</w:t>
             </w:r>
           </w:p>
         </w:tc>
@@ -2020,7 +2020,7 @@
               <w:rPr>
                 <w:sz w:val="18"/>
               </w:rPr>
-              <w:t>0</w:t>
+              <w:t>25</w:t>
             </w:r>
           </w:p>
         </w:tc>
@@ -2034,7 +2034,7 @@
               <w:rPr>
                 <w:sz w:val="18"/>
               </w:rPr>
-              <w:t>30</w:t>
+              <w:t>20</w:t>
             </w:r>
           </w:p>
         </w:tc>
@@ -2050,7 +2050,7 @@
               <w:rPr>
                 <w:sz w:val="18"/>
               </w:rPr>
-              <w:t>MAMADOU MOURTALLA DIENG (EQ15)</w:t>
+              <w:t>DAME NIANG (EQ23)</w:t>
             </w:r>
           </w:p>
         </w:tc>
@@ -2092,7 +2092,7 @@
               <w:rPr>
                 <w:sz w:val="18"/>
               </w:rPr>
-              <w:t>27</w:t>
+              <w:t>20</w:t>
             </w:r>
           </w:p>
         </w:tc>
@@ -2122,7 +2122,7 @@
               <w:rPr>
                 <w:sz w:val="18"/>
               </w:rPr>
-              <w:t>DOUDOU SANE (EQ19)</w:t>
+              <w:t>SARA NIANG (EQ7)</w:t>
             </w:r>
           </w:p>
         </w:tc>
@@ -2164,7 +2164,7 @@
               <w:rPr>
                 <w:sz w:val="18"/>
               </w:rPr>
-              <w:t>25</w:t>
+              <w:t>16</w:t>
             </w:r>
           </w:p>
         </w:tc>
@@ -2194,7 +2194,7 @@
               <w:rPr>
                 <w:sz w:val="18"/>
               </w:rPr>
-              <w:t>DAME NIANG (EQ23)</w:t>
+              <w:t>SOUDOU FAYE (EQ22)</w:t>
             </w:r>
           </w:p>
         </w:tc>
@@ -2222,7 +2222,7 @@
               <w:rPr>
                 <w:sz w:val="18"/>
               </w:rPr>
-              <w:t>2</w:t>
+              <w:t>1</w:t>
             </w:r>
           </w:p>
         </w:tc>
@@ -2236,7 +2236,7 @@
               <w:rPr>
                 <w:sz w:val="18"/>
               </w:rPr>
-              <w:t>20</w:t>
+              <w:t>26</w:t>
             </w:r>
           </w:p>
         </w:tc>
@@ -2250,7 +2250,7 @@
               <w:rPr>
                 <w:sz w:val="18"/>
               </w:rPr>
-              <w:t>20</w:t>
+              <w:t>10</w:t>
             </w:r>
           </w:p>
         </w:tc>
@@ -2266,7 +2266,7 @@
               <w:rPr>
                 <w:sz w:val="18"/>
               </w:rPr>
-              <w:t>SOUDOU FAYE (EQ22)</w:t>
+              <w:t>MAMADOU MOURTALLA DIENG (EQ15)</w:t>
             </w:r>
           </w:p>
         </w:tc>
@@ -2308,7 +2308,7 @@
               <w:rPr>
                 <w:sz w:val="18"/>
               </w:rPr>
-              <w:t>26</w:t>
+              <w:t>39</w:t>
             </w:r>
           </w:p>
         </w:tc>
@@ -2410,7 +2410,7 @@
               <w:rPr>
                 <w:sz w:val="18"/>
               </w:rPr>
-              <w:t>FODE BAYO (EQ33)</w:t>
+              <w:t>ROKHAYA NGOM (EQ31)</w:t>
             </w:r>
           </w:p>
         </w:tc>
@@ -2554,7 +2554,7 @@
               <w:rPr>
                 <w:sz w:val="18"/>
               </w:rPr>
-              <w:t>ROKHAYA NGOM (EQ31)</w:t>
+              <w:t>ABIBOU NDIAYE (EQ30)</w:t>
             </w:r>
           </w:p>
         </w:tc>
@@ -2596,7 +2596,7 @@
               <w:rPr>
                 <w:sz w:val="18"/>
               </w:rPr>
-              <w:t>24</w:t>
+              <w:t>36</w:t>
             </w:r>
           </w:p>
         </w:tc>
@@ -2626,7 +2626,7 @@
               <w:rPr>
                 <w:sz w:val="18"/>
               </w:rPr>
-              <w:t>ABIBOU NDIAYE (EQ30)</w:t>
+              <w:t>FODE BAYO (EQ33)</w:t>
             </w:r>
           </w:p>
         </w:tc>
@@ -2654,7 +2654,7 @@
               <w:rPr>
                 <w:sz w:val="18"/>
               </w:rPr>
-              <w:t>1</w:t>
+              <w:t>0</w:t>
             </w:r>
           </w:p>
         </w:tc>
@@ -2668,7 +2668,7 @@
               <w:rPr>
                 <w:sz w:val="18"/>
               </w:rPr>
-              <w:t>36</w:t>
+              <w:t>34</w:t>
             </w:r>
           </w:p>
         </w:tc>
@@ -2682,7 +2682,7 @@
               <w:rPr>
                 <w:sz w:val="18"/>
               </w:rPr>
-              <w:t>10</w:t>
+              <w:t>0</w:t>
             </w:r>
           </w:p>
         </w:tc>
@@ -2705,7 +2705,7 @@
           <w:color w:val="1E293B"/>
           <w:sz w:val="20"/>
         </w:rPr>
-        <w:t>Tableau 2 : Nombre de ménages clôturés par équipe</w:t>
+        <w:t>Tableau 2 : Nombre de ménages entamés par équipe</w:t>
       </w:r>
     </w:p>
     <w:tbl>
@@ -2722,15 +2722,17 @@
         </w:tblBorders>
       </w:tblPr>
       <w:tblGrid>
-        <w:gridCol w:w="2160"/>
-        <w:gridCol w:w="2160"/>
-        <w:gridCol w:w="2160"/>
-        <w:gridCol w:w="2160"/>
+        <w:gridCol w:w="1440"/>
+        <w:gridCol w:w="1440"/>
+        <w:gridCol w:w="1440"/>
+        <w:gridCol w:w="1440"/>
+        <w:gridCol w:w="1440"/>
+        <w:gridCol w:w="1440"/>
       </w:tblGrid>
       <w:tr>
         <w:tc>
           <w:tcPr>
-            <w:tcW w:type="dxa" w:w="2160"/>
+            <w:tcW w:type="dxa" w:w="1440"/>
             <w:shd w:val="clear" w:color="auto" w:fill="16876F"/>
           </w:tcPr>
           <w:p>
@@ -2746,7 +2748,7 @@
         </w:tc>
         <w:tc>
           <w:tcPr>
-            <w:tcW w:type="dxa" w:w="2160"/>
+            <w:tcW w:type="dxa" w:w="1440"/>
             <w:shd w:val="clear" w:color="auto" w:fill="16876F"/>
           </w:tcPr>
           <w:p>
@@ -2756,13 +2758,13 @@
                 <w:color w:val="FFFFFF"/>
                 <w:sz w:val="18"/>
               </w:rPr>
-              <w:t>Ménages clôturés</w:t>
-            </w:r>
-          </w:p>
-        </w:tc>
-        <w:tc>
-          <w:tcPr>
-            <w:tcW w:type="dxa" w:w="2160"/>
+              <w:t>Ménages entamés</w:t>
+            </w:r>
+          </w:p>
+        </w:tc>
+        <w:tc>
+          <w:tcPr>
+            <w:tcW w:type="dxa" w:w="1440"/>
             <w:shd w:val="clear" w:color="auto" w:fill="16876F"/>
           </w:tcPr>
           <w:p>
@@ -2772,13 +2774,13 @@
                 <w:color w:val="FFFFFF"/>
                 <w:sz w:val="18"/>
               </w:rPr>
-              <w:t>Ménages attendus</w:t>
-            </w:r>
-          </w:p>
-        </w:tc>
-        <w:tc>
-          <w:tcPr>
-            <w:tcW w:type="dxa" w:w="2160"/>
+              <w:t>Dont refus</w:t>
+            </w:r>
+          </w:p>
+        </w:tc>
+        <w:tc>
+          <w:tcPr>
+            <w:tcW w:type="dxa" w:w="1440"/>
             <w:shd w:val="clear" w:color="auto" w:fill="16876F"/>
           </w:tcPr>
           <w:p>
@@ -2788,6 +2790,38 @@
                 <w:color w:val="FFFFFF"/>
                 <w:sz w:val="18"/>
               </w:rPr>
+              <w:t>Ménages clôturés</w:t>
+            </w:r>
+          </w:p>
+        </w:tc>
+        <w:tc>
+          <w:tcPr>
+            <w:tcW w:type="dxa" w:w="1440"/>
+            <w:shd w:val="clear" w:color="auto" w:fill="16876F"/>
+          </w:tcPr>
+          <w:p>
+            <w:r>
+              <w:rPr>
+                <w:b/>
+                <w:color w:val="FFFFFF"/>
+                <w:sz w:val="18"/>
+              </w:rPr>
+              <w:t>Ménages attendus</w:t>
+            </w:r>
+          </w:p>
+        </w:tc>
+        <w:tc>
+          <w:tcPr>
+            <w:tcW w:type="dxa" w:w="1440"/>
+            <w:shd w:val="clear" w:color="auto" w:fill="16876F"/>
+          </w:tcPr>
+          <w:p>
+            <w:r>
+              <w:rPr>
+                <w:b/>
+                <w:color w:val="FFFFFF"/>
+                <w:sz w:val="18"/>
+              </w:rPr>
               <w:t>Progression (%)</w:t>
             </w:r>
           </w:p>
@@ -2796,7 +2830,7 @@
       <w:tr>
         <w:tc>
           <w:tcPr>
-            <w:tcW w:type="dxa" w:w="2160"/>
+            <w:tcW w:type="dxa" w:w="1440"/>
             <w:shd w:val="clear" w:color="auto" w:fill="FFFFFF"/>
           </w:tcPr>
           <w:p>
@@ -2810,7 +2844,35 @@
         </w:tc>
         <w:tc>
           <w:tcPr>
-            <w:tcW w:type="dxa" w:w="2160"/>
+            <w:tcW w:type="dxa" w:w="1440"/>
+            <w:shd w:val="clear" w:color="auto" w:fill="FFFFFF"/>
+          </w:tcPr>
+          <w:p>
+            <w:r>
+              <w:rPr>
+                <w:sz w:val="18"/>
+              </w:rPr>
+              <w:t>54</w:t>
+            </w:r>
+          </w:p>
+        </w:tc>
+        <w:tc>
+          <w:tcPr>
+            <w:tcW w:type="dxa" w:w="1440"/>
+            <w:shd w:val="clear" w:color="auto" w:fill="FFFFFF"/>
+          </w:tcPr>
+          <w:p>
+            <w:r>
+              <w:rPr>
+                <w:sz w:val="18"/>
+              </w:rPr>
+              <w:t>2</w:t>
+            </w:r>
+          </w:p>
+        </w:tc>
+        <w:tc>
+          <w:tcPr>
+            <w:tcW w:type="dxa" w:w="1440"/>
             <w:shd w:val="clear" w:color="auto" w:fill="FFFFFF"/>
           </w:tcPr>
           <w:p>
@@ -2824,7 +2886,7 @@
         </w:tc>
         <w:tc>
           <w:tcPr>
-            <w:tcW w:type="dxa" w:w="2160"/>
+            <w:tcW w:type="dxa" w:w="1440"/>
             <w:shd w:val="clear" w:color="auto" w:fill="FFFFFF"/>
           </w:tcPr>
           <w:p>
@@ -2838,7 +2900,7 @@
         </w:tc>
         <w:tc>
           <w:tcPr>
-            <w:tcW w:type="dxa" w:w="2160"/>
+            <w:tcW w:type="dxa" w:w="1440"/>
             <w:shd w:val="clear" w:color="auto" w:fill="FFFFFF"/>
           </w:tcPr>
           <w:p>
@@ -2854,7 +2916,7 @@
       <w:tr>
         <w:tc>
           <w:tcPr>
-            <w:tcW w:type="dxa" w:w="2160"/>
+            <w:tcW w:type="dxa" w:w="1440"/>
             <w:shd w:val="clear" w:color="auto" w:fill="F4F8F7"/>
           </w:tcPr>
           <w:p>
@@ -2868,7 +2930,35 @@
         </w:tc>
         <w:tc>
           <w:tcPr>
-            <w:tcW w:type="dxa" w:w="2160"/>
+            <w:tcW w:type="dxa" w:w="1440"/>
+            <w:shd w:val="clear" w:color="auto" w:fill="F4F8F7"/>
+          </w:tcPr>
+          <w:p>
+            <w:r>
+              <w:rPr>
+                <w:sz w:val="18"/>
+              </w:rPr>
+              <w:t>48</w:t>
+            </w:r>
+          </w:p>
+        </w:tc>
+        <w:tc>
+          <w:tcPr>
+            <w:tcW w:type="dxa" w:w="1440"/>
+            <w:shd w:val="clear" w:color="auto" w:fill="F4F8F7"/>
+          </w:tcPr>
+          <w:p>
+            <w:r>
+              <w:rPr>
+                <w:sz w:val="18"/>
+              </w:rPr>
+              <w:t>1</w:t>
+            </w:r>
+          </w:p>
+        </w:tc>
+        <w:tc>
+          <w:tcPr>
+            <w:tcW w:type="dxa" w:w="1440"/>
             <w:shd w:val="clear" w:color="auto" w:fill="F4F8F7"/>
           </w:tcPr>
           <w:p>
@@ -2882,7 +2972,7 @@
         </w:tc>
         <w:tc>
           <w:tcPr>
-            <w:tcW w:type="dxa" w:w="2160"/>
+            <w:tcW w:type="dxa" w:w="1440"/>
             <w:shd w:val="clear" w:color="auto" w:fill="F4F8F7"/>
           </w:tcPr>
           <w:p>
@@ -2896,7 +2986,7 @@
         </w:tc>
         <w:tc>
           <w:tcPr>
-            <w:tcW w:type="dxa" w:w="2160"/>
+            <w:tcW w:type="dxa" w:w="1440"/>
             <w:shd w:val="clear" w:color="auto" w:fill="F4F8F7"/>
           </w:tcPr>
           <w:p>
@@ -2912,7 +3002,7 @@
       <w:tr>
         <w:tc>
           <w:tcPr>
-            <w:tcW w:type="dxa" w:w="2160"/>
+            <w:tcW w:type="dxa" w:w="1440"/>
             <w:shd w:val="clear" w:color="auto" w:fill="FFFFFF"/>
           </w:tcPr>
           <w:p>
@@ -2926,7 +3016,35 @@
         </w:tc>
         <w:tc>
           <w:tcPr>
-            <w:tcW w:type="dxa" w:w="2160"/>
+            <w:tcW w:type="dxa" w:w="1440"/>
+            <w:shd w:val="clear" w:color="auto" w:fill="FFFFFF"/>
+          </w:tcPr>
+          <w:p>
+            <w:r>
+              <w:rPr>
+                <w:sz w:val="18"/>
+              </w:rPr>
+              <w:t>56</w:t>
+            </w:r>
+          </w:p>
+        </w:tc>
+        <w:tc>
+          <w:tcPr>
+            <w:tcW w:type="dxa" w:w="1440"/>
+            <w:shd w:val="clear" w:color="auto" w:fill="FFFFFF"/>
+          </w:tcPr>
+          <w:p>
+            <w:r>
+              <w:rPr>
+                <w:sz w:val="18"/>
+              </w:rPr>
+              <w:t>4</w:t>
+            </w:r>
+          </w:p>
+        </w:tc>
+        <w:tc>
+          <w:tcPr>
+            <w:tcW w:type="dxa" w:w="1440"/>
             <w:shd w:val="clear" w:color="auto" w:fill="FFFFFF"/>
           </w:tcPr>
           <w:p>
@@ -2940,7 +3058,7 @@
         </w:tc>
         <w:tc>
           <w:tcPr>
-            <w:tcW w:type="dxa" w:w="2160"/>
+            <w:tcW w:type="dxa" w:w="1440"/>
             <w:shd w:val="clear" w:color="auto" w:fill="FFFFFF"/>
           </w:tcPr>
           <w:p>
@@ -2954,7 +3072,7 @@
         </w:tc>
         <w:tc>
           <w:tcPr>
-            <w:tcW w:type="dxa" w:w="2160"/>
+            <w:tcW w:type="dxa" w:w="1440"/>
             <w:shd w:val="clear" w:color="auto" w:fill="FFFFFF"/>
           </w:tcPr>
           <w:p>
@@ -2970,7 +3088,7 @@
       <w:tr>
         <w:tc>
           <w:tcPr>
-            <w:tcW w:type="dxa" w:w="2160"/>
+            <w:tcW w:type="dxa" w:w="1440"/>
             <w:shd w:val="clear" w:color="auto" w:fill="F4F8F7"/>
           </w:tcPr>
           <w:p>
@@ -2984,7 +3102,35 @@
         </w:tc>
         <w:tc>
           <w:tcPr>
-            <w:tcW w:type="dxa" w:w="2160"/>
+            <w:tcW w:type="dxa" w:w="1440"/>
+            <w:shd w:val="clear" w:color="auto" w:fill="F4F8F7"/>
+          </w:tcPr>
+          <w:p>
+            <w:r>
+              <w:rPr>
+                <w:sz w:val="18"/>
+              </w:rPr>
+              <w:t>44</w:t>
+            </w:r>
+          </w:p>
+        </w:tc>
+        <w:tc>
+          <w:tcPr>
+            <w:tcW w:type="dxa" w:w="1440"/>
+            <w:shd w:val="clear" w:color="auto" w:fill="F4F8F7"/>
+          </w:tcPr>
+          <w:p>
+            <w:r>
+              <w:rPr>
+                <w:sz w:val="18"/>
+              </w:rPr>
+              <w:t>0</w:t>
+            </w:r>
+          </w:p>
+        </w:tc>
+        <w:tc>
+          <w:tcPr>
+            <w:tcW w:type="dxa" w:w="1440"/>
             <w:shd w:val="clear" w:color="auto" w:fill="F4F8F7"/>
           </w:tcPr>
           <w:p>
@@ -2998,7 +3144,7 @@
         </w:tc>
         <w:tc>
           <w:tcPr>
-            <w:tcW w:type="dxa" w:w="2160"/>
+            <w:tcW w:type="dxa" w:w="1440"/>
             <w:shd w:val="clear" w:color="auto" w:fill="F4F8F7"/>
           </w:tcPr>
           <w:p>
@@ -3012,7 +3158,7 @@
         </w:tc>
         <w:tc>
           <w:tcPr>
-            <w:tcW w:type="dxa" w:w="2160"/>
+            <w:tcW w:type="dxa" w:w="1440"/>
             <w:shd w:val="clear" w:color="auto" w:fill="F4F8F7"/>
           </w:tcPr>
           <w:p>
@@ -3028,7 +3174,7 @@
       <w:tr>
         <w:tc>
           <w:tcPr>
-            <w:tcW w:type="dxa" w:w="2160"/>
+            <w:tcW w:type="dxa" w:w="1440"/>
             <w:shd w:val="clear" w:color="auto" w:fill="FFFFFF"/>
           </w:tcPr>
           <w:p>
@@ -3042,7 +3188,35 @@
         </w:tc>
         <w:tc>
           <w:tcPr>
-            <w:tcW w:type="dxa" w:w="2160"/>
+            <w:tcW w:type="dxa" w:w="1440"/>
+            <w:shd w:val="clear" w:color="auto" w:fill="FFFFFF"/>
+          </w:tcPr>
+          <w:p>
+            <w:r>
+              <w:rPr>
+                <w:sz w:val="18"/>
+              </w:rPr>
+              <w:t>43</w:t>
+            </w:r>
+          </w:p>
+        </w:tc>
+        <w:tc>
+          <w:tcPr>
+            <w:tcW w:type="dxa" w:w="1440"/>
+            <w:shd w:val="clear" w:color="auto" w:fill="FFFFFF"/>
+          </w:tcPr>
+          <w:p>
+            <w:r>
+              <w:rPr>
+                <w:sz w:val="18"/>
+              </w:rPr>
+              <w:t>0</w:t>
+            </w:r>
+          </w:p>
+        </w:tc>
+        <w:tc>
+          <w:tcPr>
+            <w:tcW w:type="dxa" w:w="1440"/>
             <w:shd w:val="clear" w:color="auto" w:fill="FFFFFF"/>
           </w:tcPr>
           <w:p>
@@ -3056,7 +3230,7 @@
         </w:tc>
         <w:tc>
           <w:tcPr>
-            <w:tcW w:type="dxa" w:w="2160"/>
+            <w:tcW w:type="dxa" w:w="1440"/>
             <w:shd w:val="clear" w:color="auto" w:fill="FFFFFF"/>
           </w:tcPr>
           <w:p>
@@ -3070,7 +3244,7 @@
         </w:tc>
         <w:tc>
           <w:tcPr>
-            <w:tcW w:type="dxa" w:w="2160"/>
+            <w:tcW w:type="dxa" w:w="1440"/>
             <w:shd w:val="clear" w:color="auto" w:fill="FFFFFF"/>
           </w:tcPr>
           <w:p>
@@ -3086,7 +3260,7 @@
       <w:tr>
         <w:tc>
           <w:tcPr>
-            <w:tcW w:type="dxa" w:w="2160"/>
+            <w:tcW w:type="dxa" w:w="1440"/>
             <w:shd w:val="clear" w:color="auto" w:fill="F4F8F7"/>
           </w:tcPr>
           <w:p>
@@ -3100,7 +3274,35 @@
         </w:tc>
         <w:tc>
           <w:tcPr>
-            <w:tcW w:type="dxa" w:w="2160"/>
+            <w:tcW w:type="dxa" w:w="1440"/>
+            <w:shd w:val="clear" w:color="auto" w:fill="F4F8F7"/>
+          </w:tcPr>
+          <w:p>
+            <w:r>
+              <w:rPr>
+                <w:sz w:val="18"/>
+              </w:rPr>
+              <w:t>45</w:t>
+            </w:r>
+          </w:p>
+        </w:tc>
+        <w:tc>
+          <w:tcPr>
+            <w:tcW w:type="dxa" w:w="1440"/>
+            <w:shd w:val="clear" w:color="auto" w:fill="F4F8F7"/>
+          </w:tcPr>
+          <w:p>
+            <w:r>
+              <w:rPr>
+                <w:sz w:val="18"/>
+              </w:rPr>
+              <w:t>0</w:t>
+            </w:r>
+          </w:p>
+        </w:tc>
+        <w:tc>
+          <w:tcPr>
+            <w:tcW w:type="dxa" w:w="1440"/>
             <w:shd w:val="clear" w:color="auto" w:fill="F4F8F7"/>
           </w:tcPr>
           <w:p>
@@ -3114,7 +3316,7 @@
         </w:tc>
         <w:tc>
           <w:tcPr>
-            <w:tcW w:type="dxa" w:w="2160"/>
+            <w:tcW w:type="dxa" w:w="1440"/>
             <w:shd w:val="clear" w:color="auto" w:fill="F4F8F7"/>
           </w:tcPr>
           <w:p>
@@ -3128,7 +3330,7 @@
         </w:tc>
         <w:tc>
           <w:tcPr>
-            <w:tcW w:type="dxa" w:w="2160"/>
+            <w:tcW w:type="dxa" w:w="1440"/>
             <w:shd w:val="clear" w:color="auto" w:fill="F4F8F7"/>
           </w:tcPr>
           <w:p>
@@ -3144,7 +3346,7 @@
       <w:tr>
         <w:tc>
           <w:tcPr>
-            <w:tcW w:type="dxa" w:w="2160"/>
+            <w:tcW w:type="dxa" w:w="1440"/>
             <w:shd w:val="clear" w:color="auto" w:fill="FFFFFF"/>
           </w:tcPr>
           <w:p>
@@ -3158,7 +3360,35 @@
         </w:tc>
         <w:tc>
           <w:tcPr>
-            <w:tcW w:type="dxa" w:w="2160"/>
+            <w:tcW w:type="dxa" w:w="1440"/>
+            <w:shd w:val="clear" w:color="auto" w:fill="FFFFFF"/>
+          </w:tcPr>
+          <w:p>
+            <w:r>
+              <w:rPr>
+                <w:sz w:val="18"/>
+              </w:rPr>
+              <w:t>45</w:t>
+            </w:r>
+          </w:p>
+        </w:tc>
+        <w:tc>
+          <w:tcPr>
+            <w:tcW w:type="dxa" w:w="1440"/>
+            <w:shd w:val="clear" w:color="auto" w:fill="FFFFFF"/>
+          </w:tcPr>
+          <w:p>
+            <w:r>
+              <w:rPr>
+                <w:sz w:val="18"/>
+              </w:rPr>
+              <w:t>0</w:t>
+            </w:r>
+          </w:p>
+        </w:tc>
+        <w:tc>
+          <w:tcPr>
+            <w:tcW w:type="dxa" w:w="1440"/>
             <w:shd w:val="clear" w:color="auto" w:fill="FFFFFF"/>
           </w:tcPr>
           <w:p>
@@ -3172,7 +3402,7 @@
         </w:tc>
         <w:tc>
           <w:tcPr>
-            <w:tcW w:type="dxa" w:w="2160"/>
+            <w:tcW w:type="dxa" w:w="1440"/>
             <w:shd w:val="clear" w:color="auto" w:fill="FFFFFF"/>
           </w:tcPr>
           <w:p>
@@ -3186,7 +3416,7 @@
         </w:tc>
         <w:tc>
           <w:tcPr>
-            <w:tcW w:type="dxa" w:w="2160"/>
+            <w:tcW w:type="dxa" w:w="1440"/>
             <w:shd w:val="clear" w:color="auto" w:fill="FFFFFF"/>
           </w:tcPr>
           <w:p>
@@ -3202,7 +3432,7 @@
       <w:tr>
         <w:tc>
           <w:tcPr>
-            <w:tcW w:type="dxa" w:w="2160"/>
+            <w:tcW w:type="dxa" w:w="1440"/>
             <w:shd w:val="clear" w:color="auto" w:fill="F4F8F7"/>
           </w:tcPr>
           <w:p>
@@ -3216,7 +3446,35 @@
         </w:tc>
         <w:tc>
           <w:tcPr>
-            <w:tcW w:type="dxa" w:w="2160"/>
+            <w:tcW w:type="dxa" w:w="1440"/>
+            <w:shd w:val="clear" w:color="auto" w:fill="F4F8F7"/>
+          </w:tcPr>
+          <w:p>
+            <w:r>
+              <w:rPr>
+                <w:sz w:val="18"/>
+              </w:rPr>
+              <w:t>42</w:t>
+            </w:r>
+          </w:p>
+        </w:tc>
+        <w:tc>
+          <w:tcPr>
+            <w:tcW w:type="dxa" w:w="1440"/>
+            <w:shd w:val="clear" w:color="auto" w:fill="F4F8F7"/>
+          </w:tcPr>
+          <w:p>
+            <w:r>
+              <w:rPr>
+                <w:sz w:val="18"/>
+              </w:rPr>
+              <w:t>0</w:t>
+            </w:r>
+          </w:p>
+        </w:tc>
+        <w:tc>
+          <w:tcPr>
+            <w:tcW w:type="dxa" w:w="1440"/>
             <w:shd w:val="clear" w:color="auto" w:fill="F4F8F7"/>
           </w:tcPr>
           <w:p>
@@ -3230,7 +3488,7 @@
         </w:tc>
         <w:tc>
           <w:tcPr>
-            <w:tcW w:type="dxa" w:w="2160"/>
+            <w:tcW w:type="dxa" w:w="1440"/>
             <w:shd w:val="clear" w:color="auto" w:fill="F4F8F7"/>
           </w:tcPr>
           <w:p>
@@ -3244,7 +3502,7 @@
         </w:tc>
         <w:tc>
           <w:tcPr>
-            <w:tcW w:type="dxa" w:w="2160"/>
+            <w:tcW w:type="dxa" w:w="1440"/>
             <w:shd w:val="clear" w:color="auto" w:fill="F4F8F7"/>
           </w:tcPr>
           <w:p>
@@ -3260,7 +3518,7 @@
       <w:tr>
         <w:tc>
           <w:tcPr>
-            <w:tcW w:type="dxa" w:w="2160"/>
+            <w:tcW w:type="dxa" w:w="1440"/>
             <w:shd w:val="clear" w:color="auto" w:fill="FFFFFF"/>
           </w:tcPr>
           <w:p>
@@ -3274,7 +3532,35 @@
         </w:tc>
         <w:tc>
           <w:tcPr>
-            <w:tcW w:type="dxa" w:w="2160"/>
+            <w:tcW w:type="dxa" w:w="1440"/>
+            <w:shd w:val="clear" w:color="auto" w:fill="FFFFFF"/>
+          </w:tcPr>
+          <w:p>
+            <w:r>
+              <w:rPr>
+                <w:sz w:val="18"/>
+              </w:rPr>
+              <w:t>38</w:t>
+            </w:r>
+          </w:p>
+        </w:tc>
+        <w:tc>
+          <w:tcPr>
+            <w:tcW w:type="dxa" w:w="1440"/>
+            <w:shd w:val="clear" w:color="auto" w:fill="FFFFFF"/>
+          </w:tcPr>
+          <w:p>
+            <w:r>
+              <w:rPr>
+                <w:sz w:val="18"/>
+              </w:rPr>
+              <w:t>0</w:t>
+            </w:r>
+          </w:p>
+        </w:tc>
+        <w:tc>
+          <w:tcPr>
+            <w:tcW w:type="dxa" w:w="1440"/>
             <w:shd w:val="clear" w:color="auto" w:fill="FFFFFF"/>
           </w:tcPr>
           <w:p>
@@ -3288,7 +3574,7 @@
         </w:tc>
         <w:tc>
           <w:tcPr>
-            <w:tcW w:type="dxa" w:w="2160"/>
+            <w:tcW w:type="dxa" w:w="1440"/>
             <w:shd w:val="clear" w:color="auto" w:fill="FFFFFF"/>
           </w:tcPr>
           <w:p>
@@ -3302,7 +3588,7 @@
         </w:tc>
         <w:tc>
           <w:tcPr>
-            <w:tcW w:type="dxa" w:w="2160"/>
+            <w:tcW w:type="dxa" w:w="1440"/>
             <w:shd w:val="clear" w:color="auto" w:fill="FFFFFF"/>
           </w:tcPr>
           <w:p>
@@ -3318,7 +3604,7 @@
       <w:tr>
         <w:tc>
           <w:tcPr>
-            <w:tcW w:type="dxa" w:w="2160"/>
+            <w:tcW w:type="dxa" w:w="1440"/>
             <w:shd w:val="clear" w:color="auto" w:fill="F4F8F7"/>
           </w:tcPr>
           <w:p>
@@ -3332,7 +3618,35 @@
         </w:tc>
         <w:tc>
           <w:tcPr>
-            <w:tcW w:type="dxa" w:w="2160"/>
+            <w:tcW w:type="dxa" w:w="1440"/>
+            <w:shd w:val="clear" w:color="auto" w:fill="F4F8F7"/>
+          </w:tcPr>
+          <w:p>
+            <w:r>
+              <w:rPr>
+                <w:sz w:val="18"/>
+              </w:rPr>
+              <w:t>43</w:t>
+            </w:r>
+          </w:p>
+        </w:tc>
+        <w:tc>
+          <w:tcPr>
+            <w:tcW w:type="dxa" w:w="1440"/>
+            <w:shd w:val="clear" w:color="auto" w:fill="F4F8F7"/>
+          </w:tcPr>
+          <w:p>
+            <w:r>
+              <w:rPr>
+                <w:sz w:val="18"/>
+              </w:rPr>
+              <w:t>0</w:t>
+            </w:r>
+          </w:p>
+        </w:tc>
+        <w:tc>
+          <w:tcPr>
+            <w:tcW w:type="dxa" w:w="1440"/>
             <w:shd w:val="clear" w:color="auto" w:fill="F4F8F7"/>
           </w:tcPr>
           <w:p>
@@ -3346,7 +3660,7 @@
         </w:tc>
         <w:tc>
           <w:tcPr>
-            <w:tcW w:type="dxa" w:w="2160"/>
+            <w:tcW w:type="dxa" w:w="1440"/>
             <w:shd w:val="clear" w:color="auto" w:fill="F4F8F7"/>
           </w:tcPr>
           <w:p>
@@ -3360,7 +3674,7 @@
         </w:tc>
         <w:tc>
           <w:tcPr>
-            <w:tcW w:type="dxa" w:w="2160"/>
+            <w:tcW w:type="dxa" w:w="1440"/>
             <w:shd w:val="clear" w:color="auto" w:fill="F4F8F7"/>
           </w:tcPr>
           <w:p>
@@ -3376,7 +3690,7 @@
       <w:tr>
         <w:tc>
           <w:tcPr>
-            <w:tcW w:type="dxa" w:w="2160"/>
+            <w:tcW w:type="dxa" w:w="1440"/>
             <w:shd w:val="clear" w:color="auto" w:fill="FFFFFF"/>
           </w:tcPr>
           <w:p>
@@ -3390,7 +3704,35 @@
         </w:tc>
         <w:tc>
           <w:tcPr>
-            <w:tcW w:type="dxa" w:w="2160"/>
+            <w:tcW w:type="dxa" w:w="1440"/>
+            <w:shd w:val="clear" w:color="auto" w:fill="FFFFFF"/>
+          </w:tcPr>
+          <w:p>
+            <w:r>
+              <w:rPr>
+                <w:sz w:val="18"/>
+              </w:rPr>
+              <w:t>42</w:t>
+            </w:r>
+          </w:p>
+        </w:tc>
+        <w:tc>
+          <w:tcPr>
+            <w:tcW w:type="dxa" w:w="1440"/>
+            <w:shd w:val="clear" w:color="auto" w:fill="FFFFFF"/>
+          </w:tcPr>
+          <w:p>
+            <w:r>
+              <w:rPr>
+                <w:sz w:val="18"/>
+              </w:rPr>
+              <w:t>2</w:t>
+            </w:r>
+          </w:p>
+        </w:tc>
+        <w:tc>
+          <w:tcPr>
+            <w:tcW w:type="dxa" w:w="1440"/>
             <w:shd w:val="clear" w:color="auto" w:fill="FFFFFF"/>
           </w:tcPr>
           <w:p>
@@ -3404,7 +3746,7 @@
         </w:tc>
         <w:tc>
           <w:tcPr>
-            <w:tcW w:type="dxa" w:w="2160"/>
+            <w:tcW w:type="dxa" w:w="1440"/>
             <w:shd w:val="clear" w:color="auto" w:fill="FFFFFF"/>
           </w:tcPr>
           <w:p>
@@ -3418,7 +3760,7 @@
         </w:tc>
         <w:tc>
           <w:tcPr>
-            <w:tcW w:type="dxa" w:w="2160"/>
+            <w:tcW w:type="dxa" w:w="1440"/>
             <w:shd w:val="clear" w:color="auto" w:fill="FFFFFF"/>
           </w:tcPr>
           <w:p>
@@ -3434,7 +3776,7 @@
       <w:tr>
         <w:tc>
           <w:tcPr>
-            <w:tcW w:type="dxa" w:w="2160"/>
+            <w:tcW w:type="dxa" w:w="1440"/>
             <w:shd w:val="clear" w:color="auto" w:fill="F4F8F7"/>
           </w:tcPr>
           <w:p>
@@ -3448,7 +3790,35 @@
         </w:tc>
         <w:tc>
           <w:tcPr>
-            <w:tcW w:type="dxa" w:w="2160"/>
+            <w:tcW w:type="dxa" w:w="1440"/>
+            <w:shd w:val="clear" w:color="auto" w:fill="F4F8F7"/>
+          </w:tcPr>
+          <w:p>
+            <w:r>
+              <w:rPr>
+                <w:sz w:val="18"/>
+              </w:rPr>
+              <w:t>41</w:t>
+            </w:r>
+          </w:p>
+        </w:tc>
+        <w:tc>
+          <w:tcPr>
+            <w:tcW w:type="dxa" w:w="1440"/>
+            <w:shd w:val="clear" w:color="auto" w:fill="F4F8F7"/>
+          </w:tcPr>
+          <w:p>
+            <w:r>
+              <w:rPr>
+                <w:sz w:val="18"/>
+              </w:rPr>
+              <w:t>1</w:t>
+            </w:r>
+          </w:p>
+        </w:tc>
+        <w:tc>
+          <w:tcPr>
+            <w:tcW w:type="dxa" w:w="1440"/>
             <w:shd w:val="clear" w:color="auto" w:fill="F4F8F7"/>
           </w:tcPr>
           <w:p>
@@ -3462,7 +3832,7 @@
         </w:tc>
         <w:tc>
           <w:tcPr>
-            <w:tcW w:type="dxa" w:w="2160"/>
+            <w:tcW w:type="dxa" w:w="1440"/>
             <w:shd w:val="clear" w:color="auto" w:fill="F4F8F7"/>
           </w:tcPr>
           <w:p>
@@ -3476,7 +3846,7 @@
         </w:tc>
         <w:tc>
           <w:tcPr>
-            <w:tcW w:type="dxa" w:w="2160"/>
+            <w:tcW w:type="dxa" w:w="1440"/>
             <w:shd w:val="clear" w:color="auto" w:fill="F4F8F7"/>
           </w:tcPr>
           <w:p>
@@ -3492,7 +3862,7 @@
       <w:tr>
         <w:tc>
           <w:tcPr>
-            <w:tcW w:type="dxa" w:w="2160"/>
+            <w:tcW w:type="dxa" w:w="1440"/>
             <w:shd w:val="clear" w:color="auto" w:fill="FFFFFF"/>
           </w:tcPr>
           <w:p>
@@ -3506,7 +3876,35 @@
         </w:tc>
         <w:tc>
           <w:tcPr>
-            <w:tcW w:type="dxa" w:w="2160"/>
+            <w:tcW w:type="dxa" w:w="1440"/>
+            <w:shd w:val="clear" w:color="auto" w:fill="FFFFFF"/>
+          </w:tcPr>
+          <w:p>
+            <w:r>
+              <w:rPr>
+                <w:sz w:val="18"/>
+              </w:rPr>
+              <w:t>42</w:t>
+            </w:r>
+          </w:p>
+        </w:tc>
+        <w:tc>
+          <w:tcPr>
+            <w:tcW w:type="dxa" w:w="1440"/>
+            <w:shd w:val="clear" w:color="auto" w:fill="FFFFFF"/>
+          </w:tcPr>
+          <w:p>
+            <w:r>
+              <w:rPr>
+                <w:sz w:val="18"/>
+              </w:rPr>
+              <w:t>0</w:t>
+            </w:r>
+          </w:p>
+        </w:tc>
+        <w:tc>
+          <w:tcPr>
+            <w:tcW w:type="dxa" w:w="1440"/>
             <w:shd w:val="clear" w:color="auto" w:fill="FFFFFF"/>
           </w:tcPr>
           <w:p>
@@ -3520,7 +3918,7 @@
         </w:tc>
         <w:tc>
           <w:tcPr>
-            <w:tcW w:type="dxa" w:w="2160"/>
+            <w:tcW w:type="dxa" w:w="1440"/>
             <w:shd w:val="clear" w:color="auto" w:fill="FFFFFF"/>
           </w:tcPr>
           <w:p>
@@ -3534,7 +3932,7 @@
         </w:tc>
         <w:tc>
           <w:tcPr>
-            <w:tcW w:type="dxa" w:w="2160"/>
+            <w:tcW w:type="dxa" w:w="1440"/>
             <w:shd w:val="clear" w:color="auto" w:fill="FFFFFF"/>
           </w:tcPr>
           <w:p>
@@ -3550,7 +3948,7 @@
       <w:tr>
         <w:tc>
           <w:tcPr>
-            <w:tcW w:type="dxa" w:w="2160"/>
+            <w:tcW w:type="dxa" w:w="1440"/>
             <w:shd w:val="clear" w:color="auto" w:fill="F4F8F7"/>
           </w:tcPr>
           <w:p>
@@ -3564,7 +3962,35 @@
         </w:tc>
         <w:tc>
           <w:tcPr>
-            <w:tcW w:type="dxa" w:w="2160"/>
+            <w:tcW w:type="dxa" w:w="1440"/>
+            <w:shd w:val="clear" w:color="auto" w:fill="F4F8F7"/>
+          </w:tcPr>
+          <w:p>
+            <w:r>
+              <w:rPr>
+                <w:sz w:val="18"/>
+              </w:rPr>
+              <w:t>39</w:t>
+            </w:r>
+          </w:p>
+        </w:tc>
+        <w:tc>
+          <w:tcPr>
+            <w:tcW w:type="dxa" w:w="1440"/>
+            <w:shd w:val="clear" w:color="auto" w:fill="F4F8F7"/>
+          </w:tcPr>
+          <w:p>
+            <w:r>
+              <w:rPr>
+                <w:sz w:val="18"/>
+              </w:rPr>
+              <w:t>0</w:t>
+            </w:r>
+          </w:p>
+        </w:tc>
+        <w:tc>
+          <w:tcPr>
+            <w:tcW w:type="dxa" w:w="1440"/>
             <w:shd w:val="clear" w:color="auto" w:fill="F4F8F7"/>
           </w:tcPr>
           <w:p>
@@ -3578,7 +4004,7 @@
         </w:tc>
         <w:tc>
           <w:tcPr>
-            <w:tcW w:type="dxa" w:w="2160"/>
+            <w:tcW w:type="dxa" w:w="1440"/>
             <w:shd w:val="clear" w:color="auto" w:fill="F4F8F7"/>
           </w:tcPr>
           <w:p>
@@ -3592,7 +4018,7 @@
         </w:tc>
         <w:tc>
           <w:tcPr>
-            <w:tcW w:type="dxa" w:w="2160"/>
+            <w:tcW w:type="dxa" w:w="1440"/>
             <w:shd w:val="clear" w:color="auto" w:fill="F4F8F7"/>
           </w:tcPr>
           <w:p>
@@ -3608,7 +4034,7 @@
       <w:tr>
         <w:tc>
           <w:tcPr>
-            <w:tcW w:type="dxa" w:w="2160"/>
+            <w:tcW w:type="dxa" w:w="1440"/>
             <w:shd w:val="clear" w:color="auto" w:fill="FFFFFF"/>
           </w:tcPr>
           <w:p>
@@ -3622,7 +4048,35 @@
         </w:tc>
         <w:tc>
           <w:tcPr>
-            <w:tcW w:type="dxa" w:w="2160"/>
+            <w:tcW w:type="dxa" w:w="1440"/>
+            <w:shd w:val="clear" w:color="auto" w:fill="FFFFFF"/>
+          </w:tcPr>
+          <w:p>
+            <w:r>
+              <w:rPr>
+                <w:sz w:val="18"/>
+              </w:rPr>
+              <w:t>38</w:t>
+            </w:r>
+          </w:p>
+        </w:tc>
+        <w:tc>
+          <w:tcPr>
+            <w:tcW w:type="dxa" w:w="1440"/>
+            <w:shd w:val="clear" w:color="auto" w:fill="FFFFFF"/>
+          </w:tcPr>
+          <w:p>
+            <w:r>
+              <w:rPr>
+                <w:sz w:val="18"/>
+              </w:rPr>
+              <w:t>0</w:t>
+            </w:r>
+          </w:p>
+        </w:tc>
+        <w:tc>
+          <w:tcPr>
+            <w:tcW w:type="dxa" w:w="1440"/>
             <w:shd w:val="clear" w:color="auto" w:fill="FFFFFF"/>
           </w:tcPr>
           <w:p>
@@ -3636,7 +4090,7 @@
         </w:tc>
         <w:tc>
           <w:tcPr>
-            <w:tcW w:type="dxa" w:w="2160"/>
+            <w:tcW w:type="dxa" w:w="1440"/>
             <w:shd w:val="clear" w:color="auto" w:fill="FFFFFF"/>
           </w:tcPr>
           <w:p>
@@ -3650,7 +4104,7 @@
         </w:tc>
         <w:tc>
           <w:tcPr>
-            <w:tcW w:type="dxa" w:w="2160"/>
+            <w:tcW w:type="dxa" w:w="1440"/>
             <w:shd w:val="clear" w:color="auto" w:fill="FFFFFF"/>
           </w:tcPr>
           <w:p>
@@ -3666,7 +4120,7 @@
       <w:tr>
         <w:tc>
           <w:tcPr>
-            <w:tcW w:type="dxa" w:w="2160"/>
+            <w:tcW w:type="dxa" w:w="1440"/>
             <w:shd w:val="clear" w:color="auto" w:fill="F4F8F7"/>
           </w:tcPr>
           <w:p>
@@ -3680,7 +4134,35 @@
         </w:tc>
         <w:tc>
           <w:tcPr>
-            <w:tcW w:type="dxa" w:w="2160"/>
+            <w:tcW w:type="dxa" w:w="1440"/>
+            <w:shd w:val="clear" w:color="auto" w:fill="F4F8F7"/>
+          </w:tcPr>
+          <w:p>
+            <w:r>
+              <w:rPr>
+                <w:sz w:val="18"/>
+              </w:rPr>
+              <w:t>37</w:t>
+            </w:r>
+          </w:p>
+        </w:tc>
+        <w:tc>
+          <w:tcPr>
+            <w:tcW w:type="dxa" w:w="1440"/>
+            <w:shd w:val="clear" w:color="auto" w:fill="F4F8F7"/>
+          </w:tcPr>
+          <w:p>
+            <w:r>
+              <w:rPr>
+                <w:sz w:val="18"/>
+              </w:rPr>
+              <w:t>0</w:t>
+            </w:r>
+          </w:p>
+        </w:tc>
+        <w:tc>
+          <w:tcPr>
+            <w:tcW w:type="dxa" w:w="1440"/>
             <w:shd w:val="clear" w:color="auto" w:fill="F4F8F7"/>
           </w:tcPr>
           <w:p>
@@ -3694,7 +4176,7 @@
         </w:tc>
         <w:tc>
           <w:tcPr>
-            <w:tcW w:type="dxa" w:w="2160"/>
+            <w:tcW w:type="dxa" w:w="1440"/>
             <w:shd w:val="clear" w:color="auto" w:fill="F4F8F7"/>
           </w:tcPr>
           <w:p>
@@ -3708,7 +4190,7 @@
         </w:tc>
         <w:tc>
           <w:tcPr>
-            <w:tcW w:type="dxa" w:w="2160"/>
+            <w:tcW w:type="dxa" w:w="1440"/>
             <w:shd w:val="clear" w:color="auto" w:fill="F4F8F7"/>
           </w:tcPr>
           <w:p>
@@ -3724,7 +4206,7 @@
       <w:tr>
         <w:tc>
           <w:tcPr>
-            <w:tcW w:type="dxa" w:w="2160"/>
+            <w:tcW w:type="dxa" w:w="1440"/>
             <w:shd w:val="clear" w:color="auto" w:fill="FFFFFF"/>
           </w:tcPr>
           <w:p>
@@ -3738,7 +4220,35 @@
         </w:tc>
         <w:tc>
           <w:tcPr>
-            <w:tcW w:type="dxa" w:w="2160"/>
+            <w:tcW w:type="dxa" w:w="1440"/>
+            <w:shd w:val="clear" w:color="auto" w:fill="FFFFFF"/>
+          </w:tcPr>
+          <w:p>
+            <w:r>
+              <w:rPr>
+                <w:sz w:val="18"/>
+              </w:rPr>
+              <w:t>39</w:t>
+            </w:r>
+          </w:p>
+        </w:tc>
+        <w:tc>
+          <w:tcPr>
+            <w:tcW w:type="dxa" w:w="1440"/>
+            <w:shd w:val="clear" w:color="auto" w:fill="FFFFFF"/>
+          </w:tcPr>
+          <w:p>
+            <w:r>
+              <w:rPr>
+                <w:sz w:val="18"/>
+              </w:rPr>
+              <w:t>0</w:t>
+            </w:r>
+          </w:p>
+        </w:tc>
+        <w:tc>
+          <w:tcPr>
+            <w:tcW w:type="dxa" w:w="1440"/>
             <w:shd w:val="clear" w:color="auto" w:fill="FFFFFF"/>
           </w:tcPr>
           <w:p>
@@ -3752,7 +4262,7 @@
         </w:tc>
         <w:tc>
           <w:tcPr>
-            <w:tcW w:type="dxa" w:w="2160"/>
+            <w:tcW w:type="dxa" w:w="1440"/>
             <w:shd w:val="clear" w:color="auto" w:fill="FFFFFF"/>
           </w:tcPr>
           <w:p>
@@ -3766,7 +4276,7 @@
         </w:tc>
         <w:tc>
           <w:tcPr>
-            <w:tcW w:type="dxa" w:w="2160"/>
+            <w:tcW w:type="dxa" w:w="1440"/>
             <w:shd w:val="clear" w:color="auto" w:fill="FFFFFF"/>
           </w:tcPr>
           <w:p>
@@ -3782,7 +4292,7 @@
       <w:tr>
         <w:tc>
           <w:tcPr>
-            <w:tcW w:type="dxa" w:w="2160"/>
+            <w:tcW w:type="dxa" w:w="1440"/>
             <w:shd w:val="clear" w:color="auto" w:fill="F4F8F7"/>
           </w:tcPr>
           <w:p>
@@ -3796,7 +4306,35 @@
         </w:tc>
         <w:tc>
           <w:tcPr>
-            <w:tcW w:type="dxa" w:w="2160"/>
+            <w:tcW w:type="dxa" w:w="1440"/>
+            <w:shd w:val="clear" w:color="auto" w:fill="F4F8F7"/>
+          </w:tcPr>
+          <w:p>
+            <w:r>
+              <w:rPr>
+                <w:sz w:val="18"/>
+              </w:rPr>
+              <w:t>37</w:t>
+            </w:r>
+          </w:p>
+        </w:tc>
+        <w:tc>
+          <w:tcPr>
+            <w:tcW w:type="dxa" w:w="1440"/>
+            <w:shd w:val="clear" w:color="auto" w:fill="F4F8F7"/>
+          </w:tcPr>
+          <w:p>
+            <w:r>
+              <w:rPr>
+                <w:sz w:val="18"/>
+              </w:rPr>
+              <w:t>0</w:t>
+            </w:r>
+          </w:p>
+        </w:tc>
+        <w:tc>
+          <w:tcPr>
+            <w:tcW w:type="dxa" w:w="1440"/>
             <w:shd w:val="clear" w:color="auto" w:fill="F4F8F7"/>
           </w:tcPr>
           <w:p>
@@ -3810,7 +4348,7 @@
         </w:tc>
         <w:tc>
           <w:tcPr>
-            <w:tcW w:type="dxa" w:w="2160"/>
+            <w:tcW w:type="dxa" w:w="1440"/>
             <w:shd w:val="clear" w:color="auto" w:fill="F4F8F7"/>
           </w:tcPr>
           <w:p>
@@ -3824,7 +4362,7 @@
         </w:tc>
         <w:tc>
           <w:tcPr>
-            <w:tcW w:type="dxa" w:w="2160"/>
+            <w:tcW w:type="dxa" w:w="1440"/>
             <w:shd w:val="clear" w:color="auto" w:fill="F4F8F7"/>
           </w:tcPr>
           <w:p>
@@ -3840,7 +4378,7 @@
       <w:tr>
         <w:tc>
           <w:tcPr>
-            <w:tcW w:type="dxa" w:w="2160"/>
+            <w:tcW w:type="dxa" w:w="1440"/>
             <w:shd w:val="clear" w:color="auto" w:fill="FFFFFF"/>
           </w:tcPr>
           <w:p>
@@ -3854,7 +4392,35 @@
         </w:tc>
         <w:tc>
           <w:tcPr>
-            <w:tcW w:type="dxa" w:w="2160"/>
+            <w:tcW w:type="dxa" w:w="1440"/>
+            <w:shd w:val="clear" w:color="auto" w:fill="FFFFFF"/>
+          </w:tcPr>
+          <w:p>
+            <w:r>
+              <w:rPr>
+                <w:sz w:val="18"/>
+              </w:rPr>
+              <w:t>41</w:t>
+            </w:r>
+          </w:p>
+        </w:tc>
+        <w:tc>
+          <w:tcPr>
+            <w:tcW w:type="dxa" w:w="1440"/>
+            <w:shd w:val="clear" w:color="auto" w:fill="FFFFFF"/>
+          </w:tcPr>
+          <w:p>
+            <w:r>
+              <w:rPr>
+                <w:sz w:val="18"/>
+              </w:rPr>
+              <w:t>0</w:t>
+            </w:r>
+          </w:p>
+        </w:tc>
+        <w:tc>
+          <w:tcPr>
+            <w:tcW w:type="dxa" w:w="1440"/>
             <w:shd w:val="clear" w:color="auto" w:fill="FFFFFF"/>
           </w:tcPr>
           <w:p>
@@ -3868,7 +4434,7 @@
         </w:tc>
         <w:tc>
           <w:tcPr>
-            <w:tcW w:type="dxa" w:w="2160"/>
+            <w:tcW w:type="dxa" w:w="1440"/>
             <w:shd w:val="clear" w:color="auto" w:fill="FFFFFF"/>
           </w:tcPr>
           <w:p>
@@ -3882,7 +4448,7 @@
         </w:tc>
         <w:tc>
           <w:tcPr>
-            <w:tcW w:type="dxa" w:w="2160"/>
+            <w:tcW w:type="dxa" w:w="1440"/>
             <w:shd w:val="clear" w:color="auto" w:fill="FFFFFF"/>
           </w:tcPr>
           <w:p>
@@ -3898,7 +4464,7 @@
       <w:tr>
         <w:tc>
           <w:tcPr>
-            <w:tcW w:type="dxa" w:w="2160"/>
+            <w:tcW w:type="dxa" w:w="1440"/>
             <w:shd w:val="clear" w:color="auto" w:fill="F4F8F7"/>
           </w:tcPr>
           <w:p>
@@ -3912,7 +4478,35 @@
         </w:tc>
         <w:tc>
           <w:tcPr>
-            <w:tcW w:type="dxa" w:w="2160"/>
+            <w:tcW w:type="dxa" w:w="1440"/>
+            <w:shd w:val="clear" w:color="auto" w:fill="F4F8F7"/>
+          </w:tcPr>
+          <w:p>
+            <w:r>
+              <w:rPr>
+                <w:sz w:val="18"/>
+              </w:rPr>
+              <w:t>43</w:t>
+            </w:r>
+          </w:p>
+        </w:tc>
+        <w:tc>
+          <w:tcPr>
+            <w:tcW w:type="dxa" w:w="1440"/>
+            <w:shd w:val="clear" w:color="auto" w:fill="F4F8F7"/>
+          </w:tcPr>
+          <w:p>
+            <w:r>
+              <w:rPr>
+                <w:sz w:val="18"/>
+              </w:rPr>
+              <w:t>0</w:t>
+            </w:r>
+          </w:p>
+        </w:tc>
+        <w:tc>
+          <w:tcPr>
+            <w:tcW w:type="dxa" w:w="1440"/>
             <w:shd w:val="clear" w:color="auto" w:fill="F4F8F7"/>
           </w:tcPr>
           <w:p>
@@ -3926,7 +4520,7 @@
         </w:tc>
         <w:tc>
           <w:tcPr>
-            <w:tcW w:type="dxa" w:w="2160"/>
+            <w:tcW w:type="dxa" w:w="1440"/>
             <w:shd w:val="clear" w:color="auto" w:fill="F4F8F7"/>
           </w:tcPr>
           <w:p>
@@ -3940,7 +4534,7 @@
         </w:tc>
         <w:tc>
           <w:tcPr>
-            <w:tcW w:type="dxa" w:w="2160"/>
+            <w:tcW w:type="dxa" w:w="1440"/>
             <w:shd w:val="clear" w:color="auto" w:fill="F4F8F7"/>
           </w:tcPr>
           <w:p>
@@ -3956,7 +4550,7 @@
       <w:tr>
         <w:tc>
           <w:tcPr>
-            <w:tcW w:type="dxa" w:w="2160"/>
+            <w:tcW w:type="dxa" w:w="1440"/>
             <w:shd w:val="clear" w:color="auto" w:fill="FFFFFF"/>
           </w:tcPr>
           <w:p>
@@ -3970,7 +4564,35 @@
         </w:tc>
         <w:tc>
           <w:tcPr>
-            <w:tcW w:type="dxa" w:w="2160"/>
+            <w:tcW w:type="dxa" w:w="1440"/>
+            <w:shd w:val="clear" w:color="auto" w:fill="FFFFFF"/>
+          </w:tcPr>
+          <w:p>
+            <w:r>
+              <w:rPr>
+                <w:sz w:val="18"/>
+              </w:rPr>
+              <w:t>39</w:t>
+            </w:r>
+          </w:p>
+        </w:tc>
+        <w:tc>
+          <w:tcPr>
+            <w:tcW w:type="dxa" w:w="1440"/>
+            <w:shd w:val="clear" w:color="auto" w:fill="FFFFFF"/>
+          </w:tcPr>
+          <w:p>
+            <w:r>
+              <w:rPr>
+                <w:sz w:val="18"/>
+              </w:rPr>
+              <w:t>0</w:t>
+            </w:r>
+          </w:p>
+        </w:tc>
+        <w:tc>
+          <w:tcPr>
+            <w:tcW w:type="dxa" w:w="1440"/>
             <w:shd w:val="clear" w:color="auto" w:fill="FFFFFF"/>
           </w:tcPr>
           <w:p>
@@ -3984,7 +4606,7 @@
         </w:tc>
         <w:tc>
           <w:tcPr>
-            <w:tcW w:type="dxa" w:w="2160"/>
+            <w:tcW w:type="dxa" w:w="1440"/>
             <w:shd w:val="clear" w:color="auto" w:fill="FFFFFF"/>
           </w:tcPr>
           <w:p>
@@ -3998,7 +4620,7 @@
         </w:tc>
         <w:tc>
           <w:tcPr>
-            <w:tcW w:type="dxa" w:w="2160"/>
+            <w:tcW w:type="dxa" w:w="1440"/>
             <w:shd w:val="clear" w:color="auto" w:fill="FFFFFF"/>
           </w:tcPr>
           <w:p>
@@ -4014,7 +4636,7 @@
       <w:tr>
         <w:tc>
           <w:tcPr>
-            <w:tcW w:type="dxa" w:w="2160"/>
+            <w:tcW w:type="dxa" w:w="1440"/>
             <w:shd w:val="clear" w:color="auto" w:fill="F4F8F7"/>
           </w:tcPr>
           <w:p>
@@ -4028,7 +4650,35 @@
         </w:tc>
         <w:tc>
           <w:tcPr>
-            <w:tcW w:type="dxa" w:w="2160"/>
+            <w:tcW w:type="dxa" w:w="1440"/>
+            <w:shd w:val="clear" w:color="auto" w:fill="F4F8F7"/>
+          </w:tcPr>
+          <w:p>
+            <w:r>
+              <w:rPr>
+                <w:sz w:val="18"/>
+              </w:rPr>
+              <w:t>36</w:t>
+            </w:r>
+          </w:p>
+        </w:tc>
+        <w:tc>
+          <w:tcPr>
+            <w:tcW w:type="dxa" w:w="1440"/>
+            <w:shd w:val="clear" w:color="auto" w:fill="F4F8F7"/>
+          </w:tcPr>
+          <w:p>
+            <w:r>
+              <w:rPr>
+                <w:sz w:val="18"/>
+              </w:rPr>
+              <w:t>0</w:t>
+            </w:r>
+          </w:p>
+        </w:tc>
+        <w:tc>
+          <w:tcPr>
+            <w:tcW w:type="dxa" w:w="1440"/>
             <w:shd w:val="clear" w:color="auto" w:fill="F4F8F7"/>
           </w:tcPr>
           <w:p>
@@ -4042,7 +4692,7 @@
         </w:tc>
         <w:tc>
           <w:tcPr>
-            <w:tcW w:type="dxa" w:w="2160"/>
+            <w:tcW w:type="dxa" w:w="1440"/>
             <w:shd w:val="clear" w:color="auto" w:fill="F4F8F7"/>
           </w:tcPr>
           <w:p>
@@ -4056,7 +4706,7 @@
         </w:tc>
         <w:tc>
           <w:tcPr>
-            <w:tcW w:type="dxa" w:w="2160"/>
+            <w:tcW w:type="dxa" w:w="1440"/>
             <w:shd w:val="clear" w:color="auto" w:fill="F4F8F7"/>
           </w:tcPr>
           <w:p>
@@ -4072,7 +4722,7 @@
       <w:tr>
         <w:tc>
           <w:tcPr>
-            <w:tcW w:type="dxa" w:w="2160"/>
+            <w:tcW w:type="dxa" w:w="1440"/>
             <w:shd w:val="clear" w:color="auto" w:fill="FFFFFF"/>
           </w:tcPr>
           <w:p>
@@ -4086,7 +4736,7 @@
         </w:tc>
         <w:tc>
           <w:tcPr>
-            <w:tcW w:type="dxa" w:w="2160"/>
+            <w:tcW w:type="dxa" w:w="1440"/>
             <w:shd w:val="clear" w:color="auto" w:fill="FFFFFF"/>
           </w:tcPr>
           <w:p>
@@ -4100,7 +4750,35 @@
         </w:tc>
         <w:tc>
           <w:tcPr>
-            <w:tcW w:type="dxa" w:w="2160"/>
+            <w:tcW w:type="dxa" w:w="1440"/>
+            <w:shd w:val="clear" w:color="auto" w:fill="FFFFFF"/>
+          </w:tcPr>
+          <w:p>
+            <w:r>
+              <w:rPr>
+                <w:sz w:val="18"/>
+              </w:rPr>
+              <w:t>0</w:t>
+            </w:r>
+          </w:p>
+        </w:tc>
+        <w:tc>
+          <w:tcPr>
+            <w:tcW w:type="dxa" w:w="1440"/>
+            <w:shd w:val="clear" w:color="auto" w:fill="FFFFFF"/>
+          </w:tcPr>
+          <w:p>
+            <w:r>
+              <w:rPr>
+                <w:sz w:val="18"/>
+              </w:rPr>
+              <w:t>34</w:t>
+            </w:r>
+          </w:p>
+        </w:tc>
+        <w:tc>
+          <w:tcPr>
+            <w:tcW w:type="dxa" w:w="1440"/>
             <w:shd w:val="clear" w:color="auto" w:fill="FFFFFF"/>
           </w:tcPr>
           <w:p>
@@ -4114,7 +4792,7 @@
         </w:tc>
         <w:tc>
           <w:tcPr>
-            <w:tcW w:type="dxa" w:w="2160"/>
+            <w:tcW w:type="dxa" w:w="1440"/>
             <w:shd w:val="clear" w:color="auto" w:fill="FFFFFF"/>
           </w:tcPr>
           <w:p>
@@ -4130,7 +4808,7 @@
       <w:tr>
         <w:tc>
           <w:tcPr>
-            <w:tcW w:type="dxa" w:w="2160"/>
+            <w:tcW w:type="dxa" w:w="1440"/>
             <w:shd w:val="clear" w:color="auto" w:fill="F4F8F7"/>
           </w:tcPr>
           <w:p>
@@ -4144,7 +4822,35 @@
         </w:tc>
         <w:tc>
           <w:tcPr>
-            <w:tcW w:type="dxa" w:w="2160"/>
+            <w:tcW w:type="dxa" w:w="1440"/>
+            <w:shd w:val="clear" w:color="auto" w:fill="F4F8F7"/>
+          </w:tcPr>
+          <w:p>
+            <w:r>
+              <w:rPr>
+                <w:sz w:val="18"/>
+              </w:rPr>
+              <w:t>37</w:t>
+            </w:r>
+          </w:p>
+        </w:tc>
+        <w:tc>
+          <w:tcPr>
+            <w:tcW w:type="dxa" w:w="1440"/>
+            <w:shd w:val="clear" w:color="auto" w:fill="F4F8F7"/>
+          </w:tcPr>
+          <w:p>
+            <w:r>
+              <w:rPr>
+                <w:sz w:val="18"/>
+              </w:rPr>
+              <w:t>0</w:t>
+            </w:r>
+          </w:p>
+        </w:tc>
+        <w:tc>
+          <w:tcPr>
+            <w:tcW w:type="dxa" w:w="1440"/>
             <w:shd w:val="clear" w:color="auto" w:fill="F4F8F7"/>
           </w:tcPr>
           <w:p>
@@ -4158,7 +4864,7 @@
         </w:tc>
         <w:tc>
           <w:tcPr>
-            <w:tcW w:type="dxa" w:w="2160"/>
+            <w:tcW w:type="dxa" w:w="1440"/>
             <w:shd w:val="clear" w:color="auto" w:fill="F4F8F7"/>
           </w:tcPr>
           <w:p>
@@ -4172,7 +4878,7 @@
         </w:tc>
         <w:tc>
           <w:tcPr>
-            <w:tcW w:type="dxa" w:w="2160"/>
+            <w:tcW w:type="dxa" w:w="1440"/>
             <w:shd w:val="clear" w:color="auto" w:fill="F4F8F7"/>
           </w:tcPr>
           <w:p>
@@ -4188,7 +4894,7 @@
       <w:tr>
         <w:tc>
           <w:tcPr>
-            <w:tcW w:type="dxa" w:w="2160"/>
+            <w:tcW w:type="dxa" w:w="1440"/>
             <w:shd w:val="clear" w:color="auto" w:fill="FFFFFF"/>
           </w:tcPr>
           <w:p>
@@ -4202,7 +4908,7 @@
         </w:tc>
         <w:tc>
           <w:tcPr>
-            <w:tcW w:type="dxa" w:w="2160"/>
+            <w:tcW w:type="dxa" w:w="1440"/>
             <w:shd w:val="clear" w:color="auto" w:fill="FFFFFF"/>
           </w:tcPr>
           <w:p>
@@ -4216,7 +4922,35 @@
         </w:tc>
         <w:tc>
           <w:tcPr>
-            <w:tcW w:type="dxa" w:w="2160"/>
+            <w:tcW w:type="dxa" w:w="1440"/>
+            <w:shd w:val="clear" w:color="auto" w:fill="FFFFFF"/>
+          </w:tcPr>
+          <w:p>
+            <w:r>
+              <w:rPr>
+                <w:sz w:val="18"/>
+              </w:rPr>
+              <w:t>0</w:t>
+            </w:r>
+          </w:p>
+        </w:tc>
+        <w:tc>
+          <w:tcPr>
+            <w:tcW w:type="dxa" w:w="1440"/>
+            <w:shd w:val="clear" w:color="auto" w:fill="FFFFFF"/>
+          </w:tcPr>
+          <w:p>
+            <w:r>
+              <w:rPr>
+                <w:sz w:val="18"/>
+              </w:rPr>
+              <w:t>34</w:t>
+            </w:r>
+          </w:p>
+        </w:tc>
+        <w:tc>
+          <w:tcPr>
+            <w:tcW w:type="dxa" w:w="1440"/>
             <w:shd w:val="clear" w:color="auto" w:fill="FFFFFF"/>
           </w:tcPr>
           <w:p>
@@ -4230,7 +4964,7 @@
         </w:tc>
         <w:tc>
           <w:tcPr>
-            <w:tcW w:type="dxa" w:w="2160"/>
+            <w:tcW w:type="dxa" w:w="1440"/>
             <w:shd w:val="clear" w:color="auto" w:fill="FFFFFF"/>
           </w:tcPr>
           <w:p>
@@ -4246,7 +4980,7 @@
       <w:tr>
         <w:tc>
           <w:tcPr>
-            <w:tcW w:type="dxa" w:w="2160"/>
+            <w:tcW w:type="dxa" w:w="1440"/>
             <w:shd w:val="clear" w:color="auto" w:fill="F4F8F7"/>
           </w:tcPr>
           <w:p>
@@ -4260,7 +4994,35 @@
         </w:tc>
         <w:tc>
           <w:tcPr>
-            <w:tcW w:type="dxa" w:w="2160"/>
+            <w:tcW w:type="dxa" w:w="1440"/>
+            <w:shd w:val="clear" w:color="auto" w:fill="F4F8F7"/>
+          </w:tcPr>
+          <w:p>
+            <w:r>
+              <w:rPr>
+                <w:sz w:val="18"/>
+              </w:rPr>
+              <w:t>40</w:t>
+            </w:r>
+          </w:p>
+        </w:tc>
+        <w:tc>
+          <w:tcPr>
+            <w:tcW w:type="dxa" w:w="1440"/>
+            <w:shd w:val="clear" w:color="auto" w:fill="F4F8F7"/>
+          </w:tcPr>
+          <w:p>
+            <w:r>
+              <w:rPr>
+                <w:sz w:val="18"/>
+              </w:rPr>
+              <w:t>0</w:t>
+            </w:r>
+          </w:p>
+        </w:tc>
+        <w:tc>
+          <w:tcPr>
+            <w:tcW w:type="dxa" w:w="1440"/>
             <w:shd w:val="clear" w:color="auto" w:fill="F4F8F7"/>
           </w:tcPr>
           <w:p>
@@ -4274,7 +5036,7 @@
         </w:tc>
         <w:tc>
           <w:tcPr>
-            <w:tcW w:type="dxa" w:w="2160"/>
+            <w:tcW w:type="dxa" w:w="1440"/>
             <w:shd w:val="clear" w:color="auto" w:fill="F4F8F7"/>
           </w:tcPr>
           <w:p>
@@ -4288,7 +5050,7 @@
         </w:tc>
         <w:tc>
           <w:tcPr>
-            <w:tcW w:type="dxa" w:w="2160"/>
+            <w:tcW w:type="dxa" w:w="1440"/>
             <w:shd w:val="clear" w:color="auto" w:fill="F4F8F7"/>
           </w:tcPr>
           <w:p>
@@ -4304,7 +5066,7 @@
       <w:tr>
         <w:tc>
           <w:tcPr>
-            <w:tcW w:type="dxa" w:w="2160"/>
+            <w:tcW w:type="dxa" w:w="1440"/>
             <w:shd w:val="clear" w:color="auto" w:fill="FFFFFF"/>
           </w:tcPr>
           <w:p>
@@ -4318,7 +5080,7 @@
         </w:tc>
         <w:tc>
           <w:tcPr>
-            <w:tcW w:type="dxa" w:w="2160"/>
+            <w:tcW w:type="dxa" w:w="1440"/>
             <w:shd w:val="clear" w:color="auto" w:fill="FFFFFF"/>
           </w:tcPr>
           <w:p>
@@ -4332,7 +5094,35 @@
         </w:tc>
         <w:tc>
           <w:tcPr>
-            <w:tcW w:type="dxa" w:w="2160"/>
+            <w:tcW w:type="dxa" w:w="1440"/>
+            <w:shd w:val="clear" w:color="auto" w:fill="FFFFFF"/>
+          </w:tcPr>
+          <w:p>
+            <w:r>
+              <w:rPr>
+                <w:sz w:val="18"/>
+              </w:rPr>
+              <w:t>0</w:t>
+            </w:r>
+          </w:p>
+        </w:tc>
+        <w:tc>
+          <w:tcPr>
+            <w:tcW w:type="dxa" w:w="1440"/>
+            <w:shd w:val="clear" w:color="auto" w:fill="FFFFFF"/>
+          </w:tcPr>
+          <w:p>
+            <w:r>
+              <w:rPr>
+                <w:sz w:val="18"/>
+              </w:rPr>
+              <w:t>33</w:t>
+            </w:r>
+          </w:p>
+        </w:tc>
+        <w:tc>
+          <w:tcPr>
+            <w:tcW w:type="dxa" w:w="1440"/>
             <w:shd w:val="clear" w:color="auto" w:fill="FFFFFF"/>
           </w:tcPr>
           <w:p>
@@ -4346,7 +5136,7 @@
         </w:tc>
         <w:tc>
           <w:tcPr>
-            <w:tcW w:type="dxa" w:w="2160"/>
+            <w:tcW w:type="dxa" w:w="1440"/>
             <w:shd w:val="clear" w:color="auto" w:fill="FFFFFF"/>
           </w:tcPr>
           <w:p>
@@ -4362,7 +5152,7 @@
       <w:tr>
         <w:tc>
           <w:tcPr>
-            <w:tcW w:type="dxa" w:w="2160"/>
+            <w:tcW w:type="dxa" w:w="1440"/>
             <w:shd w:val="clear" w:color="auto" w:fill="F4F8F7"/>
           </w:tcPr>
           <w:p>
@@ -4376,7 +5166,35 @@
         </w:tc>
         <w:tc>
           <w:tcPr>
-            <w:tcW w:type="dxa" w:w="2160"/>
+            <w:tcW w:type="dxa" w:w="1440"/>
+            <w:shd w:val="clear" w:color="auto" w:fill="F4F8F7"/>
+          </w:tcPr>
+          <w:p>
+            <w:r>
+              <w:rPr>
+                <w:sz w:val="18"/>
+              </w:rPr>
+              <w:t>40</w:t>
+            </w:r>
+          </w:p>
+        </w:tc>
+        <w:tc>
+          <w:tcPr>
+            <w:tcW w:type="dxa" w:w="1440"/>
+            <w:shd w:val="clear" w:color="auto" w:fill="F4F8F7"/>
+          </w:tcPr>
+          <w:p>
+            <w:r>
+              <w:rPr>
+                <w:sz w:val="18"/>
+              </w:rPr>
+              <w:t>0</w:t>
+            </w:r>
+          </w:p>
+        </w:tc>
+        <w:tc>
+          <w:tcPr>
+            <w:tcW w:type="dxa" w:w="1440"/>
             <w:shd w:val="clear" w:color="auto" w:fill="F4F8F7"/>
           </w:tcPr>
           <w:p>
@@ -4390,7 +5208,7 @@
         </w:tc>
         <w:tc>
           <w:tcPr>
-            <w:tcW w:type="dxa" w:w="2160"/>
+            <w:tcW w:type="dxa" w:w="1440"/>
             <w:shd w:val="clear" w:color="auto" w:fill="F4F8F7"/>
           </w:tcPr>
           <w:p>
@@ -4404,7 +5222,7 @@
         </w:tc>
         <w:tc>
           <w:tcPr>
-            <w:tcW w:type="dxa" w:w="2160"/>
+            <w:tcW w:type="dxa" w:w="1440"/>
             <w:shd w:val="clear" w:color="auto" w:fill="F4F8F7"/>
           </w:tcPr>
           <w:p>
@@ -4420,7 +5238,7 @@
       <w:tr>
         <w:tc>
           <w:tcPr>
-            <w:tcW w:type="dxa" w:w="2160"/>
+            <w:tcW w:type="dxa" w:w="1440"/>
             <w:shd w:val="clear" w:color="auto" w:fill="FFFFFF"/>
           </w:tcPr>
           <w:p>
@@ -4434,7 +5252,35 @@
         </w:tc>
         <w:tc>
           <w:tcPr>
-            <w:tcW w:type="dxa" w:w="2160"/>
+            <w:tcW w:type="dxa" w:w="1440"/>
+            <w:shd w:val="clear" w:color="auto" w:fill="FFFFFF"/>
+          </w:tcPr>
+          <w:p>
+            <w:r>
+              <w:rPr>
+                <w:sz w:val="18"/>
+              </w:rPr>
+              <w:t>37</w:t>
+            </w:r>
+          </w:p>
+        </w:tc>
+        <w:tc>
+          <w:tcPr>
+            <w:tcW w:type="dxa" w:w="1440"/>
+            <w:shd w:val="clear" w:color="auto" w:fill="FFFFFF"/>
+          </w:tcPr>
+          <w:p>
+            <w:r>
+              <w:rPr>
+                <w:sz w:val="18"/>
+              </w:rPr>
+              <w:t>0</w:t>
+            </w:r>
+          </w:p>
+        </w:tc>
+        <w:tc>
+          <w:tcPr>
+            <w:tcW w:type="dxa" w:w="1440"/>
             <w:shd w:val="clear" w:color="auto" w:fill="FFFFFF"/>
           </w:tcPr>
           <w:p>
@@ -4448,7 +5294,7 @@
         </w:tc>
         <w:tc>
           <w:tcPr>
-            <w:tcW w:type="dxa" w:w="2160"/>
+            <w:tcW w:type="dxa" w:w="1440"/>
             <w:shd w:val="clear" w:color="auto" w:fill="FFFFFF"/>
           </w:tcPr>
           <w:p>
@@ -4462,7 +5308,7 @@
         </w:tc>
         <w:tc>
           <w:tcPr>
-            <w:tcW w:type="dxa" w:w="2160"/>
+            <w:tcW w:type="dxa" w:w="1440"/>
             <w:shd w:val="clear" w:color="auto" w:fill="FFFFFF"/>
           </w:tcPr>
           <w:p>
@@ -4478,7 +5324,7 @@
       <w:tr>
         <w:tc>
           <w:tcPr>
-            <w:tcW w:type="dxa" w:w="2160"/>
+            <w:tcW w:type="dxa" w:w="1440"/>
             <w:shd w:val="clear" w:color="auto" w:fill="F4F8F7"/>
           </w:tcPr>
           <w:p>
@@ -4492,7 +5338,35 @@
         </w:tc>
         <w:tc>
           <w:tcPr>
-            <w:tcW w:type="dxa" w:w="2160"/>
+            <w:tcW w:type="dxa" w:w="1440"/>
+            <w:shd w:val="clear" w:color="auto" w:fill="F4F8F7"/>
+          </w:tcPr>
+          <w:p>
+            <w:r>
+              <w:rPr>
+                <w:sz w:val="18"/>
+              </w:rPr>
+              <w:t>41</w:t>
+            </w:r>
+          </w:p>
+        </w:tc>
+        <w:tc>
+          <w:tcPr>
+            <w:tcW w:type="dxa" w:w="1440"/>
+            <w:shd w:val="clear" w:color="auto" w:fill="F4F8F7"/>
+          </w:tcPr>
+          <w:p>
+            <w:r>
+              <w:rPr>
+                <w:sz w:val="18"/>
+              </w:rPr>
+              <w:t>2</w:t>
+            </w:r>
+          </w:p>
+        </w:tc>
+        <w:tc>
+          <w:tcPr>
+            <w:tcW w:type="dxa" w:w="1440"/>
             <w:shd w:val="clear" w:color="auto" w:fill="F4F8F7"/>
           </w:tcPr>
           <w:p>
@@ -4506,7 +5380,7 @@
         </w:tc>
         <w:tc>
           <w:tcPr>
-            <w:tcW w:type="dxa" w:w="2160"/>
+            <w:tcW w:type="dxa" w:w="1440"/>
             <w:shd w:val="clear" w:color="auto" w:fill="F4F8F7"/>
           </w:tcPr>
           <w:p>
@@ -4520,7 +5394,7 @@
         </w:tc>
         <w:tc>
           <w:tcPr>
-            <w:tcW w:type="dxa" w:w="2160"/>
+            <w:tcW w:type="dxa" w:w="1440"/>
             <w:shd w:val="clear" w:color="auto" w:fill="F4F8F7"/>
           </w:tcPr>
           <w:p>
@@ -4536,7 +5410,7 @@
       <w:tr>
         <w:tc>
           <w:tcPr>
-            <w:tcW w:type="dxa" w:w="2160"/>
+            <w:tcW w:type="dxa" w:w="1440"/>
             <w:shd w:val="clear" w:color="auto" w:fill="FFFFFF"/>
           </w:tcPr>
           <w:p>
@@ -4550,7 +5424,35 @@
         </w:tc>
         <w:tc>
           <w:tcPr>
-            <w:tcW w:type="dxa" w:w="2160"/>
+            <w:tcW w:type="dxa" w:w="1440"/>
+            <w:shd w:val="clear" w:color="auto" w:fill="FFFFFF"/>
+          </w:tcPr>
+          <w:p>
+            <w:r>
+              <w:rPr>
+                <w:sz w:val="18"/>
+              </w:rPr>
+              <w:t>33</w:t>
+            </w:r>
+          </w:p>
+        </w:tc>
+        <w:tc>
+          <w:tcPr>
+            <w:tcW w:type="dxa" w:w="1440"/>
+            <w:shd w:val="clear" w:color="auto" w:fill="FFFFFF"/>
+          </w:tcPr>
+          <w:p>
+            <w:r>
+              <w:rPr>
+                <w:sz w:val="18"/>
+              </w:rPr>
+              <w:t>0</w:t>
+            </w:r>
+          </w:p>
+        </w:tc>
+        <w:tc>
+          <w:tcPr>
+            <w:tcW w:type="dxa" w:w="1440"/>
             <w:shd w:val="clear" w:color="auto" w:fill="FFFFFF"/>
           </w:tcPr>
           <w:p>
@@ -4564,7 +5466,7 @@
         </w:tc>
         <w:tc>
           <w:tcPr>
-            <w:tcW w:type="dxa" w:w="2160"/>
+            <w:tcW w:type="dxa" w:w="1440"/>
             <w:shd w:val="clear" w:color="auto" w:fill="FFFFFF"/>
           </w:tcPr>
           <w:p>
@@ -4578,7 +5480,7 @@
         </w:tc>
         <w:tc>
           <w:tcPr>
-            <w:tcW w:type="dxa" w:w="2160"/>
+            <w:tcW w:type="dxa" w:w="1440"/>
             <w:shd w:val="clear" w:color="auto" w:fill="FFFFFF"/>
           </w:tcPr>
           <w:p>
@@ -4594,7 +5496,7 @@
       <w:tr>
         <w:tc>
           <w:tcPr>
-            <w:tcW w:type="dxa" w:w="2160"/>
+            <w:tcW w:type="dxa" w:w="1440"/>
             <w:shd w:val="clear" w:color="auto" w:fill="F4F8F7"/>
           </w:tcPr>
           <w:p>
@@ -4608,7 +5510,7 @@
         </w:tc>
         <w:tc>
           <w:tcPr>
-            <w:tcW w:type="dxa" w:w="2160"/>
+            <w:tcW w:type="dxa" w:w="1440"/>
             <w:shd w:val="clear" w:color="auto" w:fill="F4F8F7"/>
           </w:tcPr>
           <w:p>
@@ -4622,7 +5524,35 @@
         </w:tc>
         <w:tc>
           <w:tcPr>
-            <w:tcW w:type="dxa" w:w="2160"/>
+            <w:tcW w:type="dxa" w:w="1440"/>
+            <w:shd w:val="clear" w:color="auto" w:fill="F4F8F7"/>
+          </w:tcPr>
+          <w:p>
+            <w:r>
+              <w:rPr>
+                <w:sz w:val="18"/>
+              </w:rPr>
+              <w:t>0</w:t>
+            </w:r>
+          </w:p>
+        </w:tc>
+        <w:tc>
+          <w:tcPr>
+            <w:tcW w:type="dxa" w:w="1440"/>
+            <w:shd w:val="clear" w:color="auto" w:fill="F4F8F7"/>
+          </w:tcPr>
+          <w:p>
+            <w:r>
+              <w:rPr>
+                <w:sz w:val="18"/>
+              </w:rPr>
+              <w:t>31</w:t>
+            </w:r>
+          </w:p>
+        </w:tc>
+        <w:tc>
+          <w:tcPr>
+            <w:tcW w:type="dxa" w:w="1440"/>
             <w:shd w:val="clear" w:color="auto" w:fill="F4F8F7"/>
           </w:tcPr>
           <w:p>
@@ -4636,7 +5566,7 @@
         </w:tc>
         <w:tc>
           <w:tcPr>
-            <w:tcW w:type="dxa" w:w="2160"/>
+            <w:tcW w:type="dxa" w:w="1440"/>
             <w:shd w:val="clear" w:color="auto" w:fill="F4F8F7"/>
           </w:tcPr>
           <w:p>
@@ -4652,7 +5582,7 @@
       <w:tr>
         <w:tc>
           <w:tcPr>
-            <w:tcW w:type="dxa" w:w="2160"/>
+            <w:tcW w:type="dxa" w:w="1440"/>
             <w:shd w:val="clear" w:color="auto" w:fill="FFFFFF"/>
           </w:tcPr>
           <w:p>
@@ -4666,7 +5596,35 @@
         </w:tc>
         <w:tc>
           <w:tcPr>
-            <w:tcW w:type="dxa" w:w="2160"/>
+            <w:tcW w:type="dxa" w:w="1440"/>
+            <w:shd w:val="clear" w:color="auto" w:fill="FFFFFF"/>
+          </w:tcPr>
+          <w:p>
+            <w:r>
+              <w:rPr>
+                <w:sz w:val="18"/>
+              </w:rPr>
+              <w:t>35</w:t>
+            </w:r>
+          </w:p>
+        </w:tc>
+        <w:tc>
+          <w:tcPr>
+            <w:tcW w:type="dxa" w:w="1440"/>
+            <w:shd w:val="clear" w:color="auto" w:fill="FFFFFF"/>
+          </w:tcPr>
+          <w:p>
+            <w:r>
+              <w:rPr>
+                <w:sz w:val="18"/>
+              </w:rPr>
+              <w:t>0</w:t>
+            </w:r>
+          </w:p>
+        </w:tc>
+        <w:tc>
+          <w:tcPr>
+            <w:tcW w:type="dxa" w:w="1440"/>
             <w:shd w:val="clear" w:color="auto" w:fill="FFFFFF"/>
           </w:tcPr>
           <w:p>
@@ -4680,7 +5638,7 @@
         </w:tc>
         <w:tc>
           <w:tcPr>
-            <w:tcW w:type="dxa" w:w="2160"/>
+            <w:tcW w:type="dxa" w:w="1440"/>
             <w:shd w:val="clear" w:color="auto" w:fill="FFFFFF"/>
           </w:tcPr>
           <w:p>
@@ -4694,7 +5652,7 @@
         </w:tc>
         <w:tc>
           <w:tcPr>
-            <w:tcW w:type="dxa" w:w="2160"/>
+            <w:tcW w:type="dxa" w:w="1440"/>
             <w:shd w:val="clear" w:color="auto" w:fill="FFFFFF"/>
           </w:tcPr>
           <w:p>
@@ -4710,7 +5668,7 @@
       <w:tr>
         <w:tc>
           <w:tcPr>
-            <w:tcW w:type="dxa" w:w="2160"/>
+            <w:tcW w:type="dxa" w:w="1440"/>
             <w:shd w:val="clear" w:color="auto" w:fill="F4F8F7"/>
           </w:tcPr>
           <w:p>
@@ -4724,7 +5682,7 @@
         </w:tc>
         <w:tc>
           <w:tcPr>
-            <w:tcW w:type="dxa" w:w="2160"/>
+            <w:tcW w:type="dxa" w:w="1440"/>
             <w:shd w:val="clear" w:color="auto" w:fill="F4F8F7"/>
           </w:tcPr>
           <w:p>
@@ -4738,7 +5696,35 @@
         </w:tc>
         <w:tc>
           <w:tcPr>
-            <w:tcW w:type="dxa" w:w="2160"/>
+            <w:tcW w:type="dxa" w:w="1440"/>
+            <w:shd w:val="clear" w:color="auto" w:fill="F4F8F7"/>
+          </w:tcPr>
+          <w:p>
+            <w:r>
+              <w:rPr>
+                <w:sz w:val="18"/>
+              </w:rPr>
+              <w:t>0</w:t>
+            </w:r>
+          </w:p>
+        </w:tc>
+        <w:tc>
+          <w:tcPr>
+            <w:tcW w:type="dxa" w:w="1440"/>
+            <w:shd w:val="clear" w:color="auto" w:fill="F4F8F7"/>
+          </w:tcPr>
+          <w:p>
+            <w:r>
+              <w:rPr>
+                <w:sz w:val="18"/>
+              </w:rPr>
+              <w:t>27</w:t>
+            </w:r>
+          </w:p>
+        </w:tc>
+        <w:tc>
+          <w:tcPr>
+            <w:tcW w:type="dxa" w:w="1440"/>
             <w:shd w:val="clear" w:color="auto" w:fill="F4F8F7"/>
           </w:tcPr>
           <w:p>
@@ -4752,7 +5738,7 @@
         </w:tc>
         <w:tc>
           <w:tcPr>
-            <w:tcW w:type="dxa" w:w="2160"/>
+            <w:tcW w:type="dxa" w:w="1440"/>
             <w:shd w:val="clear" w:color="auto" w:fill="F4F8F7"/>
           </w:tcPr>
           <w:p>
@@ -4768,7 +5754,7 @@
       <w:tr>
         <w:tc>
           <w:tcPr>
-            <w:tcW w:type="dxa" w:w="2160"/>
+            <w:tcW w:type="dxa" w:w="1440"/>
             <w:shd w:val="clear" w:color="auto" w:fill="FFFFFF"/>
           </w:tcPr>
           <w:p>
@@ -4782,7 +5768,7 @@
         </w:tc>
         <w:tc>
           <w:tcPr>
-            <w:tcW w:type="dxa" w:w="2160"/>
+            <w:tcW w:type="dxa" w:w="1440"/>
             <w:shd w:val="clear" w:color="auto" w:fill="FFFFFF"/>
           </w:tcPr>
           <w:p>
@@ -4796,7 +5782,35 @@
         </w:tc>
         <w:tc>
           <w:tcPr>
-            <w:tcW w:type="dxa" w:w="2160"/>
+            <w:tcW w:type="dxa" w:w="1440"/>
+            <w:shd w:val="clear" w:color="auto" w:fill="FFFFFF"/>
+          </w:tcPr>
+          <w:p>
+            <w:r>
+              <w:rPr>
+                <w:sz w:val="18"/>
+              </w:rPr>
+              <w:t>0</w:t>
+            </w:r>
+          </w:p>
+        </w:tc>
+        <w:tc>
+          <w:tcPr>
+            <w:tcW w:type="dxa" w:w="1440"/>
+            <w:shd w:val="clear" w:color="auto" w:fill="FFFFFF"/>
+          </w:tcPr>
+          <w:p>
+            <w:r>
+              <w:rPr>
+                <w:sz w:val="18"/>
+              </w:rPr>
+              <w:t>25</w:t>
+            </w:r>
+          </w:p>
+        </w:tc>
+        <w:tc>
+          <w:tcPr>
+            <w:tcW w:type="dxa" w:w="1440"/>
             <w:shd w:val="clear" w:color="auto" w:fill="FFFFFF"/>
           </w:tcPr>
           <w:p>
@@ -4810,7 +5824,7 @@
         </w:tc>
         <w:tc>
           <w:tcPr>
-            <w:tcW w:type="dxa" w:w="2160"/>
+            <w:tcW w:type="dxa" w:w="1440"/>
             <w:shd w:val="clear" w:color="auto" w:fill="FFFFFF"/>
           </w:tcPr>
           <w:p>
@@ -13380,7 +14394,7 @@
           <w:color w:val="1E293B"/>
           <w:sz w:val="20"/>
         </w:rPr>
-        <w:t>Tableau 11 : Répartition de la population par tranche d'âge (pas de 5 ans) et sexe</w:t>
+        <w:t>Tableau 11 : Répartition de la population par tranche d'âge (pas de 5 ans) et sexe (%)</w:t>
       </w:r>
     </w:p>
     <w:tbl>
@@ -13397,16 +14411,15 @@
         </w:tblBorders>
       </w:tblPr>
       <w:tblGrid>
-        <w:gridCol w:w="1728"/>
-        <w:gridCol w:w="1728"/>
-        <w:gridCol w:w="1728"/>
-        <w:gridCol w:w="1728"/>
-        <w:gridCol w:w="1728"/>
+        <w:gridCol w:w="2160"/>
+        <w:gridCol w:w="2160"/>
+        <w:gridCol w:w="2160"/>
+        <w:gridCol w:w="2160"/>
       </w:tblGrid>
       <w:tr>
         <w:tc>
           <w:tcPr>
-            <w:tcW w:type="dxa" w:w="1728"/>
+            <w:tcW w:type="dxa" w:w="2160"/>
             <w:shd w:val="clear" w:color="auto" w:fill="16876F"/>
           </w:tcPr>
           <w:p>
@@ -13422,7 +14435,7 @@
         </w:tc>
         <w:tc>
           <w:tcPr>
-            <w:tcW w:type="dxa" w:w="1728"/>
+            <w:tcW w:type="dxa" w:w="2160"/>
             <w:shd w:val="clear" w:color="auto" w:fill="16876F"/>
           </w:tcPr>
           <w:p>
@@ -13432,13 +14445,13 @@
                 <w:color w:val="FFFFFF"/>
                 <w:sz w:val="18"/>
               </w:rPr>
-              <w:t>Hommes</w:t>
-            </w:r>
-          </w:p>
-        </w:tc>
-        <w:tc>
-          <w:tcPr>
-            <w:tcW w:type="dxa" w:w="1728"/>
+              <w:t>Hommes (%)</w:t>
+            </w:r>
+          </w:p>
+        </w:tc>
+        <w:tc>
+          <w:tcPr>
+            <w:tcW w:type="dxa" w:w="2160"/>
             <w:shd w:val="clear" w:color="auto" w:fill="16876F"/>
           </w:tcPr>
           <w:p>
@@ -13448,13 +14461,13 @@
                 <w:color w:val="FFFFFF"/>
                 <w:sz w:val="18"/>
               </w:rPr>
-              <w:t>Femmes</w:t>
-            </w:r>
-          </w:p>
-        </w:tc>
-        <w:tc>
-          <w:tcPr>
-            <w:tcW w:type="dxa" w:w="1728"/>
+              <w:t>Femmes (%)</w:t>
+            </w:r>
+          </w:p>
+        </w:tc>
+        <w:tc>
+          <w:tcPr>
+            <w:tcW w:type="dxa" w:w="2160"/>
             <w:shd w:val="clear" w:color="auto" w:fill="16876F"/>
           </w:tcPr>
           <w:p>
@@ -13464,23 +14477,7 @@
                 <w:color w:val="FFFFFF"/>
                 <w:sz w:val="18"/>
               </w:rPr>
-              <w:t>Total</w:t>
-            </w:r>
-          </w:p>
-        </w:tc>
-        <w:tc>
-          <w:tcPr>
-            <w:tcW w:type="dxa" w:w="1728"/>
-            <w:shd w:val="clear" w:color="auto" w:fill="16876F"/>
-          </w:tcPr>
-          <w:p>
-            <w:r>
-              <w:rPr>
-                <w:b/>
-                <w:color w:val="FFFFFF"/>
-                <w:sz w:val="18"/>
-              </w:rPr>
-              <w:t>% Pop</w:t>
+              <w:t>Ensemble (%)</w:t>
             </w:r>
           </w:p>
         </w:tc>
@@ -13488,7 +14485,7 @@
       <w:tr>
         <w:tc>
           <w:tcPr>
-            <w:tcW w:type="dxa" w:w="1728"/>
+            <w:tcW w:type="dxa" w:w="2160"/>
             <w:shd w:val="clear" w:color="auto" w:fill="FFFFFF"/>
           </w:tcPr>
           <w:p>
@@ -13502,49 +14499,35 @@
         </w:tc>
         <w:tc>
           <w:tcPr>
-            <w:tcW w:type="dxa" w:w="1728"/>
-            <w:shd w:val="clear" w:color="auto" w:fill="FFFFFF"/>
-          </w:tcPr>
-          <w:p>
-            <w:r>
-              <w:rPr>
-                <w:sz w:val="18"/>
-              </w:rPr>
-              <w:t>705</w:t>
-            </w:r>
-          </w:p>
-        </w:tc>
-        <w:tc>
-          <w:tcPr>
-            <w:tcW w:type="dxa" w:w="1728"/>
-            <w:shd w:val="clear" w:color="auto" w:fill="FFFFFF"/>
-          </w:tcPr>
-          <w:p>
-            <w:r>
-              <w:rPr>
-                <w:sz w:val="18"/>
-              </w:rPr>
-              <w:t>730</w:t>
-            </w:r>
-          </w:p>
-        </w:tc>
-        <w:tc>
-          <w:tcPr>
-            <w:tcW w:type="dxa" w:w="1728"/>
-            <w:shd w:val="clear" w:color="auto" w:fill="FFFFFF"/>
-          </w:tcPr>
-          <w:p>
-            <w:r>
-              <w:rPr>
-                <w:sz w:val="18"/>
-              </w:rPr>
-              <w:t>1 435</w:t>
-            </w:r>
-          </w:p>
-        </w:tc>
-        <w:tc>
-          <w:tcPr>
-            <w:tcW w:type="dxa" w:w="1728"/>
+            <w:tcW w:type="dxa" w:w="2160"/>
+            <w:shd w:val="clear" w:color="auto" w:fill="FFFFFF"/>
+          </w:tcPr>
+          <w:p>
+            <w:r>
+              <w:rPr>
+                <w:sz w:val="18"/>
+              </w:rPr>
+              <w:t>6,3</w:t>
+            </w:r>
+          </w:p>
+        </w:tc>
+        <w:tc>
+          <w:tcPr>
+            <w:tcW w:type="dxa" w:w="2160"/>
+            <w:shd w:val="clear" w:color="auto" w:fill="FFFFFF"/>
+          </w:tcPr>
+          <w:p>
+            <w:r>
+              <w:rPr>
+                <w:sz w:val="18"/>
+              </w:rPr>
+              <w:t>6,6</w:t>
+            </w:r>
+          </w:p>
+        </w:tc>
+        <w:tc>
+          <w:tcPr>
+            <w:tcW w:type="dxa" w:w="2160"/>
             <w:shd w:val="clear" w:color="auto" w:fill="FFFFFF"/>
           </w:tcPr>
           <w:p>
@@ -13560,7 +14543,7 @@
       <w:tr>
         <w:tc>
           <w:tcPr>
-            <w:tcW w:type="dxa" w:w="1728"/>
+            <w:tcW w:type="dxa" w:w="2160"/>
             <w:shd w:val="clear" w:color="auto" w:fill="F4F8F7"/>
           </w:tcPr>
           <w:p>
@@ -13574,49 +14557,35 @@
         </w:tc>
         <w:tc>
           <w:tcPr>
-            <w:tcW w:type="dxa" w:w="1728"/>
-            <w:shd w:val="clear" w:color="auto" w:fill="F4F8F7"/>
-          </w:tcPr>
-          <w:p>
-            <w:r>
-              <w:rPr>
-                <w:sz w:val="18"/>
-              </w:rPr>
-              <w:t>761</w:t>
-            </w:r>
-          </w:p>
-        </w:tc>
-        <w:tc>
-          <w:tcPr>
-            <w:tcW w:type="dxa" w:w="1728"/>
-            <w:shd w:val="clear" w:color="auto" w:fill="F4F8F7"/>
-          </w:tcPr>
-          <w:p>
-            <w:r>
-              <w:rPr>
-                <w:sz w:val="18"/>
-              </w:rPr>
-              <w:t>770</w:t>
-            </w:r>
-          </w:p>
-        </w:tc>
-        <w:tc>
-          <w:tcPr>
-            <w:tcW w:type="dxa" w:w="1728"/>
-            <w:shd w:val="clear" w:color="auto" w:fill="F4F8F7"/>
-          </w:tcPr>
-          <w:p>
-            <w:r>
-              <w:rPr>
-                <w:sz w:val="18"/>
-              </w:rPr>
-              <w:t>1 531</w:t>
-            </w:r>
-          </w:p>
-        </w:tc>
-        <w:tc>
-          <w:tcPr>
-            <w:tcW w:type="dxa" w:w="1728"/>
+            <w:tcW w:type="dxa" w:w="2160"/>
+            <w:shd w:val="clear" w:color="auto" w:fill="F4F8F7"/>
+          </w:tcPr>
+          <w:p>
+            <w:r>
+              <w:rPr>
+                <w:sz w:val="18"/>
+              </w:rPr>
+              <w:t>6,8</w:t>
+            </w:r>
+          </w:p>
+        </w:tc>
+        <w:tc>
+          <w:tcPr>
+            <w:tcW w:type="dxa" w:w="2160"/>
+            <w:shd w:val="clear" w:color="auto" w:fill="F4F8F7"/>
+          </w:tcPr>
+          <w:p>
+            <w:r>
+              <w:rPr>
+                <w:sz w:val="18"/>
+              </w:rPr>
+              <w:t>6,9</w:t>
+            </w:r>
+          </w:p>
+        </w:tc>
+        <w:tc>
+          <w:tcPr>
+            <w:tcW w:type="dxa" w:w="2160"/>
             <w:shd w:val="clear" w:color="auto" w:fill="F4F8F7"/>
           </w:tcPr>
           <w:p>
@@ -13632,7 +14601,7 @@
       <w:tr>
         <w:tc>
           <w:tcPr>
-            <w:tcW w:type="dxa" w:w="1728"/>
+            <w:tcW w:type="dxa" w:w="2160"/>
             <w:shd w:val="clear" w:color="auto" w:fill="FFFFFF"/>
           </w:tcPr>
           <w:p>
@@ -13646,49 +14615,35 @@
         </w:tc>
         <w:tc>
           <w:tcPr>
-            <w:tcW w:type="dxa" w:w="1728"/>
-            <w:shd w:val="clear" w:color="auto" w:fill="FFFFFF"/>
-          </w:tcPr>
-          <w:p>
-            <w:r>
-              <w:rPr>
-                <w:sz w:val="18"/>
-              </w:rPr>
-              <w:t>744</w:t>
-            </w:r>
-          </w:p>
-        </w:tc>
-        <w:tc>
-          <w:tcPr>
-            <w:tcW w:type="dxa" w:w="1728"/>
-            <w:shd w:val="clear" w:color="auto" w:fill="FFFFFF"/>
-          </w:tcPr>
-          <w:p>
-            <w:r>
-              <w:rPr>
-                <w:sz w:val="18"/>
-              </w:rPr>
-              <w:t>754</w:t>
-            </w:r>
-          </w:p>
-        </w:tc>
-        <w:tc>
-          <w:tcPr>
-            <w:tcW w:type="dxa" w:w="1728"/>
-            <w:shd w:val="clear" w:color="auto" w:fill="FFFFFF"/>
-          </w:tcPr>
-          <w:p>
-            <w:r>
-              <w:rPr>
-                <w:sz w:val="18"/>
-              </w:rPr>
-              <w:t>1 498</w:t>
-            </w:r>
-          </w:p>
-        </w:tc>
-        <w:tc>
-          <w:tcPr>
-            <w:tcW w:type="dxa" w:w="1728"/>
+            <w:tcW w:type="dxa" w:w="2160"/>
+            <w:shd w:val="clear" w:color="auto" w:fill="FFFFFF"/>
+          </w:tcPr>
+          <w:p>
+            <w:r>
+              <w:rPr>
+                <w:sz w:val="18"/>
+              </w:rPr>
+              <w:t>6,7</w:t>
+            </w:r>
+          </w:p>
+        </w:tc>
+        <w:tc>
+          <w:tcPr>
+            <w:tcW w:type="dxa" w:w="2160"/>
+            <w:shd w:val="clear" w:color="auto" w:fill="FFFFFF"/>
+          </w:tcPr>
+          <w:p>
+            <w:r>
+              <w:rPr>
+                <w:sz w:val="18"/>
+              </w:rPr>
+              <w:t>6,8</w:t>
+            </w:r>
+          </w:p>
+        </w:tc>
+        <w:tc>
+          <w:tcPr>
+            <w:tcW w:type="dxa" w:w="2160"/>
             <w:shd w:val="clear" w:color="auto" w:fill="FFFFFF"/>
           </w:tcPr>
           <w:p>
@@ -13704,7 +14659,7 @@
       <w:tr>
         <w:tc>
           <w:tcPr>
-            <w:tcW w:type="dxa" w:w="1728"/>
+            <w:tcW w:type="dxa" w:w="2160"/>
             <w:shd w:val="clear" w:color="auto" w:fill="F4F8F7"/>
           </w:tcPr>
           <w:p>
@@ -13718,49 +14673,35 @@
         </w:tc>
         <w:tc>
           <w:tcPr>
-            <w:tcW w:type="dxa" w:w="1728"/>
-            <w:shd w:val="clear" w:color="auto" w:fill="F4F8F7"/>
-          </w:tcPr>
-          <w:p>
-            <w:r>
-              <w:rPr>
-                <w:sz w:val="18"/>
-              </w:rPr>
-              <w:t>635</w:t>
-            </w:r>
-          </w:p>
-        </w:tc>
-        <w:tc>
-          <w:tcPr>
-            <w:tcW w:type="dxa" w:w="1728"/>
-            <w:shd w:val="clear" w:color="auto" w:fill="F4F8F7"/>
-          </w:tcPr>
-          <w:p>
-            <w:r>
-              <w:rPr>
-                <w:sz w:val="18"/>
-              </w:rPr>
-              <w:t>729</w:t>
-            </w:r>
-          </w:p>
-        </w:tc>
-        <w:tc>
-          <w:tcPr>
-            <w:tcW w:type="dxa" w:w="1728"/>
-            <w:shd w:val="clear" w:color="auto" w:fill="F4F8F7"/>
-          </w:tcPr>
-          <w:p>
-            <w:r>
-              <w:rPr>
-                <w:sz w:val="18"/>
-              </w:rPr>
-              <w:t>1 364</w:t>
-            </w:r>
-          </w:p>
-        </w:tc>
-        <w:tc>
-          <w:tcPr>
-            <w:tcW w:type="dxa" w:w="1728"/>
+            <w:tcW w:type="dxa" w:w="2160"/>
+            <w:shd w:val="clear" w:color="auto" w:fill="F4F8F7"/>
+          </w:tcPr>
+          <w:p>
+            <w:r>
+              <w:rPr>
+                <w:sz w:val="18"/>
+              </w:rPr>
+              <w:t>5,7</w:t>
+            </w:r>
+          </w:p>
+        </w:tc>
+        <w:tc>
+          <w:tcPr>
+            <w:tcW w:type="dxa" w:w="2160"/>
+            <w:shd w:val="clear" w:color="auto" w:fill="F4F8F7"/>
+          </w:tcPr>
+          <w:p>
+            <w:r>
+              <w:rPr>
+                <w:sz w:val="18"/>
+              </w:rPr>
+              <w:t>6,5</w:t>
+            </w:r>
+          </w:p>
+        </w:tc>
+        <w:tc>
+          <w:tcPr>
+            <w:tcW w:type="dxa" w:w="2160"/>
             <w:shd w:val="clear" w:color="auto" w:fill="F4F8F7"/>
           </w:tcPr>
           <w:p>
@@ -13776,7 +14717,7 @@
       <w:tr>
         <w:tc>
           <w:tcPr>
-            <w:tcW w:type="dxa" w:w="1728"/>
+            <w:tcW w:type="dxa" w:w="2160"/>
             <w:shd w:val="clear" w:color="auto" w:fill="FFFFFF"/>
           </w:tcPr>
           <w:p>
@@ -13790,49 +14731,35 @@
         </w:tc>
         <w:tc>
           <w:tcPr>
-            <w:tcW w:type="dxa" w:w="1728"/>
-            <w:shd w:val="clear" w:color="auto" w:fill="FFFFFF"/>
-          </w:tcPr>
-          <w:p>
-            <w:r>
-              <w:rPr>
-                <w:sz w:val="18"/>
-              </w:rPr>
-              <w:t>430</w:t>
-            </w:r>
-          </w:p>
-        </w:tc>
-        <w:tc>
-          <w:tcPr>
-            <w:tcW w:type="dxa" w:w="1728"/>
-            <w:shd w:val="clear" w:color="auto" w:fill="FFFFFF"/>
-          </w:tcPr>
-          <w:p>
-            <w:r>
-              <w:rPr>
-                <w:sz w:val="18"/>
-              </w:rPr>
-              <w:t>524</w:t>
-            </w:r>
-          </w:p>
-        </w:tc>
-        <w:tc>
-          <w:tcPr>
-            <w:tcW w:type="dxa" w:w="1728"/>
-            <w:shd w:val="clear" w:color="auto" w:fill="FFFFFF"/>
-          </w:tcPr>
-          <w:p>
-            <w:r>
-              <w:rPr>
-                <w:sz w:val="18"/>
-              </w:rPr>
-              <w:t>954</w:t>
-            </w:r>
-          </w:p>
-        </w:tc>
-        <w:tc>
-          <w:tcPr>
-            <w:tcW w:type="dxa" w:w="1728"/>
+            <w:tcW w:type="dxa" w:w="2160"/>
+            <w:shd w:val="clear" w:color="auto" w:fill="FFFFFF"/>
+          </w:tcPr>
+          <w:p>
+            <w:r>
+              <w:rPr>
+                <w:sz w:val="18"/>
+              </w:rPr>
+              <w:t>3,9</w:t>
+            </w:r>
+          </w:p>
+        </w:tc>
+        <w:tc>
+          <w:tcPr>
+            <w:tcW w:type="dxa" w:w="2160"/>
+            <w:shd w:val="clear" w:color="auto" w:fill="FFFFFF"/>
+          </w:tcPr>
+          <w:p>
+            <w:r>
+              <w:rPr>
+                <w:sz w:val="18"/>
+              </w:rPr>
+              <w:t>4,7</w:t>
+            </w:r>
+          </w:p>
+        </w:tc>
+        <w:tc>
+          <w:tcPr>
+            <w:tcW w:type="dxa" w:w="2160"/>
             <w:shd w:val="clear" w:color="auto" w:fill="FFFFFF"/>
           </w:tcPr>
           <w:p>
@@ -13848,7 +14775,7 @@
       <w:tr>
         <w:tc>
           <w:tcPr>
-            <w:tcW w:type="dxa" w:w="1728"/>
+            <w:tcW w:type="dxa" w:w="2160"/>
             <w:shd w:val="clear" w:color="auto" w:fill="F4F8F7"/>
           </w:tcPr>
           <w:p>
@@ -13862,49 +14789,35 @@
         </w:tc>
         <w:tc>
           <w:tcPr>
-            <w:tcW w:type="dxa" w:w="1728"/>
-            <w:shd w:val="clear" w:color="auto" w:fill="F4F8F7"/>
-          </w:tcPr>
-          <w:p>
-            <w:r>
-              <w:rPr>
-                <w:sz w:val="18"/>
-              </w:rPr>
-              <w:t>357</w:t>
-            </w:r>
-          </w:p>
-        </w:tc>
-        <w:tc>
-          <w:tcPr>
-            <w:tcW w:type="dxa" w:w="1728"/>
-            <w:shd w:val="clear" w:color="auto" w:fill="F4F8F7"/>
-          </w:tcPr>
-          <w:p>
-            <w:r>
-              <w:rPr>
-                <w:sz w:val="18"/>
-              </w:rPr>
-              <w:t>426</w:t>
-            </w:r>
-          </w:p>
-        </w:tc>
-        <w:tc>
-          <w:tcPr>
-            <w:tcW w:type="dxa" w:w="1728"/>
-            <w:shd w:val="clear" w:color="auto" w:fill="F4F8F7"/>
-          </w:tcPr>
-          <w:p>
-            <w:r>
-              <w:rPr>
-                <w:sz w:val="18"/>
-              </w:rPr>
-              <w:t>783</w:t>
-            </w:r>
-          </w:p>
-        </w:tc>
-        <w:tc>
-          <w:tcPr>
-            <w:tcW w:type="dxa" w:w="1728"/>
+            <w:tcW w:type="dxa" w:w="2160"/>
+            <w:shd w:val="clear" w:color="auto" w:fill="F4F8F7"/>
+          </w:tcPr>
+          <w:p>
+            <w:r>
+              <w:rPr>
+                <w:sz w:val="18"/>
+              </w:rPr>
+              <w:t>3,2</w:t>
+            </w:r>
+          </w:p>
+        </w:tc>
+        <w:tc>
+          <w:tcPr>
+            <w:tcW w:type="dxa" w:w="2160"/>
+            <w:shd w:val="clear" w:color="auto" w:fill="F4F8F7"/>
+          </w:tcPr>
+          <w:p>
+            <w:r>
+              <w:rPr>
+                <w:sz w:val="18"/>
+              </w:rPr>
+              <w:t>3,8</w:t>
+            </w:r>
+          </w:p>
+        </w:tc>
+        <w:tc>
+          <w:tcPr>
+            <w:tcW w:type="dxa" w:w="2160"/>
             <w:shd w:val="clear" w:color="auto" w:fill="F4F8F7"/>
           </w:tcPr>
           <w:p>
@@ -13920,7 +14833,7 @@
       <w:tr>
         <w:tc>
           <w:tcPr>
-            <w:tcW w:type="dxa" w:w="1728"/>
+            <w:tcW w:type="dxa" w:w="2160"/>
             <w:shd w:val="clear" w:color="auto" w:fill="FFFFFF"/>
           </w:tcPr>
           <w:p>
@@ -13934,49 +14847,35 @@
         </w:tc>
         <w:tc>
           <w:tcPr>
-            <w:tcW w:type="dxa" w:w="1728"/>
-            <w:shd w:val="clear" w:color="auto" w:fill="FFFFFF"/>
-          </w:tcPr>
-          <w:p>
-            <w:r>
-              <w:rPr>
-                <w:sz w:val="18"/>
-              </w:rPr>
-              <w:t>269</w:t>
-            </w:r>
-          </w:p>
-        </w:tc>
-        <w:tc>
-          <w:tcPr>
-            <w:tcW w:type="dxa" w:w="1728"/>
-            <w:shd w:val="clear" w:color="auto" w:fill="FFFFFF"/>
-          </w:tcPr>
-          <w:p>
-            <w:r>
-              <w:rPr>
-                <w:sz w:val="18"/>
-              </w:rPr>
-              <w:t>342</w:t>
-            </w:r>
-          </w:p>
-        </w:tc>
-        <w:tc>
-          <w:tcPr>
-            <w:tcW w:type="dxa" w:w="1728"/>
-            <w:shd w:val="clear" w:color="auto" w:fill="FFFFFF"/>
-          </w:tcPr>
-          <w:p>
-            <w:r>
-              <w:rPr>
-                <w:sz w:val="18"/>
-              </w:rPr>
-              <w:t>611</w:t>
-            </w:r>
-          </w:p>
-        </w:tc>
-        <w:tc>
-          <w:tcPr>
-            <w:tcW w:type="dxa" w:w="1728"/>
+            <w:tcW w:type="dxa" w:w="2160"/>
+            <w:shd w:val="clear" w:color="auto" w:fill="FFFFFF"/>
+          </w:tcPr>
+          <w:p>
+            <w:r>
+              <w:rPr>
+                <w:sz w:val="18"/>
+              </w:rPr>
+              <w:t>2,4</w:t>
+            </w:r>
+          </w:p>
+        </w:tc>
+        <w:tc>
+          <w:tcPr>
+            <w:tcW w:type="dxa" w:w="2160"/>
+            <w:shd w:val="clear" w:color="auto" w:fill="FFFFFF"/>
+          </w:tcPr>
+          <w:p>
+            <w:r>
+              <w:rPr>
+                <w:sz w:val="18"/>
+              </w:rPr>
+              <w:t>3,1</w:t>
+            </w:r>
+          </w:p>
+        </w:tc>
+        <w:tc>
+          <w:tcPr>
+            <w:tcW w:type="dxa" w:w="2160"/>
             <w:shd w:val="clear" w:color="auto" w:fill="FFFFFF"/>
           </w:tcPr>
           <w:p>
@@ -13992,7 +14891,7 @@
       <w:tr>
         <w:tc>
           <w:tcPr>
-            <w:tcW w:type="dxa" w:w="1728"/>
+            <w:tcW w:type="dxa" w:w="2160"/>
             <w:shd w:val="clear" w:color="auto" w:fill="F4F8F7"/>
           </w:tcPr>
           <w:p>
@@ -14006,49 +14905,35 @@
         </w:tc>
         <w:tc>
           <w:tcPr>
-            <w:tcW w:type="dxa" w:w="1728"/>
-            <w:shd w:val="clear" w:color="auto" w:fill="F4F8F7"/>
-          </w:tcPr>
-          <w:p>
-            <w:r>
-              <w:rPr>
-                <w:sz w:val="18"/>
-              </w:rPr>
-              <w:t>221</w:t>
-            </w:r>
-          </w:p>
-        </w:tc>
-        <w:tc>
-          <w:tcPr>
-            <w:tcW w:type="dxa" w:w="1728"/>
-            <w:shd w:val="clear" w:color="auto" w:fill="F4F8F7"/>
-          </w:tcPr>
-          <w:p>
-            <w:r>
-              <w:rPr>
-                <w:sz w:val="18"/>
-              </w:rPr>
-              <w:t>356</w:t>
-            </w:r>
-          </w:p>
-        </w:tc>
-        <w:tc>
-          <w:tcPr>
-            <w:tcW w:type="dxa" w:w="1728"/>
-            <w:shd w:val="clear" w:color="auto" w:fill="F4F8F7"/>
-          </w:tcPr>
-          <w:p>
-            <w:r>
-              <w:rPr>
-                <w:sz w:val="18"/>
-              </w:rPr>
-              <w:t>577</w:t>
-            </w:r>
-          </w:p>
-        </w:tc>
-        <w:tc>
-          <w:tcPr>
-            <w:tcW w:type="dxa" w:w="1728"/>
+            <w:tcW w:type="dxa" w:w="2160"/>
+            <w:shd w:val="clear" w:color="auto" w:fill="F4F8F7"/>
+          </w:tcPr>
+          <w:p>
+            <w:r>
+              <w:rPr>
+                <w:sz w:val="18"/>
+              </w:rPr>
+              <w:t>2</w:t>
+            </w:r>
+          </w:p>
+        </w:tc>
+        <w:tc>
+          <w:tcPr>
+            <w:tcW w:type="dxa" w:w="2160"/>
+            <w:shd w:val="clear" w:color="auto" w:fill="F4F8F7"/>
+          </w:tcPr>
+          <w:p>
+            <w:r>
+              <w:rPr>
+                <w:sz w:val="18"/>
+              </w:rPr>
+              <w:t>3,2</w:t>
+            </w:r>
+          </w:p>
+        </w:tc>
+        <w:tc>
+          <w:tcPr>
+            <w:tcW w:type="dxa" w:w="2160"/>
             <w:shd w:val="clear" w:color="auto" w:fill="F4F8F7"/>
           </w:tcPr>
           <w:p>
@@ -14064,7 +14949,7 @@
       <w:tr>
         <w:tc>
           <w:tcPr>
-            <w:tcW w:type="dxa" w:w="1728"/>
+            <w:tcW w:type="dxa" w:w="2160"/>
             <w:shd w:val="clear" w:color="auto" w:fill="FFFFFF"/>
           </w:tcPr>
           <w:p>
@@ -14078,49 +14963,35 @@
         </w:tc>
         <w:tc>
           <w:tcPr>
-            <w:tcW w:type="dxa" w:w="1728"/>
-            <w:shd w:val="clear" w:color="auto" w:fill="FFFFFF"/>
-          </w:tcPr>
-          <w:p>
-            <w:r>
-              <w:rPr>
-                <w:sz w:val="18"/>
-              </w:rPr>
-              <w:t>212</w:t>
-            </w:r>
-          </w:p>
-        </w:tc>
-        <w:tc>
-          <w:tcPr>
-            <w:tcW w:type="dxa" w:w="1728"/>
-            <w:shd w:val="clear" w:color="auto" w:fill="FFFFFF"/>
-          </w:tcPr>
-          <w:p>
-            <w:r>
-              <w:rPr>
-                <w:sz w:val="18"/>
-              </w:rPr>
-              <w:t>283</w:t>
-            </w:r>
-          </w:p>
-        </w:tc>
-        <w:tc>
-          <w:tcPr>
-            <w:tcW w:type="dxa" w:w="1728"/>
-            <w:shd w:val="clear" w:color="auto" w:fill="FFFFFF"/>
-          </w:tcPr>
-          <w:p>
-            <w:r>
-              <w:rPr>
-                <w:sz w:val="18"/>
-              </w:rPr>
-              <w:t>495</w:t>
-            </w:r>
-          </w:p>
-        </w:tc>
-        <w:tc>
-          <w:tcPr>
-            <w:tcW w:type="dxa" w:w="1728"/>
+            <w:tcW w:type="dxa" w:w="2160"/>
+            <w:shd w:val="clear" w:color="auto" w:fill="FFFFFF"/>
+          </w:tcPr>
+          <w:p>
+            <w:r>
+              <w:rPr>
+                <w:sz w:val="18"/>
+              </w:rPr>
+              <w:t>1,9</w:t>
+            </w:r>
+          </w:p>
+        </w:tc>
+        <w:tc>
+          <w:tcPr>
+            <w:tcW w:type="dxa" w:w="2160"/>
+            <w:shd w:val="clear" w:color="auto" w:fill="FFFFFF"/>
+          </w:tcPr>
+          <w:p>
+            <w:r>
+              <w:rPr>
+                <w:sz w:val="18"/>
+              </w:rPr>
+              <w:t>2,5</w:t>
+            </w:r>
+          </w:p>
+        </w:tc>
+        <w:tc>
+          <w:tcPr>
+            <w:tcW w:type="dxa" w:w="2160"/>
             <w:shd w:val="clear" w:color="auto" w:fill="FFFFFF"/>
           </w:tcPr>
           <w:p>
@@ -14136,7 +15007,7 @@
       <w:tr>
         <w:tc>
           <w:tcPr>
-            <w:tcW w:type="dxa" w:w="1728"/>
+            <w:tcW w:type="dxa" w:w="2160"/>
             <w:shd w:val="clear" w:color="auto" w:fill="F4F8F7"/>
           </w:tcPr>
           <w:p>
@@ -14150,49 +15021,35 @@
         </w:tc>
         <w:tc>
           <w:tcPr>
-            <w:tcW w:type="dxa" w:w="1728"/>
-            <w:shd w:val="clear" w:color="auto" w:fill="F4F8F7"/>
-          </w:tcPr>
-          <w:p>
-            <w:r>
-              <w:rPr>
-                <w:sz w:val="18"/>
-              </w:rPr>
-              <w:t>196</w:t>
-            </w:r>
-          </w:p>
-        </w:tc>
-        <w:tc>
-          <w:tcPr>
-            <w:tcW w:type="dxa" w:w="1728"/>
-            <w:shd w:val="clear" w:color="auto" w:fill="F4F8F7"/>
-          </w:tcPr>
-          <w:p>
-            <w:r>
-              <w:rPr>
-                <w:sz w:val="18"/>
-              </w:rPr>
-              <w:t>209</w:t>
-            </w:r>
-          </w:p>
-        </w:tc>
-        <w:tc>
-          <w:tcPr>
-            <w:tcW w:type="dxa" w:w="1728"/>
-            <w:shd w:val="clear" w:color="auto" w:fill="F4F8F7"/>
-          </w:tcPr>
-          <w:p>
-            <w:r>
-              <w:rPr>
-                <w:sz w:val="18"/>
-              </w:rPr>
-              <w:t>405</w:t>
-            </w:r>
-          </w:p>
-        </w:tc>
-        <w:tc>
-          <w:tcPr>
-            <w:tcW w:type="dxa" w:w="1728"/>
+            <w:tcW w:type="dxa" w:w="2160"/>
+            <w:shd w:val="clear" w:color="auto" w:fill="F4F8F7"/>
+          </w:tcPr>
+          <w:p>
+            <w:r>
+              <w:rPr>
+                <w:sz w:val="18"/>
+              </w:rPr>
+              <w:t>1,8</w:t>
+            </w:r>
+          </w:p>
+        </w:tc>
+        <w:tc>
+          <w:tcPr>
+            <w:tcW w:type="dxa" w:w="2160"/>
+            <w:shd w:val="clear" w:color="auto" w:fill="F4F8F7"/>
+          </w:tcPr>
+          <w:p>
+            <w:r>
+              <w:rPr>
+                <w:sz w:val="18"/>
+              </w:rPr>
+              <w:t>1,9</w:t>
+            </w:r>
+          </w:p>
+        </w:tc>
+        <w:tc>
+          <w:tcPr>
+            <w:tcW w:type="dxa" w:w="2160"/>
             <w:shd w:val="clear" w:color="auto" w:fill="F4F8F7"/>
           </w:tcPr>
           <w:p>
@@ -14208,7 +15065,7 @@
       <w:tr>
         <w:tc>
           <w:tcPr>
-            <w:tcW w:type="dxa" w:w="1728"/>
+            <w:tcW w:type="dxa" w:w="2160"/>
             <w:shd w:val="clear" w:color="auto" w:fill="FFFFFF"/>
           </w:tcPr>
           <w:p>
@@ -14222,49 +15079,35 @@
         </w:tc>
         <w:tc>
           <w:tcPr>
-            <w:tcW w:type="dxa" w:w="1728"/>
-            <w:shd w:val="clear" w:color="auto" w:fill="FFFFFF"/>
-          </w:tcPr>
-          <w:p>
-            <w:r>
-              <w:rPr>
-                <w:sz w:val="18"/>
-              </w:rPr>
-              <w:t>185</w:t>
-            </w:r>
-          </w:p>
-        </w:tc>
-        <w:tc>
-          <w:tcPr>
-            <w:tcW w:type="dxa" w:w="1728"/>
-            <w:shd w:val="clear" w:color="auto" w:fill="FFFFFF"/>
-          </w:tcPr>
-          <w:p>
-            <w:r>
-              <w:rPr>
-                <w:sz w:val="18"/>
-              </w:rPr>
-              <w:t>212</w:t>
-            </w:r>
-          </w:p>
-        </w:tc>
-        <w:tc>
-          <w:tcPr>
-            <w:tcW w:type="dxa" w:w="1728"/>
-            <w:shd w:val="clear" w:color="auto" w:fill="FFFFFF"/>
-          </w:tcPr>
-          <w:p>
-            <w:r>
-              <w:rPr>
-                <w:sz w:val="18"/>
-              </w:rPr>
-              <w:t>397</w:t>
-            </w:r>
-          </w:p>
-        </w:tc>
-        <w:tc>
-          <w:tcPr>
-            <w:tcW w:type="dxa" w:w="1728"/>
+            <w:tcW w:type="dxa" w:w="2160"/>
+            <w:shd w:val="clear" w:color="auto" w:fill="FFFFFF"/>
+          </w:tcPr>
+          <w:p>
+            <w:r>
+              <w:rPr>
+                <w:sz w:val="18"/>
+              </w:rPr>
+              <w:t>1,7</w:t>
+            </w:r>
+          </w:p>
+        </w:tc>
+        <w:tc>
+          <w:tcPr>
+            <w:tcW w:type="dxa" w:w="2160"/>
+            <w:shd w:val="clear" w:color="auto" w:fill="FFFFFF"/>
+          </w:tcPr>
+          <w:p>
+            <w:r>
+              <w:rPr>
+                <w:sz w:val="18"/>
+              </w:rPr>
+              <w:t>1,9</w:t>
+            </w:r>
+          </w:p>
+        </w:tc>
+        <w:tc>
+          <w:tcPr>
+            <w:tcW w:type="dxa" w:w="2160"/>
             <w:shd w:val="clear" w:color="auto" w:fill="FFFFFF"/>
           </w:tcPr>
           <w:p>
@@ -14280,7 +15123,7 @@
       <w:tr>
         <w:tc>
           <w:tcPr>
-            <w:tcW w:type="dxa" w:w="1728"/>
+            <w:tcW w:type="dxa" w:w="2160"/>
             <w:shd w:val="clear" w:color="auto" w:fill="F4F8F7"/>
           </w:tcPr>
           <w:p>
@@ -14294,49 +15137,35 @@
         </w:tc>
         <w:tc>
           <w:tcPr>
-            <w:tcW w:type="dxa" w:w="1728"/>
-            <w:shd w:val="clear" w:color="auto" w:fill="F4F8F7"/>
-          </w:tcPr>
-          <w:p>
-            <w:r>
-              <w:rPr>
-                <w:sz w:val="18"/>
-              </w:rPr>
-              <w:t>141</w:t>
-            </w:r>
-          </w:p>
-        </w:tc>
-        <w:tc>
-          <w:tcPr>
-            <w:tcW w:type="dxa" w:w="1728"/>
-            <w:shd w:val="clear" w:color="auto" w:fill="F4F8F7"/>
-          </w:tcPr>
-          <w:p>
-            <w:r>
-              <w:rPr>
-                <w:sz w:val="18"/>
-              </w:rPr>
-              <w:t>151</w:t>
-            </w:r>
-          </w:p>
-        </w:tc>
-        <w:tc>
-          <w:tcPr>
-            <w:tcW w:type="dxa" w:w="1728"/>
-            <w:shd w:val="clear" w:color="auto" w:fill="F4F8F7"/>
-          </w:tcPr>
-          <w:p>
-            <w:r>
-              <w:rPr>
-                <w:sz w:val="18"/>
-              </w:rPr>
-              <w:t>292</w:t>
-            </w:r>
-          </w:p>
-        </w:tc>
-        <w:tc>
-          <w:tcPr>
-            <w:tcW w:type="dxa" w:w="1728"/>
+            <w:tcW w:type="dxa" w:w="2160"/>
+            <w:shd w:val="clear" w:color="auto" w:fill="F4F8F7"/>
+          </w:tcPr>
+          <w:p>
+            <w:r>
+              <w:rPr>
+                <w:sz w:val="18"/>
+              </w:rPr>
+              <w:t>1,3</w:t>
+            </w:r>
+          </w:p>
+        </w:tc>
+        <w:tc>
+          <w:tcPr>
+            <w:tcW w:type="dxa" w:w="2160"/>
+            <w:shd w:val="clear" w:color="auto" w:fill="F4F8F7"/>
+          </w:tcPr>
+          <w:p>
+            <w:r>
+              <w:rPr>
+                <w:sz w:val="18"/>
+              </w:rPr>
+              <w:t>1,4</w:t>
+            </w:r>
+          </w:p>
+        </w:tc>
+        <w:tc>
+          <w:tcPr>
+            <w:tcW w:type="dxa" w:w="2160"/>
             <w:shd w:val="clear" w:color="auto" w:fill="F4F8F7"/>
           </w:tcPr>
           <w:p>
@@ -14352,7 +15181,7 @@
       <w:tr>
         <w:tc>
           <w:tcPr>
-            <w:tcW w:type="dxa" w:w="1728"/>
+            <w:tcW w:type="dxa" w:w="2160"/>
             <w:shd w:val="clear" w:color="auto" w:fill="FFFFFF"/>
           </w:tcPr>
           <w:p>
@@ -14366,49 +15195,35 @@
         </w:tc>
         <w:tc>
           <w:tcPr>
-            <w:tcW w:type="dxa" w:w="1728"/>
-            <w:shd w:val="clear" w:color="auto" w:fill="FFFFFF"/>
-          </w:tcPr>
-          <w:p>
-            <w:r>
-              <w:rPr>
-                <w:sz w:val="18"/>
-              </w:rPr>
-              <w:t>114</w:t>
-            </w:r>
-          </w:p>
-        </w:tc>
-        <w:tc>
-          <w:tcPr>
-            <w:tcW w:type="dxa" w:w="1728"/>
-            <w:shd w:val="clear" w:color="auto" w:fill="FFFFFF"/>
-          </w:tcPr>
-          <w:p>
-            <w:r>
-              <w:rPr>
-                <w:sz w:val="18"/>
-              </w:rPr>
-              <w:t>148</w:t>
-            </w:r>
-          </w:p>
-        </w:tc>
-        <w:tc>
-          <w:tcPr>
-            <w:tcW w:type="dxa" w:w="1728"/>
-            <w:shd w:val="clear" w:color="auto" w:fill="FFFFFF"/>
-          </w:tcPr>
-          <w:p>
-            <w:r>
-              <w:rPr>
-                <w:sz w:val="18"/>
-              </w:rPr>
-              <w:t>262</w:t>
-            </w:r>
-          </w:p>
-        </w:tc>
-        <w:tc>
-          <w:tcPr>
-            <w:tcW w:type="dxa" w:w="1728"/>
+            <w:tcW w:type="dxa" w:w="2160"/>
+            <w:shd w:val="clear" w:color="auto" w:fill="FFFFFF"/>
+          </w:tcPr>
+          <w:p>
+            <w:r>
+              <w:rPr>
+                <w:sz w:val="18"/>
+              </w:rPr>
+              <w:t>1</w:t>
+            </w:r>
+          </w:p>
+        </w:tc>
+        <w:tc>
+          <w:tcPr>
+            <w:tcW w:type="dxa" w:w="2160"/>
+            <w:shd w:val="clear" w:color="auto" w:fill="FFFFFF"/>
+          </w:tcPr>
+          <w:p>
+            <w:r>
+              <w:rPr>
+                <w:sz w:val="18"/>
+              </w:rPr>
+              <w:t>1,3</w:t>
+            </w:r>
+          </w:p>
+        </w:tc>
+        <w:tc>
+          <w:tcPr>
+            <w:tcW w:type="dxa" w:w="2160"/>
             <w:shd w:val="clear" w:color="auto" w:fill="FFFFFF"/>
           </w:tcPr>
           <w:p>
@@ -14424,7 +15239,7 @@
       <w:tr>
         <w:tc>
           <w:tcPr>
-            <w:tcW w:type="dxa" w:w="1728"/>
+            <w:tcW w:type="dxa" w:w="2160"/>
             <w:shd w:val="clear" w:color="auto" w:fill="F4F8F7"/>
           </w:tcPr>
           <w:p>
@@ -14438,49 +15253,35 @@
         </w:tc>
         <w:tc>
           <w:tcPr>
-            <w:tcW w:type="dxa" w:w="1728"/>
-            <w:shd w:val="clear" w:color="auto" w:fill="F4F8F7"/>
-          </w:tcPr>
-          <w:p>
-            <w:r>
-              <w:rPr>
-                <w:sz w:val="18"/>
-              </w:rPr>
-              <w:t>107</w:t>
-            </w:r>
-          </w:p>
-        </w:tc>
-        <w:tc>
-          <w:tcPr>
-            <w:tcW w:type="dxa" w:w="1728"/>
-            <w:shd w:val="clear" w:color="auto" w:fill="F4F8F7"/>
-          </w:tcPr>
-          <w:p>
-            <w:r>
-              <w:rPr>
-                <w:sz w:val="18"/>
-              </w:rPr>
-              <w:t>115</w:t>
-            </w:r>
-          </w:p>
-        </w:tc>
-        <w:tc>
-          <w:tcPr>
-            <w:tcW w:type="dxa" w:w="1728"/>
-            <w:shd w:val="clear" w:color="auto" w:fill="F4F8F7"/>
-          </w:tcPr>
-          <w:p>
-            <w:r>
-              <w:rPr>
-                <w:sz w:val="18"/>
-              </w:rPr>
-              <w:t>222</w:t>
-            </w:r>
-          </w:p>
-        </w:tc>
-        <w:tc>
-          <w:tcPr>
-            <w:tcW w:type="dxa" w:w="1728"/>
+            <w:tcW w:type="dxa" w:w="2160"/>
+            <w:shd w:val="clear" w:color="auto" w:fill="F4F8F7"/>
+          </w:tcPr>
+          <w:p>
+            <w:r>
+              <w:rPr>
+                <w:sz w:val="18"/>
+              </w:rPr>
+              <w:t>1</w:t>
+            </w:r>
+          </w:p>
+        </w:tc>
+        <w:tc>
+          <w:tcPr>
+            <w:tcW w:type="dxa" w:w="2160"/>
+            <w:shd w:val="clear" w:color="auto" w:fill="F4F8F7"/>
+          </w:tcPr>
+          <w:p>
+            <w:r>
+              <w:rPr>
+                <w:sz w:val="18"/>
+              </w:rPr>
+              <w:t>1</w:t>
+            </w:r>
+          </w:p>
+        </w:tc>
+        <w:tc>
+          <w:tcPr>
+            <w:tcW w:type="dxa" w:w="2160"/>
             <w:shd w:val="clear" w:color="auto" w:fill="F4F8F7"/>
           </w:tcPr>
           <w:p>
@@ -14496,7 +15297,7 @@
       <w:tr>
         <w:tc>
           <w:tcPr>
-            <w:tcW w:type="dxa" w:w="1728"/>
+            <w:tcW w:type="dxa" w:w="2160"/>
             <w:shd w:val="clear" w:color="auto" w:fill="FFFFFF"/>
           </w:tcPr>
           <w:p>
@@ -14510,49 +15311,35 @@
         </w:tc>
         <w:tc>
           <w:tcPr>
-            <w:tcW w:type="dxa" w:w="1728"/>
-            <w:shd w:val="clear" w:color="auto" w:fill="FFFFFF"/>
-          </w:tcPr>
-          <w:p>
-            <w:r>
-              <w:rPr>
-                <w:sz w:val="18"/>
-              </w:rPr>
-              <w:t>70</w:t>
-            </w:r>
-          </w:p>
-        </w:tc>
-        <w:tc>
-          <w:tcPr>
-            <w:tcW w:type="dxa" w:w="1728"/>
-            <w:shd w:val="clear" w:color="auto" w:fill="FFFFFF"/>
-          </w:tcPr>
-          <w:p>
-            <w:r>
-              <w:rPr>
-                <w:sz w:val="18"/>
-              </w:rPr>
-              <w:t>87</w:t>
-            </w:r>
-          </w:p>
-        </w:tc>
-        <w:tc>
-          <w:tcPr>
-            <w:tcW w:type="dxa" w:w="1728"/>
-            <w:shd w:val="clear" w:color="auto" w:fill="FFFFFF"/>
-          </w:tcPr>
-          <w:p>
-            <w:r>
-              <w:rPr>
-                <w:sz w:val="18"/>
-              </w:rPr>
-              <w:t>157</w:t>
-            </w:r>
-          </w:p>
-        </w:tc>
-        <w:tc>
-          <w:tcPr>
-            <w:tcW w:type="dxa" w:w="1728"/>
+            <w:tcW w:type="dxa" w:w="2160"/>
+            <w:shd w:val="clear" w:color="auto" w:fill="FFFFFF"/>
+          </w:tcPr>
+          <w:p>
+            <w:r>
+              <w:rPr>
+                <w:sz w:val="18"/>
+              </w:rPr>
+              <w:t>0,6</w:t>
+            </w:r>
+          </w:p>
+        </w:tc>
+        <w:tc>
+          <w:tcPr>
+            <w:tcW w:type="dxa" w:w="2160"/>
+            <w:shd w:val="clear" w:color="auto" w:fill="FFFFFF"/>
+          </w:tcPr>
+          <w:p>
+            <w:r>
+              <w:rPr>
+                <w:sz w:val="18"/>
+              </w:rPr>
+              <w:t>0,8</w:t>
+            </w:r>
+          </w:p>
+        </w:tc>
+        <w:tc>
+          <w:tcPr>
+            <w:tcW w:type="dxa" w:w="2160"/>
             <w:shd w:val="clear" w:color="auto" w:fill="FFFFFF"/>
           </w:tcPr>
           <w:p>
@@ -14568,7 +15355,7 @@
       <w:tr>
         <w:tc>
           <w:tcPr>
-            <w:tcW w:type="dxa" w:w="1728"/>
+            <w:tcW w:type="dxa" w:w="2160"/>
             <w:shd w:val="clear" w:color="auto" w:fill="F4F8F7"/>
           </w:tcPr>
           <w:p>
@@ -14582,49 +15369,35 @@
         </w:tc>
         <w:tc>
           <w:tcPr>
-            <w:tcW w:type="dxa" w:w="1728"/>
-            <w:shd w:val="clear" w:color="auto" w:fill="F4F8F7"/>
-          </w:tcPr>
-          <w:p>
-            <w:r>
-              <w:rPr>
-                <w:sz w:val="18"/>
-              </w:rPr>
-              <w:t>36</w:t>
-            </w:r>
-          </w:p>
-        </w:tc>
-        <w:tc>
-          <w:tcPr>
-            <w:tcW w:type="dxa" w:w="1728"/>
-            <w:shd w:val="clear" w:color="auto" w:fill="F4F8F7"/>
-          </w:tcPr>
-          <w:p>
-            <w:r>
-              <w:rPr>
-                <w:sz w:val="18"/>
-              </w:rPr>
-              <w:t>38</w:t>
-            </w:r>
-          </w:p>
-        </w:tc>
-        <w:tc>
-          <w:tcPr>
-            <w:tcW w:type="dxa" w:w="1728"/>
-            <w:shd w:val="clear" w:color="auto" w:fill="F4F8F7"/>
-          </w:tcPr>
-          <w:p>
-            <w:r>
-              <w:rPr>
-                <w:sz w:val="18"/>
-              </w:rPr>
-              <w:t>74</w:t>
-            </w:r>
-          </w:p>
-        </w:tc>
-        <w:tc>
-          <w:tcPr>
-            <w:tcW w:type="dxa" w:w="1728"/>
+            <w:tcW w:type="dxa" w:w="2160"/>
+            <w:shd w:val="clear" w:color="auto" w:fill="F4F8F7"/>
+          </w:tcPr>
+          <w:p>
+            <w:r>
+              <w:rPr>
+                <w:sz w:val="18"/>
+              </w:rPr>
+              <w:t>0,3</w:t>
+            </w:r>
+          </w:p>
+        </w:tc>
+        <w:tc>
+          <w:tcPr>
+            <w:tcW w:type="dxa" w:w="2160"/>
+            <w:shd w:val="clear" w:color="auto" w:fill="F4F8F7"/>
+          </w:tcPr>
+          <w:p>
+            <w:r>
+              <w:rPr>
+                <w:sz w:val="18"/>
+              </w:rPr>
+              <w:t>0,3</w:t>
+            </w:r>
+          </w:p>
+        </w:tc>
+        <w:tc>
+          <w:tcPr>
+            <w:tcW w:type="dxa" w:w="2160"/>
             <w:shd w:val="clear" w:color="auto" w:fill="F4F8F7"/>
           </w:tcPr>
           <w:p>
@@ -14640,7 +15413,7 @@
       <w:tr>
         <w:tc>
           <w:tcPr>
-            <w:tcW w:type="dxa" w:w="1728"/>
+            <w:tcW w:type="dxa" w:w="2160"/>
             <w:shd w:val="clear" w:color="auto" w:fill="FFFFFF"/>
           </w:tcPr>
           <w:p>
@@ -14654,49 +15427,35 @@
         </w:tc>
         <w:tc>
           <w:tcPr>
-            <w:tcW w:type="dxa" w:w="1728"/>
-            <w:shd w:val="clear" w:color="auto" w:fill="FFFFFF"/>
-          </w:tcPr>
-          <w:p>
-            <w:r>
-              <w:rPr>
-                <w:sz w:val="18"/>
-              </w:rPr>
-              <w:t>33</w:t>
-            </w:r>
-          </w:p>
-        </w:tc>
-        <w:tc>
-          <w:tcPr>
-            <w:tcW w:type="dxa" w:w="1728"/>
-            <w:shd w:val="clear" w:color="auto" w:fill="FFFFFF"/>
-          </w:tcPr>
-          <w:p>
-            <w:r>
-              <w:rPr>
-                <w:sz w:val="18"/>
-              </w:rPr>
-              <w:t>55</w:t>
-            </w:r>
-          </w:p>
-        </w:tc>
-        <w:tc>
-          <w:tcPr>
-            <w:tcW w:type="dxa" w:w="1728"/>
-            <w:shd w:val="clear" w:color="auto" w:fill="FFFFFF"/>
-          </w:tcPr>
-          <w:p>
-            <w:r>
-              <w:rPr>
-                <w:sz w:val="18"/>
-              </w:rPr>
-              <w:t>88</w:t>
-            </w:r>
-          </w:p>
-        </w:tc>
-        <w:tc>
-          <w:tcPr>
-            <w:tcW w:type="dxa" w:w="1728"/>
+            <w:tcW w:type="dxa" w:w="2160"/>
+            <w:shd w:val="clear" w:color="auto" w:fill="FFFFFF"/>
+          </w:tcPr>
+          <w:p>
+            <w:r>
+              <w:rPr>
+                <w:sz w:val="18"/>
+              </w:rPr>
+              <w:t>0,3</w:t>
+            </w:r>
+          </w:p>
+        </w:tc>
+        <w:tc>
+          <w:tcPr>
+            <w:tcW w:type="dxa" w:w="2160"/>
+            <w:shd w:val="clear" w:color="auto" w:fill="FFFFFF"/>
+          </w:tcPr>
+          <w:p>
+            <w:r>
+              <w:rPr>
+                <w:sz w:val="18"/>
+              </w:rPr>
+              <w:t>0,5</w:t>
+            </w:r>
+          </w:p>
+        </w:tc>
+        <w:tc>
+          <w:tcPr>
+            <w:tcW w:type="dxa" w:w="2160"/>
             <w:shd w:val="clear" w:color="auto" w:fill="FFFFFF"/>
           </w:tcPr>
           <w:p>
@@ -14717,7 +15476,7 @@
       <w:r>
         <w:drawing>
           <wp:inline xmlns:a="http://schemas.openxmlformats.org/drawingml/2006/main" xmlns:pic="http://schemas.openxmlformats.org/drawingml/2006/picture">
-            <wp:extent cx="5400000" cy="4017143"/>
+            <wp:extent cx="5400000" cy="4104000"/>
             <wp:docPr id="2" name="Picture 2"/>
             <wp:cNvGraphicFramePr>
               <a:graphicFrameLocks noChangeAspect="1"/>
@@ -14738,7 +15497,7 @@
                   <pic:spPr>
                     <a:xfrm>
                       <a:off x="0" y="0"/>
-                      <a:ext cx="5400000" cy="4017143"/>
+                      <a:ext cx="5400000" cy="4104000"/>
                     </a:xfrm>
                     <a:prstGeom prst="rect"/>
                   </pic:spPr>
@@ -33230,7 +33989,7 @@
           <w:color w:val="64748B"/>
           <w:sz w:val="16"/>
         </w:rPr>
-        <w:t>Rapport généré automatiquement le 2026-06-19 15:57</w:t>
+        <w:t>Rapport généré automatiquement le 2026-06-20 14:33</w:t>
       </w:r>
     </w:p>
     <w:sectPr>

--- a/rapports/2026-06-19/rapport_hebdo_2026-06-19.docx
+++ b/rapports/2026-06-19/rapport_hebdo_2026-06-19.docx
@@ -41,7 +41,7 @@
     <w:p/>
     <w:p>
       <w:r>
-        <w:t>À la date du 19 juin 2026, la collecte cumule 1379 ménages sur 98 DR couverts par 35 équipes (135 enquêteurs).</w:t>
+        <w:t>À la date du 19 juin 2026, la collecte cumule 1379 ménages sur 114 DR couverts par 35 équipes (135 enquêteurs).</w:t>
       </w:r>
     </w:p>
     <w:p>
@@ -682,7 +682,7 @@
               <w:rPr>
                 <w:sz w:val="18"/>
               </w:rPr>
-              <w:t>DJIBRIL BA (EQ6)</w:t>
+              <w:t>AMADOU GUEYE (EQ26)</w:t>
             </w:r>
           </w:p>
         </w:tc>
@@ -724,7 +724,7 @@
               <w:rPr>
                 <w:sz w:val="18"/>
               </w:rPr>
-              <w:t>0</w:t>
+              <w:t>12</w:t>
             </w:r>
           </w:p>
         </w:tc>
@@ -826,7 +826,7 @@
               <w:rPr>
                 <w:sz w:val="18"/>
               </w:rPr>
-              <w:t>ALASSANE NDOYE DIALLO (EQ18)</w:t>
+              <w:t>ALASSANE HENRY DIEDHIOU (EQ16)</w:t>
             </w:r>
           </w:p>
         </w:tc>
@@ -868,7 +868,7 @@
               <w:rPr>
                 <w:sz w:val="18"/>
               </w:rPr>
-              <w:t>11</w:t>
+              <w:t>0</w:t>
             </w:r>
           </w:p>
         </w:tc>
@@ -970,7 +970,7 @@
               <w:rPr>
                 <w:sz w:val="18"/>
               </w:rPr>
-              <w:t>AMADOU GUEYE (EQ26)</w:t>
+              <w:t>DOUDOU SANE (EQ19)</w:t>
             </w:r>
           </w:p>
         </w:tc>
@@ -1012,7 +1012,7 @@
               <w:rPr>
                 <w:sz w:val="18"/>
               </w:rPr>
-              <w:t>12</w:t>
+              <w:t>4</w:t>
             </w:r>
           </w:p>
         </w:tc>
@@ -1042,7 +1042,7 @@
               <w:rPr>
                 <w:sz w:val="18"/>
               </w:rPr>
-              <w:t>AL HASSANE DIOUF (EQ21)</w:t>
+              <w:t>ALASSANE NDOYE DIALLO (EQ18)</w:t>
             </w:r>
           </w:p>
         </w:tc>
@@ -1084,7 +1084,7 @@
               <w:rPr>
                 <w:sz w:val="18"/>
               </w:rPr>
-              <w:t>0</w:t>
+              <w:t>1</w:t>
             </w:r>
           </w:p>
         </w:tc>
@@ -1114,7 +1114,7 @@
               <w:rPr>
                 <w:sz w:val="18"/>
               </w:rPr>
-              <w:t>MANSOUR NDAO (EQ20)</w:t>
+              <w:t>BAYE ASSE DIOP (EQ17)</w:t>
             </w:r>
           </w:p>
         </w:tc>
@@ -1156,7 +1156,7 @@
               <w:rPr>
                 <w:sz w:val="18"/>
               </w:rPr>
-              <w:t>0</w:t>
+              <w:t>8</w:t>
             </w:r>
           </w:p>
         </w:tc>
@@ -1186,7 +1186,7 @@
               <w:rPr>
                 <w:sz w:val="18"/>
               </w:rPr>
-              <w:t>DIARIETOU DJIBA (EQ5)</w:t>
+              <w:t>MANSOUR NDAO (EQ20)</w:t>
             </w:r>
           </w:p>
         </w:tc>
@@ -1258,7 +1258,7 @@
               <w:rPr>
                 <w:sz w:val="18"/>
               </w:rPr>
-              <w:t>OUSMANE MBENGUE (EQ28)</w:t>
+              <w:t>SOUDOU FAYE (EQ22)</w:t>
             </w:r>
           </w:p>
         </w:tc>
@@ -1300,7 +1300,7 @@
               <w:rPr>
                 <w:sz w:val="18"/>
               </w:rPr>
-              <w:t>0</w:t>
+              <w:t>5</w:t>
             </w:r>
           </w:p>
         </w:tc>
@@ -1330,7 +1330,7 @@
               <w:rPr>
                 <w:sz w:val="18"/>
               </w:rPr>
-              <w:t>ELHADJI DJIBRIL DIOUF (EQ27)</w:t>
+              <w:t>AL HASSANE DIOUF (EQ21)</w:t>
             </w:r>
           </w:p>
         </w:tc>
@@ -1372,7 +1372,7 @@
               <w:rPr>
                 <w:sz w:val="18"/>
               </w:rPr>
-              <w:t>12</w:t>
+              <w:t>0</w:t>
             </w:r>
           </w:p>
         </w:tc>
@@ -1402,7 +1402,7 @@
               <w:rPr>
                 <w:sz w:val="18"/>
               </w:rPr>
-              <w:t>BAYE ASSE DIOP (EQ17)</w:t>
+              <w:t>OUMAR WELE (EQ14)</w:t>
             </w:r>
           </w:p>
         </w:tc>
@@ -1444,7 +1444,7 @@
               <w:rPr>
                 <w:sz w:val="18"/>
               </w:rPr>
-              <w:t>27</w:t>
+              <w:t>3</w:t>
             </w:r>
           </w:p>
         </w:tc>
@@ -1474,7 +1474,7 @@
               <w:rPr>
                 <w:sz w:val="18"/>
               </w:rPr>
-              <w:t>ALASSANE HENRY DIEDHIOU (EQ16)</w:t>
+              <w:t>MAMADOU MOURTALLA DIENG (EQ15)</w:t>
             </w:r>
           </w:p>
         </w:tc>
@@ -1516,7 +1516,7 @@
               <w:rPr>
                 <w:sz w:val="18"/>
               </w:rPr>
-              <w:t>0</w:t>
+              <w:t>17</w:t>
             </w:r>
           </w:p>
         </w:tc>
@@ -1546,7 +1546,7 @@
               <w:rPr>
                 <w:sz w:val="18"/>
               </w:rPr>
-              <w:t>MODOU DIONE (EQ29)</w:t>
+              <w:t>DJIBRIL BA (EQ6)</w:t>
             </w:r>
           </w:p>
         </w:tc>
@@ -1618,7 +1618,7 @@
               <w:rPr>
                 <w:sz w:val="18"/>
               </w:rPr>
-              <w:t>ABDOU KHADRE FALL (EQ8)</w:t>
+              <w:t>DAME NIANG (EQ23)</w:t>
             </w:r>
           </w:p>
         </w:tc>
@@ -1660,7 +1660,7 @@
               <w:rPr>
                 <w:sz w:val="18"/>
               </w:rPr>
-              <w:t>0</w:t>
+              <w:t>4</w:t>
             </w:r>
           </w:p>
         </w:tc>
@@ -1690,7 +1690,7 @@
               <w:rPr>
                 <w:sz w:val="18"/>
               </w:rPr>
-              <w:t>BABACAR SENE (EQ9)</w:t>
+              <w:t>ELHADJI DJIBRIL DIOUF (EQ27)</w:t>
             </w:r>
           </w:p>
         </w:tc>
@@ -1704,7 +1704,7 @@
               <w:rPr>
                 <w:sz w:val="18"/>
               </w:rPr>
-              <w:t>11</w:t>
+              <w:t>10</w:t>
             </w:r>
           </w:p>
         </w:tc>
@@ -1732,7 +1732,7 @@
               <w:rPr>
                 <w:sz w:val="18"/>
               </w:rPr>
-              <w:t>0</w:t>
+              <w:t>12</w:t>
             </w:r>
           </w:p>
         </w:tc>
@@ -1746,7 +1746,7 @@
               <w:rPr>
                 <w:sz w:val="18"/>
               </w:rPr>
-              <w:t>27,3</w:t>
+              <w:t>30</w:t>
             </w:r>
           </w:p>
         </w:tc>
@@ -1762,7 +1762,7 @@
               <w:rPr>
                 <w:sz w:val="18"/>
               </w:rPr>
-              <w:t>AWA DIALLO (EQ3)</w:t>
+              <w:t>OUSMANE MBENGUE (EQ28)</w:t>
             </w:r>
           </w:p>
         </w:tc>
@@ -1834,7 +1834,7 @@
               <w:rPr>
                 <w:sz w:val="18"/>
               </w:rPr>
-              <w:t>MAME DIARRA COLY (EQ34)</w:t>
+              <w:t>ABIBOU NDIAYE (EQ30)</w:t>
             </w:r>
           </w:p>
         </w:tc>
@@ -1876,7 +1876,7 @@
               <w:rPr>
                 <w:sz w:val="18"/>
               </w:rPr>
-              <w:t>0</w:t>
+              <w:t>3</w:t>
             </w:r>
           </w:p>
         </w:tc>
@@ -1906,7 +1906,7 @@
               <w:rPr>
                 <w:sz w:val="18"/>
               </w:rPr>
-              <w:t>FATOU NDIAYE GAYE (EQ11)</w:t>
+              <w:t>ROKHAYA NGOM (EQ31)</w:t>
             </w:r>
           </w:p>
         </w:tc>
@@ -1934,7 +1934,7 @@
               <w:rPr>
                 <w:sz w:val="18"/>
               </w:rPr>
-              <w:t>2</w:t>
+              <w:t>3</w:t>
             </w:r>
           </w:p>
         </w:tc>
@@ -1948,7 +1948,7 @@
               <w:rPr>
                 <w:sz w:val="18"/>
               </w:rPr>
-              <w:t>16</w:t>
+              <w:t>1</w:t>
             </w:r>
           </w:p>
         </w:tc>
@@ -1962,7 +1962,7 @@
               <w:rPr>
                 <w:sz w:val="18"/>
               </w:rPr>
-              <w:t>20</w:t>
+              <w:t>30</w:t>
             </w:r>
           </w:p>
         </w:tc>
@@ -1978,7 +1978,7 @@
               <w:rPr>
                 <w:sz w:val="18"/>
               </w:rPr>
-              <w:t>DOUDOU SANE (EQ19)</w:t>
+              <w:t>MODOU DIONE (EQ29)</w:t>
             </w:r>
           </w:p>
         </w:tc>
@@ -2006,7 +2006,7 @@
               <w:rPr>
                 <w:sz w:val="18"/>
               </w:rPr>
-              <w:t>2</w:t>
+              <w:t>3</w:t>
             </w:r>
           </w:p>
         </w:tc>
@@ -2020,7 +2020,7 @@
               <w:rPr>
                 <w:sz w:val="18"/>
               </w:rPr>
-              <w:t>25</w:t>
+              <w:t>0</w:t>
             </w:r>
           </w:p>
         </w:tc>
@@ -2034,7 +2034,7 @@
               <w:rPr>
                 <w:sz w:val="18"/>
               </w:rPr>
-              <w:t>20</w:t>
+              <w:t>30</w:t>
             </w:r>
           </w:p>
         </w:tc>
@@ -2050,7 +2050,7 @@
               <w:rPr>
                 <w:sz w:val="18"/>
               </w:rPr>
-              <w:t>DAME NIANG (EQ23)</w:t>
+              <w:t>AWA DIALLO (EQ3)</w:t>
             </w:r>
           </w:p>
         </w:tc>
@@ -2078,7 +2078,7 @@
               <w:rPr>
                 <w:sz w:val="18"/>
               </w:rPr>
-              <w:t>2</w:t>
+              <w:t>3</w:t>
             </w:r>
           </w:p>
         </w:tc>
@@ -2092,7 +2092,7 @@
               <w:rPr>
                 <w:sz w:val="18"/>
               </w:rPr>
-              <w:t>20</w:t>
+              <w:t>0</w:t>
             </w:r>
           </w:p>
         </w:tc>
@@ -2106,7 +2106,7 @@
               <w:rPr>
                 <w:sz w:val="18"/>
               </w:rPr>
-              <w:t>20</w:t>
+              <w:t>30</w:t>
             </w:r>
           </w:p>
         </w:tc>
@@ -2122,7 +2122,7 @@
               <w:rPr>
                 <w:sz w:val="18"/>
               </w:rPr>
-              <w:t>SARA NIANG (EQ7)</w:t>
+              <w:t>BABACAR SENE (EQ9)</w:t>
             </w:r>
           </w:p>
         </w:tc>
@@ -2136,7 +2136,7 @@
               <w:rPr>
                 <w:sz w:val="18"/>
               </w:rPr>
-              <w:t>10</w:t>
+              <w:t>11</w:t>
             </w:r>
           </w:p>
         </w:tc>
@@ -2150,7 +2150,7 @@
               <w:rPr>
                 <w:sz w:val="18"/>
               </w:rPr>
-              <w:t>2</w:t>
+              <w:t>3</w:t>
             </w:r>
           </w:p>
         </w:tc>
@@ -2164,7 +2164,7 @@
               <w:rPr>
                 <w:sz w:val="18"/>
               </w:rPr>
-              <w:t>16</w:t>
+              <w:t>0</w:t>
             </w:r>
           </w:p>
         </w:tc>
@@ -2178,7 +2178,7 @@
               <w:rPr>
                 <w:sz w:val="18"/>
               </w:rPr>
-              <w:t>20</w:t>
+              <w:t>27,3</w:t>
             </w:r>
           </w:p>
         </w:tc>
@@ -2194,7 +2194,7 @@
               <w:rPr>
                 <w:sz w:val="18"/>
               </w:rPr>
-              <w:t>SOUDOU FAYE (EQ22)</w:t>
+              <w:t>SENABOU BADJI (EQ32)</w:t>
             </w:r>
           </w:p>
         </w:tc>
@@ -2222,7 +2222,7 @@
               <w:rPr>
                 <w:sz w:val="18"/>
               </w:rPr>
-              <w:t>1</w:t>
+              <w:t>3</w:t>
             </w:r>
           </w:p>
         </w:tc>
@@ -2236,7 +2236,7 @@
               <w:rPr>
                 <w:sz w:val="18"/>
               </w:rPr>
-              <w:t>26</w:t>
+              <w:t>6</w:t>
             </w:r>
           </w:p>
         </w:tc>
@@ -2250,7 +2250,7 @@
               <w:rPr>
                 <w:sz w:val="18"/>
               </w:rPr>
-              <w:t>10</w:t>
+              <w:t>30</w:t>
             </w:r>
           </w:p>
         </w:tc>
@@ -2266,7 +2266,7 @@
               <w:rPr>
                 <w:sz w:val="18"/>
               </w:rPr>
-              <w:t>MAMADOU MOURTALLA DIENG (EQ15)</w:t>
+              <w:t>MAME DIARRA COLY (EQ34)</w:t>
             </w:r>
           </w:p>
         </w:tc>
@@ -2294,7 +2294,7 @@
               <w:rPr>
                 <w:sz w:val="18"/>
               </w:rPr>
-              <w:t>1</w:t>
+              <w:t>3</w:t>
             </w:r>
           </w:p>
         </w:tc>
@@ -2308,7 +2308,7 @@
               <w:rPr>
                 <w:sz w:val="18"/>
               </w:rPr>
-              <w:t>39</w:t>
+              <w:t>0</w:t>
             </w:r>
           </w:p>
         </w:tc>
@@ -2322,7 +2322,7 @@
               <w:rPr>
                 <w:sz w:val="18"/>
               </w:rPr>
-              <w:t>10</w:t>
+              <w:t>30</w:t>
             </w:r>
           </w:p>
         </w:tc>
@@ -2338,7 +2338,7 @@
               <w:rPr>
                 <w:sz w:val="18"/>
               </w:rPr>
-              <w:t>OUMAR WELE (EQ14)</w:t>
+              <w:t>DIARIETOU DJIBA (EQ5)</w:t>
             </w:r>
           </w:p>
         </w:tc>
@@ -2366,7 +2366,7 @@
               <w:rPr>
                 <w:sz w:val="18"/>
               </w:rPr>
-              <w:t>1</w:t>
+              <w:t>3</w:t>
             </w:r>
           </w:p>
         </w:tc>
@@ -2380,7 +2380,7 @@
               <w:rPr>
                 <w:sz w:val="18"/>
               </w:rPr>
-              <w:t>34</w:t>
+              <w:t>0</w:t>
             </w:r>
           </w:p>
         </w:tc>
@@ -2394,7 +2394,7 @@
               <w:rPr>
                 <w:sz w:val="18"/>
               </w:rPr>
-              <w:t>10</w:t>
+              <w:t>30</w:t>
             </w:r>
           </w:p>
         </w:tc>
@@ -2410,7 +2410,7 @@
               <w:rPr>
                 <w:sz w:val="18"/>
               </w:rPr>
-              <w:t>ROKHAYA NGOM (EQ31)</w:t>
+              <w:t>ABDOU KHADRE FALL (EQ8)</w:t>
             </w:r>
           </w:p>
         </w:tc>
@@ -2438,7 +2438,7 @@
               <w:rPr>
                 <w:sz w:val="18"/>
               </w:rPr>
-              <w:t>1</w:t>
+              <w:t>3</w:t>
             </w:r>
           </w:p>
         </w:tc>
@@ -2452,7 +2452,7 @@
               <w:rPr>
                 <w:sz w:val="18"/>
               </w:rPr>
-              <w:t>24</w:t>
+              <w:t>0</w:t>
             </w:r>
           </w:p>
         </w:tc>
@@ -2466,7 +2466,7 @@
               <w:rPr>
                 <w:sz w:val="18"/>
               </w:rPr>
-              <w:t>10</w:t>
+              <w:t>30</w:t>
             </w:r>
           </w:p>
         </w:tc>
@@ -2482,7 +2482,7 @@
               <w:rPr>
                 <w:sz w:val="18"/>
               </w:rPr>
-              <w:t>SENABOU BADJI (EQ32)</w:t>
+              <w:t>FATOU NDIAYE GAYE (EQ11)</w:t>
             </w:r>
           </w:p>
         </w:tc>
@@ -2510,7 +2510,7 @@
               <w:rPr>
                 <w:sz w:val="18"/>
               </w:rPr>
-              <w:t>1</w:t>
+              <w:t>2</w:t>
             </w:r>
           </w:p>
         </w:tc>
@@ -2524,7 +2524,7 @@
               <w:rPr>
                 <w:sz w:val="18"/>
               </w:rPr>
-              <w:t>29</w:t>
+              <w:t>16</w:t>
             </w:r>
           </w:p>
         </w:tc>
@@ -2538,7 +2538,7 @@
               <w:rPr>
                 <w:sz w:val="18"/>
               </w:rPr>
-              <w:t>10</w:t>
+              <w:t>20</w:t>
             </w:r>
           </w:p>
         </w:tc>
@@ -2554,7 +2554,7 @@
               <w:rPr>
                 <w:sz w:val="18"/>
               </w:rPr>
-              <w:t>ABIBOU NDIAYE (EQ30)</w:t>
+              <w:t>FODE BAYO (EQ33)</w:t>
             </w:r>
           </w:p>
         </w:tc>
@@ -2582,7 +2582,7 @@
               <w:rPr>
                 <w:sz w:val="18"/>
               </w:rPr>
-              <w:t>1</w:t>
+              <w:t>2</w:t>
             </w:r>
           </w:p>
         </w:tc>
@@ -2596,7 +2596,7 @@
               <w:rPr>
                 <w:sz w:val="18"/>
               </w:rPr>
-              <w:t>36</w:t>
+              <w:t>14</w:t>
             </w:r>
           </w:p>
         </w:tc>
@@ -2610,7 +2610,7 @@
               <w:rPr>
                 <w:sz w:val="18"/>
               </w:rPr>
-              <w:t>10</w:t>
+              <w:t>20</w:t>
             </w:r>
           </w:p>
         </w:tc>
@@ -2626,7 +2626,7 @@
               <w:rPr>
                 <w:sz w:val="18"/>
               </w:rPr>
-              <w:t>FODE BAYO (EQ33)</w:t>
+              <w:t>SARA NIANG (EQ7)</w:t>
             </w:r>
           </w:p>
         </w:tc>
@@ -2654,7 +2654,7 @@
               <w:rPr>
                 <w:sz w:val="18"/>
               </w:rPr>
-              <w:t>0</w:t>
+              <w:t>2</w:t>
             </w:r>
           </w:p>
         </w:tc>
@@ -2668,7 +2668,7 @@
               <w:rPr>
                 <w:sz w:val="18"/>
               </w:rPr>
-              <w:t>34</w:t>
+              <w:t>16</w:t>
             </w:r>
           </w:p>
         </w:tc>
@@ -2682,7 +2682,7 @@
               <w:rPr>
                 <w:sz w:val="18"/>
               </w:rPr>
-              <w:t>0</w:t>
+              <w:t>20</w:t>
             </w:r>
           </w:p>
         </w:tc>
@@ -8044,7 +8044,7 @@
               <w:rPr>
                 <w:sz w:val="18"/>
               </w:rPr>
-              <w:t>3</w:t>
+              <w:t>6</w:t>
             </w:r>
           </w:p>
         </w:tc>
@@ -8160,7 +8160,7 @@
               <w:rPr>
                 <w:sz w:val="18"/>
               </w:rPr>
-              <w:t>8</w:t>
+              <w:t>9</w:t>
             </w:r>
           </w:p>
         </w:tc>
@@ -8218,7 +8218,7 @@
               <w:rPr>
                 <w:sz w:val="18"/>
               </w:rPr>
-              <w:t>2</w:t>
+              <w:t>6</w:t>
             </w:r>
           </w:p>
         </w:tc>
@@ -8334,7 +8334,7 @@
               <w:rPr>
                 <w:sz w:val="18"/>
               </w:rPr>
-              <w:t>2</w:t>
+              <w:t>6</w:t>
             </w:r>
           </w:p>
         </w:tc>
@@ -8450,7 +8450,7 @@
               <w:rPr>
                 <w:sz w:val="18"/>
               </w:rPr>
-              <w:t>1</w:t>
+              <w:t>5</w:t>
             </w:r>
           </w:p>
         </w:tc>
@@ -8685,7 +8685,7 @@
                 <w:b/>
                 <w:sz w:val="18"/>
               </w:rPr>
-              <w:t>63</w:t>
+              <w:t>68</w:t>
             </w:r>
           </w:p>
         </w:tc>
@@ -8747,7 +8747,7 @@
                 <w:b/>
                 <w:sz w:val="18"/>
               </w:rPr>
-              <w:t>35</w:t>
+              <w:t>47</w:t>
             </w:r>
           </w:p>
         </w:tc>
@@ -8812,7 +8812,7 @@
                 <w:color w:val="FFFFFF"/>
                 <w:sz w:val="18"/>
               </w:rPr>
-              <w:t>98</w:t>
+              <w:t>114</w:t>
             </w:r>
           </w:p>
         </w:tc>
@@ -33989,7 +33989,7 @@
           <w:color w:val="64748B"/>
           <w:sz w:val="16"/>
         </w:rPr>
-        <w:t>Rapport généré automatiquement le 2026-06-20 14:33</w:t>
+        <w:t>Rapport généré automatiquement le 2026-06-20 14:40</w:t>
       </w:r>
     </w:p>
     <w:sectPr>

--- a/rapports/2026-06-19/rapport_hebdo_2026-06-19.docx
+++ b/rapports/2026-06-19/rapport_hebdo_2026-06-19.docx
@@ -1012,7 +1012,7 @@
               <w:rPr>
                 <w:sz w:val="18"/>
               </w:rPr>
-              <w:t>4</w:t>
+              <w:t>0</w:t>
             </w:r>
           </w:p>
         </w:tc>
@@ -1084,7 +1084,7 @@
               <w:rPr>
                 <w:sz w:val="18"/>
               </w:rPr>
-              <w:t>1</w:t>
+              <w:t>0</w:t>
             </w:r>
           </w:p>
         </w:tc>
@@ -1156,7 +1156,7 @@
               <w:rPr>
                 <w:sz w:val="18"/>
               </w:rPr>
-              <w:t>8</w:t>
+              <w:t>0</w:t>
             </w:r>
           </w:p>
         </w:tc>
@@ -1300,7 +1300,7 @@
               <w:rPr>
                 <w:sz w:val="18"/>
               </w:rPr>
-              <w:t>5</w:t>
+              <w:t>0</w:t>
             </w:r>
           </w:p>
         </w:tc>
@@ -1444,7 +1444,7 @@
               <w:rPr>
                 <w:sz w:val="18"/>
               </w:rPr>
-              <w:t>3</w:t>
+              <w:t>0</w:t>
             </w:r>
           </w:p>
         </w:tc>
@@ -1516,7 +1516,7 @@
               <w:rPr>
                 <w:sz w:val="18"/>
               </w:rPr>
-              <w:t>17</w:t>
+              <w:t>12</w:t>
             </w:r>
           </w:p>
         </w:tc>
@@ -1660,7 +1660,7 @@
               <w:rPr>
                 <w:sz w:val="18"/>
               </w:rPr>
-              <w:t>4</w:t>
+              <w:t>0</w:t>
             </w:r>
           </w:p>
         </w:tc>
@@ -1876,7 +1876,7 @@
               <w:rPr>
                 <w:sz w:val="18"/>
               </w:rPr>
-              <w:t>3</w:t>
+              <w:t>0</w:t>
             </w:r>
           </w:p>
         </w:tc>
@@ -1948,7 +1948,7 @@
               <w:rPr>
                 <w:sz w:val="18"/>
               </w:rPr>
-              <w:t>1</w:t>
+              <w:t>0</w:t>
             </w:r>
           </w:p>
         </w:tc>
@@ -2236,7 +2236,7 @@
               <w:rPr>
                 <w:sz w:val="18"/>
               </w:rPr>
-              <w:t>6</w:t>
+              <w:t>0</w:t>
             </w:r>
           </w:p>
         </w:tc>
@@ -2596,7 +2596,7 @@
               <w:rPr>
                 <w:sz w:val="18"/>
               </w:rPr>
-              <w:t>14</w:t>
+              <w:t>10</w:t>
             </w:r>
           </w:p>
         </w:tc>
@@ -33989,7 +33989,7 @@
           <w:color w:val="64748B"/>
           <w:sz w:val="16"/>
         </w:rPr>
-        <w:t>Rapport généré automatiquement le 2026-06-20 14:40</w:t>
+        <w:t>Rapport généré automatiquement le 2026-06-21 23:08</w:t>
       </w:r>
     </w:p>
     <w:sectPr>

--- a/rapports/2026-06-19/rapport_hebdo_2026-06-19.docx
+++ b/rapports/2026-06-19/rapport_hebdo_2026-06-19.docx
@@ -178,7 +178,7 @@
               <w:rPr>
                 <w:sz w:val="18"/>
               </w:rPr>
-              <w:t>FATOU MARIE MBODJI (EQ2)</w:t>
+              <w:t>FATOU NDIAYE GAYE (EQ11)</w:t>
             </w:r>
           </w:p>
         </w:tc>
@@ -220,7 +220,7 @@
               <w:rPr>
                 <w:sz w:val="18"/>
               </w:rPr>
-              <w:t>1</w:t>
+              <w:t>0</w:t>
             </w:r>
           </w:p>
         </w:tc>
@@ -322,7 +322,7 @@
               <w:rPr>
                 <w:sz w:val="18"/>
               </w:rPr>
-              <w:t>EL HADJ FALLOU DIALLO (EQ24)</w:t>
+              <w:t>MAMADOU MOURTALLA DIENG (EQ15)</w:t>
             </w:r>
           </w:p>
         </w:tc>
@@ -538,7 +538,7 @@
               <w:rPr>
                 <w:sz w:val="18"/>
               </w:rPr>
-              <w:t>OULIMATA DIENE (EQ1)</w:t>
+              <w:t>AMADOU GUEYE (EQ26)</w:t>
             </w:r>
           </w:p>
         </w:tc>
@@ -566,7 +566,7 @@
               <w:rPr>
                 <w:sz w:val="18"/>
               </w:rPr>
-              <w:t>3</w:t>
+              <w:t>4</w:t>
             </w:r>
           </w:p>
         </w:tc>
@@ -594,7 +594,7 @@
               <w:rPr>
                 <w:sz w:val="18"/>
               </w:rPr>
-              <w:t>30</w:t>
+              <w:t>40</w:t>
             </w:r>
           </w:p>
         </w:tc>
@@ -610,7 +610,7 @@
               <w:rPr>
                 <w:sz w:val="18"/>
               </w:rPr>
-              <w:t>BAYE CHEIKH NIANG (EQ10)</w:t>
+              <w:t>FATOU MARIE MBODJI (EQ2)</w:t>
             </w:r>
           </w:p>
         </w:tc>
@@ -638,7 +638,7 @@
               <w:rPr>
                 <w:sz w:val="18"/>
               </w:rPr>
-              <w:t>3</w:t>
+              <w:t>4</w:t>
             </w:r>
           </w:p>
         </w:tc>
@@ -652,7 +652,7 @@
               <w:rPr>
                 <w:sz w:val="18"/>
               </w:rPr>
-              <w:t>0</w:t>
+              <w:t>1</w:t>
             </w:r>
           </w:p>
         </w:tc>
@@ -666,7 +666,7 @@
               <w:rPr>
                 <w:sz w:val="18"/>
               </w:rPr>
-              <w:t>30</w:t>
+              <w:t>40</w:t>
             </w:r>
           </w:p>
         </w:tc>
@@ -682,7 +682,7 @@
               <w:rPr>
                 <w:sz w:val="18"/>
               </w:rPr>
-              <w:t>AMADOU GUEYE (EQ26)</w:t>
+              <w:t>EL HADJ FALLOU DIALLO (EQ24)</w:t>
             </w:r>
           </w:p>
         </w:tc>
@@ -710,7 +710,7 @@
               <w:rPr>
                 <w:sz w:val="18"/>
               </w:rPr>
-              <w:t>3</w:t>
+              <w:t>4</w:t>
             </w:r>
           </w:p>
         </w:tc>
@@ -724,7 +724,7 @@
               <w:rPr>
                 <w:sz w:val="18"/>
               </w:rPr>
-              <w:t>12</w:t>
+              <w:t>0</w:t>
             </w:r>
           </w:p>
         </w:tc>
@@ -738,7 +738,7 @@
               <w:rPr>
                 <w:sz w:val="18"/>
               </w:rPr>
-              <w:t>30</w:t>
+              <w:t>40</w:t>
             </w:r>
           </w:p>
         </w:tc>
@@ -754,7 +754,7 @@
               <w:rPr>
                 <w:sz w:val="18"/>
               </w:rPr>
-              <w:t>AMINATA DJIBY NDIAYE (EQ13)</w:t>
+              <w:t>ELHADJI DJIBRIL DIOUF (EQ27)</w:t>
             </w:r>
           </w:p>
         </w:tc>
@@ -782,7 +782,7 @@
               <w:rPr>
                 <w:sz w:val="18"/>
               </w:rPr>
-              <w:t>3</w:t>
+              <w:t>4</w:t>
             </w:r>
           </w:p>
         </w:tc>
@@ -810,7 +810,7 @@
               <w:rPr>
                 <w:sz w:val="18"/>
               </w:rPr>
-              <w:t>30</w:t>
+              <w:t>40</w:t>
             </w:r>
           </w:p>
         </w:tc>
@@ -826,7 +826,7 @@
               <w:rPr>
                 <w:sz w:val="18"/>
               </w:rPr>
-              <w:t>ALASSANE HENRY DIEDHIOU (EQ16)</w:t>
+              <w:t>SARA NIANG (EQ7)</w:t>
             </w:r>
           </w:p>
         </w:tc>
@@ -854,7 +854,7 @@
               <w:rPr>
                 <w:sz w:val="18"/>
               </w:rPr>
-              <w:t>3</w:t>
+              <w:t>4</w:t>
             </w:r>
           </w:p>
         </w:tc>
@@ -882,7 +882,7 @@
               <w:rPr>
                 <w:sz w:val="18"/>
               </w:rPr>
-              <w:t>30</w:t>
+              <w:t>40</w:t>
             </w:r>
           </w:p>
         </w:tc>
@@ -898,7 +898,7 @@
               <w:rPr>
                 <w:sz w:val="18"/>
               </w:rPr>
-              <w:t>OUSSEYNOU BOYE (EQ12)</w:t>
+              <w:t>OULIMATA DIENE (EQ1)</w:t>
             </w:r>
           </w:p>
         </w:tc>
@@ -970,7 +970,7 @@
               <w:rPr>
                 <w:sz w:val="18"/>
               </w:rPr>
-              <w:t>DOUDOU SANE (EQ19)</w:t>
+              <w:t>BAYE CHEIKH NIANG (EQ10)</w:t>
             </w:r>
           </w:p>
         </w:tc>
@@ -1186,7 +1186,7 @@
               <w:rPr>
                 <w:sz w:val="18"/>
               </w:rPr>
-              <w:t>MANSOUR NDAO (EQ20)</w:t>
+              <w:t>ALASSANE HENRY DIEDHIOU (EQ16)</w:t>
             </w:r>
           </w:p>
         </w:tc>
@@ -1258,7 +1258,7 @@
               <w:rPr>
                 <w:sz w:val="18"/>
               </w:rPr>
-              <w:t>SOUDOU FAYE (EQ22)</w:t>
+              <w:t>DOUDOU SANE (EQ19)</w:t>
             </w:r>
           </w:p>
         </w:tc>
@@ -1330,7 +1330,7 @@
               <w:rPr>
                 <w:sz w:val="18"/>
               </w:rPr>
-              <w:t>AL HASSANE DIOUF (EQ21)</w:t>
+              <w:t>OUSSEYNOU BOYE (EQ12)</w:t>
             </w:r>
           </w:p>
         </w:tc>
@@ -1402,7 +1402,7 @@
               <w:rPr>
                 <w:sz w:val="18"/>
               </w:rPr>
-              <w:t>OUMAR WELE (EQ14)</w:t>
+              <w:t>AMINATA DJIBY NDIAYE (EQ13)</w:t>
             </w:r>
           </w:p>
         </w:tc>
@@ -1474,7 +1474,7 @@
               <w:rPr>
                 <w:sz w:val="18"/>
               </w:rPr>
-              <w:t>MAMADOU MOURTALLA DIENG (EQ15)</w:t>
+              <w:t>OUMAR WELE (EQ14)</w:t>
             </w:r>
           </w:p>
         </w:tc>
@@ -1516,7 +1516,7 @@
               <w:rPr>
                 <w:sz w:val="18"/>
               </w:rPr>
-              <w:t>12</w:t>
+              <w:t>0</w:t>
             </w:r>
           </w:p>
         </w:tc>
@@ -1546,7 +1546,7 @@
               <w:rPr>
                 <w:sz w:val="18"/>
               </w:rPr>
-              <w:t>DJIBRIL BA (EQ6)</w:t>
+              <w:t>DAME NIANG (EQ23)</w:t>
             </w:r>
           </w:p>
         </w:tc>
@@ -1618,7 +1618,7 @@
               <w:rPr>
                 <w:sz w:val="18"/>
               </w:rPr>
-              <w:t>DAME NIANG (EQ23)</w:t>
+              <w:t>MANSOUR NDAO (EQ20)</w:t>
             </w:r>
           </w:p>
         </w:tc>
@@ -1690,7 +1690,7 @@
               <w:rPr>
                 <w:sz w:val="18"/>
               </w:rPr>
-              <w:t>ELHADJI DJIBRIL DIOUF (EQ27)</w:t>
+              <w:t>AL HASSANE DIOUF (EQ21)</w:t>
             </w:r>
           </w:p>
         </w:tc>
@@ -1732,7 +1732,7 @@
               <w:rPr>
                 <w:sz w:val="18"/>
               </w:rPr>
-              <w:t>12</w:t>
+              <w:t>0</w:t>
             </w:r>
           </w:p>
         </w:tc>
@@ -1762,7 +1762,7 @@
               <w:rPr>
                 <w:sz w:val="18"/>
               </w:rPr>
-              <w:t>OUSMANE MBENGUE (EQ28)</w:t>
+              <w:t>SOUDOU FAYE (EQ22)</w:t>
             </w:r>
           </w:p>
         </w:tc>
@@ -1906,7 +1906,7 @@
               <w:rPr>
                 <w:sz w:val="18"/>
               </w:rPr>
-              <w:t>ROKHAYA NGOM (EQ31)</w:t>
+              <w:t>OUSMANE MBENGUE (EQ28)</w:t>
             </w:r>
           </w:p>
         </w:tc>
@@ -2122,7 +2122,7 @@
               <w:rPr>
                 <w:sz w:val="18"/>
               </w:rPr>
-              <w:t>BABACAR SENE (EQ9)</w:t>
+              <w:t>FODE BAYO (EQ33)</w:t>
             </w:r>
           </w:p>
         </w:tc>
@@ -2136,7 +2136,7 @@
               <w:rPr>
                 <w:sz w:val="18"/>
               </w:rPr>
-              <w:t>11</w:t>
+              <w:t>10</w:t>
             </w:r>
           </w:p>
         </w:tc>
@@ -2178,7 +2178,7 @@
               <w:rPr>
                 <w:sz w:val="18"/>
               </w:rPr>
-              <w:t>27,3</w:t>
+              <w:t>30</w:t>
             </w:r>
           </w:p>
         </w:tc>
@@ -2266,7 +2266,7 @@
               <w:rPr>
                 <w:sz w:val="18"/>
               </w:rPr>
-              <w:t>MAME DIARRA COLY (EQ34)</w:t>
+              <w:t>ROKHAYA NGOM (EQ31)</w:t>
             </w:r>
           </w:p>
         </w:tc>
@@ -2338,7 +2338,7 @@
               <w:rPr>
                 <w:sz w:val="18"/>
               </w:rPr>
-              <w:t>DIARIETOU DJIBA (EQ5)</w:t>
+              <w:t>MAME DIARRA COLY (EQ34)</w:t>
             </w:r>
           </w:p>
         </w:tc>
@@ -2410,7 +2410,7 @@
               <w:rPr>
                 <w:sz w:val="18"/>
               </w:rPr>
-              <w:t>ABDOU KHADRE FALL (EQ8)</w:t>
+              <w:t>DIARIETOU DJIBA (EQ5)</w:t>
             </w:r>
           </w:p>
         </w:tc>
@@ -2482,7 +2482,7 @@
               <w:rPr>
                 <w:sz w:val="18"/>
               </w:rPr>
-              <w:t>FATOU NDIAYE GAYE (EQ11)</w:t>
+              <w:t>DJIBRIL BA (EQ6)</w:t>
             </w:r>
           </w:p>
         </w:tc>
@@ -2510,7 +2510,7 @@
               <w:rPr>
                 <w:sz w:val="18"/>
               </w:rPr>
-              <w:t>2</w:t>
+              <w:t>3</w:t>
             </w:r>
           </w:p>
         </w:tc>
@@ -2524,7 +2524,7 @@
               <w:rPr>
                 <w:sz w:val="18"/>
               </w:rPr>
-              <w:t>16</w:t>
+              <w:t>0</w:t>
             </w:r>
           </w:p>
         </w:tc>
@@ -2538,7 +2538,7 @@
               <w:rPr>
                 <w:sz w:val="18"/>
               </w:rPr>
-              <w:t>20</w:t>
+              <w:t>30</w:t>
             </w:r>
           </w:p>
         </w:tc>
@@ -2554,7 +2554,7 @@
               <w:rPr>
                 <w:sz w:val="18"/>
               </w:rPr>
-              <w:t>FODE BAYO (EQ33)</w:t>
+              <w:t>ABDOU KHADRE FALL (EQ8)</w:t>
             </w:r>
           </w:p>
         </w:tc>
@@ -2582,7 +2582,7 @@
               <w:rPr>
                 <w:sz w:val="18"/>
               </w:rPr>
-              <w:t>2</w:t>
+              <w:t>3</w:t>
             </w:r>
           </w:p>
         </w:tc>
@@ -2596,7 +2596,7 @@
               <w:rPr>
                 <w:sz w:val="18"/>
               </w:rPr>
-              <w:t>10</w:t>
+              <w:t>0</w:t>
             </w:r>
           </w:p>
         </w:tc>
@@ -2610,7 +2610,7 @@
               <w:rPr>
                 <w:sz w:val="18"/>
               </w:rPr>
-              <w:t>20</w:t>
+              <w:t>30</w:t>
             </w:r>
           </w:p>
         </w:tc>
@@ -2626,7 +2626,7 @@
               <w:rPr>
                 <w:sz w:val="18"/>
               </w:rPr>
-              <w:t>SARA NIANG (EQ7)</w:t>
+              <w:t>BABACAR SENE (EQ9)</w:t>
             </w:r>
           </w:p>
         </w:tc>
@@ -2640,7 +2640,7 @@
               <w:rPr>
                 <w:sz w:val="18"/>
               </w:rPr>
-              <w:t>10</w:t>
+              <w:t>11</w:t>
             </w:r>
           </w:p>
         </w:tc>
@@ -2654,7 +2654,7 @@
               <w:rPr>
                 <w:sz w:val="18"/>
               </w:rPr>
-              <w:t>2</w:t>
+              <w:t>3</w:t>
             </w:r>
           </w:p>
         </w:tc>
@@ -2668,7 +2668,7 @@
               <w:rPr>
                 <w:sz w:val="18"/>
               </w:rPr>
-              <w:t>16</w:t>
+              <w:t>0</w:t>
             </w:r>
           </w:p>
         </w:tc>
@@ -2682,7 +2682,7 @@
               <w:rPr>
                 <w:sz w:val="18"/>
               </w:rPr>
-              <w:t>20</w:t>
+              <w:t>27,3</w:t>
             </w:r>
           </w:p>
         </w:tc>
@@ -18612,7 +18612,7 @@
               <w:rPr>
                 <w:sz w:val="18"/>
               </w:rPr>
-              <w:t>EQ35_enq3</w:t>
+              <w:t>EQ17_enq2</w:t>
             </w:r>
           </w:p>
         </w:tc>
@@ -18626,7 +18626,7 @@
               <w:rPr>
                 <w:sz w:val="18"/>
               </w:rPr>
-              <w:t>MAIMOUNA KOURMANG (EQ35)</w:t>
+              <w:t>BAYE ASSE DIOP (EQ17)</w:t>
             </w:r>
           </w:p>
         </w:tc>
@@ -18682,7 +18682,7 @@
               <w:rPr>
                 <w:sz w:val="18"/>
               </w:rPr>
-              <w:t>5</w:t>
+              <w:t>4</w:t>
             </w:r>
           </w:p>
         </w:tc>
@@ -18696,7 +18696,7 @@
               <w:rPr>
                 <w:sz w:val="18"/>
               </w:rPr>
-              <w:t>17</w:t>
+              <w:t>16</w:t>
             </w:r>
           </w:p>
         </w:tc>
@@ -18712,7 +18712,7 @@
               <w:rPr>
                 <w:sz w:val="18"/>
               </w:rPr>
-              <w:t>EQ17_enq2</w:t>
+              <w:t>EQ1_enq3</w:t>
             </w:r>
           </w:p>
         </w:tc>
@@ -18726,7 +18726,7 @@
               <w:rPr>
                 <w:sz w:val="18"/>
               </w:rPr>
-              <w:t>BAYE ASSE DIOP (EQ17)</w:t>
+              <w:t>OULIMATA DIENE (EQ1)</w:t>
             </w:r>
           </w:p>
         </w:tc>
@@ -18740,6 +18740,20 @@
               <w:rPr>
                 <w:sz w:val="18"/>
               </w:rPr>
+              <w:t>3</w:t>
+            </w:r>
+          </w:p>
+        </w:tc>
+        <w:tc>
+          <w:tcPr>
+            <w:tcW w:type="dxa" w:w="1234"/>
+            <w:shd w:val="clear" w:color="auto" w:fill="F4F8F7"/>
+          </w:tcPr>
+          <w:p>
+            <w:r>
+              <w:rPr>
+                <w:sz w:val="18"/>
+              </w:rPr>
               <w:t>4</w:t>
             </w:r>
           </w:p>
@@ -18782,21 +18796,7 @@
               <w:rPr>
                 <w:sz w:val="18"/>
               </w:rPr>
-              <w:t>4</w:t>
-            </w:r>
-          </w:p>
-        </w:tc>
-        <w:tc>
-          <w:tcPr>
-            <w:tcW w:type="dxa" w:w="1234"/>
-            <w:shd w:val="clear" w:color="auto" w:fill="F4F8F7"/>
-          </w:tcPr>
-          <w:p>
-            <w:r>
-              <w:rPr>
-                <w:sz w:val="18"/>
-              </w:rPr>
-              <w:t>16</w:t>
+              <w:t>15</w:t>
             </w:r>
           </w:p>
         </w:tc>
@@ -18812,7 +18812,7 @@
               <w:rPr>
                 <w:sz w:val="18"/>
               </w:rPr>
-              <w:t>EQ1_enq3</w:t>
+              <w:t>EQ2_enq5</w:t>
             </w:r>
           </w:p>
         </w:tc>
@@ -18826,7 +18826,7 @@
               <w:rPr>
                 <w:sz w:val="18"/>
               </w:rPr>
-              <w:t>OULIMATA DIENE (EQ1)</w:t>
+              <w:t>FATOU MARIE MBODJI (EQ2)</w:t>
             </w:r>
           </w:p>
         </w:tc>
@@ -18840,7 +18840,7 @@
               <w:rPr>
                 <w:sz w:val="18"/>
               </w:rPr>
-              <w:t>3</w:t>
+              <w:t>2</w:t>
             </w:r>
           </w:p>
         </w:tc>
@@ -18882,7 +18882,7 @@
               <w:rPr>
                 <w:sz w:val="18"/>
               </w:rPr>
-              <w:t>4</w:t>
+              <w:t>5</w:t>
             </w:r>
           </w:p>
         </w:tc>
@@ -18912,7 +18912,7 @@
               <w:rPr>
                 <w:sz w:val="18"/>
               </w:rPr>
-              <w:t>EQ2_enq5</w:t>
+              <w:t>EQ6_enq3</w:t>
             </w:r>
           </w:p>
         </w:tc>
@@ -18926,7 +18926,7 @@
               <w:rPr>
                 <w:sz w:val="18"/>
               </w:rPr>
-              <w:t>FATOU MARIE MBODJI (EQ2)</w:t>
+              <w:t>DJIBRIL BA (EQ6)</w:t>
             </w:r>
           </w:p>
         </w:tc>
@@ -18940,7 +18940,7 @@
               <w:rPr>
                 <w:sz w:val="18"/>
               </w:rPr>
-              <w:t>2</w:t>
+              <w:t>3</w:t>
             </w:r>
           </w:p>
         </w:tc>
@@ -18954,6 +18954,20 @@
               <w:rPr>
                 <w:sz w:val="18"/>
               </w:rPr>
+              <w:t>3</w:t>
+            </w:r>
+          </w:p>
+        </w:tc>
+        <w:tc>
+          <w:tcPr>
+            <w:tcW w:type="dxa" w:w="1234"/>
+            <w:shd w:val="clear" w:color="auto" w:fill="F4F8F7"/>
+          </w:tcPr>
+          <w:p>
+            <w:r>
+              <w:rPr>
+                <w:sz w:val="18"/>
+              </w:rPr>
               <w:t>4</w:t>
             </w:r>
           </w:p>
@@ -18982,21 +18996,7 @@
               <w:rPr>
                 <w:sz w:val="18"/>
               </w:rPr>
-              <w:t>5</w:t>
-            </w:r>
-          </w:p>
-        </w:tc>
-        <w:tc>
-          <w:tcPr>
-            <w:tcW w:type="dxa" w:w="1234"/>
-            <w:shd w:val="clear" w:color="auto" w:fill="F4F8F7"/>
-          </w:tcPr>
-          <w:p>
-            <w:r>
-              <w:rPr>
-                <w:sz w:val="18"/>
-              </w:rPr>
-              <w:t>15</w:t>
+              <w:t>14</w:t>
             </w:r>
           </w:p>
         </w:tc>
@@ -19012,7 +19012,7 @@
               <w:rPr>
                 <w:sz w:val="18"/>
               </w:rPr>
-              <w:t>EQ6_enq3</w:t>
+              <w:t>EQ3_enq5</w:t>
             </w:r>
           </w:p>
         </w:tc>
@@ -19026,7 +19026,7 @@
               <w:rPr>
                 <w:sz w:val="18"/>
               </w:rPr>
-              <w:t>DJIBRIL BA (EQ6)</w:t>
+              <w:t>AWA DIALLO (EQ3)</w:t>
             </w:r>
           </w:p>
         </w:tc>
@@ -19068,6 +19068,20 @@
               <w:rPr>
                 <w:sz w:val="18"/>
               </w:rPr>
+              <w:t>3</w:t>
+            </w:r>
+          </w:p>
+        </w:tc>
+        <w:tc>
+          <w:tcPr>
+            <w:tcW w:type="dxa" w:w="1234"/>
+            <w:shd w:val="clear" w:color="auto" w:fill="FFFFFF"/>
+          </w:tcPr>
+          <w:p>
+            <w:r>
+              <w:rPr>
+                <w:sz w:val="18"/>
+              </w:rPr>
               <w:t>4</w:t>
             </w:r>
           </w:p>
@@ -19082,21 +19096,7 @@
               <w:rPr>
                 <w:sz w:val="18"/>
               </w:rPr>
-              <w:t>4</w:t>
-            </w:r>
-          </w:p>
-        </w:tc>
-        <w:tc>
-          <w:tcPr>
-            <w:tcW w:type="dxa" w:w="1234"/>
-            <w:shd w:val="clear" w:color="auto" w:fill="FFFFFF"/>
-          </w:tcPr>
-          <w:p>
-            <w:r>
-              <w:rPr>
-                <w:sz w:val="18"/>
-              </w:rPr>
-              <w:t>14</w:t>
+              <w:t>13</w:t>
             </w:r>
           </w:p>
         </w:tc>
@@ -19112,7 +19112,7 @@
               <w:rPr>
                 <w:sz w:val="18"/>
               </w:rPr>
-              <w:t>EQ3_enq5</w:t>
+              <w:t>EQ30_enq1</w:t>
             </w:r>
           </w:p>
         </w:tc>
@@ -19126,7 +19126,7 @@
               <w:rPr>
                 <w:sz w:val="18"/>
               </w:rPr>
-              <w:t>AWA DIALLO (EQ3)</w:t>
+              <w:t>ABIBOU NDIAYE (EQ30)</w:t>
             </w:r>
           </w:p>
         </w:tc>
@@ -19182,7 +19182,7 @@
               <w:rPr>
                 <w:sz w:val="18"/>
               </w:rPr>
-              <w:t>4</w:t>
+              <w:t>3</w:t>
             </w:r>
           </w:p>
         </w:tc>
@@ -19196,7 +19196,7 @@
               <w:rPr>
                 <w:sz w:val="18"/>
               </w:rPr>
-              <w:t>13</w:t>
+              <w:t>12</w:t>
             </w:r>
           </w:p>
         </w:tc>
@@ -19212,7 +19212,7 @@
               <w:rPr>
                 <w:sz w:val="18"/>
               </w:rPr>
-              <w:t>EQ30_enq1</w:t>
+              <w:t>EQ35_enq3</w:t>
             </w:r>
           </w:p>
         </w:tc>
@@ -19226,7 +19226,7 @@
               <w:rPr>
                 <w:sz w:val="18"/>
               </w:rPr>
-              <w:t>ABIBOU NDIAYE (EQ30)</w:t>
+              <w:t>MAIMOUNA KOURMANG (EQ35)</w:t>
             </w:r>
           </w:p>
         </w:tc>
@@ -19512,7 +19512,7 @@
               <w:rPr>
                 <w:sz w:val="18"/>
               </w:rPr>
-              <w:t>EQ22_enq3</w:t>
+              <w:t>EQ2_enq2</w:t>
             </w:r>
           </w:p>
         </w:tc>
@@ -19526,7 +19526,7 @@
               <w:rPr>
                 <w:sz w:val="18"/>
               </w:rPr>
-              <w:t>SOUDOU FAYE (EQ22)</w:t>
+              <w:t>FATOU MARIE MBODJI (EQ2)</w:t>
             </w:r>
           </w:p>
         </w:tc>
@@ -19540,6 +19540,20 @@
               <w:rPr>
                 <w:sz w:val="18"/>
               </w:rPr>
+              <w:t>2</w:t>
+            </w:r>
+          </w:p>
+        </w:tc>
+        <w:tc>
+          <w:tcPr>
+            <w:tcW w:type="dxa" w:w="1234"/>
+            <w:shd w:val="clear" w:color="auto" w:fill="F4F8F7"/>
+          </w:tcPr>
+          <w:p>
+            <w:r>
+              <w:rPr>
+                <w:sz w:val="18"/>
+              </w:rPr>
               <w:t>3</w:t>
             </w:r>
           </w:p>
@@ -19554,7 +19568,7 @@
               <w:rPr>
                 <w:sz w:val="18"/>
               </w:rPr>
-              <w:t>3</w:t>
+              <w:t>2</w:t>
             </w:r>
           </w:p>
         </w:tc>
@@ -19582,21 +19596,7 @@
               <w:rPr>
                 <w:sz w:val="18"/>
               </w:rPr>
-              <w:t>2</w:t>
-            </w:r>
-          </w:p>
-        </w:tc>
-        <w:tc>
-          <w:tcPr>
-            <w:tcW w:type="dxa" w:w="1234"/>
-            <w:shd w:val="clear" w:color="auto" w:fill="F4F8F7"/>
-          </w:tcPr>
-          <w:p>
-            <w:r>
-              <w:rPr>
-                <w:sz w:val="18"/>
-              </w:rPr>
-              <w:t>10</w:t>
+              <w:t>9</w:t>
             </w:r>
           </w:p>
         </w:tc>
@@ -19612,7 +19612,7 @@
               <w:rPr>
                 <w:sz w:val="18"/>
               </w:rPr>
-              <w:t>EQ26_enq1</w:t>
+              <w:t>EQ22_enq3</w:t>
             </w:r>
           </w:p>
         </w:tc>
@@ -19626,7 +19626,7 @@
               <w:rPr>
                 <w:sz w:val="18"/>
               </w:rPr>
-              <w:t>AMADOU GUEYE (EQ26)</w:t>
+              <w:t>SOUDOU FAYE (EQ22)</w:t>
             </w:r>
           </w:p>
         </w:tc>
@@ -19682,7 +19682,7 @@
               <w:rPr>
                 <w:sz w:val="18"/>
               </w:rPr>
-              <w:t>4</w:t>
+              <w:t>2</w:t>
             </w:r>
           </w:p>
         </w:tc>
@@ -19696,7 +19696,7 @@
               <w:rPr>
                 <w:sz w:val="18"/>
               </w:rPr>
-              <w:t>10</w:t>
+              <w:t>8</w:t>
             </w:r>
           </w:p>
         </w:tc>
@@ -19712,7 +19712,7 @@
               <w:rPr>
                 <w:sz w:val="18"/>
               </w:rPr>
-              <w:t>EQ29_enq4</w:t>
+              <w:t>EQ24_enq3</w:t>
             </w:r>
           </w:p>
         </w:tc>
@@ -19726,7 +19726,7 @@
               <w:rPr>
                 <w:sz w:val="18"/>
               </w:rPr>
-              <w:t>MODOU DIONE (EQ29)</w:t>
+              <w:t>EL HADJ FALLOU DIALLO (EQ24)</w:t>
             </w:r>
           </w:p>
         </w:tc>
@@ -19782,7 +19782,7 @@
               <w:rPr>
                 <w:sz w:val="18"/>
               </w:rPr>
-              <w:t>3</w:t>
+              <w:t>2</w:t>
             </w:r>
           </w:p>
         </w:tc>
@@ -19796,7 +19796,7 @@
               <w:rPr>
                 <w:sz w:val="18"/>
               </w:rPr>
-              <w:t>9</w:t>
+              <w:t>8</w:t>
             </w:r>
           </w:p>
         </w:tc>
@@ -19812,7 +19812,7 @@
               <w:rPr>
                 <w:sz w:val="18"/>
               </w:rPr>
-              <w:t>EQ2_enq2</w:t>
+              <w:t>EQ24_enq1</w:t>
             </w:r>
           </w:p>
         </w:tc>
@@ -19826,7 +19826,7 @@
               <w:rPr>
                 <w:sz w:val="18"/>
               </w:rPr>
-              <w:t>FATOU MARIE MBODJI (EQ2)</w:t>
+              <w:t>EL HADJ FALLOU DIALLO (EQ24)</w:t>
             </w:r>
           </w:p>
         </w:tc>
@@ -19854,7 +19854,7 @@
               <w:rPr>
                 <w:sz w:val="18"/>
               </w:rPr>
-              <w:t>3</w:t>
+              <w:t>2</w:t>
             </w:r>
           </w:p>
         </w:tc>
@@ -19896,7 +19896,7 @@
               <w:rPr>
                 <w:sz w:val="18"/>
               </w:rPr>
-              <w:t>9</w:t>
+              <w:t>8</w:t>
             </w:r>
           </w:p>
         </w:tc>
@@ -19912,7 +19912,7 @@
               <w:rPr>
                 <w:sz w:val="18"/>
               </w:rPr>
-              <w:t>EQ11_enq2</w:t>
+              <w:t>EQ7_enq2</w:t>
             </w:r>
           </w:p>
         </w:tc>
@@ -19926,7 +19926,7 @@
               <w:rPr>
                 <w:sz w:val="18"/>
               </w:rPr>
-              <w:t>FATOU NDIAYE GAYE (EQ11)</w:t>
+              <w:t>SARA NIANG (EQ7)</w:t>
             </w:r>
           </w:p>
         </w:tc>
@@ -20012,7 +20012,7 @@
               <w:rPr>
                 <w:sz w:val="18"/>
               </w:rPr>
-              <w:t>EQ24_enq1</w:t>
+              <w:t>EQ8_enq2</w:t>
             </w:r>
           </w:p>
         </w:tc>
@@ -20026,7 +20026,7 @@
               <w:rPr>
                 <w:sz w:val="18"/>
               </w:rPr>
-              <w:t>EL HADJ FALLOU DIALLO (EQ24)</w:t>
+              <w:t>ABDOU KHADRE FALL (EQ8)</w:t>
             </w:r>
           </w:p>
         </w:tc>
@@ -20112,7 +20112,7 @@
               <w:rPr>
                 <w:sz w:val="18"/>
               </w:rPr>
-              <w:t>EQ24_enq3</w:t>
+              <w:t>EQ4_enq3</w:t>
             </w:r>
           </w:p>
         </w:tc>
@@ -20126,7 +20126,7 @@
               <w:rPr>
                 <w:sz w:val="18"/>
               </w:rPr>
-              <w:t>EL HADJ FALLOU DIALLO (EQ24)</w:t>
+              <w:t>MATAR GUEYE (EQ4)</w:t>
             </w:r>
           </w:p>
         </w:tc>
@@ -20312,7 +20312,7 @@
               <w:rPr>
                 <w:sz w:val="18"/>
               </w:rPr>
-              <w:t>EQ20_enq3</w:t>
+              <w:t>EQ26_enq1</w:t>
             </w:r>
           </w:p>
         </w:tc>
@@ -20326,7 +20326,7 @@
               <w:rPr>
                 <w:sz w:val="18"/>
               </w:rPr>
-              <w:t>MANSOUR NDAO (EQ20)</w:t>
+              <w:t>AMADOU GUEYE (EQ26)</w:t>
             </w:r>
           </w:p>
         </w:tc>
@@ -20412,7 +20412,7 @@
               <w:rPr>
                 <w:sz w:val="18"/>
               </w:rPr>
-              <w:t>EQ8_enq2</w:t>
+              <w:t>EQ20_enq3</w:t>
             </w:r>
           </w:p>
         </w:tc>
@@ -20426,7 +20426,7 @@
               <w:rPr>
                 <w:sz w:val="18"/>
               </w:rPr>
-              <w:t>ABDOU KHADRE FALL (EQ8)</w:t>
+              <w:t>MANSOUR NDAO (EQ20)</w:t>
             </w:r>
           </w:p>
         </w:tc>
@@ -20512,7 +20512,7 @@
               <w:rPr>
                 <w:sz w:val="18"/>
               </w:rPr>
-              <w:t>EQ35_enq2</w:t>
+              <w:t>EQ11_enq4</w:t>
             </w:r>
           </w:p>
         </w:tc>
@@ -20526,7 +20526,7 @@
               <w:rPr>
                 <w:sz w:val="18"/>
               </w:rPr>
-              <w:t>MAIMOUNA KOURMANG (EQ35)</w:t>
+              <w:t>FATOU NDIAYE GAYE (EQ11)</w:t>
             </w:r>
           </w:p>
         </w:tc>
@@ -20612,7 +20612,7 @@
               <w:rPr>
                 <w:sz w:val="18"/>
               </w:rPr>
-              <w:t>EQ4_enq3</w:t>
+              <w:t>EQ24_enq4</w:t>
             </w:r>
           </w:p>
         </w:tc>
@@ -20626,7 +20626,7 @@
               <w:rPr>
                 <w:sz w:val="18"/>
               </w:rPr>
-              <w:t>MATAR GUEYE (EQ4)</w:t>
+              <w:t>EL HADJ FALLOU DIALLO (EQ24)</w:t>
             </w:r>
           </w:p>
         </w:tc>
@@ -20712,7 +20712,7 @@
               <w:rPr>
                 <w:sz w:val="18"/>
               </w:rPr>
-              <w:t>EQ7_enq2</w:t>
+              <w:t>EQ29_enq4</w:t>
             </w:r>
           </w:p>
         </w:tc>
@@ -20726,7 +20726,7 @@
               <w:rPr>
                 <w:sz w:val="18"/>
               </w:rPr>
-              <w:t>SARA NIANG (EQ7)</w:t>
+              <w:t>MODOU DIONE (EQ29)</w:t>
             </w:r>
           </w:p>
         </w:tc>
@@ -20740,6 +20740,48 @@
               <w:rPr>
                 <w:sz w:val="18"/>
               </w:rPr>
+              <w:t>1</w:t>
+            </w:r>
+          </w:p>
+        </w:tc>
+        <w:tc>
+          <w:tcPr>
+            <w:tcW w:type="dxa" w:w="1234"/>
+            <w:shd w:val="clear" w:color="auto" w:fill="F4F8F7"/>
+          </w:tcPr>
+          <w:p>
+            <w:r>
+              <w:rPr>
+                <w:sz w:val="18"/>
+              </w:rPr>
+              <w:t>1</w:t>
+            </w:r>
+          </w:p>
+        </w:tc>
+        <w:tc>
+          <w:tcPr>
+            <w:tcW w:type="dxa" w:w="1234"/>
+            <w:shd w:val="clear" w:color="auto" w:fill="F4F8F7"/>
+          </w:tcPr>
+          <w:p>
+            <w:r>
+              <w:rPr>
+                <w:sz w:val="18"/>
+              </w:rPr>
+              <w:t>1</w:t>
+            </w:r>
+          </w:p>
+        </w:tc>
+        <w:tc>
+          <w:tcPr>
+            <w:tcW w:type="dxa" w:w="1234"/>
+            <w:shd w:val="clear" w:color="auto" w:fill="F4F8F7"/>
+          </w:tcPr>
+          <w:p>
+            <w:r>
+              <w:rPr>
+                <w:sz w:val="18"/>
+              </w:rPr>
               <w:t>2</w:t>
             </w:r>
           </w:p>
@@ -20754,49 +20796,7 @@
               <w:rPr>
                 <w:sz w:val="18"/>
               </w:rPr>
-              <w:t>2</w:t>
-            </w:r>
-          </w:p>
-        </w:tc>
-        <w:tc>
-          <w:tcPr>
-            <w:tcW w:type="dxa" w:w="1234"/>
-            <w:shd w:val="clear" w:color="auto" w:fill="F4F8F7"/>
-          </w:tcPr>
-          <w:p>
-            <w:r>
-              <w:rPr>
-                <w:sz w:val="18"/>
-              </w:rPr>
-              <w:t>2</w:t>
-            </w:r>
-          </w:p>
-        </w:tc>
-        <w:tc>
-          <w:tcPr>
-            <w:tcW w:type="dxa" w:w="1234"/>
-            <w:shd w:val="clear" w:color="auto" w:fill="F4F8F7"/>
-          </w:tcPr>
-          <w:p>
-            <w:r>
-              <w:rPr>
-                <w:sz w:val="18"/>
-              </w:rPr>
-              <w:t>2</w:t>
-            </w:r>
-          </w:p>
-        </w:tc>
-        <w:tc>
-          <w:tcPr>
-            <w:tcW w:type="dxa" w:w="1234"/>
-            <w:shd w:val="clear" w:color="auto" w:fill="F4F8F7"/>
-          </w:tcPr>
-          <w:p>
-            <w:r>
-              <w:rPr>
-                <w:sz w:val="18"/>
-              </w:rPr>
-              <w:t>8</w:t>
+              <w:t>5</w:t>
             </w:r>
           </w:p>
         </w:tc>
@@ -20812,7 +20812,7 @@
               <w:rPr>
                 <w:sz w:val="18"/>
               </w:rPr>
-              <w:t>EQ11_enq4</w:t>
+              <w:t>EQ20_enq1</w:t>
             </w:r>
           </w:p>
         </w:tc>
@@ -20826,7 +20826,7 @@
               <w:rPr>
                 <w:sz w:val="18"/>
               </w:rPr>
-              <w:t>FATOU NDIAYE GAYE (EQ11)</w:t>
+              <w:t>MANSOUR NDAO (EQ20)</w:t>
             </w:r>
           </w:p>
         </w:tc>
@@ -20840,7 +20840,7 @@
               <w:rPr>
                 <w:sz w:val="18"/>
               </w:rPr>
-              <w:t>2</w:t>
+              <w:t>1</w:t>
             </w:r>
           </w:p>
         </w:tc>
@@ -20854,7 +20854,7 @@
               <w:rPr>
                 <w:sz w:val="18"/>
               </w:rPr>
-              <w:t>2</w:t>
+              <w:t>1</w:t>
             </w:r>
           </w:p>
         </w:tc>
@@ -20868,7 +20868,7 @@
               <w:rPr>
                 <w:sz w:val="18"/>
               </w:rPr>
-              <w:t>2</w:t>
+              <w:t>1</w:t>
             </w:r>
           </w:p>
         </w:tc>
@@ -20882,7 +20882,7 @@
               <w:rPr>
                 <w:sz w:val="18"/>
               </w:rPr>
-              <w:t>2</w:t>
+              <w:t>1</w:t>
             </w:r>
           </w:p>
         </w:tc>
@@ -20896,7 +20896,7 @@
               <w:rPr>
                 <w:sz w:val="18"/>
               </w:rPr>
-              <w:t>8</w:t>
+              <w:t>4</w:t>
             </w:r>
           </w:p>
         </w:tc>
@@ -20912,7 +20912,7 @@
               <w:rPr>
                 <w:sz w:val="18"/>
               </w:rPr>
-              <w:t>EQ27_enq2</w:t>
+              <w:t>EQ20_enq4</w:t>
             </w:r>
           </w:p>
         </w:tc>
@@ -20926,7 +20926,7 @@
               <w:rPr>
                 <w:sz w:val="18"/>
               </w:rPr>
-              <w:t>ELHADJI DJIBRIL DIOUF (EQ27)</w:t>
+              <w:t>MANSOUR NDAO (EQ20)</w:t>
             </w:r>
           </w:p>
         </w:tc>
@@ -20940,7 +20940,7 @@
               <w:rPr>
                 <w:sz w:val="18"/>
               </w:rPr>
-              <w:t>2</w:t>
+              <w:t>1</w:t>
             </w:r>
           </w:p>
         </w:tc>
@@ -20982,7 +20982,7 @@
               <w:rPr>
                 <w:sz w:val="18"/>
               </w:rPr>
-              <w:t>2</w:t>
+              <w:t>1</w:t>
             </w:r>
           </w:p>
         </w:tc>
@@ -20996,7 +20996,7 @@
               <w:rPr>
                 <w:sz w:val="18"/>
               </w:rPr>
-              <w:t>6</w:t>
+              <w:t>4</w:t>
             </w:r>
           </w:p>
         </w:tc>
@@ -21012,7 +21012,7 @@
               <w:rPr>
                 <w:sz w:val="18"/>
               </w:rPr>
-              <w:t>EQ7_enq3</w:t>
+              <w:t>EQ10_enq2</w:t>
             </w:r>
           </w:p>
         </w:tc>
@@ -21026,7 +21026,7 @@
               <w:rPr>
                 <w:sz w:val="18"/>
               </w:rPr>
-              <w:t>SARA NIANG (EQ7)</w:t>
+              <w:t>BAYE CHEIKH NIANG (EQ10)</w:t>
             </w:r>
           </w:p>
         </w:tc>
@@ -21040,7 +21040,7 @@
               <w:rPr>
                 <w:sz w:val="18"/>
               </w:rPr>
-              <w:t>2</w:t>
+              <w:t>1</w:t>
             </w:r>
           </w:p>
         </w:tc>
@@ -21054,7 +21054,7 @@
               <w:rPr>
                 <w:sz w:val="18"/>
               </w:rPr>
-              <w:t>2</w:t>
+              <w:t>1</w:t>
             </w:r>
           </w:p>
         </w:tc>
@@ -21096,7 +21096,7 @@
               <w:rPr>
                 <w:sz w:val="18"/>
               </w:rPr>
-              <w:t>6</w:t>
+              <w:t>4</w:t>
             </w:r>
           </w:p>
         </w:tc>
@@ -21112,7 +21112,7 @@
               <w:rPr>
                 <w:sz w:val="18"/>
               </w:rPr>
-              <w:t>EQ19_enq4</w:t>
+              <w:t>EQ7_enq1</w:t>
             </w:r>
           </w:p>
         </w:tc>
@@ -21126,7 +21126,7 @@
               <w:rPr>
                 <w:sz w:val="18"/>
               </w:rPr>
-              <w:t>DOUDOU SANE (EQ19)</w:t>
+              <w:t>SARA NIANG (EQ7)</w:t>
             </w:r>
           </w:p>
         </w:tc>
@@ -21182,7 +21182,7 @@
               <w:rPr>
                 <w:sz w:val="18"/>
               </w:rPr>
-              <w:t>2</w:t>
+              <w:t>1</w:t>
             </w:r>
           </w:p>
         </w:tc>
@@ -21196,7 +21196,7 @@
               <w:rPr>
                 <w:sz w:val="18"/>
               </w:rPr>
-              <w:t>5</w:t>
+              <w:t>4</w:t>
             </w:r>
           </w:p>
         </w:tc>
@@ -21212,7 +21212,7 @@
               <w:rPr>
                 <w:sz w:val="18"/>
               </w:rPr>
-              <w:t>EQ24_enq4</w:t>
+              <w:t>EQ6_enq1</w:t>
             </w:r>
           </w:p>
         </w:tc>
@@ -21226,7 +21226,7 @@
               <w:rPr>
                 <w:sz w:val="18"/>
               </w:rPr>
-              <w:t>EL HADJ FALLOU DIALLO (EQ24)</w:t>
+              <w:t>DJIBRIL BA (EQ6)</w:t>
             </w:r>
           </w:p>
         </w:tc>
@@ -21282,7 +21282,7 @@
               <w:rPr>
                 <w:sz w:val="18"/>
               </w:rPr>
-              <w:t>2</w:t>
+              <w:t>1</w:t>
             </w:r>
           </w:p>
         </w:tc>
@@ -21296,7 +21296,7 @@
               <w:rPr>
                 <w:sz w:val="18"/>
               </w:rPr>
-              <w:t>5</w:t>
+              <w:t>4</w:t>
             </w:r>
           </w:p>
         </w:tc>
@@ -21312,7 +21312,7 @@
               <w:rPr>
                 <w:sz w:val="18"/>
               </w:rPr>
-              <w:t>EQ6_enq4</w:t>
+              <w:t>EQ5_enq5</w:t>
             </w:r>
           </w:p>
         </w:tc>
@@ -21326,7 +21326,7 @@
               <w:rPr>
                 <w:sz w:val="18"/>
               </w:rPr>
-              <w:t>DJIBRIL BA (EQ6)</w:t>
+              <w:t>DIARIETOU DJIBA (EQ5)</w:t>
             </w:r>
           </w:p>
         </w:tc>
@@ -21412,7 +21412,7 @@
               <w:rPr>
                 <w:sz w:val="18"/>
               </w:rPr>
-              <w:t>EQ10_enq2</w:t>
+              <w:t>EQ32_enq3</w:t>
             </w:r>
           </w:p>
         </w:tc>
@@ -21426,7 +21426,7 @@
               <w:rPr>
                 <w:sz w:val="18"/>
               </w:rPr>
-              <w:t>BAYE CHEIKH NIANG (EQ10)</w:t>
+              <w:t>SENABOU BADJI (EQ32)</w:t>
             </w:r>
           </w:p>
         </w:tc>
@@ -21512,7 +21512,7 @@
               <w:rPr>
                 <w:sz w:val="18"/>
               </w:rPr>
-              <w:t>EQ10_enq3</w:t>
+              <w:t>EQ27_enq3</w:t>
             </w:r>
           </w:p>
         </w:tc>
@@ -21526,7 +21526,7 @@
               <w:rPr>
                 <w:sz w:val="18"/>
               </w:rPr>
-              <w:t>BAYE CHEIKH NIANG (EQ10)</w:t>
+              <w:t>ELHADJI DJIBRIL DIOUF (EQ27)</w:t>
             </w:r>
           </w:p>
         </w:tc>
@@ -21612,7 +21612,7 @@
               <w:rPr>
                 <w:sz w:val="18"/>
               </w:rPr>
-              <w:t>EQ28_enq3</w:t>
+              <w:t>EQ25_enq2</w:t>
             </w:r>
           </w:p>
         </w:tc>
@@ -21626,7 +21626,7 @@
               <w:rPr>
                 <w:sz w:val="18"/>
               </w:rPr>
-              <w:t>OUSMANE MBENGUE (EQ28)</w:t>
+              <w:t>TALLA NGOM (EQ25)</w:t>
             </w:r>
           </w:p>
         </w:tc>
@@ -21712,7 +21712,7 @@
               <w:rPr>
                 <w:sz w:val="18"/>
               </w:rPr>
-              <w:t>EQ19_enq2</w:t>
+              <w:t>EQ23_enq4</w:t>
             </w:r>
           </w:p>
         </w:tc>
@@ -21726,7 +21726,7 @@
               <w:rPr>
                 <w:sz w:val="18"/>
               </w:rPr>
-              <w:t>DOUDOU SANE (EQ19)</w:t>
+              <w:t>DAME NIANG (EQ23)</w:t>
             </w:r>
           </w:p>
         </w:tc>
@@ -21812,7 +21812,7 @@
               <w:rPr>
                 <w:sz w:val="18"/>
               </w:rPr>
-              <w:t>EQ17_enq1</w:t>
+              <w:t>EQ19_enq2</w:t>
             </w:r>
           </w:p>
         </w:tc>
@@ -21826,7 +21826,7 @@
               <w:rPr>
                 <w:sz w:val="18"/>
               </w:rPr>
-              <w:t>BAYE ASSE DIOP (EQ17)</w:t>
+              <w:t>DOUDOU SANE (EQ19)</w:t>
             </w:r>
           </w:p>
         </w:tc>
@@ -21912,7 +21912,7 @@
               <w:rPr>
                 <w:sz w:val="18"/>
               </w:rPr>
-              <w:t>EQ12_enq1</w:t>
+              <w:t>EQ17_enq1</w:t>
             </w:r>
           </w:p>
         </w:tc>
@@ -21926,7 +21926,7 @@
               <w:rPr>
                 <w:sz w:val="18"/>
               </w:rPr>
-              <w:t>OUSSEYNOU BOYE (EQ12)</w:t>
+              <w:t>BAYE ASSE DIOP (EQ17)</w:t>
             </w:r>
           </w:p>
         </w:tc>
@@ -22012,7 +22012,7 @@
               <w:rPr>
                 <w:sz w:val="18"/>
               </w:rPr>
-              <w:t>EQ9_enq4</w:t>
+              <w:t>EQ10_enq3</w:t>
             </w:r>
           </w:p>
         </w:tc>
@@ -22026,7 +22026,7 @@
               <w:rPr>
                 <w:sz w:val="18"/>
               </w:rPr>
-              <w:t>BABACAR SENE (EQ9)</w:t>
+              <w:t>BAYE CHEIKH NIANG (EQ10)</w:t>
             </w:r>
           </w:p>
         </w:tc>
@@ -22112,7 +22112,7 @@
               <w:rPr>
                 <w:sz w:val="18"/>
               </w:rPr>
-              <w:t>EQ6_enq1</w:t>
+              <w:t>EQ14_enq3</w:t>
             </w:r>
           </w:p>
         </w:tc>
@@ -22126,7 +22126,7 @@
               <w:rPr>
                 <w:sz w:val="18"/>
               </w:rPr>
-              <w:t>DJIBRIL BA (EQ6)</w:t>
+              <w:t>OUMAR WELE (EQ14)</w:t>
             </w:r>
           </w:p>
         </w:tc>
@@ -22212,7 +22212,7 @@
               <w:rPr>
                 <w:sz w:val="18"/>
               </w:rPr>
-              <w:t>EQ4_enq2</w:t>
+              <w:t>EQ12_enq1</w:t>
             </w:r>
           </w:p>
         </w:tc>
@@ -22226,7 +22226,7 @@
               <w:rPr>
                 <w:sz w:val="18"/>
               </w:rPr>
-              <w:t>MATAR GUEYE (EQ4)</w:t>
+              <w:t>OUSSEYNOU BOYE (EQ12)</w:t>
             </w:r>
           </w:p>
         </w:tc>
@@ -22312,7 +22312,7 @@
               <w:rPr>
                 <w:sz w:val="18"/>
               </w:rPr>
-              <w:t>EQ7_enq1</w:t>
+              <w:t>EQ19_enq4</w:t>
             </w:r>
           </w:p>
         </w:tc>
@@ -22326,7 +22326,7 @@
               <w:rPr>
                 <w:sz w:val="18"/>
               </w:rPr>
-              <w:t>SARA NIANG (EQ7)</w:t>
+              <w:t>DOUDOU SANE (EQ19)</w:t>
             </w:r>
           </w:p>
         </w:tc>
@@ -22412,7 +22412,7 @@
               <w:rPr>
                 <w:sz w:val="18"/>
               </w:rPr>
-              <w:t>EQ34_enq3</w:t>
+              <w:t>EQ19_enq3</w:t>
             </w:r>
           </w:p>
         </w:tc>
@@ -22426,7 +22426,7 @@
               <w:rPr>
                 <w:sz w:val="18"/>
               </w:rPr>
-              <w:t>MAME DIARRA COLY (EQ34)</w:t>
+              <w:t>DOUDOU SANE (EQ19)</w:t>
             </w:r>
           </w:p>
         </w:tc>
@@ -22512,7 +22512,7 @@
               <w:rPr>
                 <w:sz w:val="18"/>
               </w:rPr>
-              <w:t>EQ29_enq3</w:t>
+              <w:t>EQ34_enq3</w:t>
             </w:r>
           </w:p>
         </w:tc>
@@ -22526,7 +22526,7 @@
               <w:rPr>
                 <w:sz w:val="18"/>
               </w:rPr>
-              <w:t>MODOU DIONE (EQ29)</w:t>
+              <w:t>MAME DIARRA COLY (EQ34)</w:t>
             </w:r>
           </w:p>
         </w:tc>
@@ -22612,7 +22612,7 @@
               <w:rPr>
                 <w:sz w:val="18"/>
               </w:rPr>
-              <w:t>EQ5_enq5</w:t>
+              <w:t>EQ29_enq3</w:t>
             </w:r>
           </w:p>
         </w:tc>
@@ -22626,7 +22626,7 @@
               <w:rPr>
                 <w:sz w:val="18"/>
               </w:rPr>
-              <w:t>DIARIETOU DJIBA (EQ5)</w:t>
+              <w:t>MODOU DIONE (EQ29)</w:t>
             </w:r>
           </w:p>
         </w:tc>
@@ -22712,7 +22712,7 @@
               <w:rPr>
                 <w:sz w:val="18"/>
               </w:rPr>
-              <w:t>EQ4_enq1</w:t>
+              <w:t>EQ9_enq4</w:t>
             </w:r>
           </w:p>
         </w:tc>
@@ -22726,7 +22726,7 @@
               <w:rPr>
                 <w:sz w:val="18"/>
               </w:rPr>
-              <w:t>MATAR GUEYE (EQ4)</w:t>
+              <w:t>BABACAR SENE (EQ9)</w:t>
             </w:r>
           </w:p>
         </w:tc>
@@ -22812,7 +22812,7 @@
               <w:rPr>
                 <w:sz w:val="18"/>
               </w:rPr>
-              <w:t>EQ23_enq4</w:t>
+              <w:t>EQ8_enq3</w:t>
             </w:r>
           </w:p>
         </w:tc>
@@ -22826,7 +22826,7 @@
               <w:rPr>
                 <w:sz w:val="18"/>
               </w:rPr>
-              <w:t>DAME NIANG (EQ23)</w:t>
+              <w:t>ABDOU KHADRE FALL (EQ8)</w:t>
             </w:r>
           </w:p>
         </w:tc>
@@ -22912,7 +22912,7 @@
               <w:rPr>
                 <w:sz w:val="18"/>
               </w:rPr>
-              <w:t>EQ19_enq3</w:t>
+              <w:t>EQ6_enq4</w:t>
             </w:r>
           </w:p>
         </w:tc>
@@ -22926,7 +22926,7 @@
               <w:rPr>
                 <w:sz w:val="18"/>
               </w:rPr>
-              <w:t>DOUDOU SANE (EQ19)</w:t>
+              <w:t>DJIBRIL BA (EQ6)</w:t>
             </w:r>
           </w:p>
         </w:tc>
@@ -23012,7 +23012,7 @@
               <w:rPr>
                 <w:sz w:val="18"/>
               </w:rPr>
-              <w:t>EQ20_enq1</w:t>
+              <w:t>EQ4_enq1</w:t>
             </w:r>
           </w:p>
         </w:tc>
@@ -23026,7 +23026,7 @@
               <w:rPr>
                 <w:sz w:val="18"/>
               </w:rPr>
-              <w:t>MANSOUR NDAO (EQ20)</w:t>
+              <w:t>MATAR GUEYE (EQ4)</w:t>
             </w:r>
           </w:p>
         </w:tc>
@@ -23112,7 +23112,7 @@
               <w:rPr>
                 <w:sz w:val="18"/>
               </w:rPr>
-              <w:t>EQ27_enq3</w:t>
+              <w:t>EQ4_enq2</w:t>
             </w:r>
           </w:p>
         </w:tc>
@@ -23126,7 +23126,7 @@
               <w:rPr>
                 <w:sz w:val="18"/>
               </w:rPr>
-              <w:t>ELHADJI DJIBRIL DIOUF (EQ27)</w:t>
+              <w:t>MATAR GUEYE (EQ4)</w:t>
             </w:r>
           </w:p>
         </w:tc>
@@ -23212,7 +23212,7 @@
               <w:rPr>
                 <w:sz w:val="18"/>
               </w:rPr>
-              <w:t>EQ26_enq3</w:t>
+              <w:t>EQ28_enq3</w:t>
             </w:r>
           </w:p>
         </w:tc>
@@ -23226,7 +23226,7 @@
               <w:rPr>
                 <w:sz w:val="18"/>
               </w:rPr>
-              <w:t>AMADOU GUEYE (EQ26)</w:t>
+              <w:t>OUSMANE MBENGUE (EQ28)</w:t>
             </w:r>
           </w:p>
         </w:tc>
@@ -23240,7 +23240,7 @@
               <w:rPr>
                 <w:sz w:val="18"/>
               </w:rPr>
-              <w:t>0</w:t>
+              <w:t>1</w:t>
             </w:r>
           </w:p>
         </w:tc>
@@ -23282,7 +23282,7 @@
               <w:rPr>
                 <w:sz w:val="18"/>
               </w:rPr>
-              <w:t>2</w:t>
+              <w:t>1</w:t>
             </w:r>
           </w:p>
         </w:tc>
@@ -23312,7 +23312,7 @@
               <w:rPr>
                 <w:sz w:val="18"/>
               </w:rPr>
-              <w:t>EQ20_enq4</w:t>
+              <w:t>EQ7_enq3</w:t>
             </w:r>
           </w:p>
         </w:tc>
@@ -23326,7 +23326,7 @@
               <w:rPr>
                 <w:sz w:val="18"/>
               </w:rPr>
-              <w:t>MANSOUR NDAO (EQ20)</w:t>
+              <w:t>SARA NIANG (EQ7)</w:t>
             </w:r>
           </w:p>
         </w:tc>
@@ -23368,7 +23368,7 @@
               <w:rPr>
                 <w:sz w:val="18"/>
               </w:rPr>
-              <w:t>1</w:t>
+              <w:t>0</w:t>
             </w:r>
           </w:p>
         </w:tc>
@@ -23382,7 +23382,7 @@
               <w:rPr>
                 <w:sz w:val="18"/>
               </w:rPr>
-              <w:t>1</w:t>
+              <w:t>0</w:t>
             </w:r>
           </w:p>
         </w:tc>
@@ -23396,7 +23396,7 @@
               <w:rPr>
                 <w:sz w:val="18"/>
               </w:rPr>
-              <w:t>4</w:t>
+              <w:t>2</w:t>
             </w:r>
           </w:p>
         </w:tc>
@@ -23412,7 +23412,7 @@
               <w:rPr>
                 <w:sz w:val="18"/>
               </w:rPr>
-              <w:t>EQ25_enq2</w:t>
+              <w:t>EQ10_enq1</w:t>
             </w:r>
           </w:p>
         </w:tc>
@@ -23426,7 +23426,7 @@
               <w:rPr>
                 <w:sz w:val="18"/>
               </w:rPr>
-              <w:t>TALLA NGOM (EQ25)</w:t>
+              <w:t>BAYE CHEIKH NIANG (EQ10)</w:t>
             </w:r>
           </w:p>
         </w:tc>
@@ -23440,6 +23440,48 @@
               <w:rPr>
                 <w:sz w:val="18"/>
               </w:rPr>
+              <w:t>0</w:t>
+            </w:r>
+          </w:p>
+        </w:tc>
+        <w:tc>
+          <w:tcPr>
+            <w:tcW w:type="dxa" w:w="1234"/>
+            <w:shd w:val="clear" w:color="auto" w:fill="FFFFFF"/>
+          </w:tcPr>
+          <w:p>
+            <w:r>
+              <w:rPr>
+                <w:sz w:val="18"/>
+              </w:rPr>
+              <w:t>0</w:t>
+            </w:r>
+          </w:p>
+        </w:tc>
+        <w:tc>
+          <w:tcPr>
+            <w:tcW w:type="dxa" w:w="1234"/>
+            <w:shd w:val="clear" w:color="auto" w:fill="FFFFFF"/>
+          </w:tcPr>
+          <w:p>
+            <w:r>
+              <w:rPr>
+                <w:sz w:val="18"/>
+              </w:rPr>
+              <w:t>0</w:t>
+            </w:r>
+          </w:p>
+        </w:tc>
+        <w:tc>
+          <w:tcPr>
+            <w:tcW w:type="dxa" w:w="1234"/>
+            <w:shd w:val="clear" w:color="auto" w:fill="FFFFFF"/>
+          </w:tcPr>
+          <w:p>
+            <w:r>
+              <w:rPr>
+                <w:sz w:val="18"/>
+              </w:rPr>
               <w:t>1</w:t>
             </w:r>
           </w:p>
@@ -23455,48 +23497,6 @@
                 <w:sz w:val="18"/>
               </w:rPr>
               <w:t>1</w:t>
-            </w:r>
-          </w:p>
-        </w:tc>
-        <w:tc>
-          <w:tcPr>
-            <w:tcW w:type="dxa" w:w="1234"/>
-            <w:shd w:val="clear" w:color="auto" w:fill="FFFFFF"/>
-          </w:tcPr>
-          <w:p>
-            <w:r>
-              <w:rPr>
-                <w:sz w:val="18"/>
-              </w:rPr>
-              <w:t>1</w:t>
-            </w:r>
-          </w:p>
-        </w:tc>
-        <w:tc>
-          <w:tcPr>
-            <w:tcW w:type="dxa" w:w="1234"/>
-            <w:shd w:val="clear" w:color="auto" w:fill="FFFFFF"/>
-          </w:tcPr>
-          <w:p>
-            <w:r>
-              <w:rPr>
-                <w:sz w:val="18"/>
-              </w:rPr>
-              <w:t>1</w:t>
-            </w:r>
-          </w:p>
-        </w:tc>
-        <w:tc>
-          <w:tcPr>
-            <w:tcW w:type="dxa" w:w="1234"/>
-            <w:shd w:val="clear" w:color="auto" w:fill="FFFFFF"/>
-          </w:tcPr>
-          <w:p>
-            <w:r>
-              <w:rPr>
-                <w:sz w:val="18"/>
-              </w:rPr>
-              <w:t>4</w:t>
             </w:r>
           </w:p>
         </w:tc>
@@ -23512,7 +23512,7 @@
               <w:rPr>
                 <w:sz w:val="18"/>
               </w:rPr>
-              <w:t>EQ32_enq3</w:t>
+              <w:t>EQ26_enq3</w:t>
             </w:r>
           </w:p>
         </w:tc>
@@ -23526,7 +23526,7 @@
               <w:rPr>
                 <w:sz w:val="18"/>
               </w:rPr>
-              <w:t>SENABOU BADJI (EQ32)</w:t>
+              <w:t>AMADOU GUEYE (EQ26)</w:t>
             </w:r>
           </w:p>
         </w:tc>
@@ -23540,6 +23540,48 @@
               <w:rPr>
                 <w:sz w:val="18"/>
               </w:rPr>
+              <w:t>0</w:t>
+            </w:r>
+          </w:p>
+        </w:tc>
+        <w:tc>
+          <w:tcPr>
+            <w:tcW w:type="dxa" w:w="1234"/>
+            <w:shd w:val="clear" w:color="auto" w:fill="F4F8F7"/>
+          </w:tcPr>
+          <w:p>
+            <w:r>
+              <w:rPr>
+                <w:sz w:val="18"/>
+              </w:rPr>
+              <w:t>0</w:t>
+            </w:r>
+          </w:p>
+        </w:tc>
+        <w:tc>
+          <w:tcPr>
+            <w:tcW w:type="dxa" w:w="1234"/>
+            <w:shd w:val="clear" w:color="auto" w:fill="F4F8F7"/>
+          </w:tcPr>
+          <w:p>
+            <w:r>
+              <w:rPr>
+                <w:sz w:val="18"/>
+              </w:rPr>
+              <w:t>0</w:t>
+            </w:r>
+          </w:p>
+        </w:tc>
+        <w:tc>
+          <w:tcPr>
+            <w:tcW w:type="dxa" w:w="1234"/>
+            <w:shd w:val="clear" w:color="auto" w:fill="F4F8F7"/>
+          </w:tcPr>
+          <w:p>
+            <w:r>
+              <w:rPr>
+                <w:sz w:val="18"/>
+              </w:rPr>
               <w:t>1</w:t>
             </w:r>
           </w:p>
@@ -23555,48 +23597,6 @@
                 <w:sz w:val="18"/>
               </w:rPr>
               <w:t>1</w:t>
-            </w:r>
-          </w:p>
-        </w:tc>
-        <w:tc>
-          <w:tcPr>
-            <w:tcW w:type="dxa" w:w="1234"/>
-            <w:shd w:val="clear" w:color="auto" w:fill="F4F8F7"/>
-          </w:tcPr>
-          <w:p>
-            <w:r>
-              <w:rPr>
-                <w:sz w:val="18"/>
-              </w:rPr>
-              <w:t>1</w:t>
-            </w:r>
-          </w:p>
-        </w:tc>
-        <w:tc>
-          <w:tcPr>
-            <w:tcW w:type="dxa" w:w="1234"/>
-            <w:shd w:val="clear" w:color="auto" w:fill="F4F8F7"/>
-          </w:tcPr>
-          <w:p>
-            <w:r>
-              <w:rPr>
-                <w:sz w:val="18"/>
-              </w:rPr>
-              <w:t>1</w:t>
-            </w:r>
-          </w:p>
-        </w:tc>
-        <w:tc>
-          <w:tcPr>
-            <w:tcW w:type="dxa" w:w="1234"/>
-            <w:shd w:val="clear" w:color="auto" w:fill="F4F8F7"/>
-          </w:tcPr>
-          <w:p>
-            <w:r>
-              <w:rPr>
-                <w:sz w:val="18"/>
-              </w:rPr>
-              <w:t>4</w:t>
             </w:r>
           </w:p>
         </w:tc>
@@ -23612,7 +23612,7 @@
               <w:rPr>
                 <w:sz w:val="18"/>
               </w:rPr>
-              <w:t>EQ8_enq3</w:t>
+              <w:t>EQ12_enq2</w:t>
             </w:r>
           </w:p>
         </w:tc>
@@ -23626,7 +23626,7 @@
               <w:rPr>
                 <w:sz w:val="18"/>
               </w:rPr>
-              <w:t>ABDOU KHADRE FALL (EQ8)</w:t>
+              <w:t>OUSSEYNOU BOYE (EQ12)</w:t>
             </w:r>
           </w:p>
         </w:tc>
@@ -23640,6 +23640,48 @@
               <w:rPr>
                 <w:sz w:val="18"/>
               </w:rPr>
+              <w:t>0</w:t>
+            </w:r>
+          </w:p>
+        </w:tc>
+        <w:tc>
+          <w:tcPr>
+            <w:tcW w:type="dxa" w:w="1234"/>
+            <w:shd w:val="clear" w:color="auto" w:fill="FFFFFF"/>
+          </w:tcPr>
+          <w:p>
+            <w:r>
+              <w:rPr>
+                <w:sz w:val="18"/>
+              </w:rPr>
+              <w:t>0</w:t>
+            </w:r>
+          </w:p>
+        </w:tc>
+        <w:tc>
+          <w:tcPr>
+            <w:tcW w:type="dxa" w:w="1234"/>
+            <w:shd w:val="clear" w:color="auto" w:fill="FFFFFF"/>
+          </w:tcPr>
+          <w:p>
+            <w:r>
+              <w:rPr>
+                <w:sz w:val="18"/>
+              </w:rPr>
+              <w:t>0</w:t>
+            </w:r>
+          </w:p>
+        </w:tc>
+        <w:tc>
+          <w:tcPr>
+            <w:tcW w:type="dxa" w:w="1234"/>
+            <w:shd w:val="clear" w:color="auto" w:fill="FFFFFF"/>
+          </w:tcPr>
+          <w:p>
+            <w:r>
+              <w:rPr>
+                <w:sz w:val="18"/>
+              </w:rPr>
               <w:t>1</w:t>
             </w:r>
           </w:p>
@@ -23655,48 +23697,6 @@
                 <w:sz w:val="18"/>
               </w:rPr>
               <w:t>1</w:t>
-            </w:r>
-          </w:p>
-        </w:tc>
-        <w:tc>
-          <w:tcPr>
-            <w:tcW w:type="dxa" w:w="1234"/>
-            <w:shd w:val="clear" w:color="auto" w:fill="FFFFFF"/>
-          </w:tcPr>
-          <w:p>
-            <w:r>
-              <w:rPr>
-                <w:sz w:val="18"/>
-              </w:rPr>
-              <w:t>1</w:t>
-            </w:r>
-          </w:p>
-        </w:tc>
-        <w:tc>
-          <w:tcPr>
-            <w:tcW w:type="dxa" w:w="1234"/>
-            <w:shd w:val="clear" w:color="auto" w:fill="FFFFFF"/>
-          </w:tcPr>
-          <w:p>
-            <w:r>
-              <w:rPr>
-                <w:sz w:val="18"/>
-              </w:rPr>
-              <w:t>1</w:t>
-            </w:r>
-          </w:p>
-        </w:tc>
-        <w:tc>
-          <w:tcPr>
-            <w:tcW w:type="dxa" w:w="1234"/>
-            <w:shd w:val="clear" w:color="auto" w:fill="FFFFFF"/>
-          </w:tcPr>
-          <w:p>
-            <w:r>
-              <w:rPr>
-                <w:sz w:val="18"/>
-              </w:rPr>
-              <w:t>4</w:t>
             </w:r>
           </w:p>
         </w:tc>
@@ -23712,7 +23712,7 @@
               <w:rPr>
                 <w:sz w:val="18"/>
               </w:rPr>
-              <w:t>EQ14_enq3</w:t>
+              <w:t>EQ13_enq3</w:t>
             </w:r>
           </w:p>
         </w:tc>
@@ -23726,7 +23726,7 @@
               <w:rPr>
                 <w:sz w:val="18"/>
               </w:rPr>
-              <w:t>OUMAR WELE (EQ14)</w:t>
+              <w:t>AMINATA DJIBY NDIAYE (EQ13)</w:t>
             </w:r>
           </w:p>
         </w:tc>
@@ -23754,6 +23754,34 @@
               <w:rPr>
                 <w:sz w:val="18"/>
               </w:rPr>
+              <w:t>0</w:t>
+            </w:r>
+          </w:p>
+        </w:tc>
+        <w:tc>
+          <w:tcPr>
+            <w:tcW w:type="dxa" w:w="1234"/>
+            <w:shd w:val="clear" w:color="auto" w:fill="F4F8F7"/>
+          </w:tcPr>
+          <w:p>
+            <w:r>
+              <w:rPr>
+                <w:sz w:val="18"/>
+              </w:rPr>
+              <w:t>0</w:t>
+            </w:r>
+          </w:p>
+        </w:tc>
+        <w:tc>
+          <w:tcPr>
+            <w:tcW w:type="dxa" w:w="1234"/>
+            <w:shd w:val="clear" w:color="auto" w:fill="F4F8F7"/>
+          </w:tcPr>
+          <w:p>
+            <w:r>
+              <w:rPr>
+                <w:sz w:val="18"/>
+              </w:rPr>
               <w:t>1</w:t>
             </w:r>
           </w:p>
@@ -23769,34 +23797,6 @@
                 <w:sz w:val="18"/>
               </w:rPr>
               <w:t>1</w:t>
-            </w:r>
-          </w:p>
-        </w:tc>
-        <w:tc>
-          <w:tcPr>
-            <w:tcW w:type="dxa" w:w="1234"/>
-            <w:shd w:val="clear" w:color="auto" w:fill="F4F8F7"/>
-          </w:tcPr>
-          <w:p>
-            <w:r>
-              <w:rPr>
-                <w:sz w:val="18"/>
-              </w:rPr>
-              <w:t>1</w:t>
-            </w:r>
-          </w:p>
-        </w:tc>
-        <w:tc>
-          <w:tcPr>
-            <w:tcW w:type="dxa" w:w="1234"/>
-            <w:shd w:val="clear" w:color="auto" w:fill="F4F8F7"/>
-          </w:tcPr>
-          <w:p>
-            <w:r>
-              <w:rPr>
-                <w:sz w:val="18"/>
-              </w:rPr>
-              <w:t>3</w:t>
             </w:r>
           </w:p>
         </w:tc>
@@ -23812,7 +23812,7 @@
               <w:rPr>
                 <w:sz w:val="18"/>
               </w:rPr>
-              <w:t>EQ26_enq2</w:t>
+              <w:t>EQ18_enq4</w:t>
             </w:r>
           </w:p>
         </w:tc>
@@ -23826,7 +23826,7 @@
               <w:rPr>
                 <w:sz w:val="18"/>
               </w:rPr>
-              <w:t>AMADOU GUEYE (EQ26)</w:t>
+              <w:t>ALASSANE NDOYE DIALLO (EQ18)</w:t>
             </w:r>
           </w:p>
         </w:tc>
@@ -23882,7 +23882,7 @@
               <w:rPr>
                 <w:sz w:val="18"/>
               </w:rPr>
-              <w:t>2</w:t>
+              <w:t>1</w:t>
             </w:r>
           </w:p>
         </w:tc>
@@ -23896,7 +23896,7 @@
               <w:rPr>
                 <w:sz w:val="18"/>
               </w:rPr>
-              <w:t>2</w:t>
+              <w:t>1</w:t>
             </w:r>
           </w:p>
         </w:tc>
@@ -23912,7 +23912,7 @@
               <w:rPr>
                 <w:sz w:val="18"/>
               </w:rPr>
-              <w:t>EQ9_enq1</w:t>
+              <w:t>EQ3_enq3</w:t>
             </w:r>
           </w:p>
         </w:tc>
@@ -23926,7 +23926,7 @@
               <w:rPr>
                 <w:sz w:val="18"/>
               </w:rPr>
-              <w:t>BABACAR SENE (EQ9)</w:t>
+              <w:t>AWA DIALLO (EQ3)</w:t>
             </w:r>
           </w:p>
         </w:tc>
@@ -23968,6 +23968,20 @@
               <w:rPr>
                 <w:sz w:val="18"/>
               </w:rPr>
+              <w:t>1</w:t>
+            </w:r>
+          </w:p>
+        </w:tc>
+        <w:tc>
+          <w:tcPr>
+            <w:tcW w:type="dxa" w:w="1234"/>
+            <w:shd w:val="clear" w:color="auto" w:fill="F4F8F7"/>
+          </w:tcPr>
+          <w:p>
+            <w:r>
+              <w:rPr>
+                <w:sz w:val="18"/>
+              </w:rPr>
               <w:t>0</w:t>
             </w:r>
           </w:p>
@@ -23982,21 +23996,7 @@
               <w:rPr>
                 <w:sz w:val="18"/>
               </w:rPr>
-              <w:t>2</w:t>
-            </w:r>
-          </w:p>
-        </w:tc>
-        <w:tc>
-          <w:tcPr>
-            <w:tcW w:type="dxa" w:w="1234"/>
-            <w:shd w:val="clear" w:color="auto" w:fill="F4F8F7"/>
-          </w:tcPr>
-          <w:p>
-            <w:r>
-              <w:rPr>
-                <w:sz w:val="18"/>
-              </w:rPr>
-              <w:t>2</w:t>
+              <w:t>1</w:t>
             </w:r>
           </w:p>
         </w:tc>
@@ -24012,7 +24012,7 @@
               <w:rPr>
                 <w:sz w:val="18"/>
               </w:rPr>
-              <w:t>EQ10_enq1</w:t>
+              <w:t>EQ32_enq2</w:t>
             </w:r>
           </w:p>
         </w:tc>
@@ -24026,7 +24026,7 @@
               <w:rPr>
                 <w:sz w:val="18"/>
               </w:rPr>
-              <w:t>BAYE CHEIKH NIANG (EQ10)</w:t>
+              <w:t>SENABOU BADJI (EQ32)</w:t>
             </w:r>
           </w:p>
         </w:tc>
@@ -24112,7 +24112,7 @@
               <w:rPr>
                 <w:sz w:val="18"/>
               </w:rPr>
-              <w:t>EQ13_enq3</w:t>
+              <w:t>EQ29_enq1</w:t>
             </w:r>
           </w:p>
         </w:tc>
@@ -24126,7 +24126,7 @@
               <w:rPr>
                 <w:sz w:val="18"/>
               </w:rPr>
-              <w:t>AMINATA DJIBY NDIAYE (EQ13)</w:t>
+              <w:t>MODOU DIONE (EQ29)</w:t>
             </w:r>
           </w:p>
         </w:tc>
@@ -24212,7 +24212,7 @@
               <w:rPr>
                 <w:sz w:val="18"/>
               </w:rPr>
-              <w:t>EQ18_enq1</w:t>
+              <w:t>EQ5_enq2</w:t>
             </w:r>
           </w:p>
         </w:tc>
@@ -24226,7 +24226,7 @@
               <w:rPr>
                 <w:sz w:val="18"/>
               </w:rPr>
-              <w:t>ALASSANE NDOYE DIALLO (EQ18)</w:t>
+              <w:t>DIARIETOU DJIBA (EQ5)</w:t>
             </w:r>
           </w:p>
         </w:tc>
@@ -24290,906 +24290,6 @@
           <w:tcPr>
             <w:tcW w:type="dxa" w:w="1234"/>
             <w:shd w:val="clear" w:color="auto" w:fill="FFFFFF"/>
-          </w:tcPr>
-          <w:p>
-            <w:r>
-              <w:rPr>
-                <w:sz w:val="18"/>
-              </w:rPr>
-              <w:t>1</w:t>
-            </w:r>
-          </w:p>
-        </w:tc>
-      </w:tr>
-      <w:tr>
-        <w:tc>
-          <w:tcPr>
-            <w:tcW w:type="dxa" w:w="1234"/>
-            <w:shd w:val="clear" w:color="auto" w:fill="F4F8F7"/>
-          </w:tcPr>
-          <w:p>
-            <w:r>
-              <w:rPr>
-                <w:sz w:val="18"/>
-              </w:rPr>
-              <w:t>EQ18_enq4</w:t>
-            </w:r>
-          </w:p>
-        </w:tc>
-        <w:tc>
-          <w:tcPr>
-            <w:tcW w:type="dxa" w:w="1234"/>
-            <w:shd w:val="clear" w:color="auto" w:fill="F4F8F7"/>
-          </w:tcPr>
-          <w:p>
-            <w:r>
-              <w:rPr>
-                <w:sz w:val="18"/>
-              </w:rPr>
-              <w:t>ALASSANE NDOYE DIALLO (EQ18)</w:t>
-            </w:r>
-          </w:p>
-        </w:tc>
-        <w:tc>
-          <w:tcPr>
-            <w:tcW w:type="dxa" w:w="1234"/>
-            <w:shd w:val="clear" w:color="auto" w:fill="F4F8F7"/>
-          </w:tcPr>
-          <w:p>
-            <w:r>
-              <w:rPr>
-                <w:sz w:val="18"/>
-              </w:rPr>
-              <w:t>0</w:t>
-            </w:r>
-          </w:p>
-        </w:tc>
-        <w:tc>
-          <w:tcPr>
-            <w:tcW w:type="dxa" w:w="1234"/>
-            <w:shd w:val="clear" w:color="auto" w:fill="F4F8F7"/>
-          </w:tcPr>
-          <w:p>
-            <w:r>
-              <w:rPr>
-                <w:sz w:val="18"/>
-              </w:rPr>
-              <w:t>0</w:t>
-            </w:r>
-          </w:p>
-        </w:tc>
-        <w:tc>
-          <w:tcPr>
-            <w:tcW w:type="dxa" w:w="1234"/>
-            <w:shd w:val="clear" w:color="auto" w:fill="F4F8F7"/>
-          </w:tcPr>
-          <w:p>
-            <w:r>
-              <w:rPr>
-                <w:sz w:val="18"/>
-              </w:rPr>
-              <w:t>0</w:t>
-            </w:r>
-          </w:p>
-        </w:tc>
-        <w:tc>
-          <w:tcPr>
-            <w:tcW w:type="dxa" w:w="1234"/>
-            <w:shd w:val="clear" w:color="auto" w:fill="F4F8F7"/>
-          </w:tcPr>
-          <w:p>
-            <w:r>
-              <w:rPr>
-                <w:sz w:val="18"/>
-              </w:rPr>
-              <w:t>1</w:t>
-            </w:r>
-          </w:p>
-        </w:tc>
-        <w:tc>
-          <w:tcPr>
-            <w:tcW w:type="dxa" w:w="1234"/>
-            <w:shd w:val="clear" w:color="auto" w:fill="F4F8F7"/>
-          </w:tcPr>
-          <w:p>
-            <w:r>
-              <w:rPr>
-                <w:sz w:val="18"/>
-              </w:rPr>
-              <w:t>1</w:t>
-            </w:r>
-          </w:p>
-        </w:tc>
-      </w:tr>
-      <w:tr>
-        <w:tc>
-          <w:tcPr>
-            <w:tcW w:type="dxa" w:w="1234"/>
-            <w:shd w:val="clear" w:color="auto" w:fill="FFFFFF"/>
-          </w:tcPr>
-          <w:p>
-            <w:r>
-              <w:rPr>
-                <w:sz w:val="18"/>
-              </w:rPr>
-              <w:t>EQ29_enq1</w:t>
-            </w:r>
-          </w:p>
-        </w:tc>
-        <w:tc>
-          <w:tcPr>
-            <w:tcW w:type="dxa" w:w="1234"/>
-            <w:shd w:val="clear" w:color="auto" w:fill="FFFFFF"/>
-          </w:tcPr>
-          <w:p>
-            <w:r>
-              <w:rPr>
-                <w:sz w:val="18"/>
-              </w:rPr>
-              <w:t>MODOU DIONE (EQ29)</w:t>
-            </w:r>
-          </w:p>
-        </w:tc>
-        <w:tc>
-          <w:tcPr>
-            <w:tcW w:type="dxa" w:w="1234"/>
-            <w:shd w:val="clear" w:color="auto" w:fill="FFFFFF"/>
-          </w:tcPr>
-          <w:p>
-            <w:r>
-              <w:rPr>
-                <w:sz w:val="18"/>
-              </w:rPr>
-              <w:t>0</w:t>
-            </w:r>
-          </w:p>
-        </w:tc>
-        <w:tc>
-          <w:tcPr>
-            <w:tcW w:type="dxa" w:w="1234"/>
-            <w:shd w:val="clear" w:color="auto" w:fill="FFFFFF"/>
-          </w:tcPr>
-          <w:p>
-            <w:r>
-              <w:rPr>
-                <w:sz w:val="18"/>
-              </w:rPr>
-              <w:t>0</w:t>
-            </w:r>
-          </w:p>
-        </w:tc>
-        <w:tc>
-          <w:tcPr>
-            <w:tcW w:type="dxa" w:w="1234"/>
-            <w:shd w:val="clear" w:color="auto" w:fill="FFFFFF"/>
-          </w:tcPr>
-          <w:p>
-            <w:r>
-              <w:rPr>
-                <w:sz w:val="18"/>
-              </w:rPr>
-              <w:t>0</w:t>
-            </w:r>
-          </w:p>
-        </w:tc>
-        <w:tc>
-          <w:tcPr>
-            <w:tcW w:type="dxa" w:w="1234"/>
-            <w:shd w:val="clear" w:color="auto" w:fill="FFFFFF"/>
-          </w:tcPr>
-          <w:p>
-            <w:r>
-              <w:rPr>
-                <w:sz w:val="18"/>
-              </w:rPr>
-              <w:t>1</w:t>
-            </w:r>
-          </w:p>
-        </w:tc>
-        <w:tc>
-          <w:tcPr>
-            <w:tcW w:type="dxa" w:w="1234"/>
-            <w:shd w:val="clear" w:color="auto" w:fill="FFFFFF"/>
-          </w:tcPr>
-          <w:p>
-            <w:r>
-              <w:rPr>
-                <w:sz w:val="18"/>
-              </w:rPr>
-              <w:t>1</w:t>
-            </w:r>
-          </w:p>
-        </w:tc>
-      </w:tr>
-      <w:tr>
-        <w:tc>
-          <w:tcPr>
-            <w:tcW w:type="dxa" w:w="1234"/>
-            <w:shd w:val="clear" w:color="auto" w:fill="F4F8F7"/>
-          </w:tcPr>
-          <w:p>
-            <w:r>
-              <w:rPr>
-                <w:sz w:val="18"/>
-              </w:rPr>
-              <w:t>EQ25_enq4</w:t>
-            </w:r>
-          </w:p>
-        </w:tc>
-        <w:tc>
-          <w:tcPr>
-            <w:tcW w:type="dxa" w:w="1234"/>
-            <w:shd w:val="clear" w:color="auto" w:fill="F4F8F7"/>
-          </w:tcPr>
-          <w:p>
-            <w:r>
-              <w:rPr>
-                <w:sz w:val="18"/>
-              </w:rPr>
-              <w:t>TALLA NGOM (EQ25)</w:t>
-            </w:r>
-          </w:p>
-        </w:tc>
-        <w:tc>
-          <w:tcPr>
-            <w:tcW w:type="dxa" w:w="1234"/>
-            <w:shd w:val="clear" w:color="auto" w:fill="F4F8F7"/>
-          </w:tcPr>
-          <w:p>
-            <w:r>
-              <w:rPr>
-                <w:sz w:val="18"/>
-              </w:rPr>
-              <w:t>0</w:t>
-            </w:r>
-          </w:p>
-        </w:tc>
-        <w:tc>
-          <w:tcPr>
-            <w:tcW w:type="dxa" w:w="1234"/>
-            <w:shd w:val="clear" w:color="auto" w:fill="F4F8F7"/>
-          </w:tcPr>
-          <w:p>
-            <w:r>
-              <w:rPr>
-                <w:sz w:val="18"/>
-              </w:rPr>
-              <w:t>0</w:t>
-            </w:r>
-          </w:p>
-        </w:tc>
-        <w:tc>
-          <w:tcPr>
-            <w:tcW w:type="dxa" w:w="1234"/>
-            <w:shd w:val="clear" w:color="auto" w:fill="F4F8F7"/>
-          </w:tcPr>
-          <w:p>
-            <w:r>
-              <w:rPr>
-                <w:sz w:val="18"/>
-              </w:rPr>
-              <w:t>0</w:t>
-            </w:r>
-          </w:p>
-        </w:tc>
-        <w:tc>
-          <w:tcPr>
-            <w:tcW w:type="dxa" w:w="1234"/>
-            <w:shd w:val="clear" w:color="auto" w:fill="F4F8F7"/>
-          </w:tcPr>
-          <w:p>
-            <w:r>
-              <w:rPr>
-                <w:sz w:val="18"/>
-              </w:rPr>
-              <w:t>1</w:t>
-            </w:r>
-          </w:p>
-        </w:tc>
-        <w:tc>
-          <w:tcPr>
-            <w:tcW w:type="dxa" w:w="1234"/>
-            <w:shd w:val="clear" w:color="auto" w:fill="F4F8F7"/>
-          </w:tcPr>
-          <w:p>
-            <w:r>
-              <w:rPr>
-                <w:sz w:val="18"/>
-              </w:rPr>
-              <w:t>1</w:t>
-            </w:r>
-          </w:p>
-        </w:tc>
-      </w:tr>
-      <w:tr>
-        <w:tc>
-          <w:tcPr>
-            <w:tcW w:type="dxa" w:w="1234"/>
-            <w:shd w:val="clear" w:color="auto" w:fill="FFFFFF"/>
-          </w:tcPr>
-          <w:p>
-            <w:r>
-              <w:rPr>
-                <w:sz w:val="18"/>
-              </w:rPr>
-              <w:t>EQ12_enq2</w:t>
-            </w:r>
-          </w:p>
-        </w:tc>
-        <w:tc>
-          <w:tcPr>
-            <w:tcW w:type="dxa" w:w="1234"/>
-            <w:shd w:val="clear" w:color="auto" w:fill="FFFFFF"/>
-          </w:tcPr>
-          <w:p>
-            <w:r>
-              <w:rPr>
-                <w:sz w:val="18"/>
-              </w:rPr>
-              <w:t>OUSSEYNOU BOYE (EQ12)</w:t>
-            </w:r>
-          </w:p>
-        </w:tc>
-        <w:tc>
-          <w:tcPr>
-            <w:tcW w:type="dxa" w:w="1234"/>
-            <w:shd w:val="clear" w:color="auto" w:fill="FFFFFF"/>
-          </w:tcPr>
-          <w:p>
-            <w:r>
-              <w:rPr>
-                <w:sz w:val="18"/>
-              </w:rPr>
-              <w:t>0</w:t>
-            </w:r>
-          </w:p>
-        </w:tc>
-        <w:tc>
-          <w:tcPr>
-            <w:tcW w:type="dxa" w:w="1234"/>
-            <w:shd w:val="clear" w:color="auto" w:fill="FFFFFF"/>
-          </w:tcPr>
-          <w:p>
-            <w:r>
-              <w:rPr>
-                <w:sz w:val="18"/>
-              </w:rPr>
-              <w:t>0</w:t>
-            </w:r>
-          </w:p>
-        </w:tc>
-        <w:tc>
-          <w:tcPr>
-            <w:tcW w:type="dxa" w:w="1234"/>
-            <w:shd w:val="clear" w:color="auto" w:fill="FFFFFF"/>
-          </w:tcPr>
-          <w:p>
-            <w:r>
-              <w:rPr>
-                <w:sz w:val="18"/>
-              </w:rPr>
-              <w:t>0</w:t>
-            </w:r>
-          </w:p>
-        </w:tc>
-        <w:tc>
-          <w:tcPr>
-            <w:tcW w:type="dxa" w:w="1234"/>
-            <w:shd w:val="clear" w:color="auto" w:fill="FFFFFF"/>
-          </w:tcPr>
-          <w:p>
-            <w:r>
-              <w:rPr>
-                <w:sz w:val="18"/>
-              </w:rPr>
-              <w:t>1</w:t>
-            </w:r>
-          </w:p>
-        </w:tc>
-        <w:tc>
-          <w:tcPr>
-            <w:tcW w:type="dxa" w:w="1234"/>
-            <w:shd w:val="clear" w:color="auto" w:fill="FFFFFF"/>
-          </w:tcPr>
-          <w:p>
-            <w:r>
-              <w:rPr>
-                <w:sz w:val="18"/>
-              </w:rPr>
-              <w:t>1</w:t>
-            </w:r>
-          </w:p>
-        </w:tc>
-      </w:tr>
-      <w:tr>
-        <w:tc>
-          <w:tcPr>
-            <w:tcW w:type="dxa" w:w="1234"/>
-            <w:shd w:val="clear" w:color="auto" w:fill="F4F8F7"/>
-          </w:tcPr>
-          <w:p>
-            <w:r>
-              <w:rPr>
-                <w:sz w:val="18"/>
-              </w:rPr>
-              <w:t>EQ31_enq4</w:t>
-            </w:r>
-          </w:p>
-        </w:tc>
-        <w:tc>
-          <w:tcPr>
-            <w:tcW w:type="dxa" w:w="1234"/>
-            <w:shd w:val="clear" w:color="auto" w:fill="F4F8F7"/>
-          </w:tcPr>
-          <w:p>
-            <w:r>
-              <w:rPr>
-                <w:sz w:val="18"/>
-              </w:rPr>
-              <w:t>ROKHAYA NGOM (EQ31)</w:t>
-            </w:r>
-          </w:p>
-        </w:tc>
-        <w:tc>
-          <w:tcPr>
-            <w:tcW w:type="dxa" w:w="1234"/>
-            <w:shd w:val="clear" w:color="auto" w:fill="F4F8F7"/>
-          </w:tcPr>
-          <w:p>
-            <w:r>
-              <w:rPr>
-                <w:sz w:val="18"/>
-              </w:rPr>
-              <w:t>0</w:t>
-            </w:r>
-          </w:p>
-        </w:tc>
-        <w:tc>
-          <w:tcPr>
-            <w:tcW w:type="dxa" w:w="1234"/>
-            <w:shd w:val="clear" w:color="auto" w:fill="F4F8F7"/>
-          </w:tcPr>
-          <w:p>
-            <w:r>
-              <w:rPr>
-                <w:sz w:val="18"/>
-              </w:rPr>
-              <w:t>0</w:t>
-            </w:r>
-          </w:p>
-        </w:tc>
-        <w:tc>
-          <w:tcPr>
-            <w:tcW w:type="dxa" w:w="1234"/>
-            <w:shd w:val="clear" w:color="auto" w:fill="F4F8F7"/>
-          </w:tcPr>
-          <w:p>
-            <w:r>
-              <w:rPr>
-                <w:sz w:val="18"/>
-              </w:rPr>
-              <w:t>0</w:t>
-            </w:r>
-          </w:p>
-        </w:tc>
-        <w:tc>
-          <w:tcPr>
-            <w:tcW w:type="dxa" w:w="1234"/>
-            <w:shd w:val="clear" w:color="auto" w:fill="F4F8F7"/>
-          </w:tcPr>
-          <w:p>
-            <w:r>
-              <w:rPr>
-                <w:sz w:val="18"/>
-              </w:rPr>
-              <w:t>1</w:t>
-            </w:r>
-          </w:p>
-        </w:tc>
-        <w:tc>
-          <w:tcPr>
-            <w:tcW w:type="dxa" w:w="1234"/>
-            <w:shd w:val="clear" w:color="auto" w:fill="F4F8F7"/>
-          </w:tcPr>
-          <w:p>
-            <w:r>
-              <w:rPr>
-                <w:sz w:val="18"/>
-              </w:rPr>
-              <w:t>1</w:t>
-            </w:r>
-          </w:p>
-        </w:tc>
-      </w:tr>
-      <w:tr>
-        <w:tc>
-          <w:tcPr>
-            <w:tcW w:type="dxa" w:w="1234"/>
-            <w:shd w:val="clear" w:color="auto" w:fill="FFFFFF"/>
-          </w:tcPr>
-          <w:p>
-            <w:r>
-              <w:rPr>
-                <w:sz w:val="18"/>
-              </w:rPr>
-              <w:t>EQ3_enq3</w:t>
-            </w:r>
-          </w:p>
-        </w:tc>
-        <w:tc>
-          <w:tcPr>
-            <w:tcW w:type="dxa" w:w="1234"/>
-            <w:shd w:val="clear" w:color="auto" w:fill="FFFFFF"/>
-          </w:tcPr>
-          <w:p>
-            <w:r>
-              <w:rPr>
-                <w:sz w:val="18"/>
-              </w:rPr>
-              <w:t>AWA DIALLO (EQ3)</w:t>
-            </w:r>
-          </w:p>
-        </w:tc>
-        <w:tc>
-          <w:tcPr>
-            <w:tcW w:type="dxa" w:w="1234"/>
-            <w:shd w:val="clear" w:color="auto" w:fill="FFFFFF"/>
-          </w:tcPr>
-          <w:p>
-            <w:r>
-              <w:rPr>
-                <w:sz w:val="18"/>
-              </w:rPr>
-              <w:t>0</w:t>
-            </w:r>
-          </w:p>
-        </w:tc>
-        <w:tc>
-          <w:tcPr>
-            <w:tcW w:type="dxa" w:w="1234"/>
-            <w:shd w:val="clear" w:color="auto" w:fill="FFFFFF"/>
-          </w:tcPr>
-          <w:p>
-            <w:r>
-              <w:rPr>
-                <w:sz w:val="18"/>
-              </w:rPr>
-              <w:t>0</w:t>
-            </w:r>
-          </w:p>
-        </w:tc>
-        <w:tc>
-          <w:tcPr>
-            <w:tcW w:type="dxa" w:w="1234"/>
-            <w:shd w:val="clear" w:color="auto" w:fill="FFFFFF"/>
-          </w:tcPr>
-          <w:p>
-            <w:r>
-              <w:rPr>
-                <w:sz w:val="18"/>
-              </w:rPr>
-              <w:t>1</w:t>
-            </w:r>
-          </w:p>
-        </w:tc>
-        <w:tc>
-          <w:tcPr>
-            <w:tcW w:type="dxa" w:w="1234"/>
-            <w:shd w:val="clear" w:color="auto" w:fill="FFFFFF"/>
-          </w:tcPr>
-          <w:p>
-            <w:r>
-              <w:rPr>
-                <w:sz w:val="18"/>
-              </w:rPr>
-              <w:t>0</w:t>
-            </w:r>
-          </w:p>
-        </w:tc>
-        <w:tc>
-          <w:tcPr>
-            <w:tcW w:type="dxa" w:w="1234"/>
-            <w:shd w:val="clear" w:color="auto" w:fill="FFFFFF"/>
-          </w:tcPr>
-          <w:p>
-            <w:r>
-              <w:rPr>
-                <w:sz w:val="18"/>
-              </w:rPr>
-              <w:t>1</w:t>
-            </w:r>
-          </w:p>
-        </w:tc>
-      </w:tr>
-      <w:tr>
-        <w:tc>
-          <w:tcPr>
-            <w:tcW w:type="dxa" w:w="1234"/>
-            <w:shd w:val="clear" w:color="auto" w:fill="F4F8F7"/>
-          </w:tcPr>
-          <w:p>
-            <w:r>
-              <w:rPr>
-                <w:sz w:val="18"/>
-              </w:rPr>
-              <w:t>EQ32_enq2</w:t>
-            </w:r>
-          </w:p>
-        </w:tc>
-        <w:tc>
-          <w:tcPr>
-            <w:tcW w:type="dxa" w:w="1234"/>
-            <w:shd w:val="clear" w:color="auto" w:fill="F4F8F7"/>
-          </w:tcPr>
-          <w:p>
-            <w:r>
-              <w:rPr>
-                <w:sz w:val="18"/>
-              </w:rPr>
-              <w:t>SENABOU BADJI (EQ32)</w:t>
-            </w:r>
-          </w:p>
-        </w:tc>
-        <w:tc>
-          <w:tcPr>
-            <w:tcW w:type="dxa" w:w="1234"/>
-            <w:shd w:val="clear" w:color="auto" w:fill="F4F8F7"/>
-          </w:tcPr>
-          <w:p>
-            <w:r>
-              <w:rPr>
-                <w:sz w:val="18"/>
-              </w:rPr>
-              <w:t>0</w:t>
-            </w:r>
-          </w:p>
-        </w:tc>
-        <w:tc>
-          <w:tcPr>
-            <w:tcW w:type="dxa" w:w="1234"/>
-            <w:shd w:val="clear" w:color="auto" w:fill="F4F8F7"/>
-          </w:tcPr>
-          <w:p>
-            <w:r>
-              <w:rPr>
-                <w:sz w:val="18"/>
-              </w:rPr>
-              <w:t>0</w:t>
-            </w:r>
-          </w:p>
-        </w:tc>
-        <w:tc>
-          <w:tcPr>
-            <w:tcW w:type="dxa" w:w="1234"/>
-            <w:shd w:val="clear" w:color="auto" w:fill="F4F8F7"/>
-          </w:tcPr>
-          <w:p>
-            <w:r>
-              <w:rPr>
-                <w:sz w:val="18"/>
-              </w:rPr>
-              <w:t>0</w:t>
-            </w:r>
-          </w:p>
-        </w:tc>
-        <w:tc>
-          <w:tcPr>
-            <w:tcW w:type="dxa" w:w="1234"/>
-            <w:shd w:val="clear" w:color="auto" w:fill="F4F8F7"/>
-          </w:tcPr>
-          <w:p>
-            <w:r>
-              <w:rPr>
-                <w:sz w:val="18"/>
-              </w:rPr>
-              <w:t>1</w:t>
-            </w:r>
-          </w:p>
-        </w:tc>
-        <w:tc>
-          <w:tcPr>
-            <w:tcW w:type="dxa" w:w="1234"/>
-            <w:shd w:val="clear" w:color="auto" w:fill="F4F8F7"/>
-          </w:tcPr>
-          <w:p>
-            <w:r>
-              <w:rPr>
-                <w:sz w:val="18"/>
-              </w:rPr>
-              <w:t>1</w:t>
-            </w:r>
-          </w:p>
-        </w:tc>
-      </w:tr>
-      <w:tr>
-        <w:tc>
-          <w:tcPr>
-            <w:tcW w:type="dxa" w:w="1234"/>
-            <w:shd w:val="clear" w:color="auto" w:fill="FFFFFF"/>
-          </w:tcPr>
-          <w:p>
-            <w:r>
-              <w:rPr>
-                <w:sz w:val="18"/>
-              </w:rPr>
-              <w:t>EQ2_enq3</w:t>
-            </w:r>
-          </w:p>
-        </w:tc>
-        <w:tc>
-          <w:tcPr>
-            <w:tcW w:type="dxa" w:w="1234"/>
-            <w:shd w:val="clear" w:color="auto" w:fill="FFFFFF"/>
-          </w:tcPr>
-          <w:p>
-            <w:r>
-              <w:rPr>
-                <w:sz w:val="18"/>
-              </w:rPr>
-              <w:t>FATOU MARIE MBODJI (EQ2)</w:t>
-            </w:r>
-          </w:p>
-        </w:tc>
-        <w:tc>
-          <w:tcPr>
-            <w:tcW w:type="dxa" w:w="1234"/>
-            <w:shd w:val="clear" w:color="auto" w:fill="FFFFFF"/>
-          </w:tcPr>
-          <w:p>
-            <w:r>
-              <w:rPr>
-                <w:sz w:val="18"/>
-              </w:rPr>
-              <w:t>0</w:t>
-            </w:r>
-          </w:p>
-        </w:tc>
-        <w:tc>
-          <w:tcPr>
-            <w:tcW w:type="dxa" w:w="1234"/>
-            <w:shd w:val="clear" w:color="auto" w:fill="FFFFFF"/>
-          </w:tcPr>
-          <w:p>
-            <w:r>
-              <w:rPr>
-                <w:sz w:val="18"/>
-              </w:rPr>
-              <w:t>0</w:t>
-            </w:r>
-          </w:p>
-        </w:tc>
-        <w:tc>
-          <w:tcPr>
-            <w:tcW w:type="dxa" w:w="1234"/>
-            <w:shd w:val="clear" w:color="auto" w:fill="FFFFFF"/>
-          </w:tcPr>
-          <w:p>
-            <w:r>
-              <w:rPr>
-                <w:sz w:val="18"/>
-              </w:rPr>
-              <w:t>0</w:t>
-            </w:r>
-          </w:p>
-        </w:tc>
-        <w:tc>
-          <w:tcPr>
-            <w:tcW w:type="dxa" w:w="1234"/>
-            <w:shd w:val="clear" w:color="auto" w:fill="FFFFFF"/>
-          </w:tcPr>
-          <w:p>
-            <w:r>
-              <w:rPr>
-                <w:sz w:val="18"/>
-              </w:rPr>
-              <w:t>1</w:t>
-            </w:r>
-          </w:p>
-        </w:tc>
-        <w:tc>
-          <w:tcPr>
-            <w:tcW w:type="dxa" w:w="1234"/>
-            <w:shd w:val="clear" w:color="auto" w:fill="FFFFFF"/>
-          </w:tcPr>
-          <w:p>
-            <w:r>
-              <w:rPr>
-                <w:sz w:val="18"/>
-              </w:rPr>
-              <w:t>1</w:t>
-            </w:r>
-          </w:p>
-        </w:tc>
-      </w:tr>
-      <w:tr>
-        <w:tc>
-          <w:tcPr>
-            <w:tcW w:type="dxa" w:w="1234"/>
-            <w:shd w:val="clear" w:color="auto" w:fill="F4F8F7"/>
-          </w:tcPr>
-          <w:p>
-            <w:r>
-              <w:rPr>
-                <w:sz w:val="18"/>
-              </w:rPr>
-              <w:t>EQ5_enq2</w:t>
-            </w:r>
-          </w:p>
-        </w:tc>
-        <w:tc>
-          <w:tcPr>
-            <w:tcW w:type="dxa" w:w="1234"/>
-            <w:shd w:val="clear" w:color="auto" w:fill="F4F8F7"/>
-          </w:tcPr>
-          <w:p>
-            <w:r>
-              <w:rPr>
-                <w:sz w:val="18"/>
-              </w:rPr>
-              <w:t>DIARIETOU DJIBA (EQ5)</w:t>
-            </w:r>
-          </w:p>
-        </w:tc>
-        <w:tc>
-          <w:tcPr>
-            <w:tcW w:type="dxa" w:w="1234"/>
-            <w:shd w:val="clear" w:color="auto" w:fill="F4F8F7"/>
-          </w:tcPr>
-          <w:p>
-            <w:r>
-              <w:rPr>
-                <w:sz w:val="18"/>
-              </w:rPr>
-              <w:t>0</w:t>
-            </w:r>
-          </w:p>
-        </w:tc>
-        <w:tc>
-          <w:tcPr>
-            <w:tcW w:type="dxa" w:w="1234"/>
-            <w:shd w:val="clear" w:color="auto" w:fill="F4F8F7"/>
-          </w:tcPr>
-          <w:p>
-            <w:r>
-              <w:rPr>
-                <w:sz w:val="18"/>
-              </w:rPr>
-              <w:t>0</w:t>
-            </w:r>
-          </w:p>
-        </w:tc>
-        <w:tc>
-          <w:tcPr>
-            <w:tcW w:type="dxa" w:w="1234"/>
-            <w:shd w:val="clear" w:color="auto" w:fill="F4F8F7"/>
-          </w:tcPr>
-          <w:p>
-            <w:r>
-              <w:rPr>
-                <w:sz w:val="18"/>
-              </w:rPr>
-              <w:t>0</w:t>
-            </w:r>
-          </w:p>
-        </w:tc>
-        <w:tc>
-          <w:tcPr>
-            <w:tcW w:type="dxa" w:w="1234"/>
-            <w:shd w:val="clear" w:color="auto" w:fill="F4F8F7"/>
-          </w:tcPr>
-          <w:p>
-            <w:r>
-              <w:rPr>
-                <w:sz w:val="18"/>
-              </w:rPr>
-              <w:t>1</w:t>
-            </w:r>
-          </w:p>
-        </w:tc>
-        <w:tc>
-          <w:tcPr>
-            <w:tcW w:type="dxa" w:w="1234"/>
-            <w:shd w:val="clear" w:color="auto" w:fill="F4F8F7"/>
           </w:tcPr>
           <w:p>
             <w:r>
@@ -26507,7 +25607,7 @@
               <w:rPr>
                 <w:sz w:val="18"/>
               </w:rPr>
-              <w:t>61,4</w:t>
+              <w:t>61,1</w:t>
             </w:r>
           </w:p>
         </w:tc>
@@ -26521,7 +25621,7 @@
               <w:rPr>
                 <w:sz w:val="18"/>
               </w:rPr>
-              <w:t>59,1</w:t>
+              <w:t>58,9</w:t>
             </w:r>
           </w:p>
         </w:tc>
@@ -26549,7 +25649,7 @@
               <w:rPr>
                 <w:sz w:val="18"/>
               </w:rPr>
-              <w:t>13</w:t>
+              <w:t>12,7</w:t>
             </w:r>
           </w:p>
         </w:tc>
@@ -26563,7 +25663,7 @@
               <w:rPr>
                 <w:sz w:val="18"/>
               </w:rPr>
-              <w:t>1,9</w:t>
+              <w:t>2</w:t>
             </w:r>
           </w:p>
         </w:tc>
@@ -26577,7 +25677,7 @@
               <w:rPr>
                 <w:sz w:val="18"/>
               </w:rPr>
-              <w:t>21,3</w:t>
+              <w:t>21,8</w:t>
             </w:r>
           </w:p>
         </w:tc>
@@ -26607,7 +25707,7 @@
               <w:rPr>
                 <w:sz w:val="18"/>
               </w:rPr>
-              <w:t>51,2</w:t>
+              <w:t>48,3</w:t>
             </w:r>
           </w:p>
         </w:tc>
@@ -26621,7 +25721,7 @@
               <w:rPr>
                 <w:sz w:val="18"/>
               </w:rPr>
-              <w:t>50,8</w:t>
+              <w:t>48</w:t>
             </w:r>
           </w:p>
         </w:tc>
@@ -26635,7 +25735,7 @@
               <w:rPr>
                 <w:sz w:val="18"/>
               </w:rPr>
-              <w:t>0,8</w:t>
+              <w:t>0,7</w:t>
             </w:r>
           </w:p>
         </w:tc>
@@ -26649,7 +25749,7 @@
               <w:rPr>
                 <w:sz w:val="18"/>
               </w:rPr>
-              <w:t>13</w:t>
+              <w:t>14,9</w:t>
             </w:r>
           </w:p>
         </w:tc>
@@ -26663,7 +25763,7 @@
               <w:rPr>
                 <w:sz w:val="18"/>
               </w:rPr>
-              <w:t>11,5</w:t>
+              <w:t>13,3</w:t>
             </w:r>
           </w:p>
         </w:tc>
@@ -26677,7 +25777,7 @@
               <w:rPr>
                 <w:sz w:val="18"/>
               </w:rPr>
-              <w:t>36,4</w:t>
+              <w:t>39</w:t>
             </w:r>
           </w:p>
         </w:tc>
@@ -26707,7 +25807,7 @@
               <w:rPr>
                 <w:sz w:val="18"/>
               </w:rPr>
-              <w:t>56,4</w:t>
+              <w:t>59,1</w:t>
             </w:r>
           </w:p>
         </w:tc>
@@ -26721,7 +25821,7 @@
               <w:rPr>
                 <w:sz w:val="18"/>
               </w:rPr>
-              <w:t>56,4</w:t>
+              <w:t>59,1</w:t>
             </w:r>
           </w:p>
         </w:tc>
@@ -26749,7 +25849,7 @@
               <w:rPr>
                 <w:sz w:val="18"/>
               </w:rPr>
-              <w:t>12,3</w:t>
+              <w:t>13,3</w:t>
             </w:r>
           </w:p>
         </w:tc>
@@ -26763,7 +25863,7 @@
               <w:rPr>
                 <w:sz w:val="18"/>
               </w:rPr>
-              <w:t>22,1</w:t>
+              <w:t>27,3</w:t>
             </w:r>
           </w:p>
         </w:tc>
@@ -26777,7 +25877,7 @@
               <w:rPr>
                 <w:sz w:val="18"/>
               </w:rPr>
-              <w:t>40</w:t>
+              <w:t>34</w:t>
             </w:r>
           </w:p>
         </w:tc>
@@ -26807,7 +25907,7 @@
               <w:rPr>
                 <w:sz w:val="18"/>
               </w:rPr>
-              <w:t>45,6</w:t>
+              <w:t>44,5</w:t>
             </w:r>
           </w:p>
         </w:tc>
@@ -26821,7 +25921,7 @@
               <w:rPr>
                 <w:sz w:val="18"/>
               </w:rPr>
-              <w:t>44,7</w:t>
+              <w:t>43,3</w:t>
             </w:r>
           </w:p>
         </w:tc>
@@ -26835,7 +25935,7 @@
               <w:rPr>
                 <w:sz w:val="18"/>
               </w:rPr>
-              <w:t>2</w:t>
+              <w:t>2,9</w:t>
             </w:r>
           </w:p>
         </w:tc>
@@ -26849,7 +25949,7 @@
               <w:rPr>
                 <w:sz w:val="18"/>
               </w:rPr>
-              <w:t>33,6</w:t>
+              <w:t>36,8</w:t>
             </w:r>
           </w:p>
         </w:tc>
@@ -26863,7 +25963,7 @@
               <w:rPr>
                 <w:sz w:val="18"/>
               </w:rPr>
-              <w:t>16,9</w:t>
+              <w:t>17,1</w:t>
             </w:r>
           </w:p>
         </w:tc>
@@ -26877,7 +25977,7 @@
               <w:rPr>
                 <w:sz w:val="18"/>
               </w:rPr>
-              <w:t>64,1</w:t>
+              <w:t>63,2</w:t>
             </w:r>
           </w:p>
         </w:tc>
@@ -26907,7 +26007,7 @@
               <w:rPr>
                 <w:sz w:val="18"/>
               </w:rPr>
-              <w:t>49,1</w:t>
+              <w:t>49,5</w:t>
             </w:r>
           </w:p>
         </w:tc>
@@ -26921,7 +26021,7 @@
               <w:rPr>
                 <w:sz w:val="18"/>
               </w:rPr>
-              <w:t>46,9</w:t>
+              <w:t>47,5</w:t>
             </w:r>
           </w:p>
         </w:tc>
@@ -26935,7 +26035,7 @@
               <w:rPr>
                 <w:sz w:val="18"/>
               </w:rPr>
-              <w:t>4,5</w:t>
+              <w:t>4</w:t>
             </w:r>
           </w:p>
         </w:tc>
@@ -26949,7 +26049,7 @@
               <w:rPr>
                 <w:sz w:val="18"/>
               </w:rPr>
-              <w:t>28,3</w:t>
+              <w:t>28,9</w:t>
             </w:r>
           </w:p>
         </w:tc>
@@ -26963,7 +26063,7 @@
               <w:rPr>
                 <w:sz w:val="18"/>
               </w:rPr>
-              <w:t>26</w:t>
+              <w:t>29,6</w:t>
             </w:r>
           </w:p>
         </w:tc>
@@ -26977,7 +26077,7 @@
               <w:rPr>
                 <w:sz w:val="18"/>
               </w:rPr>
-              <w:t>51,5</w:t>
+              <w:t>52,4</w:t>
             </w:r>
           </w:p>
         </w:tc>
@@ -27007,7 +26107,7 @@
               <w:rPr>
                 <w:sz w:val="18"/>
               </w:rPr>
-              <w:t>57,1</w:t>
+              <w:t>57,8</w:t>
             </w:r>
           </w:p>
         </w:tc>
@@ -27021,7 +26121,7 @@
               <w:rPr>
                 <w:sz w:val="18"/>
               </w:rPr>
-              <w:t>56,7</w:t>
+              <w:t>57,4</w:t>
             </w:r>
           </w:p>
         </w:tc>
@@ -27035,7 +26135,7 @@
               <w:rPr>
                 <w:sz w:val="18"/>
               </w:rPr>
-              <w:t>0,8</w:t>
+              <w:t>0,7</w:t>
             </w:r>
           </w:p>
         </w:tc>
@@ -27049,7 +26149,7 @@
               <w:rPr>
                 <w:sz w:val="18"/>
               </w:rPr>
-              <w:t>11,1</w:t>
+              <w:t>11,8</w:t>
             </w:r>
           </w:p>
         </w:tc>
@@ -27063,7 +26163,7 @@
               <w:rPr>
                 <w:sz w:val="18"/>
               </w:rPr>
-              <w:t>8,2</w:t>
+              <w:t>11,2</w:t>
             </w:r>
           </w:p>
         </w:tc>
@@ -27077,7 +26177,7 @@
               <w:rPr>
                 <w:sz w:val="18"/>
               </w:rPr>
-              <w:t>38,5</w:t>
+              <w:t>35,7</w:t>
             </w:r>
           </w:p>
         </w:tc>
@@ -27107,7 +26207,7 @@
               <w:rPr>
                 <w:sz w:val="18"/>
               </w:rPr>
-              <w:t>50,9</w:t>
+              <w:t>53,5</w:t>
             </w:r>
           </w:p>
         </w:tc>
@@ -27121,7 +26221,7 @@
               <w:rPr>
                 <w:sz w:val="18"/>
               </w:rPr>
-              <w:t>50,6</w:t>
+              <w:t>53,2</w:t>
             </w:r>
           </w:p>
         </w:tc>
@@ -27135,7 +26235,7 @@
               <w:rPr>
                 <w:sz w:val="18"/>
               </w:rPr>
-              <w:t>0,6</w:t>
+              <w:t>0,4</w:t>
             </w:r>
           </w:p>
         </w:tc>
@@ -27149,7 +26249,7 @@
               <w:rPr>
                 <w:sz w:val="18"/>
               </w:rPr>
-              <w:t>18,4</w:t>
+              <w:t>16,8</w:t>
             </w:r>
           </w:p>
         </w:tc>
@@ -27163,7 +26263,7 @@
               <w:rPr>
                 <w:sz w:val="18"/>
               </w:rPr>
-              <w:t>14,9</w:t>
+              <w:t>16,8</w:t>
             </w:r>
           </w:p>
         </w:tc>
@@ -27177,7 +26277,7 @@
               <w:rPr>
                 <w:sz w:val="18"/>
               </w:rPr>
-              <w:t>48,4</w:t>
+              <w:t>42,5</w:t>
             </w:r>
           </w:p>
         </w:tc>
@@ -27207,7 +26307,7 @@
               <w:rPr>
                 <w:sz w:val="18"/>
               </w:rPr>
-              <w:t>52,2</w:t>
+              <w:t>50,4</w:t>
             </w:r>
           </w:p>
         </w:tc>
@@ -27221,7 +26321,7 @@
               <w:rPr>
                 <w:sz w:val="18"/>
               </w:rPr>
-              <w:t>51,9</w:t>
+              <w:t>49,9</w:t>
             </w:r>
           </w:p>
         </w:tc>
@@ -27235,7 +26335,7 @@
               <w:rPr>
                 <w:sz w:val="18"/>
               </w:rPr>
-              <w:t>0,6</w:t>
+              <w:t>1,2</w:t>
             </w:r>
           </w:p>
         </w:tc>
@@ -27249,7 +26349,7 @@
               <w:rPr>
                 <w:sz w:val="18"/>
               </w:rPr>
-              <w:t>11,5</w:t>
+              <w:t>12,8</w:t>
             </w:r>
           </w:p>
         </w:tc>
@@ -27263,7 +26363,7 @@
               <w:rPr>
                 <w:sz w:val="18"/>
               </w:rPr>
-              <w:t>0,6</w:t>
+              <w:t>2,9</w:t>
             </w:r>
           </w:p>
         </w:tc>
@@ -27277,7 +26377,7 @@
               <w:rPr>
                 <w:sz w:val="18"/>
               </w:rPr>
-              <w:t>44,8</w:t>
+              <w:t>49,5</w:t>
             </w:r>
           </w:p>
         </w:tc>
@@ -27307,7 +26407,7 @@
               <w:rPr>
                 <w:sz w:val="18"/>
               </w:rPr>
-              <w:t>40,4</w:t>
+              <w:t>40,5</w:t>
             </w:r>
           </w:p>
         </w:tc>
@@ -27321,7 +26421,7 @@
               <w:rPr>
                 <w:sz w:val="18"/>
               </w:rPr>
-              <w:t>38,9</w:t>
+              <w:t>39,2</w:t>
             </w:r>
           </w:p>
         </w:tc>
@@ -27335,7 +26435,7 @@
               <w:rPr>
                 <w:sz w:val="18"/>
               </w:rPr>
-              <w:t>3,7</w:t>
+              <w:t>3,2</w:t>
             </w:r>
           </w:p>
         </w:tc>
@@ -27349,7 +26449,7 @@
               <w:rPr>
                 <w:sz w:val="18"/>
               </w:rPr>
-              <w:t>31</w:t>
+              <w:t>30</w:t>
             </w:r>
           </w:p>
         </w:tc>
@@ -27363,7 +26463,7 @@
               <w:rPr>
                 <w:sz w:val="18"/>
               </w:rPr>
-              <w:t>1,5</w:t>
+              <w:t>1,9</w:t>
             </w:r>
           </w:p>
         </w:tc>
@@ -27377,7 +26477,7 @@
               <w:rPr>
                 <w:sz w:val="18"/>
               </w:rPr>
-              <w:t>57,6</w:t>
+              <w:t>56,3</w:t>
             </w:r>
           </w:p>
         </w:tc>
@@ -27407,7 +26507,7 @@
               <w:rPr>
                 <w:sz w:val="18"/>
               </w:rPr>
-              <w:t>55,9</w:t>
+              <w:t>55,2</w:t>
             </w:r>
           </w:p>
         </w:tc>
@@ -27421,7 +26521,7 @@
               <w:rPr>
                 <w:sz w:val="18"/>
               </w:rPr>
-              <w:t>55,4</w:t>
+              <w:t>54,7</w:t>
             </w:r>
           </w:p>
         </w:tc>
@@ -27449,7 +26549,7 @@
               <w:rPr>
                 <w:sz w:val="18"/>
               </w:rPr>
-              <w:t>15,4</w:t>
+              <w:t>17,3</w:t>
             </w:r>
           </w:p>
         </w:tc>
@@ -27463,7 +26563,7 @@
               <w:rPr>
                 <w:sz w:val="18"/>
               </w:rPr>
-              <w:t>8,9</w:t>
+              <w:t>9</w:t>
             </w:r>
           </w:p>
         </w:tc>
@@ -27477,7 +26577,7 @@
               <w:rPr>
                 <w:sz w:val="18"/>
               </w:rPr>
-              <w:t>40,1</w:t>
+              <w:t>39,6</w:t>
             </w:r>
           </w:p>
         </w:tc>
@@ -27507,7 +26607,7 @@
               <w:rPr>
                 <w:sz w:val="18"/>
               </w:rPr>
-              <w:t>70,9</w:t>
+              <w:t>63,5</w:t>
             </w:r>
           </w:p>
         </w:tc>
@@ -27521,7 +26621,7 @@
               <w:rPr>
                 <w:sz w:val="18"/>
               </w:rPr>
-              <w:t>70,6</w:t>
+              <w:t>63,3</w:t>
             </w:r>
           </w:p>
         </w:tc>
@@ -27535,7 +26635,7 @@
               <w:rPr>
                 <w:sz w:val="18"/>
               </w:rPr>
-              <w:t>0,4</w:t>
+              <w:t>0,3</w:t>
             </w:r>
           </w:p>
         </w:tc>
@@ -27549,7 +26649,7 @@
               <w:rPr>
                 <w:sz w:val="18"/>
               </w:rPr>
-              <w:t>8,9</w:t>
+              <w:t>9</w:t>
             </w:r>
           </w:p>
         </w:tc>
@@ -27563,7 +26663,7 @@
               <w:rPr>
                 <w:sz w:val="18"/>
               </w:rPr>
-              <w:t>47,7</w:t>
+              <w:t>45,6</w:t>
             </w:r>
           </w:p>
         </w:tc>
@@ -27577,7 +26677,7 @@
               <w:rPr>
                 <w:sz w:val="18"/>
               </w:rPr>
-              <w:t>19,7</w:t>
+              <w:t>27,7</w:t>
             </w:r>
           </w:p>
         </w:tc>
@@ -27607,7 +26707,7 @@
               <w:rPr>
                 <w:sz w:val="18"/>
               </w:rPr>
-              <w:t>42,3</w:t>
+              <w:t>42,7</w:t>
             </w:r>
           </w:p>
         </w:tc>
@@ -27621,7 +26721,7 @@
               <w:rPr>
                 <w:sz w:val="18"/>
               </w:rPr>
-              <w:t>41,7</w:t>
+              <w:t>41,8</w:t>
             </w:r>
           </w:p>
         </w:tc>
@@ -27635,7 +26735,7 @@
               <w:rPr>
                 <w:sz w:val="18"/>
               </w:rPr>
-              <w:t>1,5</w:t>
+              <w:t>1,9</w:t>
             </w:r>
           </w:p>
         </w:tc>
@@ -27649,7 +26749,7 @@
               <w:rPr>
                 <w:sz w:val="18"/>
               </w:rPr>
-              <w:t>25</w:t>
+              <w:t>26,6</w:t>
             </w:r>
           </w:p>
         </w:tc>
@@ -27663,7 +26763,7 @@
               <w:rPr>
                 <w:sz w:val="18"/>
               </w:rPr>
-              <w:t>14</w:t>
+              <w:t>19,2</w:t>
             </w:r>
           </w:p>
         </w:tc>
@@ -27677,7 +26777,7 @@
               <w:rPr>
                 <w:sz w:val="18"/>
               </w:rPr>
-              <w:t>48,2</w:t>
+              <w:t>50,2</w:t>
             </w:r>
           </w:p>
         </w:tc>
@@ -27707,7 +26807,7 @@
               <w:rPr>
                 <w:sz w:val="18"/>
               </w:rPr>
-              <w:t>70,4</w:t>
+              <w:t>68,7</w:t>
             </w:r>
           </w:p>
         </w:tc>
@@ -27721,7 +26821,7 @@
               <w:rPr>
                 <w:sz w:val="18"/>
               </w:rPr>
-              <w:t>66</w:t>
+              <w:t>65,2</w:t>
             </w:r>
           </w:p>
         </w:tc>
@@ -27735,7 +26835,7 @@
               <w:rPr>
                 <w:sz w:val="18"/>
               </w:rPr>
-              <w:t>6,2</w:t>
+              <w:t>5</w:t>
             </w:r>
           </w:p>
         </w:tc>
@@ -27749,7 +26849,7 @@
               <w:rPr>
                 <w:sz w:val="18"/>
               </w:rPr>
-              <w:t>12,6</w:t>
+              <w:t>11,9</w:t>
             </w:r>
           </w:p>
         </w:tc>
@@ -27763,7 +26863,7 @@
               <w:rPr>
                 <w:sz w:val="18"/>
               </w:rPr>
-              <w:t>1,8</w:t>
+              <w:t>1,4</w:t>
             </w:r>
           </w:p>
         </w:tc>
@@ -27777,7 +26877,7 @@
               <w:rPr>
                 <w:sz w:val="18"/>
               </w:rPr>
-              <w:t>22,5</w:t>
+              <w:t>25,4</w:t>
             </w:r>
           </w:p>
         </w:tc>
@@ -27807,7 +26907,7 @@
               <w:rPr>
                 <w:sz w:val="18"/>
               </w:rPr>
-              <w:t>63,7</w:t>
+              <w:t>64,4</w:t>
             </w:r>
           </w:p>
         </w:tc>
@@ -27821,7 +26921,7 @@
               <w:rPr>
                 <w:sz w:val="18"/>
               </w:rPr>
-              <w:t>62,1</w:t>
+              <w:t>62,7</w:t>
             </w:r>
           </w:p>
         </w:tc>
@@ -27835,7 +26935,7 @@
               <w:rPr>
                 <w:sz w:val="18"/>
               </w:rPr>
-              <w:t>2,5</w:t>
+              <w:t>2,6</w:t>
             </w:r>
           </w:p>
         </w:tc>
@@ -27849,7 +26949,7 @@
               <w:rPr>
                 <w:sz w:val="18"/>
               </w:rPr>
-              <w:t>12,3</w:t>
+              <w:t>12,7</w:t>
             </w:r>
           </w:p>
         </w:tc>
@@ -27863,7 +26963,7 @@
               <w:rPr>
                 <w:sz w:val="18"/>
               </w:rPr>
-              <w:t>19,1</w:t>
+              <w:t>16</w:t>
             </w:r>
           </w:p>
         </w:tc>
@@ -27877,7 +26977,7 @@
               <w:rPr>
                 <w:sz w:val="18"/>
               </w:rPr>
-              <w:t>20</w:t>
+              <w:t>19</w:t>
             </w:r>
           </w:p>
         </w:tc>
@@ -27909,7 +27009,7 @@
                 <w:b/>
                 <w:sz w:val="18"/>
               </w:rPr>
-              <w:t>57,5</w:t>
+              <w:t>56,6</w:t>
             </w:r>
           </w:p>
         </w:tc>
@@ -27924,7 +27024,7 @@
                 <w:b/>
                 <w:sz w:val="18"/>
               </w:rPr>
-              <w:t>56</w:t>
+              <w:t>55,3</w:t>
             </w:r>
           </w:p>
         </w:tc>
@@ -27939,7 +27039,7 @@
                 <w:b/>
                 <w:sz w:val="18"/>
               </w:rPr>
-              <w:t>2,5</w:t>
+              <w:t>2,4</w:t>
             </w:r>
           </w:p>
         </w:tc>
@@ -27954,7 +27054,7 @@
                 <w:b/>
                 <w:sz w:val="18"/>
               </w:rPr>
-              <w:t>14,1</w:t>
+              <w:t>14,4</w:t>
             </w:r>
           </w:p>
         </w:tc>
@@ -27969,7 +27069,7 @@
                 <w:b/>
                 <w:sz w:val="18"/>
               </w:rPr>
-              <w:t>6,2</w:t>
+              <w:t>6,8</w:t>
             </w:r>
           </w:p>
         </w:tc>
@@ -27984,7 +27084,7 @@
                 <w:b/>
                 <w:sz w:val="18"/>
               </w:rPr>
-              <w:t>29,4</w:t>
+              <w:t>30,8</w:t>
             </w:r>
           </w:p>
         </w:tc>
@@ -28016,7 +27116,7 @@
                 <w:b/>
                 <w:sz w:val="18"/>
               </w:rPr>
-              <w:t>49,5</w:t>
+              <w:t>50,2</w:t>
             </w:r>
           </w:p>
         </w:tc>
@@ -28031,7 +27131,7 @@
                 <w:b/>
                 <w:sz w:val="18"/>
               </w:rPr>
-              <w:t>48,7</w:t>
+              <w:t>49,5</w:t>
             </w:r>
           </w:p>
         </w:tc>
@@ -28061,7 +27161,7 @@
                 <w:b/>
                 <w:sz w:val="18"/>
               </w:rPr>
-              <w:t>22,3</w:t>
+              <w:t>22,5</w:t>
             </w:r>
           </w:p>
         </w:tc>
@@ -28076,7 +27176,7 @@
                 <w:b/>
                 <w:sz w:val="18"/>
               </w:rPr>
-              <w:t>25,5</w:t>
+              <w:t>26,6</w:t>
             </w:r>
           </w:p>
         </w:tc>
@@ -28091,7 +27191,7 @@
                 <w:b/>
                 <w:sz w:val="18"/>
               </w:rPr>
-              <w:t>53,2</w:t>
+              <w:t>50</w:t>
             </w:r>
           </w:p>
         </w:tc>
@@ -28125,7 +27225,7 @@
                 <w:color w:val="FFFFFF"/>
                 <w:sz w:val="18"/>
               </w:rPr>
-              <w:t>54,3</w:t>
+              <w:t>53,9</w:t>
             </w:r>
           </w:p>
         </w:tc>
@@ -28141,7 +27241,7 @@
                 <w:color w:val="FFFFFF"/>
                 <w:sz w:val="18"/>
               </w:rPr>
-              <w:t>53,1</w:t>
+              <w:t>52,8</w:t>
             </w:r>
           </w:p>
         </w:tc>
@@ -28157,7 +27257,7 @@
                 <w:color w:val="FFFFFF"/>
                 <w:sz w:val="18"/>
               </w:rPr>
-              <w:t>2,1</w:t>
+              <w:t>2</w:t>
             </w:r>
           </w:p>
         </w:tc>
@@ -28173,7 +27273,7 @@
                 <w:color w:val="FFFFFF"/>
                 <w:sz w:val="18"/>
               </w:rPr>
-              <w:t>17,3</w:t>
+              <w:t>17,9</w:t>
             </w:r>
           </w:p>
         </w:tc>
@@ -28189,7 +27289,7 @@
                 <w:color w:val="FFFFFF"/>
                 <w:sz w:val="18"/>
               </w:rPr>
-              <w:t>13,9</w:t>
+              <w:t>15,4</w:t>
             </w:r>
           </w:p>
         </w:tc>
@@ -28205,7 +27305,7 @@
                 <w:color w:val="FFFFFF"/>
                 <w:sz w:val="18"/>
               </w:rPr>
-              <w:t>39,7</w:t>
+              <w:t>39,6</w:t>
             </w:r>
           </w:p>
         </w:tc>
@@ -28341,35 +27441,35 @@
               <w:rPr>
                 <w:sz w:val="18"/>
               </w:rPr>
-              <w:t>76,6</w:t>
-            </w:r>
-          </w:p>
-        </w:tc>
-        <w:tc>
-          <w:tcPr>
-            <w:tcW w:type="dxa" w:w="2160"/>
-            <w:shd w:val="clear" w:color="auto" w:fill="FFFFFF"/>
-          </w:tcPr>
-          <w:p>
-            <w:r>
-              <w:rPr>
-                <w:sz w:val="18"/>
-              </w:rPr>
-              <w:t>76,5</w:t>
-            </w:r>
-          </w:p>
-        </w:tc>
-        <w:tc>
-          <w:tcPr>
-            <w:tcW w:type="dxa" w:w="2160"/>
-            <w:shd w:val="clear" w:color="auto" w:fill="FFFFFF"/>
-          </w:tcPr>
-          <w:p>
-            <w:r>
-              <w:rPr>
-                <w:sz w:val="18"/>
-              </w:rPr>
-              <w:t>60,2</w:t>
+              <w:t>76,7</w:t>
+            </w:r>
+          </w:p>
+        </w:tc>
+        <w:tc>
+          <w:tcPr>
+            <w:tcW w:type="dxa" w:w="2160"/>
+            <w:shd w:val="clear" w:color="auto" w:fill="FFFFFF"/>
+          </w:tcPr>
+          <w:p>
+            <w:r>
+              <w:rPr>
+                <w:sz w:val="18"/>
+              </w:rPr>
+              <w:t>77,1</w:t>
+            </w:r>
+          </w:p>
+        </w:tc>
+        <w:tc>
+          <w:tcPr>
+            <w:tcW w:type="dxa" w:w="2160"/>
+            <w:shd w:val="clear" w:color="auto" w:fill="FFFFFF"/>
+          </w:tcPr>
+          <w:p>
+            <w:r>
+              <w:rPr>
+                <w:sz w:val="18"/>
+              </w:rPr>
+              <w:t>60,1</w:t>
             </w:r>
           </w:p>
         </w:tc>
@@ -28399,35 +27499,35 @@
               <w:rPr>
                 <w:sz w:val="18"/>
               </w:rPr>
-              <w:t>48,6</w:t>
-            </w:r>
-          </w:p>
-        </w:tc>
-        <w:tc>
-          <w:tcPr>
-            <w:tcW w:type="dxa" w:w="2160"/>
-            <w:shd w:val="clear" w:color="auto" w:fill="F4F8F7"/>
-          </w:tcPr>
-          <w:p>
-            <w:r>
-              <w:rPr>
-                <w:sz w:val="18"/>
-              </w:rPr>
-              <w:t>51,8</w:t>
-            </w:r>
-          </w:p>
-        </w:tc>
-        <w:tc>
-          <w:tcPr>
-            <w:tcW w:type="dxa" w:w="2160"/>
-            <w:shd w:val="clear" w:color="auto" w:fill="F4F8F7"/>
-          </w:tcPr>
-          <w:p>
-            <w:r>
-              <w:rPr>
-                <w:sz w:val="18"/>
-              </w:rPr>
-              <w:t>56,6</w:t>
+              <w:t>49,7</w:t>
+            </w:r>
+          </w:p>
+        </w:tc>
+        <w:tc>
+          <w:tcPr>
+            <w:tcW w:type="dxa" w:w="2160"/>
+            <w:shd w:val="clear" w:color="auto" w:fill="F4F8F7"/>
+          </w:tcPr>
+          <w:p>
+            <w:r>
+              <w:rPr>
+                <w:sz w:val="18"/>
+              </w:rPr>
+              <w:t>48,9</w:t>
+            </w:r>
+          </w:p>
+        </w:tc>
+        <w:tc>
+          <w:tcPr>
+            <w:tcW w:type="dxa" w:w="2160"/>
+            <w:shd w:val="clear" w:color="auto" w:fill="F4F8F7"/>
+          </w:tcPr>
+          <w:p>
+            <w:r>
+              <w:rPr>
+                <w:sz w:val="18"/>
+              </w:rPr>
+              <w:t>57,1</w:t>
             </w:r>
           </w:p>
         </w:tc>
@@ -28457,35 +27557,35 @@
               <w:rPr>
                 <w:sz w:val="18"/>
               </w:rPr>
-              <w:t>61,8</w:t>
-            </w:r>
-          </w:p>
-        </w:tc>
-        <w:tc>
-          <w:tcPr>
-            <w:tcW w:type="dxa" w:w="2160"/>
-            <w:shd w:val="clear" w:color="auto" w:fill="FFFFFF"/>
-          </w:tcPr>
-          <w:p>
-            <w:r>
-              <w:rPr>
-                <w:sz w:val="18"/>
-              </w:rPr>
-              <w:t>65,2</w:t>
-            </w:r>
-          </w:p>
-        </w:tc>
-        <w:tc>
-          <w:tcPr>
-            <w:tcW w:type="dxa" w:w="2160"/>
-            <w:shd w:val="clear" w:color="auto" w:fill="FFFFFF"/>
-          </w:tcPr>
-          <w:p>
-            <w:r>
-              <w:rPr>
-                <w:sz w:val="18"/>
-              </w:rPr>
-              <w:t>49,6</w:t>
+              <w:t>59,2</w:t>
+            </w:r>
+          </w:p>
+        </w:tc>
+        <w:tc>
+          <w:tcPr>
+            <w:tcW w:type="dxa" w:w="2160"/>
+            <w:shd w:val="clear" w:color="auto" w:fill="FFFFFF"/>
+          </w:tcPr>
+          <w:p>
+            <w:r>
+              <w:rPr>
+                <w:sz w:val="18"/>
+              </w:rPr>
+              <w:t>65,3</w:t>
+            </w:r>
+          </w:p>
+        </w:tc>
+        <w:tc>
+          <w:tcPr>
+            <w:tcW w:type="dxa" w:w="2160"/>
+            <w:shd w:val="clear" w:color="auto" w:fill="FFFFFF"/>
+          </w:tcPr>
+          <w:p>
+            <w:r>
+              <w:rPr>
+                <w:sz w:val="18"/>
+              </w:rPr>
+              <w:t>52,8</w:t>
             </w:r>
           </w:p>
         </w:tc>
@@ -28515,35 +27615,35 @@
               <w:rPr>
                 <w:sz w:val="18"/>
               </w:rPr>
-              <w:t>50,8</w:t>
-            </w:r>
-          </w:p>
-        </w:tc>
-        <w:tc>
-          <w:tcPr>
-            <w:tcW w:type="dxa" w:w="2160"/>
-            <w:shd w:val="clear" w:color="auto" w:fill="F4F8F7"/>
-          </w:tcPr>
-          <w:p>
-            <w:r>
-              <w:rPr>
-                <w:sz w:val="18"/>
-              </w:rPr>
-              <w:t>40,2</w:t>
-            </w:r>
-          </w:p>
-        </w:tc>
-        <w:tc>
-          <w:tcPr>
-            <w:tcW w:type="dxa" w:w="2160"/>
-            <w:shd w:val="clear" w:color="auto" w:fill="F4F8F7"/>
-          </w:tcPr>
-          <w:p>
-            <w:r>
-              <w:rPr>
-                <w:sz w:val="18"/>
-              </w:rPr>
-              <w:t>49</w:t>
+              <w:t>49,9</w:t>
+            </w:r>
+          </w:p>
+        </w:tc>
+        <w:tc>
+          <w:tcPr>
+            <w:tcW w:type="dxa" w:w="2160"/>
+            <w:shd w:val="clear" w:color="auto" w:fill="F4F8F7"/>
+          </w:tcPr>
+          <w:p>
+            <w:r>
+              <w:rPr>
+                <w:sz w:val="18"/>
+              </w:rPr>
+              <w:t>34,5</w:t>
+            </w:r>
+          </w:p>
+        </w:tc>
+        <w:tc>
+          <w:tcPr>
+            <w:tcW w:type="dxa" w:w="2160"/>
+            <w:shd w:val="clear" w:color="auto" w:fill="F4F8F7"/>
+          </w:tcPr>
+          <w:p>
+            <w:r>
+              <w:rPr>
+                <w:sz w:val="18"/>
+              </w:rPr>
+              <w:t>48,7</w:t>
             </w:r>
           </w:p>
         </w:tc>
@@ -28573,35 +27673,35 @@
               <w:rPr>
                 <w:sz w:val="18"/>
               </w:rPr>
-              <w:t>54,7</w:t>
-            </w:r>
-          </w:p>
-        </w:tc>
-        <w:tc>
-          <w:tcPr>
-            <w:tcW w:type="dxa" w:w="2160"/>
-            <w:shd w:val="clear" w:color="auto" w:fill="FFFFFF"/>
-          </w:tcPr>
-          <w:p>
-            <w:r>
-              <w:rPr>
-                <w:sz w:val="18"/>
-              </w:rPr>
-              <w:t>54,2</w:t>
-            </w:r>
-          </w:p>
-        </w:tc>
-        <w:tc>
-          <w:tcPr>
-            <w:tcW w:type="dxa" w:w="2160"/>
-            <w:shd w:val="clear" w:color="auto" w:fill="FFFFFF"/>
-          </w:tcPr>
-          <w:p>
-            <w:r>
-              <w:rPr>
-                <w:sz w:val="18"/>
-              </w:rPr>
-              <w:t>53,7</w:t>
+              <w:t>55,4</w:t>
+            </w:r>
+          </w:p>
+        </w:tc>
+        <w:tc>
+          <w:tcPr>
+            <w:tcW w:type="dxa" w:w="2160"/>
+            <w:shd w:val="clear" w:color="auto" w:fill="FFFFFF"/>
+          </w:tcPr>
+          <w:p>
+            <w:r>
+              <w:rPr>
+                <w:sz w:val="18"/>
+              </w:rPr>
+              <w:t>51,6</w:t>
+            </w:r>
+          </w:p>
+        </w:tc>
+        <w:tc>
+          <w:tcPr>
+            <w:tcW w:type="dxa" w:w="2160"/>
+            <w:shd w:val="clear" w:color="auto" w:fill="FFFFFF"/>
+          </w:tcPr>
+          <w:p>
+            <w:r>
+              <w:rPr>
+                <w:sz w:val="18"/>
+              </w:rPr>
+              <w:t>52,5</w:t>
             </w:r>
           </w:p>
         </w:tc>
@@ -28631,35 +27731,35 @@
               <w:rPr>
                 <w:sz w:val="18"/>
               </w:rPr>
-              <w:t>49,1</w:t>
-            </w:r>
-          </w:p>
-        </w:tc>
-        <w:tc>
-          <w:tcPr>
-            <w:tcW w:type="dxa" w:w="2160"/>
-            <w:shd w:val="clear" w:color="auto" w:fill="F4F8F7"/>
-          </w:tcPr>
-          <w:p>
-            <w:r>
-              <w:rPr>
-                <w:sz w:val="18"/>
-              </w:rPr>
-              <w:t>62,3</w:t>
-            </w:r>
-          </w:p>
-        </w:tc>
-        <w:tc>
-          <w:tcPr>
-            <w:tcW w:type="dxa" w:w="2160"/>
-            <w:shd w:val="clear" w:color="auto" w:fill="F4F8F7"/>
-          </w:tcPr>
-          <w:p>
-            <w:r>
-              <w:rPr>
-                <w:sz w:val="18"/>
-              </w:rPr>
-              <w:t>47</w:t>
+              <w:t>51,9</w:t>
+            </w:r>
+          </w:p>
+        </w:tc>
+        <w:tc>
+          <w:tcPr>
+            <w:tcW w:type="dxa" w:w="2160"/>
+            <w:shd w:val="clear" w:color="auto" w:fill="F4F8F7"/>
+          </w:tcPr>
+          <w:p>
+            <w:r>
+              <w:rPr>
+                <w:sz w:val="18"/>
+              </w:rPr>
+              <w:t>63,8</w:t>
+            </w:r>
+          </w:p>
+        </w:tc>
+        <w:tc>
+          <w:tcPr>
+            <w:tcW w:type="dxa" w:w="2160"/>
+            <w:shd w:val="clear" w:color="auto" w:fill="F4F8F7"/>
+          </w:tcPr>
+          <w:p>
+            <w:r>
+              <w:rPr>
+                <w:sz w:val="18"/>
+              </w:rPr>
+              <w:t>49,6</w:t>
             </w:r>
           </w:p>
         </w:tc>
@@ -28689,35 +27789,35 @@
               <w:rPr>
                 <w:sz w:val="18"/>
               </w:rPr>
-              <w:t>54,5</w:t>
-            </w:r>
-          </w:p>
-        </w:tc>
-        <w:tc>
-          <w:tcPr>
-            <w:tcW w:type="dxa" w:w="2160"/>
-            <w:shd w:val="clear" w:color="auto" w:fill="FFFFFF"/>
-          </w:tcPr>
-          <w:p>
-            <w:r>
-              <w:rPr>
-                <w:sz w:val="18"/>
-              </w:rPr>
-              <w:t>72,1</w:t>
-            </w:r>
-          </w:p>
-        </w:tc>
-        <w:tc>
-          <w:tcPr>
-            <w:tcW w:type="dxa" w:w="2160"/>
-            <w:shd w:val="clear" w:color="auto" w:fill="FFFFFF"/>
-          </w:tcPr>
-          <w:p>
-            <w:r>
-              <w:rPr>
-                <w:sz w:val="18"/>
-              </w:rPr>
-              <w:t>51,9</w:t>
+              <w:t>51,7</w:t>
+            </w:r>
+          </w:p>
+        </w:tc>
+        <w:tc>
+          <w:tcPr>
+            <w:tcW w:type="dxa" w:w="2160"/>
+            <w:shd w:val="clear" w:color="auto" w:fill="FFFFFF"/>
+          </w:tcPr>
+          <w:p>
+            <w:r>
+              <w:rPr>
+                <w:sz w:val="18"/>
+              </w:rPr>
+              <w:t>75,5</w:t>
+            </w:r>
+          </w:p>
+        </w:tc>
+        <w:tc>
+          <w:tcPr>
+            <w:tcW w:type="dxa" w:w="2160"/>
+            <w:shd w:val="clear" w:color="auto" w:fill="FFFFFF"/>
+          </w:tcPr>
+          <w:p>
+            <w:r>
+              <w:rPr>
+                <w:sz w:val="18"/>
+              </w:rPr>
+              <w:t>52,2</w:t>
             </w:r>
           </w:p>
         </w:tc>
@@ -28747,35 +27847,35 @@
               <w:rPr>
                 <w:sz w:val="18"/>
               </w:rPr>
-              <w:t>37</w:t>
-            </w:r>
-          </w:p>
-        </w:tc>
-        <w:tc>
-          <w:tcPr>
-            <w:tcW w:type="dxa" w:w="2160"/>
-            <w:shd w:val="clear" w:color="auto" w:fill="F4F8F7"/>
-          </w:tcPr>
-          <w:p>
-            <w:r>
-              <w:rPr>
-                <w:sz w:val="18"/>
-              </w:rPr>
-              <w:t>52,2</w:t>
-            </w:r>
-          </w:p>
-        </w:tc>
-        <w:tc>
-          <w:tcPr>
-            <w:tcW w:type="dxa" w:w="2160"/>
-            <w:shd w:val="clear" w:color="auto" w:fill="F4F8F7"/>
-          </w:tcPr>
-          <w:p>
-            <w:r>
-              <w:rPr>
-                <w:sz w:val="18"/>
-              </w:rPr>
-              <w:t>61,9</w:t>
+              <w:t>34,3</w:t>
+            </w:r>
+          </w:p>
+        </w:tc>
+        <w:tc>
+          <w:tcPr>
+            <w:tcW w:type="dxa" w:w="2160"/>
+            <w:shd w:val="clear" w:color="auto" w:fill="F4F8F7"/>
+          </w:tcPr>
+          <w:p>
+            <w:r>
+              <w:rPr>
+                <w:sz w:val="18"/>
+              </w:rPr>
+              <w:t>46,2</w:t>
+            </w:r>
+          </w:p>
+        </w:tc>
+        <w:tc>
+          <w:tcPr>
+            <w:tcW w:type="dxa" w:w="2160"/>
+            <w:shd w:val="clear" w:color="auto" w:fill="F4F8F7"/>
+          </w:tcPr>
+          <w:p>
+            <w:r>
+              <w:rPr>
+                <w:sz w:val="18"/>
+              </w:rPr>
+              <w:t>61,6</w:t>
             </w:r>
           </w:p>
         </w:tc>
@@ -28805,35 +27905,35 @@
               <w:rPr>
                 <w:sz w:val="18"/>
               </w:rPr>
-              <w:t>39</w:t>
-            </w:r>
-          </w:p>
-        </w:tc>
-        <w:tc>
-          <w:tcPr>
-            <w:tcW w:type="dxa" w:w="2160"/>
-            <w:shd w:val="clear" w:color="auto" w:fill="FFFFFF"/>
-          </w:tcPr>
-          <w:p>
-            <w:r>
-              <w:rPr>
-                <w:sz w:val="18"/>
-              </w:rPr>
-              <w:t>50</w:t>
-            </w:r>
-          </w:p>
-        </w:tc>
-        <w:tc>
-          <w:tcPr>
-            <w:tcW w:type="dxa" w:w="2160"/>
-            <w:shd w:val="clear" w:color="auto" w:fill="FFFFFF"/>
-          </w:tcPr>
-          <w:p>
-            <w:r>
-              <w:rPr>
-                <w:sz w:val="18"/>
-              </w:rPr>
-              <w:t>55,7</w:t>
+              <w:t>37,6</w:t>
+            </w:r>
+          </w:p>
+        </w:tc>
+        <w:tc>
+          <w:tcPr>
+            <w:tcW w:type="dxa" w:w="2160"/>
+            <w:shd w:val="clear" w:color="auto" w:fill="FFFFFF"/>
+          </w:tcPr>
+          <w:p>
+            <w:r>
+              <w:rPr>
+                <w:sz w:val="18"/>
+              </w:rPr>
+              <w:t>49</w:t>
+            </w:r>
+          </w:p>
+        </w:tc>
+        <w:tc>
+          <w:tcPr>
+            <w:tcW w:type="dxa" w:w="2160"/>
+            <w:shd w:val="clear" w:color="auto" w:fill="FFFFFF"/>
+          </w:tcPr>
+          <w:p>
+            <w:r>
+              <w:rPr>
+                <w:sz w:val="18"/>
+              </w:rPr>
+              <w:t>53,2</w:t>
             </w:r>
           </w:p>
         </w:tc>
@@ -28863,35 +27963,35 @@
               <w:rPr>
                 <w:sz w:val="18"/>
               </w:rPr>
-              <w:t>60,8</w:t>
-            </w:r>
-          </w:p>
-        </w:tc>
-        <w:tc>
-          <w:tcPr>
-            <w:tcW w:type="dxa" w:w="2160"/>
-            <w:shd w:val="clear" w:color="auto" w:fill="F4F8F7"/>
-          </w:tcPr>
-          <w:p>
-            <w:r>
-              <w:rPr>
-                <w:sz w:val="18"/>
-              </w:rPr>
-              <w:t>66,9</w:t>
-            </w:r>
-          </w:p>
-        </w:tc>
-        <w:tc>
-          <w:tcPr>
-            <w:tcW w:type="dxa" w:w="2160"/>
-            <w:shd w:val="clear" w:color="auto" w:fill="F4F8F7"/>
-          </w:tcPr>
-          <w:p>
-            <w:r>
-              <w:rPr>
-                <w:sz w:val="18"/>
-              </w:rPr>
-              <w:t>50,6</w:t>
+              <w:t>60,5</w:t>
+            </w:r>
+          </w:p>
+        </w:tc>
+        <w:tc>
+          <w:tcPr>
+            <w:tcW w:type="dxa" w:w="2160"/>
+            <w:shd w:val="clear" w:color="auto" w:fill="F4F8F7"/>
+          </w:tcPr>
+          <w:p>
+            <w:r>
+              <w:rPr>
+                <w:sz w:val="18"/>
+              </w:rPr>
+              <w:t>69,2</w:t>
+            </w:r>
+          </w:p>
+        </w:tc>
+        <w:tc>
+          <w:tcPr>
+            <w:tcW w:type="dxa" w:w="2160"/>
+            <w:shd w:val="clear" w:color="auto" w:fill="F4F8F7"/>
+          </w:tcPr>
+          <w:p>
+            <w:r>
+              <w:rPr>
+                <w:sz w:val="18"/>
+              </w:rPr>
+              <w:t>47,9</w:t>
             </w:r>
           </w:p>
         </w:tc>
@@ -28921,21 +28021,21 @@
               <w:rPr>
                 <w:sz w:val="18"/>
               </w:rPr>
-              <w:t>68,1</w:t>
-            </w:r>
-          </w:p>
-        </w:tc>
-        <w:tc>
-          <w:tcPr>
-            <w:tcW w:type="dxa" w:w="2160"/>
-            <w:shd w:val="clear" w:color="auto" w:fill="FFFFFF"/>
-          </w:tcPr>
-          <w:p>
-            <w:r>
-              <w:rPr>
-                <w:sz w:val="18"/>
-              </w:rPr>
-              <w:t>86,7</w:t>
+              <w:t>65</w:t>
+            </w:r>
+          </w:p>
+        </w:tc>
+        <w:tc>
+          <w:tcPr>
+            <w:tcW w:type="dxa" w:w="2160"/>
+            <w:shd w:val="clear" w:color="auto" w:fill="FFFFFF"/>
+          </w:tcPr>
+          <w:p>
+            <w:r>
+              <w:rPr>
+                <w:sz w:val="18"/>
+              </w:rPr>
+              <w:t>82,2</w:t>
             </w:r>
           </w:p>
         </w:tc>
@@ -28979,35 +28079,35 @@
               <w:rPr>
                 <w:sz w:val="18"/>
               </w:rPr>
-              <w:t>42,7</w:t>
-            </w:r>
-          </w:p>
-        </w:tc>
-        <w:tc>
-          <w:tcPr>
-            <w:tcW w:type="dxa" w:w="2160"/>
-            <w:shd w:val="clear" w:color="auto" w:fill="F4F8F7"/>
-          </w:tcPr>
-          <w:p>
-            <w:r>
-              <w:rPr>
-                <w:sz w:val="18"/>
-              </w:rPr>
-              <w:t>59,8</w:t>
-            </w:r>
-          </w:p>
-        </w:tc>
-        <w:tc>
-          <w:tcPr>
-            <w:tcW w:type="dxa" w:w="2160"/>
-            <w:shd w:val="clear" w:color="auto" w:fill="F4F8F7"/>
-          </w:tcPr>
-          <w:p>
-            <w:r>
-              <w:rPr>
-                <w:sz w:val="18"/>
-              </w:rPr>
-              <w:t>59,3</w:t>
+              <w:t>38,3</w:t>
+            </w:r>
+          </w:p>
+        </w:tc>
+        <w:tc>
+          <w:tcPr>
+            <w:tcW w:type="dxa" w:w="2160"/>
+            <w:shd w:val="clear" w:color="auto" w:fill="F4F8F7"/>
+          </w:tcPr>
+          <w:p>
+            <w:r>
+              <w:rPr>
+                <w:sz w:val="18"/>
+              </w:rPr>
+              <w:t>57,8</w:t>
+            </w:r>
+          </w:p>
+        </w:tc>
+        <w:tc>
+          <w:tcPr>
+            <w:tcW w:type="dxa" w:w="2160"/>
+            <w:shd w:val="clear" w:color="auto" w:fill="F4F8F7"/>
+          </w:tcPr>
+          <w:p>
+            <w:r>
+              <w:rPr>
+                <w:sz w:val="18"/>
+              </w:rPr>
+              <w:t>58,9</w:t>
             </w:r>
           </w:p>
         </w:tc>
@@ -29037,35 +28137,35 @@
               <w:rPr>
                 <w:sz w:val="18"/>
               </w:rPr>
-              <w:t>67,7</w:t>
-            </w:r>
-          </w:p>
-        </w:tc>
-        <w:tc>
-          <w:tcPr>
-            <w:tcW w:type="dxa" w:w="2160"/>
-            <w:shd w:val="clear" w:color="auto" w:fill="FFFFFF"/>
-          </w:tcPr>
-          <w:p>
-            <w:r>
-              <w:rPr>
-                <w:sz w:val="18"/>
-              </w:rPr>
-              <w:t>85,9</w:t>
-            </w:r>
-          </w:p>
-        </w:tc>
-        <w:tc>
-          <w:tcPr>
-            <w:tcW w:type="dxa" w:w="2160"/>
-            <w:shd w:val="clear" w:color="auto" w:fill="FFFFFF"/>
-          </w:tcPr>
-          <w:p>
-            <w:r>
-              <w:rPr>
-                <w:sz w:val="18"/>
-              </w:rPr>
-              <w:t>57,2</w:t>
+              <w:t>66,8</w:t>
+            </w:r>
+          </w:p>
+        </w:tc>
+        <w:tc>
+          <w:tcPr>
+            <w:tcW w:type="dxa" w:w="2160"/>
+            <w:shd w:val="clear" w:color="auto" w:fill="FFFFFF"/>
+          </w:tcPr>
+          <w:p>
+            <w:r>
+              <w:rPr>
+                <w:sz w:val="18"/>
+              </w:rPr>
+              <w:t>87,5</w:t>
+            </w:r>
+          </w:p>
+        </w:tc>
+        <w:tc>
+          <w:tcPr>
+            <w:tcW w:type="dxa" w:w="2160"/>
+            <w:shd w:val="clear" w:color="auto" w:fill="FFFFFF"/>
+          </w:tcPr>
+          <w:p>
+            <w:r>
+              <w:rPr>
+                <w:sz w:val="18"/>
+              </w:rPr>
+              <w:t>53</w:t>
             </w:r>
           </w:p>
         </w:tc>
@@ -29095,35 +28195,35 @@
               <w:rPr>
                 <w:sz w:val="18"/>
               </w:rPr>
-              <w:t>72</w:t>
-            </w:r>
-          </w:p>
-        </w:tc>
-        <w:tc>
-          <w:tcPr>
-            <w:tcW w:type="dxa" w:w="2160"/>
-            <w:shd w:val="clear" w:color="auto" w:fill="F4F8F7"/>
-          </w:tcPr>
-          <w:p>
-            <w:r>
-              <w:rPr>
-                <w:sz w:val="18"/>
-              </w:rPr>
-              <w:t>93,6</w:t>
-            </w:r>
-          </w:p>
-        </w:tc>
-        <w:tc>
-          <w:tcPr>
-            <w:tcW w:type="dxa" w:w="2160"/>
-            <w:shd w:val="clear" w:color="auto" w:fill="F4F8F7"/>
-          </w:tcPr>
-          <w:p>
-            <w:r>
-              <w:rPr>
-                <w:sz w:val="18"/>
-              </w:rPr>
-              <w:t>63,7</w:t>
+              <w:t>74,6</w:t>
+            </w:r>
+          </w:p>
+        </w:tc>
+        <w:tc>
+          <w:tcPr>
+            <w:tcW w:type="dxa" w:w="2160"/>
+            <w:shd w:val="clear" w:color="auto" w:fill="F4F8F7"/>
+          </w:tcPr>
+          <w:p>
+            <w:r>
+              <w:rPr>
+                <w:sz w:val="18"/>
+              </w:rPr>
+              <w:t>94,1</w:t>
+            </w:r>
+          </w:p>
+        </w:tc>
+        <w:tc>
+          <w:tcPr>
+            <w:tcW w:type="dxa" w:w="2160"/>
+            <w:shd w:val="clear" w:color="auto" w:fill="F4F8F7"/>
+          </w:tcPr>
+          <w:p>
+            <w:r>
+              <w:rPr>
+                <w:sz w:val="18"/>
+              </w:rPr>
+              <w:t>64,1</w:t>
             </w:r>
           </w:p>
         </w:tc>
@@ -29155,7 +28255,7 @@
                 <w:b/>
                 <w:sz w:val="18"/>
               </w:rPr>
-              <w:t>65,5</w:t>
+              <w:t>64,8</w:t>
             </w:r>
           </w:p>
         </w:tc>
@@ -29170,7 +28270,7 @@
                 <w:b/>
                 <w:sz w:val="18"/>
               </w:rPr>
-              <w:t>68,3</w:t>
+              <w:t>68,5</w:t>
             </w:r>
           </w:p>
         </w:tc>
@@ -29217,7 +28317,7 @@
                 <w:b/>
                 <w:sz w:val="18"/>
               </w:rPr>
-              <w:t>43,5</w:t>
+              <w:t>44,9</w:t>
             </w:r>
           </w:p>
         </w:tc>
@@ -29232,7 +28332,7 @@
                 <w:b/>
                 <w:sz w:val="18"/>
               </w:rPr>
-              <w:t>58,3</w:t>
+              <w:t>57,3</w:t>
             </w:r>
           </w:p>
         </w:tc>
@@ -29247,7 +28347,7 @@
                 <w:b/>
                 <w:sz w:val="18"/>
               </w:rPr>
-              <w:t>53</w:t>
+              <w:t>52,5</w:t>
             </w:r>
           </w:p>
         </w:tc>
@@ -29281,7 +28381,7 @@
                 <w:color w:val="FFFFFF"/>
                 <w:sz w:val="18"/>
               </w:rPr>
-              <w:t>56,7</w:t>
+              <w:t>56,2</w:t>
             </w:r>
           </w:p>
         </w:tc>
@@ -29297,7 +28397,7 @@
                 <w:color w:val="FFFFFF"/>
                 <w:sz w:val="18"/>
               </w:rPr>
-              <w:t>63,5</w:t>
+              <w:t>62,8</w:t>
             </w:r>
           </w:p>
         </w:tc>
@@ -29313,7 +28413,7 @@
                 <w:color w:val="FFFFFF"/>
                 <w:sz w:val="18"/>
               </w:rPr>
-              <w:t>55,3</w:t>
+              <w:t>54,9</w:t>
             </w:r>
           </w:p>
         </w:tc>
@@ -29466,7 +28566,7 @@
               <w:rPr>
                 <w:sz w:val="18"/>
               </w:rPr>
-              <w:t>82,6</w:t>
+              <w:t>83</w:t>
             </w:r>
           </w:p>
         </w:tc>
@@ -29480,7 +28580,7 @@
               <w:rPr>
                 <w:sz w:val="18"/>
               </w:rPr>
-              <w:t>97,2</w:t>
+              <w:t>97,4</w:t>
             </w:r>
           </w:p>
         </w:tc>
@@ -29494,7 +28594,7 @@
               <w:rPr>
                 <w:sz w:val="18"/>
               </w:rPr>
-              <w:t>42,1</w:t>
+              <w:t>42</w:t>
             </w:r>
           </w:p>
         </w:tc>
@@ -29508,7 +28608,7 @@
               <w:rPr>
                 <w:sz w:val="18"/>
               </w:rPr>
-              <w:t>24,5</w:t>
+              <w:t>23,4</w:t>
             </w:r>
           </w:p>
         </w:tc>
@@ -29538,7 +28638,7 @@
               <w:rPr>
                 <w:sz w:val="18"/>
               </w:rPr>
-              <w:t>68</w:t>
+              <w:t>64,4</w:t>
             </w:r>
           </w:p>
         </w:tc>
@@ -29552,7 +28652,7 @@
               <w:rPr>
                 <w:sz w:val="18"/>
               </w:rPr>
-              <w:t>76</w:t>
+              <w:t>75,6</w:t>
             </w:r>
           </w:p>
         </w:tc>
@@ -29566,7 +28666,7 @@
               <w:rPr>
                 <w:sz w:val="18"/>
               </w:rPr>
-              <w:t>90,4</w:t>
+              <w:t>89,3</w:t>
             </w:r>
           </w:p>
         </w:tc>
@@ -29580,7 +28680,7 @@
               <w:rPr>
                 <w:sz w:val="18"/>
               </w:rPr>
-              <w:t>45,5</w:t>
+              <w:t>44</w:t>
             </w:r>
           </w:p>
         </w:tc>
@@ -29610,7 +28710,7 @@
               <w:rPr>
                 <w:sz w:val="18"/>
               </w:rPr>
-              <w:t>62,1</w:t>
+              <w:t>61</w:t>
             </w:r>
           </w:p>
         </w:tc>
@@ -29624,7 +28724,7 @@
               <w:rPr>
                 <w:sz w:val="18"/>
               </w:rPr>
-              <w:t>78,9</w:t>
+              <w:t>72,7</w:t>
             </w:r>
           </w:p>
         </w:tc>
@@ -29638,7 +28738,7 @@
               <w:rPr>
                 <w:sz w:val="18"/>
               </w:rPr>
-              <w:t>89,7</w:t>
+              <w:t>90,9</w:t>
             </w:r>
           </w:p>
         </w:tc>
@@ -29652,7 +28752,7 @@
               <w:rPr>
                 <w:sz w:val="18"/>
               </w:rPr>
-              <w:t>51,8</w:t>
+              <w:t>50,7</w:t>
             </w:r>
           </w:p>
         </w:tc>
@@ -29682,7 +28782,7 @@
               <w:rPr>
                 <w:sz w:val="18"/>
               </w:rPr>
-              <w:t>92,5</w:t>
+              <w:t>93,2</w:t>
             </w:r>
           </w:p>
         </w:tc>
@@ -29696,7 +28796,7 @@
               <w:rPr>
                 <w:sz w:val="18"/>
               </w:rPr>
-              <w:t>62,7</w:t>
+              <w:t>62,2</w:t>
             </w:r>
           </w:p>
         </w:tc>
@@ -29710,7 +28810,7 @@
               <w:rPr>
                 <w:sz w:val="18"/>
               </w:rPr>
-              <w:t>98,5</w:t>
+              <w:t>98,7</w:t>
             </w:r>
           </w:p>
         </w:tc>
@@ -29724,7 +28824,7 @@
               <w:rPr>
                 <w:sz w:val="18"/>
               </w:rPr>
-              <w:t>59,4</w:t>
+              <w:t>56,9</w:t>
             </w:r>
           </w:p>
         </w:tc>
@@ -29754,7 +28854,7 @@
               <w:rPr>
                 <w:sz w:val="18"/>
               </w:rPr>
-              <w:t>81,2</w:t>
+              <w:t>82,2</w:t>
             </w:r>
           </w:p>
         </w:tc>
@@ -29768,7 +28868,7 @@
               <w:rPr>
                 <w:sz w:val="18"/>
               </w:rPr>
-              <w:t>86,5</w:t>
+              <w:t>84,1</w:t>
             </w:r>
           </w:p>
         </w:tc>
@@ -29782,7 +28882,7 @@
               <w:rPr>
                 <w:sz w:val="18"/>
               </w:rPr>
-              <w:t>89,6</w:t>
+              <w:t>90,7</w:t>
             </w:r>
           </w:p>
         </w:tc>
@@ -29796,7 +28896,7 @@
               <w:rPr>
                 <w:sz w:val="18"/>
               </w:rPr>
-              <w:t>84,4</w:t>
+              <w:t>85,4</w:t>
             </w:r>
           </w:p>
         </w:tc>
@@ -29826,7 +28926,7 @@
               <w:rPr>
                 <w:sz w:val="18"/>
               </w:rPr>
-              <w:t>64,1</w:t>
+              <w:t>64,8</w:t>
             </w:r>
           </w:p>
         </w:tc>
@@ -29840,7 +28940,7 @@
               <w:rPr>
                 <w:sz w:val="18"/>
               </w:rPr>
-              <w:t>68,9</w:t>
+              <w:t>69,7</w:t>
             </w:r>
           </w:p>
         </w:tc>
@@ -29854,7 +28954,7 @@
               <w:rPr>
                 <w:sz w:val="18"/>
               </w:rPr>
-              <w:t>78,6</w:t>
+              <w:t>74,6</w:t>
             </w:r>
           </w:p>
         </w:tc>
@@ -29868,7 +28968,7 @@
               <w:rPr>
                 <w:sz w:val="18"/>
               </w:rPr>
-              <w:t>51,8</w:t>
+              <w:t>51,4</w:t>
             </w:r>
           </w:p>
         </w:tc>
@@ -29898,7 +28998,7 @@
               <w:rPr>
                 <w:sz w:val="18"/>
               </w:rPr>
-              <w:t>51,6</w:t>
+              <w:t>48,2</w:t>
             </w:r>
           </w:p>
         </w:tc>
@@ -29912,7 +29012,7 @@
               <w:rPr>
                 <w:sz w:val="18"/>
               </w:rPr>
-              <w:t>77,4</w:t>
+              <w:t>70,6</w:t>
             </w:r>
           </w:p>
         </w:tc>
@@ -29926,7 +29026,7 @@
               <w:rPr>
                 <w:sz w:val="18"/>
               </w:rPr>
-              <w:t>95,2</w:t>
+              <w:t>94,1</w:t>
             </w:r>
           </w:p>
         </w:tc>
@@ -29940,7 +29040,7 @@
               <w:rPr>
                 <w:sz w:val="18"/>
               </w:rPr>
-              <w:t>85,5</w:t>
+              <w:t>87,3</w:t>
             </w:r>
           </w:p>
         </w:tc>
@@ -29970,7 +29070,7 @@
               <w:rPr>
                 <w:sz w:val="18"/>
               </w:rPr>
-              <w:t>85,7</w:t>
+              <w:t>87,5</w:t>
             </w:r>
           </w:p>
         </w:tc>
@@ -29984,7 +29084,7 @@
               <w:rPr>
                 <w:sz w:val="18"/>
               </w:rPr>
-              <w:t>78,6</w:t>
+              <w:t>73,8</w:t>
             </w:r>
           </w:p>
         </w:tc>
@@ -29998,7 +29098,7 @@
               <w:rPr>
                 <w:sz w:val="18"/>
               </w:rPr>
-              <w:t>92,9</w:t>
+              <w:t>93,8</w:t>
             </w:r>
           </w:p>
         </w:tc>
@@ -30012,7 +29112,7 @@
               <w:rPr>
                 <w:sz w:val="18"/>
               </w:rPr>
-              <w:t>39,1</w:t>
+              <w:t>40,3</w:t>
             </w:r>
           </w:p>
         </w:tc>
@@ -30042,7 +29142,7 @@
               <w:rPr>
                 <w:sz w:val="18"/>
               </w:rPr>
-              <w:t>90,9</w:t>
+              <w:t>87,7</w:t>
             </w:r>
           </w:p>
         </w:tc>
@@ -30056,7 +29156,7 @@
               <w:rPr>
                 <w:sz w:val="18"/>
               </w:rPr>
-              <w:t>53</w:t>
+              <w:t>53,4</w:t>
             </w:r>
           </w:p>
         </w:tc>
@@ -30070,7 +29170,7 @@
               <w:rPr>
                 <w:sz w:val="18"/>
               </w:rPr>
-              <w:t>90,9</w:t>
+              <w:t>90,4</w:t>
             </w:r>
           </w:p>
         </w:tc>
@@ -30084,7 +29184,7 @@
               <w:rPr>
                 <w:sz w:val="18"/>
               </w:rPr>
-              <w:t>89,8</w:t>
+              <w:t>89,1</w:t>
             </w:r>
           </w:p>
         </w:tc>
@@ -30114,7 +29214,7 @@
               <w:rPr>
                 <w:sz w:val="18"/>
               </w:rPr>
-              <w:t>91</w:t>
+              <w:t>92,2</w:t>
             </w:r>
           </w:p>
         </w:tc>
@@ -30128,7 +29228,7 @@
               <w:rPr>
                 <w:sz w:val="18"/>
               </w:rPr>
-              <w:t>85,9</w:t>
+              <w:t>87,1</w:t>
             </w:r>
           </w:p>
         </w:tc>
@@ -30142,7 +29242,7 @@
               <w:rPr>
                 <w:sz w:val="18"/>
               </w:rPr>
-              <w:t>92,4</w:t>
+              <w:t>90,5</w:t>
             </w:r>
           </w:p>
         </w:tc>
@@ -30156,7 +29256,7 @@
               <w:rPr>
                 <w:sz w:val="18"/>
               </w:rPr>
-              <w:t>36,4</w:t>
+              <w:t>41,9</w:t>
             </w:r>
           </w:p>
         </w:tc>
@@ -30186,7 +29286,7 @@
               <w:rPr>
                 <w:sz w:val="18"/>
               </w:rPr>
-              <w:t>59,3</w:t>
+              <w:t>64,9</w:t>
             </w:r>
           </w:p>
         </w:tc>
@@ -30200,7 +29300,7 @@
               <w:rPr>
                 <w:sz w:val="18"/>
               </w:rPr>
-              <w:t>79,7</w:t>
+              <w:t>78,4</w:t>
             </w:r>
           </w:p>
         </w:tc>
@@ -30214,7 +29314,7 @@
               <w:rPr>
                 <w:sz w:val="18"/>
               </w:rPr>
-              <w:t>83,1</w:t>
+              <w:t>84,9</w:t>
             </w:r>
           </w:p>
         </w:tc>
@@ -30228,7 +29328,7 @@
               <w:rPr>
                 <w:sz w:val="18"/>
               </w:rPr>
-              <w:t>88,1</w:t>
+              <w:t>87,5</w:t>
             </w:r>
           </w:p>
         </w:tc>
@@ -30258,7 +29358,7 @@
               <w:rPr>
                 <w:sz w:val="18"/>
               </w:rPr>
-              <w:t>91,2</w:t>
+              <w:t>93,2</w:t>
             </w:r>
           </w:p>
         </w:tc>
@@ -30272,7 +29372,7 @@
               <w:rPr>
                 <w:sz w:val="18"/>
               </w:rPr>
-              <w:t>75,8</w:t>
+              <w:t>69,2</w:t>
             </w:r>
           </w:p>
         </w:tc>
@@ -30286,7 +29386,7 @@
               <w:rPr>
                 <w:sz w:val="18"/>
               </w:rPr>
-              <w:t>81,3</w:t>
+              <w:t>82,1</w:t>
             </w:r>
           </w:p>
         </w:tc>
@@ -30300,7 +29400,7 @@
               <w:rPr>
                 <w:sz w:val="18"/>
               </w:rPr>
-              <w:t>67,8</w:t>
+              <w:t>65,2</w:t>
             </w:r>
           </w:p>
         </w:tc>
@@ -30330,7 +29430,7 @@
               <w:rPr>
                 <w:sz w:val="18"/>
               </w:rPr>
-              <w:t>92,2</w:t>
+              <w:t>90,6</w:t>
             </w:r>
           </w:p>
         </w:tc>
@@ -30344,7 +29444,7 @@
               <w:rPr>
                 <w:sz w:val="18"/>
               </w:rPr>
-              <w:t>94,1</w:t>
+              <w:t>93,8</w:t>
             </w:r>
           </w:p>
         </w:tc>
@@ -30358,7 +29458,7 @@
               <w:rPr>
                 <w:sz w:val="18"/>
               </w:rPr>
-              <w:t>78,4</w:t>
+              <w:t>79,7</w:t>
             </w:r>
           </w:p>
         </w:tc>
@@ -30372,7 +29472,7 @@
               <w:rPr>
                 <w:sz w:val="18"/>
               </w:rPr>
-              <w:t>43,2</w:t>
+              <w:t>35,7</w:t>
             </w:r>
           </w:p>
         </w:tc>
@@ -30402,7 +29502,7 @@
               <w:rPr>
                 <w:sz w:val="18"/>
               </w:rPr>
-              <w:t>53,6</w:t>
+              <w:t>53,3</w:t>
             </w:r>
           </w:p>
         </w:tc>
@@ -30416,7 +29516,7 @@
               <w:rPr>
                 <w:sz w:val="18"/>
               </w:rPr>
-              <w:t>73,8</w:t>
+              <w:t>79</w:t>
             </w:r>
           </w:p>
         </w:tc>
@@ -30430,7 +29530,7 @@
               <w:rPr>
                 <w:sz w:val="18"/>
               </w:rPr>
-              <w:t>77,4</w:t>
+              <w:t>78,1</w:t>
             </w:r>
           </w:p>
         </w:tc>
@@ -30444,7 +29544,7 @@
               <w:rPr>
                 <w:sz w:val="18"/>
               </w:rPr>
-              <w:t>87,5</w:t>
+              <w:t>86,3</w:t>
             </w:r>
           </w:p>
         </w:tc>
@@ -30476,7 +29576,7 @@
                 <w:b/>
                 <w:sz w:val="18"/>
               </w:rPr>
-              <w:t>78,9</w:t>
+              <w:t>78,5</w:t>
             </w:r>
           </w:p>
         </w:tc>
@@ -30491,7 +29591,7 @@
                 <w:b/>
                 <w:sz w:val="18"/>
               </w:rPr>
-              <w:t>90,9</w:t>
+              <w:t>91,4</w:t>
             </w:r>
           </w:p>
         </w:tc>
@@ -30506,7 +29606,7 @@
                 <w:b/>
                 <w:sz w:val="18"/>
               </w:rPr>
-              <w:t>67,7</w:t>
+              <w:t>66,4</w:t>
             </w:r>
           </w:p>
         </w:tc>
@@ -30521,7 +29621,7 @@
                 <w:b/>
                 <w:sz w:val="18"/>
               </w:rPr>
-              <w:t>49,3</w:t>
+              <w:t>48,1</w:t>
             </w:r>
           </w:p>
         </w:tc>
@@ -30553,7 +29653,7 @@
                 <w:b/>
                 <w:sz w:val="18"/>
               </w:rPr>
-              <w:t>73,1</w:t>
+              <w:t>73,6</w:t>
             </w:r>
           </w:p>
         </w:tc>
@@ -30568,7 +29668,7 @@
                 <w:b/>
                 <w:sz w:val="18"/>
               </w:rPr>
-              <w:t>62,8</w:t>
+              <w:t>62,1</w:t>
             </w:r>
           </w:p>
         </w:tc>
@@ -30583,7 +29683,7 @@
                 <w:b/>
                 <w:sz w:val="18"/>
               </w:rPr>
-              <w:t>95,8</w:t>
+              <w:t>95</w:t>
             </w:r>
           </w:p>
         </w:tc>
@@ -30598,7 +29698,7 @@
                 <w:b/>
                 <w:sz w:val="18"/>
               </w:rPr>
-              <w:t>68,3</w:t>
+              <w:t>66</w:t>
             </w:r>
           </w:p>
         </w:tc>
@@ -30632,7 +29732,7 @@
                 <w:color w:val="FFFFFF"/>
                 <w:sz w:val="18"/>
               </w:rPr>
-              <w:t>76,7</w:t>
+              <w:t>76,5</w:t>
             </w:r>
           </w:p>
         </w:tc>
@@ -30648,7 +29748,7 @@
                 <w:color w:val="FFFFFF"/>
                 <w:sz w:val="18"/>
               </w:rPr>
-              <w:t>80,2</w:t>
+              <w:t>79,3</w:t>
             </w:r>
           </w:p>
         </w:tc>
@@ -30664,7 +29764,7 @@
                 <w:color w:val="FFFFFF"/>
                 <w:sz w:val="18"/>
               </w:rPr>
-              <w:t>78,5</w:t>
+              <w:t>78,2</w:t>
             </w:r>
           </w:p>
         </w:tc>
@@ -30680,7 +29780,7 @@
                 <w:color w:val="FFFFFF"/>
                 <w:sz w:val="18"/>
               </w:rPr>
-              <w:t>56,6</w:t>
+              <w:t>55,6</w:t>
             </w:r>
           </w:p>
         </w:tc>
@@ -30833,7 +29933,7 @@
               <w:rPr>
                 <w:sz w:val="18"/>
               </w:rPr>
-              <w:t>42,1</w:t>
+              <w:t>42</w:t>
             </w:r>
           </w:p>
         </w:tc>
@@ -30847,7 +29947,7 @@
               <w:rPr>
                 <w:sz w:val="18"/>
               </w:rPr>
-              <w:t>48,6</w:t>
+              <w:t>49,8</w:t>
             </w:r>
           </w:p>
         </w:tc>
@@ -30861,7 +29961,7 @@
               <w:rPr>
                 <w:sz w:val="18"/>
               </w:rPr>
-              <w:t>6,9</w:t>
+              <w:t>5,5</w:t>
             </w:r>
           </w:p>
         </w:tc>
@@ -30875,7 +29975,7 @@
               <w:rPr>
                 <w:sz w:val="18"/>
               </w:rPr>
-              <w:t>2,4</w:t>
+              <w:t>2,6</w:t>
             </w:r>
           </w:p>
         </w:tc>
@@ -30905,7 +30005,7 @@
               <w:rPr>
                 <w:sz w:val="18"/>
               </w:rPr>
-              <w:t>90,4</w:t>
+              <w:t>89,3</w:t>
             </w:r>
           </w:p>
         </w:tc>
@@ -30919,7 +30019,7 @@
               <w:rPr>
                 <w:sz w:val="18"/>
               </w:rPr>
-              <w:t>5,6</w:t>
+              <w:t>6,3</w:t>
             </w:r>
           </w:p>
         </w:tc>
@@ -30933,7 +30033,7 @@
               <w:rPr>
                 <w:sz w:val="18"/>
               </w:rPr>
-              <w:t>4</w:t>
+              <w:t>4,4</w:t>
             </w:r>
           </w:p>
         </w:tc>
@@ -30977,7 +30077,7 @@
               <w:rPr>
                 <w:sz w:val="18"/>
               </w:rPr>
-              <w:t>89,7</w:t>
+              <w:t>90,9</w:t>
             </w:r>
           </w:p>
         </w:tc>
@@ -30991,7 +30091,7 @@
               <w:rPr>
                 <w:sz w:val="18"/>
               </w:rPr>
-              <w:t>10,3</w:t>
+              <w:t>9,1</w:t>
             </w:r>
           </w:p>
         </w:tc>
@@ -31049,7 +30149,7 @@
               <w:rPr>
                 <w:sz w:val="18"/>
               </w:rPr>
-              <w:t>98,5</w:t>
+              <w:t>98,7</w:t>
             </w:r>
           </w:p>
         </w:tc>
@@ -31077,7 +30177,7 @@
               <w:rPr>
                 <w:sz w:val="18"/>
               </w:rPr>
-              <w:t>1,5</w:t>
+              <w:t>1,3</w:t>
             </w:r>
           </w:p>
         </w:tc>
@@ -31121,7 +30221,7 @@
               <w:rPr>
                 <w:sz w:val="18"/>
               </w:rPr>
-              <w:t>89,6</w:t>
+              <w:t>90,7</w:t>
             </w:r>
           </w:p>
         </w:tc>
@@ -31135,7 +30235,7 @@
               <w:rPr>
                 <w:sz w:val="18"/>
               </w:rPr>
-              <w:t>1</w:t>
+              <w:t>0,9</w:t>
             </w:r>
           </w:p>
         </w:tc>
@@ -31149,7 +30249,7 @@
               <w:rPr>
                 <w:sz w:val="18"/>
               </w:rPr>
-              <w:t>8,3</w:t>
+              <w:t>7,5</w:t>
             </w:r>
           </w:p>
         </w:tc>
@@ -31163,7 +30263,7 @@
               <w:rPr>
                 <w:sz w:val="18"/>
               </w:rPr>
-              <w:t>1</w:t>
+              <w:t>0,9</w:t>
             </w:r>
           </w:p>
         </w:tc>
@@ -31193,7 +30293,7 @@
               <w:rPr>
                 <w:sz w:val="18"/>
               </w:rPr>
-              <w:t>78,6</w:t>
+              <w:t>74,6</w:t>
             </w:r>
           </w:p>
         </w:tc>
@@ -31207,7 +30307,7 @@
               <w:rPr>
                 <w:sz w:val="18"/>
               </w:rPr>
-              <w:t>15,5</w:t>
+              <w:t>18,9</w:t>
             </w:r>
           </w:p>
         </w:tc>
@@ -31221,7 +30321,7 @@
               <w:rPr>
                 <w:sz w:val="18"/>
               </w:rPr>
-              <w:t>5,8</w:t>
+              <w:t>6,6</w:t>
             </w:r>
           </w:p>
         </w:tc>
@@ -31265,7 +30365,7 @@
               <w:rPr>
                 <w:sz w:val="18"/>
               </w:rPr>
-              <w:t>95,2</w:t>
+              <w:t>94,1</w:t>
             </w:r>
           </w:p>
         </w:tc>
@@ -31279,7 +30379,7 @@
               <w:rPr>
                 <w:sz w:val="18"/>
               </w:rPr>
-              <w:t>3,2</w:t>
+              <w:t>3,5</w:t>
             </w:r>
           </w:p>
         </w:tc>
@@ -31293,7 +30393,7 @@
               <w:rPr>
                 <w:sz w:val="18"/>
               </w:rPr>
-              <w:t>1,6</w:t>
+              <w:t>2,4</w:t>
             </w:r>
           </w:p>
         </w:tc>
@@ -31337,7 +30437,7 @@
               <w:rPr>
                 <w:sz w:val="18"/>
               </w:rPr>
-              <w:t>92,9</w:t>
+              <w:t>93,8</w:t>
             </w:r>
           </w:p>
         </w:tc>
@@ -31351,7 +30451,7 @@
               <w:rPr>
                 <w:sz w:val="18"/>
               </w:rPr>
-              <w:t>4,3</w:t>
+              <w:t>3,8</w:t>
             </w:r>
           </w:p>
         </w:tc>
@@ -31365,7 +30465,7 @@
               <w:rPr>
                 <w:sz w:val="18"/>
               </w:rPr>
-              <w:t>2,9</w:t>
+              <w:t>2,5</w:t>
             </w:r>
           </w:p>
         </w:tc>
@@ -31409,7 +30509,7 @@
               <w:rPr>
                 <w:sz w:val="18"/>
               </w:rPr>
-              <w:t>90,9</w:t>
+              <w:t>90,4</w:t>
             </w:r>
           </w:p>
         </w:tc>
@@ -31423,7 +30523,7 @@
               <w:rPr>
                 <w:sz w:val="18"/>
               </w:rPr>
-              <w:t>1,5</w:t>
+              <w:t>1,4</w:t>
             </w:r>
           </w:p>
         </w:tc>
@@ -31437,7 +30537,7 @@
               <w:rPr>
                 <w:sz w:val="18"/>
               </w:rPr>
-              <w:t>4,5</w:t>
+              <w:t>4,1</w:t>
             </w:r>
           </w:p>
         </w:tc>
@@ -31451,7 +30551,7 @@
               <w:rPr>
                 <w:sz w:val="18"/>
               </w:rPr>
-              <w:t>3</w:t>
+              <w:t>4,1</w:t>
             </w:r>
           </w:p>
         </w:tc>
@@ -31481,7 +30581,7 @@
               <w:rPr>
                 <w:sz w:val="18"/>
               </w:rPr>
-              <w:t>92,4</w:t>
+              <w:t>90,5</w:t>
             </w:r>
           </w:p>
         </w:tc>
@@ -31495,7 +30595,7 @@
               <w:rPr>
                 <w:sz w:val="18"/>
               </w:rPr>
-              <w:t>3,8</w:t>
+              <w:t>4,3</w:t>
             </w:r>
           </w:p>
         </w:tc>
@@ -31509,7 +30609,7 @@
               <w:rPr>
                 <w:sz w:val="18"/>
               </w:rPr>
-              <w:t>3,8</w:t>
+              <w:t>3,4</w:t>
             </w:r>
           </w:p>
         </w:tc>
@@ -31523,7 +30623,7 @@
               <w:rPr>
                 <w:sz w:val="18"/>
               </w:rPr>
-              <w:t>0</w:t>
+              <w:t>1,7</w:t>
             </w:r>
           </w:p>
         </w:tc>
@@ -31553,7 +30653,7 @@
               <w:rPr>
                 <w:sz w:val="18"/>
               </w:rPr>
-              <w:t>83,1</w:t>
+              <w:t>84,9</w:t>
             </w:r>
           </w:p>
         </w:tc>
@@ -31567,7 +30667,7 @@
               <w:rPr>
                 <w:sz w:val="18"/>
               </w:rPr>
-              <w:t>10,2</w:t>
+              <w:t>8,2</w:t>
             </w:r>
           </w:p>
         </w:tc>
@@ -31625,7 +30725,7 @@
               <w:rPr>
                 <w:sz w:val="18"/>
               </w:rPr>
-              <w:t>81,3</w:t>
+              <w:t>82,1</w:t>
             </w:r>
           </w:p>
         </w:tc>
@@ -31639,7 +30739,7 @@
               <w:rPr>
                 <w:sz w:val="18"/>
               </w:rPr>
-              <w:t>11</w:t>
+              <w:t>10,3</w:t>
             </w:r>
           </w:p>
         </w:tc>
@@ -31653,7 +30753,7 @@
               <w:rPr>
                 <w:sz w:val="18"/>
               </w:rPr>
-              <w:t>6,6</w:t>
+              <w:t>6,8</w:t>
             </w:r>
           </w:p>
         </w:tc>
@@ -31667,7 +30767,7 @@
               <w:rPr>
                 <w:sz w:val="18"/>
               </w:rPr>
-              <w:t>1,1</w:t>
+              <w:t>0,9</w:t>
             </w:r>
           </w:p>
         </w:tc>
@@ -31697,7 +30797,7 @@
               <w:rPr>
                 <w:sz w:val="18"/>
               </w:rPr>
-              <w:t>78,4</w:t>
+              <w:t>79,7</w:t>
             </w:r>
           </w:p>
         </w:tc>
@@ -31711,7 +30811,7 @@
               <w:rPr>
                 <w:sz w:val="18"/>
               </w:rPr>
-              <w:t>9,8</w:t>
+              <w:t>10,9</w:t>
             </w:r>
           </w:p>
         </w:tc>
@@ -31725,7 +30825,7 @@
               <w:rPr>
                 <w:sz w:val="18"/>
               </w:rPr>
-              <w:t>9,8</w:t>
+              <w:t>7,8</w:t>
             </w:r>
           </w:p>
         </w:tc>
@@ -31739,7 +30839,7 @@
               <w:rPr>
                 <w:sz w:val="18"/>
               </w:rPr>
-              <w:t>2</w:t>
+              <w:t>1,6</w:t>
             </w:r>
           </w:p>
         </w:tc>
@@ -31769,7 +30869,7 @@
               <w:rPr>
                 <w:sz w:val="18"/>
               </w:rPr>
-              <w:t>77,4</w:t>
+              <w:t>78,1</w:t>
             </w:r>
           </w:p>
         </w:tc>
@@ -31783,7 +30883,7 @@
               <w:rPr>
                 <w:sz w:val="18"/>
               </w:rPr>
-              <w:t>15,5</w:t>
+              <w:t>14,3</w:t>
             </w:r>
           </w:p>
         </w:tc>
@@ -31797,7 +30897,7 @@
               <w:rPr>
                 <w:sz w:val="18"/>
               </w:rPr>
-              <w:t>7,1</w:t>
+              <w:t>7,6</w:t>
             </w:r>
           </w:p>
         </w:tc>
@@ -31843,7 +30943,7 @@
                 <w:b/>
                 <w:sz w:val="18"/>
               </w:rPr>
-              <w:t>67,7</w:t>
+              <w:t>66,4</w:t>
             </w:r>
           </w:p>
         </w:tc>
@@ -31858,7 +30958,7 @@
                 <w:b/>
                 <w:sz w:val="18"/>
               </w:rPr>
-              <w:t>23,7</w:t>
+              <w:t>25,4</w:t>
             </w:r>
           </w:p>
         </w:tc>
@@ -31873,7 +30973,7 @@
                 <w:b/>
                 <w:sz w:val="18"/>
               </w:rPr>
-              <w:t>7,2</w:t>
+              <w:t>6,8</w:t>
             </w:r>
           </w:p>
         </w:tc>
@@ -31920,7 +31020,7 @@
                 <w:b/>
                 <w:sz w:val="18"/>
               </w:rPr>
-              <w:t>95,8</w:t>
+              <w:t>95</w:t>
             </w:r>
           </w:p>
         </w:tc>
@@ -31935,7 +31035,7 @@
                 <w:b/>
                 <w:sz w:val="18"/>
               </w:rPr>
-              <w:t>1,9</w:t>
+              <w:t>2</w:t>
             </w:r>
           </w:p>
         </w:tc>
@@ -31950,7 +31050,7 @@
                 <w:b/>
                 <w:sz w:val="18"/>
               </w:rPr>
-              <w:t>2,3</w:t>
+              <w:t>2,5</w:t>
             </w:r>
           </w:p>
         </w:tc>
@@ -31965,7 +31065,7 @@
                 <w:b/>
                 <w:sz w:val="18"/>
               </w:rPr>
-              <w:t>0</w:t>
+              <w:t>0,5</w:t>
             </w:r>
           </w:p>
         </w:tc>
@@ -31999,7 +31099,7 @@
                 <w:color w:val="FFFFFF"/>
                 <w:sz w:val="18"/>
               </w:rPr>
-              <w:t>78,5</w:t>
+              <w:t>78,2</w:t>
             </w:r>
           </w:p>
         </w:tc>
@@ -32015,7 +31115,7 @@
                 <w:color w:val="FFFFFF"/>
                 <w:sz w:val="18"/>
               </w:rPr>
-              <w:t>15,3</w:t>
+              <w:t>15,8</w:t>
             </w:r>
           </w:p>
         </w:tc>
@@ -32031,7 +31131,7 @@
                 <w:color w:val="FFFFFF"/>
                 <w:sz w:val="18"/>
               </w:rPr>
-              <w:t>5,3</w:t>
+              <w:t>5</w:t>
             </w:r>
           </w:p>
         </w:tc>
@@ -32047,7 +31147,7 @@
                 <w:color w:val="FFFFFF"/>
                 <w:sz w:val="18"/>
               </w:rPr>
-              <w:t>0,9</w:t>
+              <w:t>1</w:t>
             </w:r>
           </w:p>
         </w:tc>
@@ -32267,7 +31367,7 @@
               <w:rPr>
                 <w:sz w:val="18"/>
               </w:rPr>
-              <w:t>18</w:t>
+              <w:t>21</w:t>
             </w:r>
           </w:p>
         </w:tc>
@@ -32295,7 +31395,7 @@
               <w:rPr>
                 <w:sz w:val="18"/>
               </w:rPr>
-              <w:t>76,5</w:t>
+              <w:t>80</w:t>
             </w:r>
           </w:p>
         </w:tc>
@@ -32309,7 +31409,7 @@
               <w:rPr>
                 <w:sz w:val="18"/>
               </w:rPr>
-              <w:t>68,8</w:t>
+              <w:t>68,4</w:t>
             </w:r>
           </w:p>
         </w:tc>
@@ -32323,7 +31423,7 @@
               <w:rPr>
                 <w:sz w:val="18"/>
               </w:rPr>
-              <w:t>57,1</w:t>
+              <w:t>58,8</w:t>
             </w:r>
           </w:p>
         </w:tc>
@@ -32337,7 +31437,7 @@
               <w:rPr>
                 <w:sz w:val="18"/>
               </w:rPr>
-              <w:t>53,3</w:t>
+              <w:t>61,1</w:t>
             </w:r>
           </w:p>
         </w:tc>
@@ -32351,7 +31451,7 @@
               <w:rPr>
                 <w:sz w:val="18"/>
               </w:rPr>
-              <w:t>12,2</w:t>
+              <w:t>13</w:t>
             </w:r>
           </w:p>
         </w:tc>
@@ -32381,7 +31481,7 @@
               <w:rPr>
                 <w:sz w:val="18"/>
               </w:rPr>
-              <w:t>9</w:t>
+              <w:t>10</w:t>
             </w:r>
           </w:p>
         </w:tc>
@@ -32395,7 +31495,7 @@
               <w:rPr>
                 <w:sz w:val="18"/>
               </w:rPr>
-              <w:t>57,1</w:t>
+              <w:t>66,7</w:t>
             </w:r>
           </w:p>
         </w:tc>
@@ -32409,7 +31509,7 @@
               <w:rPr>
                 <w:sz w:val="18"/>
               </w:rPr>
-              <w:t>71,4</w:t>
+              <w:t>77,8</w:t>
             </w:r>
           </w:p>
         </w:tc>
@@ -32423,7 +31523,7 @@
               <w:rPr>
                 <w:sz w:val="18"/>
               </w:rPr>
-              <w:t>57,1</w:t>
+              <w:t>55,6</w:t>
             </w:r>
           </w:p>
         </w:tc>
@@ -32437,7 +31537,7 @@
               <w:rPr>
                 <w:sz w:val="18"/>
               </w:rPr>
-              <w:t>42,9</w:t>
+              <w:t>44,4</w:t>
             </w:r>
           </w:p>
         </w:tc>
@@ -32451,7 +31551,7 @@
               <w:rPr>
                 <w:sz w:val="18"/>
               </w:rPr>
-              <w:t>71,4</w:t>
+              <w:t>66,7</w:t>
             </w:r>
           </w:p>
         </w:tc>
@@ -32465,7 +31565,7 @@
               <w:rPr>
                 <w:sz w:val="18"/>
               </w:rPr>
-              <w:t>6,4</w:t>
+              <w:t>7,9</w:t>
             </w:r>
           </w:p>
         </w:tc>
@@ -32495,7 +31595,7 @@
               <w:rPr>
                 <w:sz w:val="18"/>
               </w:rPr>
-              <w:t>4</w:t>
+              <w:t>6</w:t>
             </w:r>
           </w:p>
         </w:tc>
@@ -32523,7 +31623,7 @@
               <w:rPr>
                 <w:sz w:val="18"/>
               </w:rPr>
-              <w:t>75</w:t>
+              <w:t>66,7</w:t>
             </w:r>
           </w:p>
         </w:tc>
@@ -32551,7 +31651,7 @@
               <w:rPr>
                 <w:sz w:val="18"/>
               </w:rPr>
-              <w:t>100</w:t>
+              <w:t>83,3</w:t>
             </w:r>
           </w:p>
         </w:tc>
@@ -32565,7 +31665,7 @@
               <w:rPr>
                 <w:sz w:val="18"/>
               </w:rPr>
-              <w:t>75</w:t>
+              <w:t>66,7</w:t>
             </w:r>
           </w:p>
         </w:tc>
@@ -32579,7 +31679,7 @@
               <w:rPr>
                 <w:sz w:val="18"/>
               </w:rPr>
-              <w:t>18,5</w:t>
+              <w:t>17</w:t>
             </w:r>
           </w:p>
         </w:tc>
@@ -32609,7 +31709,7 @@
               <w:rPr>
                 <w:sz w:val="18"/>
               </w:rPr>
-              <w:t>6</w:t>
+              <w:t>8</w:t>
             </w:r>
           </w:p>
         </w:tc>
@@ -32637,7 +31737,7 @@
               <w:rPr>
                 <w:sz w:val="18"/>
               </w:rPr>
-              <w:t>66,7</w:t>
+              <w:t>57,1</w:t>
             </w:r>
           </w:p>
         </w:tc>
@@ -32651,7 +31751,7 @@
               <w:rPr>
                 <w:sz w:val="18"/>
               </w:rPr>
-              <w:t>33,3</w:t>
+              <w:t>28,6</w:t>
             </w:r>
           </w:p>
         </w:tc>
@@ -32665,7 +31765,7 @@
               <w:rPr>
                 <w:sz w:val="18"/>
               </w:rPr>
-              <w:t>16,7</w:t>
+              <w:t>14,3</w:t>
             </w:r>
           </w:p>
         </w:tc>
@@ -32679,7 +31779,7 @@
               <w:rPr>
                 <w:sz w:val="18"/>
               </w:rPr>
-              <w:t>16,7</w:t>
+              <w:t>14,3</w:t>
             </w:r>
           </w:p>
         </w:tc>
@@ -32693,7 +31793,7 @@
               <w:rPr>
                 <w:sz w:val="18"/>
               </w:rPr>
-              <w:t>7,7</w:t>
+              <w:t>6,6</w:t>
             </w:r>
           </w:p>
         </w:tc>
@@ -32723,7 +31823,7 @@
               <w:rPr>
                 <w:sz w:val="18"/>
               </w:rPr>
-              <w:t>7</w:t>
+              <w:t>9</w:t>
             </w:r>
           </w:p>
         </w:tc>
@@ -32751,7 +31851,7 @@
               <w:rPr>
                 <w:sz w:val="18"/>
               </w:rPr>
-              <w:t>85,7</w:t>
+              <w:t>88,9</w:t>
             </w:r>
           </w:p>
         </w:tc>
@@ -32765,7 +31865,7 @@
               <w:rPr>
                 <w:sz w:val="18"/>
               </w:rPr>
-              <w:t>71,4</w:t>
+              <w:t>77,8</w:t>
             </w:r>
           </w:p>
         </w:tc>
@@ -32779,7 +31879,7 @@
               <w:rPr>
                 <w:sz w:val="18"/>
               </w:rPr>
-              <w:t>85,7</w:t>
+              <w:t>88,9</w:t>
             </w:r>
           </w:p>
         </w:tc>
@@ -32793,7 +31893,7 @@
               <w:rPr>
                 <w:sz w:val="18"/>
               </w:rPr>
-              <w:t>57,1</w:t>
+              <w:t>50</w:t>
             </w:r>
           </w:p>
         </w:tc>
@@ -32807,7 +31907,7 @@
               <w:rPr>
                 <w:sz w:val="18"/>
               </w:rPr>
-              <w:t>13,3</w:t>
+              <w:t>13,1</w:t>
             </w:r>
           </w:p>
         </w:tc>
@@ -32837,7 +31937,7 @@
               <w:rPr>
                 <w:sz w:val="18"/>
               </w:rPr>
-              <w:t>5</w:t>
+              <w:t>7</w:t>
             </w:r>
           </w:p>
         </w:tc>
@@ -32865,7 +31965,7 @@
               <w:rPr>
                 <w:sz w:val="18"/>
               </w:rPr>
-              <w:t>60</w:t>
+              <w:t>71,4</w:t>
             </w:r>
           </w:p>
         </w:tc>
@@ -32879,7 +31979,7 @@
               <w:rPr>
                 <w:sz w:val="18"/>
               </w:rPr>
-              <w:t>75</w:t>
+              <w:t>57,1</w:t>
             </w:r>
           </w:p>
         </w:tc>
@@ -32893,7 +31993,7 @@
               <w:rPr>
                 <w:sz w:val="18"/>
               </w:rPr>
-              <w:t>40</w:t>
+              <w:t>57,1</w:t>
             </w:r>
           </w:p>
         </w:tc>
@@ -32907,7 +32007,7 @@
               <w:rPr>
                 <w:sz w:val="18"/>
               </w:rPr>
-              <w:t>75</w:t>
+              <w:t>57,1</w:t>
             </w:r>
           </w:p>
         </w:tc>
@@ -32921,7 +32021,7 @@
               <w:rPr>
                 <w:sz w:val="18"/>
               </w:rPr>
-              <w:t>10</w:t>
+              <w:t>10,3</w:t>
             </w:r>
           </w:p>
         </w:tc>
@@ -32951,7 +32051,7 @@
               <w:rPr>
                 <w:sz w:val="18"/>
               </w:rPr>
-              <w:t>5</w:t>
+              <w:t>6</w:t>
             </w:r>
           </w:p>
         </w:tc>
@@ -33035,7 +32135,7 @@
               <w:rPr>
                 <w:sz w:val="18"/>
               </w:rPr>
-              <w:t>10,6</w:t>
+              <w:t>8,8</w:t>
             </w:r>
           </w:p>
         </w:tc>
@@ -33179,7 +32279,7 @@
               <w:rPr>
                 <w:sz w:val="18"/>
               </w:rPr>
-              <w:t>4</w:t>
+              <w:t>5</w:t>
             </w:r>
           </w:p>
         </w:tc>
@@ -33193,7 +32293,7 @@
               <w:rPr>
                 <w:sz w:val="18"/>
               </w:rPr>
-              <w:t>50</w:t>
+              <w:t>60</w:t>
             </w:r>
           </w:p>
         </w:tc>
@@ -33207,7 +32307,7 @@
               <w:rPr>
                 <w:sz w:val="18"/>
               </w:rPr>
-              <w:t>75</w:t>
+              <w:t>80</w:t>
             </w:r>
           </w:p>
         </w:tc>
@@ -33221,7 +32321,7 @@
               <w:rPr>
                 <w:sz w:val="18"/>
               </w:rPr>
-              <w:t>75</w:t>
+              <w:t>80</w:t>
             </w:r>
           </w:p>
         </w:tc>
@@ -33263,7 +32363,7 @@
               <w:rPr>
                 <w:sz w:val="18"/>
               </w:rPr>
-              <w:t>6,2</w:t>
+              <w:t>6,4</w:t>
             </w:r>
           </w:p>
         </w:tc>
@@ -33293,7 +32393,7 @@
               <w:rPr>
                 <w:sz w:val="18"/>
               </w:rPr>
-              <w:t>4</w:t>
+              <w:t>5</w:t>
             </w:r>
           </w:p>
         </w:tc>
@@ -33335,7 +32435,7 @@
               <w:rPr>
                 <w:sz w:val="18"/>
               </w:rPr>
-              <w:t>75</w:t>
+              <w:t>80</w:t>
             </w:r>
           </w:p>
         </w:tc>
@@ -33349,7 +32449,7 @@
               <w:rPr>
                 <w:sz w:val="18"/>
               </w:rPr>
-              <w:t>50</w:t>
+              <w:t>40</w:t>
             </w:r>
           </w:p>
         </w:tc>
@@ -33377,7 +32477,7 @@
               <w:rPr>
                 <w:sz w:val="18"/>
               </w:rPr>
-              <w:t>10,5</w:t>
+              <w:t>9,8</w:t>
             </w:r>
           </w:p>
         </w:tc>
@@ -33521,7 +32621,7 @@
               <w:rPr>
                 <w:sz w:val="18"/>
               </w:rPr>
-              <w:t>6</w:t>
+              <w:t>8</w:t>
             </w:r>
           </w:p>
         </w:tc>
@@ -33549,7 +32649,7 @@
               <w:rPr>
                 <w:sz w:val="18"/>
               </w:rPr>
-              <w:t>83,3</w:t>
+              <w:t>75</w:t>
             </w:r>
           </w:p>
         </w:tc>
@@ -33577,7 +32677,7 @@
               <w:rPr>
                 <w:sz w:val="18"/>
               </w:rPr>
-              <w:t>83,3</w:t>
+              <w:t>87,5</w:t>
             </w:r>
           </w:p>
         </w:tc>
@@ -33591,7 +32691,7 @@
               <w:rPr>
                 <w:sz w:val="18"/>
               </w:rPr>
-              <w:t>83,3</w:t>
+              <w:t>62,5</w:t>
             </w:r>
           </w:p>
         </w:tc>
@@ -33605,7 +32705,7 @@
               <w:rPr>
                 <w:sz w:val="18"/>
               </w:rPr>
-              <w:t>13,2</w:t>
+              <w:t>11,9</w:t>
             </w:r>
           </w:p>
         </w:tc>
@@ -33649,7 +32749,7 @@
               <w:rPr>
                 <w:sz w:val="18"/>
               </w:rPr>
-              <w:t>100</w:t>
+              <w:t>75</w:t>
             </w:r>
           </w:p>
         </w:tc>
@@ -33663,7 +32763,7 @@
               <w:rPr>
                 <w:sz w:val="18"/>
               </w:rPr>
-              <w:t>33,3</w:t>
+              <w:t>25</w:t>
             </w:r>
           </w:p>
         </w:tc>
@@ -33677,7 +32777,7 @@
               <w:rPr>
                 <w:sz w:val="18"/>
               </w:rPr>
-              <w:t>66,7</w:t>
+              <w:t>50</w:t>
             </w:r>
           </w:p>
         </w:tc>
@@ -33705,7 +32805,7 @@
               <w:rPr>
                 <w:sz w:val="18"/>
               </w:rPr>
-              <w:t>66,7</w:t>
+              <w:t>75</w:t>
             </w:r>
           </w:p>
         </w:tc>
@@ -33719,7 +32819,7 @@
               <w:rPr>
                 <w:sz w:val="18"/>
               </w:rPr>
-              <w:t>6</w:t>
+              <w:t>6,2</w:t>
             </w:r>
           </w:p>
         </w:tc>
@@ -33749,7 +32849,7 @@
               <w:rPr>
                 <w:sz w:val="18"/>
               </w:rPr>
-              <w:t>7</w:t>
+              <w:t>8</w:t>
             </w:r>
           </w:p>
         </w:tc>
@@ -33777,7 +32877,7 @@
               <w:rPr>
                 <w:sz w:val="18"/>
               </w:rPr>
-              <w:t>71,4</w:t>
+              <w:t>75</w:t>
             </w:r>
           </w:p>
         </w:tc>
@@ -33791,7 +32891,7 @@
               <w:rPr>
                 <w:sz w:val="18"/>
               </w:rPr>
-              <w:t>57,1</w:t>
+              <w:t>50</w:t>
             </w:r>
           </w:p>
         </w:tc>
@@ -33805,7 +32905,7 @@
               <w:rPr>
                 <w:sz w:val="18"/>
               </w:rPr>
-              <w:t>28,6</w:t>
+              <w:t>25</w:t>
             </w:r>
           </w:p>
         </w:tc>
@@ -33819,7 +32919,7 @@
               <w:rPr>
                 <w:sz w:val="18"/>
               </w:rPr>
-              <w:t>28,6</w:t>
+              <w:t>37,5</w:t>
             </w:r>
           </w:p>
         </w:tc>
@@ -33833,7 +32933,7 @@
               <w:rPr>
                 <w:sz w:val="18"/>
               </w:rPr>
-              <w:t>12,3</w:t>
+              <w:t>12,5</w:t>
             </w:r>
           </w:p>
         </w:tc>
@@ -33867,7 +32967,7 @@
                 <w:color w:val="FFFFFF"/>
                 <w:sz w:val="18"/>
               </w:rPr>
-              <w:t>88</w:t>
+              <w:t>108</w:t>
             </w:r>
           </w:p>
         </w:tc>
@@ -33883,7 +32983,7 @@
                 <w:color w:val="FFFFFF"/>
                 <w:sz w:val="18"/>
               </w:rPr>
-              <w:t>94</w:t>
+              <w:t>94,2</w:t>
             </w:r>
           </w:p>
         </w:tc>
@@ -33899,7 +32999,7 @@
                 <w:color w:val="FFFFFF"/>
                 <w:sz w:val="18"/>
               </w:rPr>
-              <w:t>73,5</w:t>
+              <w:t>74,5</w:t>
             </w:r>
           </w:p>
         </w:tc>
@@ -33915,7 +33015,7 @@
                 <w:color w:val="FFFFFF"/>
                 <w:sz w:val="18"/>
               </w:rPr>
-              <w:t>61,7</w:t>
+              <w:t>61,4</w:t>
             </w:r>
           </w:p>
         </w:tc>
@@ -33931,7 +33031,7 @@
                 <w:color w:val="FFFFFF"/>
                 <w:sz w:val="18"/>
               </w:rPr>
-              <w:t>46,2</w:t>
+              <w:t>48,5</w:t>
             </w:r>
           </w:p>
         </w:tc>
@@ -33947,7 +33047,7 @@
                 <w:color w:val="FFFFFF"/>
                 <w:sz w:val="18"/>
               </w:rPr>
-              <w:t>47,5</w:t>
+              <w:t>46,9</w:t>
             </w:r>
           </w:p>
         </w:tc>
@@ -33963,7 +33063,7 @@
                 <w:color w:val="FFFFFF"/>
                 <w:sz w:val="18"/>
               </w:rPr>
-              <w:t>10,7</w:t>
+              <w:t>10,8</w:t>
             </w:r>
           </w:p>
         </w:tc>
@@ -33989,7 +33089,7 @@
           <w:color w:val="64748B"/>
           <w:sz w:val="16"/>
         </w:rPr>
-        <w:t>Rapport généré automatiquement le 2026-06-21 23:08</w:t>
+        <w:t>Rapport généré automatiquement le 2026-06-24 22:21</w:t>
       </w:r>
     </w:p>
     <w:sectPr>

--- a/rapports/2026-06-19/rapport_hebdo_2026-06-19.docx
+++ b/rapports/2026-06-19/rapport_hebdo_2026-06-19.docx
@@ -41,7 +41,7 @@
     <w:p/>
     <w:p>
       <w:r>
-        <w:t>À la date du 19 juin 2026, la collecte cumule 1379 ménages sur 114 DR couverts par 35 équipes (135 enquêteurs).</w:t>
+        <w:t>À la date du 19 juin 2026, la collecte cumule 1379 ménages sur 133 DR couverts par 35 équipes (135 enquêteurs).</w:t>
       </w:r>
     </w:p>
     <w:p>
@@ -79,16 +79,15 @@
         </w:tblBorders>
       </w:tblPr>
       <w:tblGrid>
-        <w:gridCol w:w="1728"/>
-        <w:gridCol w:w="1728"/>
-        <w:gridCol w:w="1728"/>
-        <w:gridCol w:w="1728"/>
-        <w:gridCol w:w="1728"/>
+        <w:gridCol w:w="2160"/>
+        <w:gridCol w:w="2160"/>
+        <w:gridCol w:w="2160"/>
+        <w:gridCol w:w="2160"/>
       </w:tblGrid>
       <w:tr>
         <w:tc>
           <w:tcPr>
-            <w:tcW w:type="dxa" w:w="1728"/>
+            <w:tcW w:type="dxa" w:w="2160"/>
             <w:shd w:val="clear" w:color="auto" w:fill="16876F"/>
           </w:tcPr>
           <w:p>
@@ -104,7 +103,7 @@
         </w:tc>
         <w:tc>
           <w:tcPr>
-            <w:tcW w:type="dxa" w:w="1728"/>
+            <w:tcW w:type="dxa" w:w="2160"/>
             <w:shd w:val="clear" w:color="auto" w:fill="16876F"/>
           </w:tcPr>
           <w:p>
@@ -120,7 +119,7 @@
         </w:tc>
         <w:tc>
           <w:tcPr>
-            <w:tcW w:type="dxa" w:w="1728"/>
+            <w:tcW w:type="dxa" w:w="2160"/>
             <w:shd w:val="clear" w:color="auto" w:fill="16876F"/>
           </w:tcPr>
           <w:p>
@@ -136,7 +135,7 @@
         </w:tc>
         <w:tc>
           <w:tcPr>
-            <w:tcW w:type="dxa" w:w="1728"/>
+            <w:tcW w:type="dxa" w:w="2160"/>
             <w:shd w:val="clear" w:color="auto" w:fill="16876F"/>
           </w:tcPr>
           <w:p>
@@ -146,22 +145,6 @@
                 <w:color w:val="FFFFFF"/>
                 <w:sz w:val="18"/>
               </w:rPr>
-              <w:t>Ménages non rattachés</w:t>
-            </w:r>
-          </w:p>
-        </w:tc>
-        <w:tc>
-          <w:tcPr>
-            <w:tcW w:type="dxa" w:w="1728"/>
-            <w:shd w:val="clear" w:color="auto" w:fill="16876F"/>
-          </w:tcPr>
-          <w:p>
-            <w:r>
-              <w:rPr>
-                <w:b/>
-                <w:color w:val="FFFFFF"/>
-                <w:sz w:val="18"/>
-              </w:rPr>
               <w:t>Progression (%)</w:t>
             </w:r>
           </w:p>
@@ -170,21 +153,21 @@
       <w:tr>
         <w:tc>
           <w:tcPr>
-            <w:tcW w:type="dxa" w:w="1728"/>
-            <w:shd w:val="clear" w:color="auto" w:fill="FFFFFF"/>
-          </w:tcPr>
-          <w:p>
-            <w:r>
-              <w:rPr>
-                <w:sz w:val="18"/>
-              </w:rPr>
-              <w:t>FATOU NDIAYE GAYE (EQ11)</w:t>
-            </w:r>
-          </w:p>
-        </w:tc>
-        <w:tc>
-          <w:tcPr>
-            <w:tcW w:type="dxa" w:w="1728"/>
+            <w:tcW w:type="dxa" w:w="2160"/>
+            <w:shd w:val="clear" w:color="auto" w:fill="FFFFFF"/>
+          </w:tcPr>
+          <w:p>
+            <w:r>
+              <w:rPr>
+                <w:sz w:val="18"/>
+              </w:rPr>
+              <w:t>EL HADJ FALLOU DIALLO (EQ24)</w:t>
+            </w:r>
+          </w:p>
+        </w:tc>
+        <w:tc>
+          <w:tcPr>
+            <w:tcW w:type="dxa" w:w="2160"/>
             <w:shd w:val="clear" w:color="auto" w:fill="FFFFFF"/>
           </w:tcPr>
           <w:p>
@@ -198,43 +181,29 @@
         </w:tc>
         <w:tc>
           <w:tcPr>
-            <w:tcW w:type="dxa" w:w="1728"/>
-            <w:shd w:val="clear" w:color="auto" w:fill="FFFFFF"/>
-          </w:tcPr>
-          <w:p>
-            <w:r>
-              <w:rPr>
-                <w:sz w:val="18"/>
-              </w:rPr>
-              <w:t>4</w:t>
-            </w:r>
-          </w:p>
-        </w:tc>
-        <w:tc>
-          <w:tcPr>
-            <w:tcW w:type="dxa" w:w="1728"/>
-            <w:shd w:val="clear" w:color="auto" w:fill="FFFFFF"/>
-          </w:tcPr>
-          <w:p>
-            <w:r>
-              <w:rPr>
-                <w:sz w:val="18"/>
-              </w:rPr>
-              <w:t>0</w:t>
-            </w:r>
-          </w:p>
-        </w:tc>
-        <w:tc>
-          <w:tcPr>
-            <w:tcW w:type="dxa" w:w="1728"/>
-            <w:shd w:val="clear" w:color="auto" w:fill="FFFFFF"/>
-          </w:tcPr>
-          <w:p>
-            <w:r>
-              <w:rPr>
-                <w:sz w:val="18"/>
-              </w:rPr>
-              <w:t>40</w:t>
+            <w:tcW w:type="dxa" w:w="2160"/>
+            <w:shd w:val="clear" w:color="auto" w:fill="FFFFFF"/>
+          </w:tcPr>
+          <w:p>
+            <w:r>
+              <w:rPr>
+                <w:sz w:val="18"/>
+              </w:rPr>
+              <w:t>5</w:t>
+            </w:r>
+          </w:p>
+        </w:tc>
+        <w:tc>
+          <w:tcPr>
+            <w:tcW w:type="dxa" w:w="2160"/>
+            <w:shd w:val="clear" w:color="auto" w:fill="FFFFFF"/>
+          </w:tcPr>
+          <w:p>
+            <w:r>
+              <w:rPr>
+                <w:sz w:val="18"/>
+              </w:rPr>
+              <w:t>50</w:t>
             </w:r>
           </w:p>
         </w:tc>
@@ -242,21 +211,21 @@
       <w:tr>
         <w:tc>
           <w:tcPr>
-            <w:tcW w:type="dxa" w:w="1728"/>
-            <w:shd w:val="clear" w:color="auto" w:fill="F4F8F7"/>
-          </w:tcPr>
-          <w:p>
-            <w:r>
-              <w:rPr>
-                <w:sz w:val="18"/>
-              </w:rPr>
-              <w:t>TALLA NGOM (EQ25)</w:t>
-            </w:r>
-          </w:p>
-        </w:tc>
-        <w:tc>
-          <w:tcPr>
-            <w:tcW w:type="dxa" w:w="1728"/>
+            <w:tcW w:type="dxa" w:w="2160"/>
+            <w:shd w:val="clear" w:color="auto" w:fill="F4F8F7"/>
+          </w:tcPr>
+          <w:p>
+            <w:r>
+              <w:rPr>
+                <w:sz w:val="18"/>
+              </w:rPr>
+              <w:t>FATOU MARIE MBODJI (EQ2)</w:t>
+            </w:r>
+          </w:p>
+        </w:tc>
+        <w:tc>
+          <w:tcPr>
+            <w:tcW w:type="dxa" w:w="2160"/>
             <w:shd w:val="clear" w:color="auto" w:fill="F4F8F7"/>
           </w:tcPr>
           <w:p>
@@ -270,43 +239,29 @@
         </w:tc>
         <w:tc>
           <w:tcPr>
-            <w:tcW w:type="dxa" w:w="1728"/>
-            <w:shd w:val="clear" w:color="auto" w:fill="F4F8F7"/>
-          </w:tcPr>
-          <w:p>
-            <w:r>
-              <w:rPr>
-                <w:sz w:val="18"/>
-              </w:rPr>
-              <w:t>4</w:t>
-            </w:r>
-          </w:p>
-        </w:tc>
-        <w:tc>
-          <w:tcPr>
-            <w:tcW w:type="dxa" w:w="1728"/>
-            <w:shd w:val="clear" w:color="auto" w:fill="F4F8F7"/>
-          </w:tcPr>
-          <w:p>
-            <w:r>
-              <w:rPr>
-                <w:sz w:val="18"/>
-              </w:rPr>
-              <w:t>0</w:t>
-            </w:r>
-          </w:p>
-        </w:tc>
-        <w:tc>
-          <w:tcPr>
-            <w:tcW w:type="dxa" w:w="1728"/>
-            <w:shd w:val="clear" w:color="auto" w:fill="F4F8F7"/>
-          </w:tcPr>
-          <w:p>
-            <w:r>
-              <w:rPr>
-                <w:sz w:val="18"/>
-              </w:rPr>
-              <w:t>40</w:t>
+            <w:tcW w:type="dxa" w:w="2160"/>
+            <w:shd w:val="clear" w:color="auto" w:fill="F4F8F7"/>
+          </w:tcPr>
+          <w:p>
+            <w:r>
+              <w:rPr>
+                <w:sz w:val="18"/>
+              </w:rPr>
+              <w:t>5</w:t>
+            </w:r>
+          </w:p>
+        </w:tc>
+        <w:tc>
+          <w:tcPr>
+            <w:tcW w:type="dxa" w:w="2160"/>
+            <w:shd w:val="clear" w:color="auto" w:fill="F4F8F7"/>
+          </w:tcPr>
+          <w:p>
+            <w:r>
+              <w:rPr>
+                <w:sz w:val="18"/>
+              </w:rPr>
+              <w:t>50</w:t>
             </w:r>
           </w:p>
         </w:tc>
@@ -314,21 +269,21 @@
       <w:tr>
         <w:tc>
           <w:tcPr>
-            <w:tcW w:type="dxa" w:w="1728"/>
-            <w:shd w:val="clear" w:color="auto" w:fill="FFFFFF"/>
-          </w:tcPr>
-          <w:p>
-            <w:r>
-              <w:rPr>
-                <w:sz w:val="18"/>
-              </w:rPr>
-              <w:t>MAMADOU MOURTALLA DIENG (EQ15)</w:t>
-            </w:r>
-          </w:p>
-        </w:tc>
-        <w:tc>
-          <w:tcPr>
-            <w:tcW w:type="dxa" w:w="1728"/>
+            <w:tcW w:type="dxa" w:w="2160"/>
+            <w:shd w:val="clear" w:color="auto" w:fill="FFFFFF"/>
+          </w:tcPr>
+          <w:p>
+            <w:r>
+              <w:rPr>
+                <w:sz w:val="18"/>
+              </w:rPr>
+              <w:t>OULIMATA DIENE (EQ1)</w:t>
+            </w:r>
+          </w:p>
+        </w:tc>
+        <w:tc>
+          <w:tcPr>
+            <w:tcW w:type="dxa" w:w="2160"/>
             <w:shd w:val="clear" w:color="auto" w:fill="FFFFFF"/>
           </w:tcPr>
           <w:p>
@@ -342,7 +297,7 @@
         </w:tc>
         <w:tc>
           <w:tcPr>
-            <w:tcW w:type="dxa" w:w="1728"/>
+            <w:tcW w:type="dxa" w:w="2160"/>
             <w:shd w:val="clear" w:color="auto" w:fill="FFFFFF"/>
           </w:tcPr>
           <w:p>
@@ -356,21 +311,7 @@
         </w:tc>
         <w:tc>
           <w:tcPr>
-            <w:tcW w:type="dxa" w:w="1728"/>
-            <w:shd w:val="clear" w:color="auto" w:fill="FFFFFF"/>
-          </w:tcPr>
-          <w:p>
-            <w:r>
-              <w:rPr>
-                <w:sz w:val="18"/>
-              </w:rPr>
-              <w:t>0</w:t>
-            </w:r>
-          </w:p>
-        </w:tc>
-        <w:tc>
-          <w:tcPr>
-            <w:tcW w:type="dxa" w:w="1728"/>
+            <w:tcW w:type="dxa" w:w="2160"/>
             <w:shd w:val="clear" w:color="auto" w:fill="FFFFFF"/>
           </w:tcPr>
           <w:p>
@@ -386,21 +327,21 @@
       <w:tr>
         <w:tc>
           <w:tcPr>
-            <w:tcW w:type="dxa" w:w="1728"/>
-            <w:shd w:val="clear" w:color="auto" w:fill="F4F8F7"/>
-          </w:tcPr>
-          <w:p>
-            <w:r>
-              <w:rPr>
-                <w:sz w:val="18"/>
-              </w:rPr>
-              <w:t>MAIMOUNA KOURMANG (EQ35)</w:t>
-            </w:r>
-          </w:p>
-        </w:tc>
-        <w:tc>
-          <w:tcPr>
-            <w:tcW w:type="dxa" w:w="1728"/>
+            <w:tcW w:type="dxa" w:w="2160"/>
+            <w:shd w:val="clear" w:color="auto" w:fill="F4F8F7"/>
+          </w:tcPr>
+          <w:p>
+            <w:r>
+              <w:rPr>
+                <w:sz w:val="18"/>
+              </w:rPr>
+              <w:t>FATOU NDIAYE GAYE (EQ11)</w:t>
+            </w:r>
+          </w:p>
+        </w:tc>
+        <w:tc>
+          <w:tcPr>
+            <w:tcW w:type="dxa" w:w="2160"/>
             <w:shd w:val="clear" w:color="auto" w:fill="F4F8F7"/>
           </w:tcPr>
           <w:p>
@@ -414,7 +355,7 @@
         </w:tc>
         <w:tc>
           <w:tcPr>
-            <w:tcW w:type="dxa" w:w="1728"/>
+            <w:tcW w:type="dxa" w:w="2160"/>
             <w:shd w:val="clear" w:color="auto" w:fill="F4F8F7"/>
           </w:tcPr>
           <w:p>
@@ -428,21 +369,7 @@
         </w:tc>
         <w:tc>
           <w:tcPr>
-            <w:tcW w:type="dxa" w:w="1728"/>
-            <w:shd w:val="clear" w:color="auto" w:fill="F4F8F7"/>
-          </w:tcPr>
-          <w:p>
-            <w:r>
-              <w:rPr>
-                <w:sz w:val="18"/>
-              </w:rPr>
-              <w:t>0</w:t>
-            </w:r>
-          </w:p>
-        </w:tc>
-        <w:tc>
-          <w:tcPr>
-            <w:tcW w:type="dxa" w:w="1728"/>
+            <w:tcW w:type="dxa" w:w="2160"/>
             <w:shd w:val="clear" w:color="auto" w:fill="F4F8F7"/>
           </w:tcPr>
           <w:p>
@@ -458,21 +385,21 @@
       <w:tr>
         <w:tc>
           <w:tcPr>
-            <w:tcW w:type="dxa" w:w="1728"/>
-            <w:shd w:val="clear" w:color="auto" w:fill="FFFFFF"/>
-          </w:tcPr>
-          <w:p>
-            <w:r>
-              <w:rPr>
-                <w:sz w:val="18"/>
-              </w:rPr>
-              <w:t>MATAR GUEYE (EQ4)</w:t>
-            </w:r>
-          </w:p>
-        </w:tc>
-        <w:tc>
-          <w:tcPr>
-            <w:tcW w:type="dxa" w:w="1728"/>
+            <w:tcW w:type="dxa" w:w="2160"/>
+            <w:shd w:val="clear" w:color="auto" w:fill="FFFFFF"/>
+          </w:tcPr>
+          <w:p>
+            <w:r>
+              <w:rPr>
+                <w:sz w:val="18"/>
+              </w:rPr>
+              <w:t>BAYE CHEIKH NIANG (EQ10)</w:t>
+            </w:r>
+          </w:p>
+        </w:tc>
+        <w:tc>
+          <w:tcPr>
+            <w:tcW w:type="dxa" w:w="2160"/>
             <w:shd w:val="clear" w:color="auto" w:fill="FFFFFF"/>
           </w:tcPr>
           <w:p>
@@ -486,7 +413,7 @@
         </w:tc>
         <w:tc>
           <w:tcPr>
-            <w:tcW w:type="dxa" w:w="1728"/>
+            <w:tcW w:type="dxa" w:w="2160"/>
             <w:shd w:val="clear" w:color="auto" w:fill="FFFFFF"/>
           </w:tcPr>
           <w:p>
@@ -500,21 +427,7 @@
         </w:tc>
         <w:tc>
           <w:tcPr>
-            <w:tcW w:type="dxa" w:w="1728"/>
-            <w:shd w:val="clear" w:color="auto" w:fill="FFFFFF"/>
-          </w:tcPr>
-          <w:p>
-            <w:r>
-              <w:rPr>
-                <w:sz w:val="18"/>
-              </w:rPr>
-              <w:t>2</w:t>
-            </w:r>
-          </w:p>
-        </w:tc>
-        <w:tc>
-          <w:tcPr>
-            <w:tcW w:type="dxa" w:w="1728"/>
+            <w:tcW w:type="dxa" w:w="2160"/>
             <w:shd w:val="clear" w:color="auto" w:fill="FFFFFF"/>
           </w:tcPr>
           <w:p>
@@ -530,21 +443,21 @@
       <w:tr>
         <w:tc>
           <w:tcPr>
-            <w:tcW w:type="dxa" w:w="1728"/>
-            <w:shd w:val="clear" w:color="auto" w:fill="F4F8F7"/>
-          </w:tcPr>
-          <w:p>
-            <w:r>
-              <w:rPr>
-                <w:sz w:val="18"/>
-              </w:rPr>
-              <w:t>AMADOU GUEYE (EQ26)</w:t>
-            </w:r>
-          </w:p>
-        </w:tc>
-        <w:tc>
-          <w:tcPr>
-            <w:tcW w:type="dxa" w:w="1728"/>
+            <w:tcW w:type="dxa" w:w="2160"/>
+            <w:shd w:val="clear" w:color="auto" w:fill="F4F8F7"/>
+          </w:tcPr>
+          <w:p>
+            <w:r>
+              <w:rPr>
+                <w:sz w:val="18"/>
+              </w:rPr>
+              <w:t>MAMADOU MOURTALLA DIENG (EQ15)</w:t>
+            </w:r>
+          </w:p>
+        </w:tc>
+        <w:tc>
+          <w:tcPr>
+            <w:tcW w:type="dxa" w:w="2160"/>
             <w:shd w:val="clear" w:color="auto" w:fill="F4F8F7"/>
           </w:tcPr>
           <w:p>
@@ -558,7 +471,7 @@
         </w:tc>
         <w:tc>
           <w:tcPr>
-            <w:tcW w:type="dxa" w:w="1728"/>
+            <w:tcW w:type="dxa" w:w="2160"/>
             <w:shd w:val="clear" w:color="auto" w:fill="F4F8F7"/>
           </w:tcPr>
           <w:p>
@@ -572,21 +485,7 @@
         </w:tc>
         <w:tc>
           <w:tcPr>
-            <w:tcW w:type="dxa" w:w="1728"/>
-            <w:shd w:val="clear" w:color="auto" w:fill="F4F8F7"/>
-          </w:tcPr>
-          <w:p>
-            <w:r>
-              <w:rPr>
-                <w:sz w:val="18"/>
-              </w:rPr>
-              <w:t>0</w:t>
-            </w:r>
-          </w:p>
-        </w:tc>
-        <w:tc>
-          <w:tcPr>
-            <w:tcW w:type="dxa" w:w="1728"/>
+            <w:tcW w:type="dxa" w:w="2160"/>
             <w:shd w:val="clear" w:color="auto" w:fill="F4F8F7"/>
           </w:tcPr>
           <w:p>
@@ -602,21 +501,21 @@
       <w:tr>
         <w:tc>
           <w:tcPr>
-            <w:tcW w:type="dxa" w:w="1728"/>
-            <w:shd w:val="clear" w:color="auto" w:fill="FFFFFF"/>
-          </w:tcPr>
-          <w:p>
-            <w:r>
-              <w:rPr>
-                <w:sz w:val="18"/>
-              </w:rPr>
-              <w:t>FATOU MARIE MBODJI (EQ2)</w:t>
-            </w:r>
-          </w:p>
-        </w:tc>
-        <w:tc>
-          <w:tcPr>
-            <w:tcW w:type="dxa" w:w="1728"/>
+            <w:tcW w:type="dxa" w:w="2160"/>
+            <w:shd w:val="clear" w:color="auto" w:fill="FFFFFF"/>
+          </w:tcPr>
+          <w:p>
+            <w:r>
+              <w:rPr>
+                <w:sz w:val="18"/>
+              </w:rPr>
+              <w:t>OUMAR WELE (EQ14)</w:t>
+            </w:r>
+          </w:p>
+        </w:tc>
+        <w:tc>
+          <w:tcPr>
+            <w:tcW w:type="dxa" w:w="2160"/>
             <w:shd w:val="clear" w:color="auto" w:fill="FFFFFF"/>
           </w:tcPr>
           <w:p>
@@ -630,7 +529,7 @@
         </w:tc>
         <w:tc>
           <w:tcPr>
-            <w:tcW w:type="dxa" w:w="1728"/>
+            <w:tcW w:type="dxa" w:w="2160"/>
             <w:shd w:val="clear" w:color="auto" w:fill="FFFFFF"/>
           </w:tcPr>
           <w:p>
@@ -644,21 +543,7 @@
         </w:tc>
         <w:tc>
           <w:tcPr>
-            <w:tcW w:type="dxa" w:w="1728"/>
-            <w:shd w:val="clear" w:color="auto" w:fill="FFFFFF"/>
-          </w:tcPr>
-          <w:p>
-            <w:r>
-              <w:rPr>
-                <w:sz w:val="18"/>
-              </w:rPr>
-              <w:t>1</w:t>
-            </w:r>
-          </w:p>
-        </w:tc>
-        <w:tc>
-          <w:tcPr>
-            <w:tcW w:type="dxa" w:w="1728"/>
+            <w:tcW w:type="dxa" w:w="2160"/>
             <w:shd w:val="clear" w:color="auto" w:fill="FFFFFF"/>
           </w:tcPr>
           <w:p>
@@ -674,21 +559,21 @@
       <w:tr>
         <w:tc>
           <w:tcPr>
-            <w:tcW w:type="dxa" w:w="1728"/>
-            <w:shd w:val="clear" w:color="auto" w:fill="F4F8F7"/>
-          </w:tcPr>
-          <w:p>
-            <w:r>
-              <w:rPr>
-                <w:sz w:val="18"/>
-              </w:rPr>
-              <w:t>EL HADJ FALLOU DIALLO (EQ24)</w:t>
-            </w:r>
-          </w:p>
-        </w:tc>
-        <w:tc>
-          <w:tcPr>
-            <w:tcW w:type="dxa" w:w="1728"/>
+            <w:tcW w:type="dxa" w:w="2160"/>
+            <w:shd w:val="clear" w:color="auto" w:fill="F4F8F7"/>
+          </w:tcPr>
+          <w:p>
+            <w:r>
+              <w:rPr>
+                <w:sz w:val="18"/>
+              </w:rPr>
+              <w:t>MANSOUR NDAO (EQ20)</w:t>
+            </w:r>
+          </w:p>
+        </w:tc>
+        <w:tc>
+          <w:tcPr>
+            <w:tcW w:type="dxa" w:w="2160"/>
             <w:shd w:val="clear" w:color="auto" w:fill="F4F8F7"/>
           </w:tcPr>
           <w:p>
@@ -702,7 +587,7 @@
         </w:tc>
         <w:tc>
           <w:tcPr>
-            <w:tcW w:type="dxa" w:w="1728"/>
+            <w:tcW w:type="dxa" w:w="2160"/>
             <w:shd w:val="clear" w:color="auto" w:fill="F4F8F7"/>
           </w:tcPr>
           <w:p>
@@ -716,21 +601,7 @@
         </w:tc>
         <w:tc>
           <w:tcPr>
-            <w:tcW w:type="dxa" w:w="1728"/>
-            <w:shd w:val="clear" w:color="auto" w:fill="F4F8F7"/>
-          </w:tcPr>
-          <w:p>
-            <w:r>
-              <w:rPr>
-                <w:sz w:val="18"/>
-              </w:rPr>
-              <w:t>0</w:t>
-            </w:r>
-          </w:p>
-        </w:tc>
-        <w:tc>
-          <w:tcPr>
-            <w:tcW w:type="dxa" w:w="1728"/>
+            <w:tcW w:type="dxa" w:w="2160"/>
             <w:shd w:val="clear" w:color="auto" w:fill="F4F8F7"/>
           </w:tcPr>
           <w:p>
@@ -746,21 +617,21 @@
       <w:tr>
         <w:tc>
           <w:tcPr>
-            <w:tcW w:type="dxa" w:w="1728"/>
-            <w:shd w:val="clear" w:color="auto" w:fill="FFFFFF"/>
-          </w:tcPr>
-          <w:p>
-            <w:r>
-              <w:rPr>
-                <w:sz w:val="18"/>
-              </w:rPr>
-              <w:t>ELHADJI DJIBRIL DIOUF (EQ27)</w:t>
-            </w:r>
-          </w:p>
-        </w:tc>
-        <w:tc>
-          <w:tcPr>
-            <w:tcW w:type="dxa" w:w="1728"/>
+            <w:tcW w:type="dxa" w:w="2160"/>
+            <w:shd w:val="clear" w:color="auto" w:fill="FFFFFF"/>
+          </w:tcPr>
+          <w:p>
+            <w:r>
+              <w:rPr>
+                <w:sz w:val="18"/>
+              </w:rPr>
+              <w:t>DAME NIANG (EQ23)</w:t>
+            </w:r>
+          </w:p>
+        </w:tc>
+        <w:tc>
+          <w:tcPr>
+            <w:tcW w:type="dxa" w:w="2160"/>
             <w:shd w:val="clear" w:color="auto" w:fill="FFFFFF"/>
           </w:tcPr>
           <w:p>
@@ -774,7 +645,7 @@
         </w:tc>
         <w:tc>
           <w:tcPr>
-            <w:tcW w:type="dxa" w:w="1728"/>
+            <w:tcW w:type="dxa" w:w="2160"/>
             <w:shd w:val="clear" w:color="auto" w:fill="FFFFFF"/>
           </w:tcPr>
           <w:p>
@@ -788,21 +659,7 @@
         </w:tc>
         <w:tc>
           <w:tcPr>
-            <w:tcW w:type="dxa" w:w="1728"/>
-            <w:shd w:val="clear" w:color="auto" w:fill="FFFFFF"/>
-          </w:tcPr>
-          <w:p>
-            <w:r>
-              <w:rPr>
-                <w:sz w:val="18"/>
-              </w:rPr>
-              <w:t>0</w:t>
-            </w:r>
-          </w:p>
-        </w:tc>
-        <w:tc>
-          <w:tcPr>
-            <w:tcW w:type="dxa" w:w="1728"/>
+            <w:tcW w:type="dxa" w:w="2160"/>
             <w:shd w:val="clear" w:color="auto" w:fill="FFFFFF"/>
           </w:tcPr>
           <w:p>
@@ -818,21 +675,21 @@
       <w:tr>
         <w:tc>
           <w:tcPr>
-            <w:tcW w:type="dxa" w:w="1728"/>
-            <w:shd w:val="clear" w:color="auto" w:fill="F4F8F7"/>
-          </w:tcPr>
-          <w:p>
-            <w:r>
-              <w:rPr>
-                <w:sz w:val="18"/>
-              </w:rPr>
-              <w:t>SARA NIANG (EQ7)</w:t>
-            </w:r>
-          </w:p>
-        </w:tc>
-        <w:tc>
-          <w:tcPr>
-            <w:tcW w:type="dxa" w:w="1728"/>
+            <w:tcW w:type="dxa" w:w="2160"/>
+            <w:shd w:val="clear" w:color="auto" w:fill="F4F8F7"/>
+          </w:tcPr>
+          <w:p>
+            <w:r>
+              <w:rPr>
+                <w:sz w:val="18"/>
+              </w:rPr>
+              <w:t>DOUDOU SANE (EQ19)</w:t>
+            </w:r>
+          </w:p>
+        </w:tc>
+        <w:tc>
+          <w:tcPr>
+            <w:tcW w:type="dxa" w:w="2160"/>
             <w:shd w:val="clear" w:color="auto" w:fill="F4F8F7"/>
           </w:tcPr>
           <w:p>
@@ -846,7 +703,7 @@
         </w:tc>
         <w:tc>
           <w:tcPr>
-            <w:tcW w:type="dxa" w:w="1728"/>
+            <w:tcW w:type="dxa" w:w="2160"/>
             <w:shd w:val="clear" w:color="auto" w:fill="F4F8F7"/>
           </w:tcPr>
           <w:p>
@@ -860,21 +717,7 @@
         </w:tc>
         <w:tc>
           <w:tcPr>
-            <w:tcW w:type="dxa" w:w="1728"/>
-            <w:shd w:val="clear" w:color="auto" w:fill="F4F8F7"/>
-          </w:tcPr>
-          <w:p>
-            <w:r>
-              <w:rPr>
-                <w:sz w:val="18"/>
-              </w:rPr>
-              <w:t>0</w:t>
-            </w:r>
-          </w:p>
-        </w:tc>
-        <w:tc>
-          <w:tcPr>
-            <w:tcW w:type="dxa" w:w="1728"/>
+            <w:tcW w:type="dxa" w:w="2160"/>
             <w:shd w:val="clear" w:color="auto" w:fill="F4F8F7"/>
           </w:tcPr>
           <w:p>
@@ -890,21 +733,21 @@
       <w:tr>
         <w:tc>
           <w:tcPr>
-            <w:tcW w:type="dxa" w:w="1728"/>
-            <w:shd w:val="clear" w:color="auto" w:fill="FFFFFF"/>
-          </w:tcPr>
-          <w:p>
-            <w:r>
-              <w:rPr>
-                <w:sz w:val="18"/>
-              </w:rPr>
-              <w:t>OULIMATA DIENE (EQ1)</w:t>
-            </w:r>
-          </w:p>
-        </w:tc>
-        <w:tc>
-          <w:tcPr>
-            <w:tcW w:type="dxa" w:w="1728"/>
+            <w:tcW w:type="dxa" w:w="2160"/>
+            <w:shd w:val="clear" w:color="auto" w:fill="FFFFFF"/>
+          </w:tcPr>
+          <w:p>
+            <w:r>
+              <w:rPr>
+                <w:sz w:val="18"/>
+              </w:rPr>
+              <w:t>BAYE ASSE DIOP (EQ17)</w:t>
+            </w:r>
+          </w:p>
+        </w:tc>
+        <w:tc>
+          <w:tcPr>
+            <w:tcW w:type="dxa" w:w="2160"/>
             <w:shd w:val="clear" w:color="auto" w:fill="FFFFFF"/>
           </w:tcPr>
           <w:p>
@@ -918,43 +761,29 @@
         </w:tc>
         <w:tc>
           <w:tcPr>
-            <w:tcW w:type="dxa" w:w="1728"/>
-            <w:shd w:val="clear" w:color="auto" w:fill="FFFFFF"/>
-          </w:tcPr>
-          <w:p>
-            <w:r>
-              <w:rPr>
-                <w:sz w:val="18"/>
-              </w:rPr>
-              <w:t>3</w:t>
-            </w:r>
-          </w:p>
-        </w:tc>
-        <w:tc>
-          <w:tcPr>
-            <w:tcW w:type="dxa" w:w="1728"/>
-            <w:shd w:val="clear" w:color="auto" w:fill="FFFFFF"/>
-          </w:tcPr>
-          <w:p>
-            <w:r>
-              <w:rPr>
-                <w:sz w:val="18"/>
-              </w:rPr>
-              <w:t>0</w:t>
-            </w:r>
-          </w:p>
-        </w:tc>
-        <w:tc>
-          <w:tcPr>
-            <w:tcW w:type="dxa" w:w="1728"/>
-            <w:shd w:val="clear" w:color="auto" w:fill="FFFFFF"/>
-          </w:tcPr>
-          <w:p>
-            <w:r>
-              <w:rPr>
-                <w:sz w:val="18"/>
-              </w:rPr>
-              <w:t>30</w:t>
+            <w:tcW w:type="dxa" w:w="2160"/>
+            <w:shd w:val="clear" w:color="auto" w:fill="FFFFFF"/>
+          </w:tcPr>
+          <w:p>
+            <w:r>
+              <w:rPr>
+                <w:sz w:val="18"/>
+              </w:rPr>
+              <w:t>4</w:t>
+            </w:r>
+          </w:p>
+        </w:tc>
+        <w:tc>
+          <w:tcPr>
+            <w:tcW w:type="dxa" w:w="2160"/>
+            <w:shd w:val="clear" w:color="auto" w:fill="FFFFFF"/>
+          </w:tcPr>
+          <w:p>
+            <w:r>
+              <w:rPr>
+                <w:sz w:val="18"/>
+              </w:rPr>
+              <w:t>40</w:t>
             </w:r>
           </w:p>
         </w:tc>
@@ -962,21 +791,21 @@
       <w:tr>
         <w:tc>
           <w:tcPr>
-            <w:tcW w:type="dxa" w:w="1728"/>
-            <w:shd w:val="clear" w:color="auto" w:fill="F4F8F7"/>
-          </w:tcPr>
-          <w:p>
-            <w:r>
-              <w:rPr>
-                <w:sz w:val="18"/>
-              </w:rPr>
-              <w:t>BAYE CHEIKH NIANG (EQ10)</w:t>
-            </w:r>
-          </w:p>
-        </w:tc>
-        <w:tc>
-          <w:tcPr>
-            <w:tcW w:type="dxa" w:w="1728"/>
+            <w:tcW w:type="dxa" w:w="2160"/>
+            <w:shd w:val="clear" w:color="auto" w:fill="F4F8F7"/>
+          </w:tcPr>
+          <w:p>
+            <w:r>
+              <w:rPr>
+                <w:sz w:val="18"/>
+              </w:rPr>
+              <w:t>TALLA NGOM (EQ25)</w:t>
+            </w:r>
+          </w:p>
+        </w:tc>
+        <w:tc>
+          <w:tcPr>
+            <w:tcW w:type="dxa" w:w="2160"/>
             <w:shd w:val="clear" w:color="auto" w:fill="F4F8F7"/>
           </w:tcPr>
           <w:p>
@@ -990,43 +819,29 @@
         </w:tc>
         <w:tc>
           <w:tcPr>
-            <w:tcW w:type="dxa" w:w="1728"/>
-            <w:shd w:val="clear" w:color="auto" w:fill="F4F8F7"/>
-          </w:tcPr>
-          <w:p>
-            <w:r>
-              <w:rPr>
-                <w:sz w:val="18"/>
-              </w:rPr>
-              <w:t>3</w:t>
-            </w:r>
-          </w:p>
-        </w:tc>
-        <w:tc>
-          <w:tcPr>
-            <w:tcW w:type="dxa" w:w="1728"/>
-            <w:shd w:val="clear" w:color="auto" w:fill="F4F8F7"/>
-          </w:tcPr>
-          <w:p>
-            <w:r>
-              <w:rPr>
-                <w:sz w:val="18"/>
-              </w:rPr>
-              <w:t>0</w:t>
-            </w:r>
-          </w:p>
-        </w:tc>
-        <w:tc>
-          <w:tcPr>
-            <w:tcW w:type="dxa" w:w="1728"/>
-            <w:shd w:val="clear" w:color="auto" w:fill="F4F8F7"/>
-          </w:tcPr>
-          <w:p>
-            <w:r>
-              <w:rPr>
-                <w:sz w:val="18"/>
-              </w:rPr>
-              <w:t>30</w:t>
+            <w:tcW w:type="dxa" w:w="2160"/>
+            <w:shd w:val="clear" w:color="auto" w:fill="F4F8F7"/>
+          </w:tcPr>
+          <w:p>
+            <w:r>
+              <w:rPr>
+                <w:sz w:val="18"/>
+              </w:rPr>
+              <w:t>4</w:t>
+            </w:r>
+          </w:p>
+        </w:tc>
+        <w:tc>
+          <w:tcPr>
+            <w:tcW w:type="dxa" w:w="2160"/>
+            <w:shd w:val="clear" w:color="auto" w:fill="F4F8F7"/>
+          </w:tcPr>
+          <w:p>
+            <w:r>
+              <w:rPr>
+                <w:sz w:val="18"/>
+              </w:rPr>
+              <w:t>40</w:t>
             </w:r>
           </w:p>
         </w:tc>
@@ -1034,21 +849,21 @@
       <w:tr>
         <w:tc>
           <w:tcPr>
-            <w:tcW w:type="dxa" w:w="1728"/>
-            <w:shd w:val="clear" w:color="auto" w:fill="FFFFFF"/>
-          </w:tcPr>
-          <w:p>
-            <w:r>
-              <w:rPr>
-                <w:sz w:val="18"/>
-              </w:rPr>
-              <w:t>ALASSANE NDOYE DIALLO (EQ18)</w:t>
-            </w:r>
-          </w:p>
-        </w:tc>
-        <w:tc>
-          <w:tcPr>
-            <w:tcW w:type="dxa" w:w="1728"/>
+            <w:tcW w:type="dxa" w:w="2160"/>
+            <w:shd w:val="clear" w:color="auto" w:fill="FFFFFF"/>
+          </w:tcPr>
+          <w:p>
+            <w:r>
+              <w:rPr>
+                <w:sz w:val="18"/>
+              </w:rPr>
+              <w:t>AMADOU GUEYE (EQ26)</w:t>
+            </w:r>
+          </w:p>
+        </w:tc>
+        <w:tc>
+          <w:tcPr>
+            <w:tcW w:type="dxa" w:w="2160"/>
             <w:shd w:val="clear" w:color="auto" w:fill="FFFFFF"/>
           </w:tcPr>
           <w:p>
@@ -1062,43 +877,29 @@
         </w:tc>
         <w:tc>
           <w:tcPr>
-            <w:tcW w:type="dxa" w:w="1728"/>
-            <w:shd w:val="clear" w:color="auto" w:fill="FFFFFF"/>
-          </w:tcPr>
-          <w:p>
-            <w:r>
-              <w:rPr>
-                <w:sz w:val="18"/>
-              </w:rPr>
-              <w:t>3</w:t>
-            </w:r>
-          </w:p>
-        </w:tc>
-        <w:tc>
-          <w:tcPr>
-            <w:tcW w:type="dxa" w:w="1728"/>
-            <w:shd w:val="clear" w:color="auto" w:fill="FFFFFF"/>
-          </w:tcPr>
-          <w:p>
-            <w:r>
-              <w:rPr>
-                <w:sz w:val="18"/>
-              </w:rPr>
-              <w:t>0</w:t>
-            </w:r>
-          </w:p>
-        </w:tc>
-        <w:tc>
-          <w:tcPr>
-            <w:tcW w:type="dxa" w:w="1728"/>
-            <w:shd w:val="clear" w:color="auto" w:fill="FFFFFF"/>
-          </w:tcPr>
-          <w:p>
-            <w:r>
-              <w:rPr>
-                <w:sz w:val="18"/>
-              </w:rPr>
-              <w:t>30</w:t>
+            <w:tcW w:type="dxa" w:w="2160"/>
+            <w:shd w:val="clear" w:color="auto" w:fill="FFFFFF"/>
+          </w:tcPr>
+          <w:p>
+            <w:r>
+              <w:rPr>
+                <w:sz w:val="18"/>
+              </w:rPr>
+              <w:t>4</w:t>
+            </w:r>
+          </w:p>
+        </w:tc>
+        <w:tc>
+          <w:tcPr>
+            <w:tcW w:type="dxa" w:w="2160"/>
+            <w:shd w:val="clear" w:color="auto" w:fill="FFFFFF"/>
+          </w:tcPr>
+          <w:p>
+            <w:r>
+              <w:rPr>
+                <w:sz w:val="18"/>
+              </w:rPr>
+              <w:t>40</w:t>
             </w:r>
           </w:p>
         </w:tc>
@@ -1106,21 +907,21 @@
       <w:tr>
         <w:tc>
           <w:tcPr>
-            <w:tcW w:type="dxa" w:w="1728"/>
-            <w:shd w:val="clear" w:color="auto" w:fill="F4F8F7"/>
-          </w:tcPr>
-          <w:p>
-            <w:r>
-              <w:rPr>
-                <w:sz w:val="18"/>
-              </w:rPr>
-              <w:t>BAYE ASSE DIOP (EQ17)</w:t>
-            </w:r>
-          </w:p>
-        </w:tc>
-        <w:tc>
-          <w:tcPr>
-            <w:tcW w:type="dxa" w:w="1728"/>
+            <w:tcW w:type="dxa" w:w="2160"/>
+            <w:shd w:val="clear" w:color="auto" w:fill="F4F8F7"/>
+          </w:tcPr>
+          <w:p>
+            <w:r>
+              <w:rPr>
+                <w:sz w:val="18"/>
+              </w:rPr>
+              <w:t>SENABOU BADJI (EQ32)</w:t>
+            </w:r>
+          </w:p>
+        </w:tc>
+        <w:tc>
+          <w:tcPr>
+            <w:tcW w:type="dxa" w:w="2160"/>
             <w:shd w:val="clear" w:color="auto" w:fill="F4F8F7"/>
           </w:tcPr>
           <w:p>
@@ -1134,43 +935,29 @@
         </w:tc>
         <w:tc>
           <w:tcPr>
-            <w:tcW w:type="dxa" w:w="1728"/>
-            <w:shd w:val="clear" w:color="auto" w:fill="F4F8F7"/>
-          </w:tcPr>
-          <w:p>
-            <w:r>
-              <w:rPr>
-                <w:sz w:val="18"/>
-              </w:rPr>
-              <w:t>3</w:t>
-            </w:r>
-          </w:p>
-        </w:tc>
-        <w:tc>
-          <w:tcPr>
-            <w:tcW w:type="dxa" w:w="1728"/>
-            <w:shd w:val="clear" w:color="auto" w:fill="F4F8F7"/>
-          </w:tcPr>
-          <w:p>
-            <w:r>
-              <w:rPr>
-                <w:sz w:val="18"/>
-              </w:rPr>
-              <w:t>0</w:t>
-            </w:r>
-          </w:p>
-        </w:tc>
-        <w:tc>
-          <w:tcPr>
-            <w:tcW w:type="dxa" w:w="1728"/>
-            <w:shd w:val="clear" w:color="auto" w:fill="F4F8F7"/>
-          </w:tcPr>
-          <w:p>
-            <w:r>
-              <w:rPr>
-                <w:sz w:val="18"/>
-              </w:rPr>
-              <w:t>30</w:t>
+            <w:tcW w:type="dxa" w:w="2160"/>
+            <w:shd w:val="clear" w:color="auto" w:fill="F4F8F7"/>
+          </w:tcPr>
+          <w:p>
+            <w:r>
+              <w:rPr>
+                <w:sz w:val="18"/>
+              </w:rPr>
+              <w:t>4</w:t>
+            </w:r>
+          </w:p>
+        </w:tc>
+        <w:tc>
+          <w:tcPr>
+            <w:tcW w:type="dxa" w:w="2160"/>
+            <w:shd w:val="clear" w:color="auto" w:fill="F4F8F7"/>
+          </w:tcPr>
+          <w:p>
+            <w:r>
+              <w:rPr>
+                <w:sz w:val="18"/>
+              </w:rPr>
+              <w:t>40</w:t>
             </w:r>
           </w:p>
         </w:tc>
@@ -1178,21 +965,21 @@
       <w:tr>
         <w:tc>
           <w:tcPr>
-            <w:tcW w:type="dxa" w:w="1728"/>
-            <w:shd w:val="clear" w:color="auto" w:fill="FFFFFF"/>
-          </w:tcPr>
-          <w:p>
-            <w:r>
-              <w:rPr>
-                <w:sz w:val="18"/>
-              </w:rPr>
-              <w:t>ALASSANE HENRY DIEDHIOU (EQ16)</w:t>
-            </w:r>
-          </w:p>
-        </w:tc>
-        <w:tc>
-          <w:tcPr>
-            <w:tcW w:type="dxa" w:w="1728"/>
+            <w:tcW w:type="dxa" w:w="2160"/>
+            <w:shd w:val="clear" w:color="auto" w:fill="FFFFFF"/>
+          </w:tcPr>
+          <w:p>
+            <w:r>
+              <w:rPr>
+                <w:sz w:val="18"/>
+              </w:rPr>
+              <w:t>ABIBOU NDIAYE (EQ30)</w:t>
+            </w:r>
+          </w:p>
+        </w:tc>
+        <w:tc>
+          <w:tcPr>
+            <w:tcW w:type="dxa" w:w="2160"/>
             <w:shd w:val="clear" w:color="auto" w:fill="FFFFFF"/>
           </w:tcPr>
           <w:p>
@@ -1206,43 +993,29 @@
         </w:tc>
         <w:tc>
           <w:tcPr>
-            <w:tcW w:type="dxa" w:w="1728"/>
-            <w:shd w:val="clear" w:color="auto" w:fill="FFFFFF"/>
-          </w:tcPr>
-          <w:p>
-            <w:r>
-              <w:rPr>
-                <w:sz w:val="18"/>
-              </w:rPr>
-              <w:t>3</w:t>
-            </w:r>
-          </w:p>
-        </w:tc>
-        <w:tc>
-          <w:tcPr>
-            <w:tcW w:type="dxa" w:w="1728"/>
-            <w:shd w:val="clear" w:color="auto" w:fill="FFFFFF"/>
-          </w:tcPr>
-          <w:p>
-            <w:r>
-              <w:rPr>
-                <w:sz w:val="18"/>
-              </w:rPr>
-              <w:t>0</w:t>
-            </w:r>
-          </w:p>
-        </w:tc>
-        <w:tc>
-          <w:tcPr>
-            <w:tcW w:type="dxa" w:w="1728"/>
-            <w:shd w:val="clear" w:color="auto" w:fill="FFFFFF"/>
-          </w:tcPr>
-          <w:p>
-            <w:r>
-              <w:rPr>
-                <w:sz w:val="18"/>
-              </w:rPr>
-              <w:t>30</w:t>
+            <w:tcW w:type="dxa" w:w="2160"/>
+            <w:shd w:val="clear" w:color="auto" w:fill="FFFFFF"/>
+          </w:tcPr>
+          <w:p>
+            <w:r>
+              <w:rPr>
+                <w:sz w:val="18"/>
+              </w:rPr>
+              <w:t>4</w:t>
+            </w:r>
+          </w:p>
+        </w:tc>
+        <w:tc>
+          <w:tcPr>
+            <w:tcW w:type="dxa" w:w="2160"/>
+            <w:shd w:val="clear" w:color="auto" w:fill="FFFFFF"/>
+          </w:tcPr>
+          <w:p>
+            <w:r>
+              <w:rPr>
+                <w:sz w:val="18"/>
+              </w:rPr>
+              <w:t>40</w:t>
             </w:r>
           </w:p>
         </w:tc>
@@ -1250,21 +1023,21 @@
       <w:tr>
         <w:tc>
           <w:tcPr>
-            <w:tcW w:type="dxa" w:w="1728"/>
-            <w:shd w:val="clear" w:color="auto" w:fill="F4F8F7"/>
-          </w:tcPr>
-          <w:p>
-            <w:r>
-              <w:rPr>
-                <w:sz w:val="18"/>
-              </w:rPr>
-              <w:t>DOUDOU SANE (EQ19)</w:t>
-            </w:r>
-          </w:p>
-        </w:tc>
-        <w:tc>
-          <w:tcPr>
-            <w:tcW w:type="dxa" w:w="1728"/>
+            <w:tcW w:type="dxa" w:w="2160"/>
+            <w:shd w:val="clear" w:color="auto" w:fill="F4F8F7"/>
+          </w:tcPr>
+          <w:p>
+            <w:r>
+              <w:rPr>
+                <w:sz w:val="18"/>
+              </w:rPr>
+              <w:t>AWA DIALLO (EQ3)</w:t>
+            </w:r>
+          </w:p>
+        </w:tc>
+        <w:tc>
+          <w:tcPr>
+            <w:tcW w:type="dxa" w:w="2160"/>
             <w:shd w:val="clear" w:color="auto" w:fill="F4F8F7"/>
           </w:tcPr>
           <w:p>
@@ -1278,43 +1051,29 @@
         </w:tc>
         <w:tc>
           <w:tcPr>
-            <w:tcW w:type="dxa" w:w="1728"/>
-            <w:shd w:val="clear" w:color="auto" w:fill="F4F8F7"/>
-          </w:tcPr>
-          <w:p>
-            <w:r>
-              <w:rPr>
-                <w:sz w:val="18"/>
-              </w:rPr>
-              <w:t>3</w:t>
-            </w:r>
-          </w:p>
-        </w:tc>
-        <w:tc>
-          <w:tcPr>
-            <w:tcW w:type="dxa" w:w="1728"/>
-            <w:shd w:val="clear" w:color="auto" w:fill="F4F8F7"/>
-          </w:tcPr>
-          <w:p>
-            <w:r>
-              <w:rPr>
-                <w:sz w:val="18"/>
-              </w:rPr>
-              <w:t>0</w:t>
-            </w:r>
-          </w:p>
-        </w:tc>
-        <w:tc>
-          <w:tcPr>
-            <w:tcW w:type="dxa" w:w="1728"/>
-            <w:shd w:val="clear" w:color="auto" w:fill="F4F8F7"/>
-          </w:tcPr>
-          <w:p>
-            <w:r>
-              <w:rPr>
-                <w:sz w:val="18"/>
-              </w:rPr>
-              <w:t>30</w:t>
+            <w:tcW w:type="dxa" w:w="2160"/>
+            <w:shd w:val="clear" w:color="auto" w:fill="F4F8F7"/>
+          </w:tcPr>
+          <w:p>
+            <w:r>
+              <w:rPr>
+                <w:sz w:val="18"/>
+              </w:rPr>
+              <w:t>4</w:t>
+            </w:r>
+          </w:p>
+        </w:tc>
+        <w:tc>
+          <w:tcPr>
+            <w:tcW w:type="dxa" w:w="2160"/>
+            <w:shd w:val="clear" w:color="auto" w:fill="F4F8F7"/>
+          </w:tcPr>
+          <w:p>
+            <w:r>
+              <w:rPr>
+                <w:sz w:val="18"/>
+              </w:rPr>
+              <w:t>40</w:t>
             </w:r>
           </w:p>
         </w:tc>
@@ -1322,21 +1081,21 @@
       <w:tr>
         <w:tc>
           <w:tcPr>
-            <w:tcW w:type="dxa" w:w="1728"/>
-            <w:shd w:val="clear" w:color="auto" w:fill="FFFFFF"/>
-          </w:tcPr>
-          <w:p>
-            <w:r>
-              <w:rPr>
-                <w:sz w:val="18"/>
-              </w:rPr>
-              <w:t>OUSSEYNOU BOYE (EQ12)</w:t>
-            </w:r>
-          </w:p>
-        </w:tc>
-        <w:tc>
-          <w:tcPr>
-            <w:tcW w:type="dxa" w:w="1728"/>
+            <w:tcW w:type="dxa" w:w="2160"/>
+            <w:shd w:val="clear" w:color="auto" w:fill="FFFFFF"/>
+          </w:tcPr>
+          <w:p>
+            <w:r>
+              <w:rPr>
+                <w:sz w:val="18"/>
+              </w:rPr>
+              <w:t>MODOU DIONE (EQ29)</w:t>
+            </w:r>
+          </w:p>
+        </w:tc>
+        <w:tc>
+          <w:tcPr>
+            <w:tcW w:type="dxa" w:w="2160"/>
             <w:shd w:val="clear" w:color="auto" w:fill="FFFFFF"/>
           </w:tcPr>
           <w:p>
@@ -1350,43 +1109,29 @@
         </w:tc>
         <w:tc>
           <w:tcPr>
-            <w:tcW w:type="dxa" w:w="1728"/>
-            <w:shd w:val="clear" w:color="auto" w:fill="FFFFFF"/>
-          </w:tcPr>
-          <w:p>
-            <w:r>
-              <w:rPr>
-                <w:sz w:val="18"/>
-              </w:rPr>
-              <w:t>3</w:t>
-            </w:r>
-          </w:p>
-        </w:tc>
-        <w:tc>
-          <w:tcPr>
-            <w:tcW w:type="dxa" w:w="1728"/>
-            <w:shd w:val="clear" w:color="auto" w:fill="FFFFFF"/>
-          </w:tcPr>
-          <w:p>
-            <w:r>
-              <w:rPr>
-                <w:sz w:val="18"/>
-              </w:rPr>
-              <w:t>0</w:t>
-            </w:r>
-          </w:p>
-        </w:tc>
-        <w:tc>
-          <w:tcPr>
-            <w:tcW w:type="dxa" w:w="1728"/>
-            <w:shd w:val="clear" w:color="auto" w:fill="FFFFFF"/>
-          </w:tcPr>
-          <w:p>
-            <w:r>
-              <w:rPr>
-                <w:sz w:val="18"/>
-              </w:rPr>
-              <w:t>30</w:t>
+            <w:tcW w:type="dxa" w:w="2160"/>
+            <w:shd w:val="clear" w:color="auto" w:fill="FFFFFF"/>
+          </w:tcPr>
+          <w:p>
+            <w:r>
+              <w:rPr>
+                <w:sz w:val="18"/>
+              </w:rPr>
+              <w:t>4</w:t>
+            </w:r>
+          </w:p>
+        </w:tc>
+        <w:tc>
+          <w:tcPr>
+            <w:tcW w:type="dxa" w:w="2160"/>
+            <w:shd w:val="clear" w:color="auto" w:fill="FFFFFF"/>
+          </w:tcPr>
+          <w:p>
+            <w:r>
+              <w:rPr>
+                <w:sz w:val="18"/>
+              </w:rPr>
+              <w:t>40</w:t>
             </w:r>
           </w:p>
         </w:tc>
@@ -1394,21 +1139,21 @@
       <w:tr>
         <w:tc>
           <w:tcPr>
-            <w:tcW w:type="dxa" w:w="1728"/>
-            <w:shd w:val="clear" w:color="auto" w:fill="F4F8F7"/>
-          </w:tcPr>
-          <w:p>
-            <w:r>
-              <w:rPr>
-                <w:sz w:val="18"/>
-              </w:rPr>
-              <w:t>AMINATA DJIBY NDIAYE (EQ13)</w:t>
-            </w:r>
-          </w:p>
-        </w:tc>
-        <w:tc>
-          <w:tcPr>
-            <w:tcW w:type="dxa" w:w="1728"/>
+            <w:tcW w:type="dxa" w:w="2160"/>
+            <w:shd w:val="clear" w:color="auto" w:fill="F4F8F7"/>
+          </w:tcPr>
+          <w:p>
+            <w:r>
+              <w:rPr>
+                <w:sz w:val="18"/>
+              </w:rPr>
+              <w:t>OUSMANE MBENGUE (EQ28)</w:t>
+            </w:r>
+          </w:p>
+        </w:tc>
+        <w:tc>
+          <w:tcPr>
+            <w:tcW w:type="dxa" w:w="2160"/>
             <w:shd w:val="clear" w:color="auto" w:fill="F4F8F7"/>
           </w:tcPr>
           <w:p>
@@ -1422,43 +1167,29 @@
         </w:tc>
         <w:tc>
           <w:tcPr>
-            <w:tcW w:type="dxa" w:w="1728"/>
-            <w:shd w:val="clear" w:color="auto" w:fill="F4F8F7"/>
-          </w:tcPr>
-          <w:p>
-            <w:r>
-              <w:rPr>
-                <w:sz w:val="18"/>
-              </w:rPr>
-              <w:t>3</w:t>
-            </w:r>
-          </w:p>
-        </w:tc>
-        <w:tc>
-          <w:tcPr>
-            <w:tcW w:type="dxa" w:w="1728"/>
-            <w:shd w:val="clear" w:color="auto" w:fill="F4F8F7"/>
-          </w:tcPr>
-          <w:p>
-            <w:r>
-              <w:rPr>
-                <w:sz w:val="18"/>
-              </w:rPr>
-              <w:t>0</w:t>
-            </w:r>
-          </w:p>
-        </w:tc>
-        <w:tc>
-          <w:tcPr>
-            <w:tcW w:type="dxa" w:w="1728"/>
-            <w:shd w:val="clear" w:color="auto" w:fill="F4F8F7"/>
-          </w:tcPr>
-          <w:p>
-            <w:r>
-              <w:rPr>
-                <w:sz w:val="18"/>
-              </w:rPr>
-              <w:t>30</w:t>
+            <w:tcW w:type="dxa" w:w="2160"/>
+            <w:shd w:val="clear" w:color="auto" w:fill="F4F8F7"/>
+          </w:tcPr>
+          <w:p>
+            <w:r>
+              <w:rPr>
+                <w:sz w:val="18"/>
+              </w:rPr>
+              <w:t>4</w:t>
+            </w:r>
+          </w:p>
+        </w:tc>
+        <w:tc>
+          <w:tcPr>
+            <w:tcW w:type="dxa" w:w="2160"/>
+            <w:shd w:val="clear" w:color="auto" w:fill="F4F8F7"/>
+          </w:tcPr>
+          <w:p>
+            <w:r>
+              <w:rPr>
+                <w:sz w:val="18"/>
+              </w:rPr>
+              <w:t>40</w:t>
             </w:r>
           </w:p>
         </w:tc>
@@ -1466,21 +1197,21 @@
       <w:tr>
         <w:tc>
           <w:tcPr>
-            <w:tcW w:type="dxa" w:w="1728"/>
-            <w:shd w:val="clear" w:color="auto" w:fill="FFFFFF"/>
-          </w:tcPr>
-          <w:p>
-            <w:r>
-              <w:rPr>
-                <w:sz w:val="18"/>
-              </w:rPr>
-              <w:t>OUMAR WELE (EQ14)</w:t>
-            </w:r>
-          </w:p>
-        </w:tc>
-        <w:tc>
-          <w:tcPr>
-            <w:tcW w:type="dxa" w:w="1728"/>
+            <w:tcW w:type="dxa" w:w="2160"/>
+            <w:shd w:val="clear" w:color="auto" w:fill="FFFFFF"/>
+          </w:tcPr>
+          <w:p>
+            <w:r>
+              <w:rPr>
+                <w:sz w:val="18"/>
+              </w:rPr>
+              <w:t>ELHADJI DJIBRIL DIOUF (EQ27)</w:t>
+            </w:r>
+          </w:p>
+        </w:tc>
+        <w:tc>
+          <w:tcPr>
+            <w:tcW w:type="dxa" w:w="2160"/>
             <w:shd w:val="clear" w:color="auto" w:fill="FFFFFF"/>
           </w:tcPr>
           <w:p>
@@ -1494,43 +1225,29 @@
         </w:tc>
         <w:tc>
           <w:tcPr>
-            <w:tcW w:type="dxa" w:w="1728"/>
-            <w:shd w:val="clear" w:color="auto" w:fill="FFFFFF"/>
-          </w:tcPr>
-          <w:p>
-            <w:r>
-              <w:rPr>
-                <w:sz w:val="18"/>
-              </w:rPr>
-              <w:t>3</w:t>
-            </w:r>
-          </w:p>
-        </w:tc>
-        <w:tc>
-          <w:tcPr>
-            <w:tcW w:type="dxa" w:w="1728"/>
-            <w:shd w:val="clear" w:color="auto" w:fill="FFFFFF"/>
-          </w:tcPr>
-          <w:p>
-            <w:r>
-              <w:rPr>
-                <w:sz w:val="18"/>
-              </w:rPr>
-              <w:t>0</w:t>
-            </w:r>
-          </w:p>
-        </w:tc>
-        <w:tc>
-          <w:tcPr>
-            <w:tcW w:type="dxa" w:w="1728"/>
-            <w:shd w:val="clear" w:color="auto" w:fill="FFFFFF"/>
-          </w:tcPr>
-          <w:p>
-            <w:r>
-              <w:rPr>
-                <w:sz w:val="18"/>
-              </w:rPr>
-              <w:t>30</w:t>
+            <w:tcW w:type="dxa" w:w="2160"/>
+            <w:shd w:val="clear" w:color="auto" w:fill="FFFFFF"/>
+          </w:tcPr>
+          <w:p>
+            <w:r>
+              <w:rPr>
+                <w:sz w:val="18"/>
+              </w:rPr>
+              <w:t>4</w:t>
+            </w:r>
+          </w:p>
+        </w:tc>
+        <w:tc>
+          <w:tcPr>
+            <w:tcW w:type="dxa" w:w="2160"/>
+            <w:shd w:val="clear" w:color="auto" w:fill="FFFFFF"/>
+          </w:tcPr>
+          <w:p>
+            <w:r>
+              <w:rPr>
+                <w:sz w:val="18"/>
+              </w:rPr>
+              <w:t>40</w:t>
             </w:r>
           </w:p>
         </w:tc>
@@ -1538,21 +1255,21 @@
       <w:tr>
         <w:tc>
           <w:tcPr>
-            <w:tcW w:type="dxa" w:w="1728"/>
-            <w:shd w:val="clear" w:color="auto" w:fill="F4F8F7"/>
-          </w:tcPr>
-          <w:p>
-            <w:r>
-              <w:rPr>
-                <w:sz w:val="18"/>
-              </w:rPr>
-              <w:t>DAME NIANG (EQ23)</w:t>
-            </w:r>
-          </w:p>
-        </w:tc>
-        <w:tc>
-          <w:tcPr>
-            <w:tcW w:type="dxa" w:w="1728"/>
+            <w:tcW w:type="dxa" w:w="2160"/>
+            <w:shd w:val="clear" w:color="auto" w:fill="F4F8F7"/>
+          </w:tcPr>
+          <w:p>
+            <w:r>
+              <w:rPr>
+                <w:sz w:val="18"/>
+              </w:rPr>
+              <w:t>DJIBRIL BA (EQ6)</w:t>
+            </w:r>
+          </w:p>
+        </w:tc>
+        <w:tc>
+          <w:tcPr>
+            <w:tcW w:type="dxa" w:w="2160"/>
             <w:shd w:val="clear" w:color="auto" w:fill="F4F8F7"/>
           </w:tcPr>
           <w:p>
@@ -1566,43 +1283,29 @@
         </w:tc>
         <w:tc>
           <w:tcPr>
-            <w:tcW w:type="dxa" w:w="1728"/>
-            <w:shd w:val="clear" w:color="auto" w:fill="F4F8F7"/>
-          </w:tcPr>
-          <w:p>
-            <w:r>
-              <w:rPr>
-                <w:sz w:val="18"/>
-              </w:rPr>
-              <w:t>3</w:t>
-            </w:r>
-          </w:p>
-        </w:tc>
-        <w:tc>
-          <w:tcPr>
-            <w:tcW w:type="dxa" w:w="1728"/>
-            <w:shd w:val="clear" w:color="auto" w:fill="F4F8F7"/>
-          </w:tcPr>
-          <w:p>
-            <w:r>
-              <w:rPr>
-                <w:sz w:val="18"/>
-              </w:rPr>
-              <w:t>0</w:t>
-            </w:r>
-          </w:p>
-        </w:tc>
-        <w:tc>
-          <w:tcPr>
-            <w:tcW w:type="dxa" w:w="1728"/>
-            <w:shd w:val="clear" w:color="auto" w:fill="F4F8F7"/>
-          </w:tcPr>
-          <w:p>
-            <w:r>
-              <w:rPr>
-                <w:sz w:val="18"/>
-              </w:rPr>
-              <w:t>30</w:t>
+            <w:tcW w:type="dxa" w:w="2160"/>
+            <w:shd w:val="clear" w:color="auto" w:fill="F4F8F7"/>
+          </w:tcPr>
+          <w:p>
+            <w:r>
+              <w:rPr>
+                <w:sz w:val="18"/>
+              </w:rPr>
+              <w:t>4</w:t>
+            </w:r>
+          </w:p>
+        </w:tc>
+        <w:tc>
+          <w:tcPr>
+            <w:tcW w:type="dxa" w:w="2160"/>
+            <w:shd w:val="clear" w:color="auto" w:fill="F4F8F7"/>
+          </w:tcPr>
+          <w:p>
+            <w:r>
+              <w:rPr>
+                <w:sz w:val="18"/>
+              </w:rPr>
+              <w:t>40</w:t>
             </w:r>
           </w:p>
         </w:tc>
@@ -1610,21 +1313,21 @@
       <w:tr>
         <w:tc>
           <w:tcPr>
-            <w:tcW w:type="dxa" w:w="1728"/>
-            <w:shd w:val="clear" w:color="auto" w:fill="FFFFFF"/>
-          </w:tcPr>
-          <w:p>
-            <w:r>
-              <w:rPr>
-                <w:sz w:val="18"/>
-              </w:rPr>
-              <w:t>MANSOUR NDAO (EQ20)</w:t>
-            </w:r>
-          </w:p>
-        </w:tc>
-        <w:tc>
-          <w:tcPr>
-            <w:tcW w:type="dxa" w:w="1728"/>
+            <w:tcW w:type="dxa" w:w="2160"/>
+            <w:shd w:val="clear" w:color="auto" w:fill="FFFFFF"/>
+          </w:tcPr>
+          <w:p>
+            <w:r>
+              <w:rPr>
+                <w:sz w:val="18"/>
+              </w:rPr>
+              <w:t>SARA NIANG (EQ7)</w:t>
+            </w:r>
+          </w:p>
+        </w:tc>
+        <w:tc>
+          <w:tcPr>
+            <w:tcW w:type="dxa" w:w="2160"/>
             <w:shd w:val="clear" w:color="auto" w:fill="FFFFFF"/>
           </w:tcPr>
           <w:p>
@@ -1638,43 +1341,29 @@
         </w:tc>
         <w:tc>
           <w:tcPr>
-            <w:tcW w:type="dxa" w:w="1728"/>
-            <w:shd w:val="clear" w:color="auto" w:fill="FFFFFF"/>
-          </w:tcPr>
-          <w:p>
-            <w:r>
-              <w:rPr>
-                <w:sz w:val="18"/>
-              </w:rPr>
-              <w:t>3</w:t>
-            </w:r>
-          </w:p>
-        </w:tc>
-        <w:tc>
-          <w:tcPr>
-            <w:tcW w:type="dxa" w:w="1728"/>
-            <w:shd w:val="clear" w:color="auto" w:fill="FFFFFF"/>
-          </w:tcPr>
-          <w:p>
-            <w:r>
-              <w:rPr>
-                <w:sz w:val="18"/>
-              </w:rPr>
-              <w:t>0</w:t>
-            </w:r>
-          </w:p>
-        </w:tc>
-        <w:tc>
-          <w:tcPr>
-            <w:tcW w:type="dxa" w:w="1728"/>
-            <w:shd w:val="clear" w:color="auto" w:fill="FFFFFF"/>
-          </w:tcPr>
-          <w:p>
-            <w:r>
-              <w:rPr>
-                <w:sz w:val="18"/>
-              </w:rPr>
-              <w:t>30</w:t>
+            <w:tcW w:type="dxa" w:w="2160"/>
+            <w:shd w:val="clear" w:color="auto" w:fill="FFFFFF"/>
+          </w:tcPr>
+          <w:p>
+            <w:r>
+              <w:rPr>
+                <w:sz w:val="18"/>
+              </w:rPr>
+              <w:t>4</w:t>
+            </w:r>
+          </w:p>
+        </w:tc>
+        <w:tc>
+          <w:tcPr>
+            <w:tcW w:type="dxa" w:w="2160"/>
+            <w:shd w:val="clear" w:color="auto" w:fill="FFFFFF"/>
+          </w:tcPr>
+          <w:p>
+            <w:r>
+              <w:rPr>
+                <w:sz w:val="18"/>
+              </w:rPr>
+              <w:t>40</w:t>
             </w:r>
           </w:p>
         </w:tc>
@@ -1682,21 +1371,21 @@
       <w:tr>
         <w:tc>
           <w:tcPr>
-            <w:tcW w:type="dxa" w:w="1728"/>
-            <w:shd w:val="clear" w:color="auto" w:fill="F4F8F7"/>
-          </w:tcPr>
-          <w:p>
-            <w:r>
-              <w:rPr>
-                <w:sz w:val="18"/>
-              </w:rPr>
-              <w:t>AL HASSANE DIOUF (EQ21)</w:t>
-            </w:r>
-          </w:p>
-        </w:tc>
-        <w:tc>
-          <w:tcPr>
-            <w:tcW w:type="dxa" w:w="1728"/>
+            <w:tcW w:type="dxa" w:w="2160"/>
+            <w:shd w:val="clear" w:color="auto" w:fill="F4F8F7"/>
+          </w:tcPr>
+          <w:p>
+            <w:r>
+              <w:rPr>
+                <w:sz w:val="18"/>
+              </w:rPr>
+              <w:t>MATAR GUEYE (EQ4)</w:t>
+            </w:r>
+          </w:p>
+        </w:tc>
+        <w:tc>
+          <w:tcPr>
+            <w:tcW w:type="dxa" w:w="2160"/>
             <w:shd w:val="clear" w:color="auto" w:fill="F4F8F7"/>
           </w:tcPr>
           <w:p>
@@ -1710,43 +1399,29 @@
         </w:tc>
         <w:tc>
           <w:tcPr>
-            <w:tcW w:type="dxa" w:w="1728"/>
-            <w:shd w:val="clear" w:color="auto" w:fill="F4F8F7"/>
-          </w:tcPr>
-          <w:p>
-            <w:r>
-              <w:rPr>
-                <w:sz w:val="18"/>
-              </w:rPr>
-              <w:t>3</w:t>
-            </w:r>
-          </w:p>
-        </w:tc>
-        <w:tc>
-          <w:tcPr>
-            <w:tcW w:type="dxa" w:w="1728"/>
-            <w:shd w:val="clear" w:color="auto" w:fill="F4F8F7"/>
-          </w:tcPr>
-          <w:p>
-            <w:r>
-              <w:rPr>
-                <w:sz w:val="18"/>
-              </w:rPr>
-              <w:t>0</w:t>
-            </w:r>
-          </w:p>
-        </w:tc>
-        <w:tc>
-          <w:tcPr>
-            <w:tcW w:type="dxa" w:w="1728"/>
-            <w:shd w:val="clear" w:color="auto" w:fill="F4F8F7"/>
-          </w:tcPr>
-          <w:p>
-            <w:r>
-              <w:rPr>
-                <w:sz w:val="18"/>
-              </w:rPr>
-              <w:t>30</w:t>
+            <w:tcW w:type="dxa" w:w="2160"/>
+            <w:shd w:val="clear" w:color="auto" w:fill="F4F8F7"/>
+          </w:tcPr>
+          <w:p>
+            <w:r>
+              <w:rPr>
+                <w:sz w:val="18"/>
+              </w:rPr>
+              <w:t>4</w:t>
+            </w:r>
+          </w:p>
+        </w:tc>
+        <w:tc>
+          <w:tcPr>
+            <w:tcW w:type="dxa" w:w="2160"/>
+            <w:shd w:val="clear" w:color="auto" w:fill="F4F8F7"/>
+          </w:tcPr>
+          <w:p>
+            <w:r>
+              <w:rPr>
+                <w:sz w:val="18"/>
+              </w:rPr>
+              <w:t>40</w:t>
             </w:r>
           </w:p>
         </w:tc>
@@ -1754,21 +1429,21 @@
       <w:tr>
         <w:tc>
           <w:tcPr>
-            <w:tcW w:type="dxa" w:w="1728"/>
-            <w:shd w:val="clear" w:color="auto" w:fill="FFFFFF"/>
-          </w:tcPr>
-          <w:p>
-            <w:r>
-              <w:rPr>
-                <w:sz w:val="18"/>
-              </w:rPr>
-              <w:t>SOUDOU FAYE (EQ22)</w:t>
-            </w:r>
-          </w:p>
-        </w:tc>
-        <w:tc>
-          <w:tcPr>
-            <w:tcW w:type="dxa" w:w="1728"/>
+            <w:tcW w:type="dxa" w:w="2160"/>
+            <w:shd w:val="clear" w:color="auto" w:fill="FFFFFF"/>
+          </w:tcPr>
+          <w:p>
+            <w:r>
+              <w:rPr>
+                <w:sz w:val="18"/>
+              </w:rPr>
+              <w:t>DIARIETOU DJIBA (EQ5)</w:t>
+            </w:r>
+          </w:p>
+        </w:tc>
+        <w:tc>
+          <w:tcPr>
+            <w:tcW w:type="dxa" w:w="2160"/>
             <w:shd w:val="clear" w:color="auto" w:fill="FFFFFF"/>
           </w:tcPr>
           <w:p>
@@ -1782,43 +1457,29 @@
         </w:tc>
         <w:tc>
           <w:tcPr>
-            <w:tcW w:type="dxa" w:w="1728"/>
-            <w:shd w:val="clear" w:color="auto" w:fill="FFFFFF"/>
-          </w:tcPr>
-          <w:p>
-            <w:r>
-              <w:rPr>
-                <w:sz w:val="18"/>
-              </w:rPr>
-              <w:t>3</w:t>
-            </w:r>
-          </w:p>
-        </w:tc>
-        <w:tc>
-          <w:tcPr>
-            <w:tcW w:type="dxa" w:w="1728"/>
-            <w:shd w:val="clear" w:color="auto" w:fill="FFFFFF"/>
-          </w:tcPr>
-          <w:p>
-            <w:r>
-              <w:rPr>
-                <w:sz w:val="18"/>
-              </w:rPr>
-              <w:t>0</w:t>
-            </w:r>
-          </w:p>
-        </w:tc>
-        <w:tc>
-          <w:tcPr>
-            <w:tcW w:type="dxa" w:w="1728"/>
-            <w:shd w:val="clear" w:color="auto" w:fill="FFFFFF"/>
-          </w:tcPr>
-          <w:p>
-            <w:r>
-              <w:rPr>
-                <w:sz w:val="18"/>
-              </w:rPr>
-              <w:t>30</w:t>
+            <w:tcW w:type="dxa" w:w="2160"/>
+            <w:shd w:val="clear" w:color="auto" w:fill="FFFFFF"/>
+          </w:tcPr>
+          <w:p>
+            <w:r>
+              <w:rPr>
+                <w:sz w:val="18"/>
+              </w:rPr>
+              <w:t>4</w:t>
+            </w:r>
+          </w:p>
+        </w:tc>
+        <w:tc>
+          <w:tcPr>
+            <w:tcW w:type="dxa" w:w="2160"/>
+            <w:shd w:val="clear" w:color="auto" w:fill="FFFFFF"/>
+          </w:tcPr>
+          <w:p>
+            <w:r>
+              <w:rPr>
+                <w:sz w:val="18"/>
+              </w:rPr>
+              <w:t>40</w:t>
             </w:r>
           </w:p>
         </w:tc>
@@ -1826,71 +1487,57 @@
       <w:tr>
         <w:tc>
           <w:tcPr>
-            <w:tcW w:type="dxa" w:w="1728"/>
-            <w:shd w:val="clear" w:color="auto" w:fill="F4F8F7"/>
-          </w:tcPr>
-          <w:p>
-            <w:r>
-              <w:rPr>
-                <w:sz w:val="18"/>
-              </w:rPr>
-              <w:t>ABIBOU NDIAYE (EQ30)</w:t>
-            </w:r>
-          </w:p>
-        </w:tc>
-        <w:tc>
-          <w:tcPr>
-            <w:tcW w:type="dxa" w:w="1728"/>
-            <w:shd w:val="clear" w:color="auto" w:fill="F4F8F7"/>
-          </w:tcPr>
-          <w:p>
-            <w:r>
-              <w:rPr>
-                <w:sz w:val="18"/>
-              </w:rPr>
-              <w:t>10</w:t>
-            </w:r>
-          </w:p>
-        </w:tc>
-        <w:tc>
-          <w:tcPr>
-            <w:tcW w:type="dxa" w:w="1728"/>
-            <w:shd w:val="clear" w:color="auto" w:fill="F4F8F7"/>
-          </w:tcPr>
-          <w:p>
-            <w:r>
-              <w:rPr>
-                <w:sz w:val="18"/>
-              </w:rPr>
-              <w:t>3</w:t>
-            </w:r>
-          </w:p>
-        </w:tc>
-        <w:tc>
-          <w:tcPr>
-            <w:tcW w:type="dxa" w:w="1728"/>
-            <w:shd w:val="clear" w:color="auto" w:fill="F4F8F7"/>
-          </w:tcPr>
-          <w:p>
-            <w:r>
-              <w:rPr>
-                <w:sz w:val="18"/>
-              </w:rPr>
-              <w:t>0</w:t>
-            </w:r>
-          </w:p>
-        </w:tc>
-        <w:tc>
-          <w:tcPr>
-            <w:tcW w:type="dxa" w:w="1728"/>
-            <w:shd w:val="clear" w:color="auto" w:fill="F4F8F7"/>
-          </w:tcPr>
-          <w:p>
-            <w:r>
-              <w:rPr>
-                <w:sz w:val="18"/>
-              </w:rPr>
-              <w:t>30</w:t>
+            <w:tcW w:type="dxa" w:w="2160"/>
+            <w:shd w:val="clear" w:color="auto" w:fill="F4F8F7"/>
+          </w:tcPr>
+          <w:p>
+            <w:r>
+              <w:rPr>
+                <w:sz w:val="18"/>
+              </w:rPr>
+              <w:t>BABACAR SENE (EQ9)</w:t>
+            </w:r>
+          </w:p>
+        </w:tc>
+        <w:tc>
+          <w:tcPr>
+            <w:tcW w:type="dxa" w:w="2160"/>
+            <w:shd w:val="clear" w:color="auto" w:fill="F4F8F7"/>
+          </w:tcPr>
+          <w:p>
+            <w:r>
+              <w:rPr>
+                <w:sz w:val="18"/>
+              </w:rPr>
+              <w:t>11</w:t>
+            </w:r>
+          </w:p>
+        </w:tc>
+        <w:tc>
+          <w:tcPr>
+            <w:tcW w:type="dxa" w:w="2160"/>
+            <w:shd w:val="clear" w:color="auto" w:fill="F4F8F7"/>
+          </w:tcPr>
+          <w:p>
+            <w:r>
+              <w:rPr>
+                <w:sz w:val="18"/>
+              </w:rPr>
+              <w:t>4</w:t>
+            </w:r>
+          </w:p>
+        </w:tc>
+        <w:tc>
+          <w:tcPr>
+            <w:tcW w:type="dxa" w:w="2160"/>
+            <w:shd w:val="clear" w:color="auto" w:fill="F4F8F7"/>
+          </w:tcPr>
+          <w:p>
+            <w:r>
+              <w:rPr>
+                <w:sz w:val="18"/>
+              </w:rPr>
+              <w:t>36,4</w:t>
             </w:r>
           </w:p>
         </w:tc>
@@ -1898,21 +1545,21 @@
       <w:tr>
         <w:tc>
           <w:tcPr>
-            <w:tcW w:type="dxa" w:w="1728"/>
-            <w:shd w:val="clear" w:color="auto" w:fill="FFFFFF"/>
-          </w:tcPr>
-          <w:p>
-            <w:r>
-              <w:rPr>
-                <w:sz w:val="18"/>
-              </w:rPr>
-              <w:t>OUSMANE MBENGUE (EQ28)</w:t>
-            </w:r>
-          </w:p>
-        </w:tc>
-        <w:tc>
-          <w:tcPr>
-            <w:tcW w:type="dxa" w:w="1728"/>
+            <w:tcW w:type="dxa" w:w="2160"/>
+            <w:shd w:val="clear" w:color="auto" w:fill="FFFFFF"/>
+          </w:tcPr>
+          <w:p>
+            <w:r>
+              <w:rPr>
+                <w:sz w:val="18"/>
+              </w:rPr>
+              <w:t>MAME DIARRA COLY (EQ34)</w:t>
+            </w:r>
+          </w:p>
+        </w:tc>
+        <w:tc>
+          <w:tcPr>
+            <w:tcW w:type="dxa" w:w="2160"/>
             <w:shd w:val="clear" w:color="auto" w:fill="FFFFFF"/>
           </w:tcPr>
           <w:p>
@@ -1926,43 +1573,29 @@
         </w:tc>
         <w:tc>
           <w:tcPr>
-            <w:tcW w:type="dxa" w:w="1728"/>
-            <w:shd w:val="clear" w:color="auto" w:fill="FFFFFF"/>
-          </w:tcPr>
-          <w:p>
-            <w:r>
-              <w:rPr>
-                <w:sz w:val="18"/>
-              </w:rPr>
-              <w:t>3</w:t>
-            </w:r>
-          </w:p>
-        </w:tc>
-        <w:tc>
-          <w:tcPr>
-            <w:tcW w:type="dxa" w:w="1728"/>
-            <w:shd w:val="clear" w:color="auto" w:fill="FFFFFF"/>
-          </w:tcPr>
-          <w:p>
-            <w:r>
-              <w:rPr>
-                <w:sz w:val="18"/>
-              </w:rPr>
-              <w:t>0</w:t>
-            </w:r>
-          </w:p>
-        </w:tc>
-        <w:tc>
-          <w:tcPr>
-            <w:tcW w:type="dxa" w:w="1728"/>
-            <w:shd w:val="clear" w:color="auto" w:fill="FFFFFF"/>
-          </w:tcPr>
-          <w:p>
-            <w:r>
-              <w:rPr>
-                <w:sz w:val="18"/>
-              </w:rPr>
-              <w:t>30</w:t>
+            <w:tcW w:type="dxa" w:w="2160"/>
+            <w:shd w:val="clear" w:color="auto" w:fill="FFFFFF"/>
+          </w:tcPr>
+          <w:p>
+            <w:r>
+              <w:rPr>
+                <w:sz w:val="18"/>
+              </w:rPr>
+              <w:t>4</w:t>
+            </w:r>
+          </w:p>
+        </w:tc>
+        <w:tc>
+          <w:tcPr>
+            <w:tcW w:type="dxa" w:w="2160"/>
+            <w:shd w:val="clear" w:color="auto" w:fill="FFFFFF"/>
+          </w:tcPr>
+          <w:p>
+            <w:r>
+              <w:rPr>
+                <w:sz w:val="18"/>
+              </w:rPr>
+              <w:t>40</w:t>
             </w:r>
           </w:p>
         </w:tc>
@@ -1970,21 +1603,21 @@
       <w:tr>
         <w:tc>
           <w:tcPr>
-            <w:tcW w:type="dxa" w:w="1728"/>
-            <w:shd w:val="clear" w:color="auto" w:fill="F4F8F7"/>
-          </w:tcPr>
-          <w:p>
-            <w:r>
-              <w:rPr>
-                <w:sz w:val="18"/>
-              </w:rPr>
-              <w:t>MODOU DIONE (EQ29)</w:t>
-            </w:r>
-          </w:p>
-        </w:tc>
-        <w:tc>
-          <w:tcPr>
-            <w:tcW w:type="dxa" w:w="1728"/>
+            <w:tcW w:type="dxa" w:w="2160"/>
+            <w:shd w:val="clear" w:color="auto" w:fill="F4F8F7"/>
+          </w:tcPr>
+          <w:p>
+            <w:r>
+              <w:rPr>
+                <w:sz w:val="18"/>
+              </w:rPr>
+              <w:t>MAIMOUNA KOURMANG (EQ35)</w:t>
+            </w:r>
+          </w:p>
+        </w:tc>
+        <w:tc>
+          <w:tcPr>
+            <w:tcW w:type="dxa" w:w="2160"/>
             <w:shd w:val="clear" w:color="auto" w:fill="F4F8F7"/>
           </w:tcPr>
           <w:p>
@@ -1998,43 +1631,29 @@
         </w:tc>
         <w:tc>
           <w:tcPr>
-            <w:tcW w:type="dxa" w:w="1728"/>
-            <w:shd w:val="clear" w:color="auto" w:fill="F4F8F7"/>
-          </w:tcPr>
-          <w:p>
-            <w:r>
-              <w:rPr>
-                <w:sz w:val="18"/>
-              </w:rPr>
-              <w:t>3</w:t>
-            </w:r>
-          </w:p>
-        </w:tc>
-        <w:tc>
-          <w:tcPr>
-            <w:tcW w:type="dxa" w:w="1728"/>
-            <w:shd w:val="clear" w:color="auto" w:fill="F4F8F7"/>
-          </w:tcPr>
-          <w:p>
-            <w:r>
-              <w:rPr>
-                <w:sz w:val="18"/>
-              </w:rPr>
-              <w:t>0</w:t>
-            </w:r>
-          </w:p>
-        </w:tc>
-        <w:tc>
-          <w:tcPr>
-            <w:tcW w:type="dxa" w:w="1728"/>
-            <w:shd w:val="clear" w:color="auto" w:fill="F4F8F7"/>
-          </w:tcPr>
-          <w:p>
-            <w:r>
-              <w:rPr>
-                <w:sz w:val="18"/>
-              </w:rPr>
-              <w:t>30</w:t>
+            <w:tcW w:type="dxa" w:w="2160"/>
+            <w:shd w:val="clear" w:color="auto" w:fill="F4F8F7"/>
+          </w:tcPr>
+          <w:p>
+            <w:r>
+              <w:rPr>
+                <w:sz w:val="18"/>
+              </w:rPr>
+              <w:t>4</w:t>
+            </w:r>
+          </w:p>
+        </w:tc>
+        <w:tc>
+          <w:tcPr>
+            <w:tcW w:type="dxa" w:w="2160"/>
+            <w:shd w:val="clear" w:color="auto" w:fill="F4F8F7"/>
+          </w:tcPr>
+          <w:p>
+            <w:r>
+              <w:rPr>
+                <w:sz w:val="18"/>
+              </w:rPr>
+              <w:t>40</w:t>
             </w:r>
           </w:p>
         </w:tc>
@@ -2042,21 +1661,21 @@
       <w:tr>
         <w:tc>
           <w:tcPr>
-            <w:tcW w:type="dxa" w:w="1728"/>
-            <w:shd w:val="clear" w:color="auto" w:fill="FFFFFF"/>
-          </w:tcPr>
-          <w:p>
-            <w:r>
-              <w:rPr>
-                <w:sz w:val="18"/>
-              </w:rPr>
-              <w:t>AWA DIALLO (EQ3)</w:t>
-            </w:r>
-          </w:p>
-        </w:tc>
-        <w:tc>
-          <w:tcPr>
-            <w:tcW w:type="dxa" w:w="1728"/>
+            <w:tcW w:type="dxa" w:w="2160"/>
+            <w:shd w:val="clear" w:color="auto" w:fill="FFFFFF"/>
+          </w:tcPr>
+          <w:p>
+            <w:r>
+              <w:rPr>
+                <w:sz w:val="18"/>
+              </w:rPr>
+              <w:t>AMINATA DJIBY NDIAYE (EQ13)</w:t>
+            </w:r>
+          </w:p>
+        </w:tc>
+        <w:tc>
+          <w:tcPr>
+            <w:tcW w:type="dxa" w:w="2160"/>
             <w:shd w:val="clear" w:color="auto" w:fill="FFFFFF"/>
           </w:tcPr>
           <w:p>
@@ -2070,7 +1689,7 @@
         </w:tc>
         <w:tc>
           <w:tcPr>
-            <w:tcW w:type="dxa" w:w="1728"/>
+            <w:tcW w:type="dxa" w:w="2160"/>
             <w:shd w:val="clear" w:color="auto" w:fill="FFFFFF"/>
           </w:tcPr>
           <w:p>
@@ -2084,21 +1703,7 @@
         </w:tc>
         <w:tc>
           <w:tcPr>
-            <w:tcW w:type="dxa" w:w="1728"/>
-            <w:shd w:val="clear" w:color="auto" w:fill="FFFFFF"/>
-          </w:tcPr>
-          <w:p>
-            <w:r>
-              <w:rPr>
-                <w:sz w:val="18"/>
-              </w:rPr>
-              <w:t>0</w:t>
-            </w:r>
-          </w:p>
-        </w:tc>
-        <w:tc>
-          <w:tcPr>
-            <w:tcW w:type="dxa" w:w="1728"/>
+            <w:tcW w:type="dxa" w:w="2160"/>
             <w:shd w:val="clear" w:color="auto" w:fill="FFFFFF"/>
           </w:tcPr>
           <w:p>
@@ -2114,21 +1719,21 @@
       <w:tr>
         <w:tc>
           <w:tcPr>
-            <w:tcW w:type="dxa" w:w="1728"/>
-            <w:shd w:val="clear" w:color="auto" w:fill="F4F8F7"/>
-          </w:tcPr>
-          <w:p>
-            <w:r>
-              <w:rPr>
-                <w:sz w:val="18"/>
-              </w:rPr>
-              <w:t>FODE BAYO (EQ33)</w:t>
-            </w:r>
-          </w:p>
-        </w:tc>
-        <w:tc>
-          <w:tcPr>
-            <w:tcW w:type="dxa" w:w="1728"/>
+            <w:tcW w:type="dxa" w:w="2160"/>
+            <w:shd w:val="clear" w:color="auto" w:fill="F4F8F7"/>
+          </w:tcPr>
+          <w:p>
+            <w:r>
+              <w:rPr>
+                <w:sz w:val="18"/>
+              </w:rPr>
+              <w:t>AL HASSANE DIOUF (EQ21)</w:t>
+            </w:r>
+          </w:p>
+        </w:tc>
+        <w:tc>
+          <w:tcPr>
+            <w:tcW w:type="dxa" w:w="2160"/>
             <w:shd w:val="clear" w:color="auto" w:fill="F4F8F7"/>
           </w:tcPr>
           <w:p>
@@ -2142,7 +1747,7 @@
         </w:tc>
         <w:tc>
           <w:tcPr>
-            <w:tcW w:type="dxa" w:w="1728"/>
+            <w:tcW w:type="dxa" w:w="2160"/>
             <w:shd w:val="clear" w:color="auto" w:fill="F4F8F7"/>
           </w:tcPr>
           <w:p>
@@ -2156,21 +1761,7 @@
         </w:tc>
         <w:tc>
           <w:tcPr>
-            <w:tcW w:type="dxa" w:w="1728"/>
-            <w:shd w:val="clear" w:color="auto" w:fill="F4F8F7"/>
-          </w:tcPr>
-          <w:p>
-            <w:r>
-              <w:rPr>
-                <w:sz w:val="18"/>
-              </w:rPr>
-              <w:t>0</w:t>
-            </w:r>
-          </w:p>
-        </w:tc>
-        <w:tc>
-          <w:tcPr>
-            <w:tcW w:type="dxa" w:w="1728"/>
+            <w:tcW w:type="dxa" w:w="2160"/>
             <w:shd w:val="clear" w:color="auto" w:fill="F4F8F7"/>
           </w:tcPr>
           <w:p>
@@ -2186,21 +1777,21 @@
       <w:tr>
         <w:tc>
           <w:tcPr>
-            <w:tcW w:type="dxa" w:w="1728"/>
-            <w:shd w:val="clear" w:color="auto" w:fill="FFFFFF"/>
-          </w:tcPr>
-          <w:p>
-            <w:r>
-              <w:rPr>
-                <w:sz w:val="18"/>
-              </w:rPr>
-              <w:t>SENABOU BADJI (EQ32)</w:t>
-            </w:r>
-          </w:p>
-        </w:tc>
-        <w:tc>
-          <w:tcPr>
-            <w:tcW w:type="dxa" w:w="1728"/>
+            <w:tcW w:type="dxa" w:w="2160"/>
+            <w:shd w:val="clear" w:color="auto" w:fill="FFFFFF"/>
+          </w:tcPr>
+          <w:p>
+            <w:r>
+              <w:rPr>
+                <w:sz w:val="18"/>
+              </w:rPr>
+              <w:t>SOUDOU FAYE (EQ22)</w:t>
+            </w:r>
+          </w:p>
+        </w:tc>
+        <w:tc>
+          <w:tcPr>
+            <w:tcW w:type="dxa" w:w="2160"/>
             <w:shd w:val="clear" w:color="auto" w:fill="FFFFFF"/>
           </w:tcPr>
           <w:p>
@@ -2214,7 +1805,7 @@
         </w:tc>
         <w:tc>
           <w:tcPr>
-            <w:tcW w:type="dxa" w:w="1728"/>
+            <w:tcW w:type="dxa" w:w="2160"/>
             <w:shd w:val="clear" w:color="auto" w:fill="FFFFFF"/>
           </w:tcPr>
           <w:p>
@@ -2228,21 +1819,7 @@
         </w:tc>
         <w:tc>
           <w:tcPr>
-            <w:tcW w:type="dxa" w:w="1728"/>
-            <w:shd w:val="clear" w:color="auto" w:fill="FFFFFF"/>
-          </w:tcPr>
-          <w:p>
-            <w:r>
-              <w:rPr>
-                <w:sz w:val="18"/>
-              </w:rPr>
-              <w:t>0</w:t>
-            </w:r>
-          </w:p>
-        </w:tc>
-        <w:tc>
-          <w:tcPr>
-            <w:tcW w:type="dxa" w:w="1728"/>
+            <w:tcW w:type="dxa" w:w="2160"/>
             <w:shd w:val="clear" w:color="auto" w:fill="FFFFFF"/>
           </w:tcPr>
           <w:p>
@@ -2258,21 +1835,21 @@
       <w:tr>
         <w:tc>
           <w:tcPr>
-            <w:tcW w:type="dxa" w:w="1728"/>
-            <w:shd w:val="clear" w:color="auto" w:fill="F4F8F7"/>
-          </w:tcPr>
-          <w:p>
-            <w:r>
-              <w:rPr>
-                <w:sz w:val="18"/>
-              </w:rPr>
-              <w:t>ROKHAYA NGOM (EQ31)</w:t>
-            </w:r>
-          </w:p>
-        </w:tc>
-        <w:tc>
-          <w:tcPr>
-            <w:tcW w:type="dxa" w:w="1728"/>
+            <w:tcW w:type="dxa" w:w="2160"/>
+            <w:shd w:val="clear" w:color="auto" w:fill="F4F8F7"/>
+          </w:tcPr>
+          <w:p>
+            <w:r>
+              <w:rPr>
+                <w:sz w:val="18"/>
+              </w:rPr>
+              <w:t>ALASSANE HENRY DIEDHIOU (EQ16)</w:t>
+            </w:r>
+          </w:p>
+        </w:tc>
+        <w:tc>
+          <w:tcPr>
+            <w:tcW w:type="dxa" w:w="2160"/>
             <w:shd w:val="clear" w:color="auto" w:fill="F4F8F7"/>
           </w:tcPr>
           <w:p>
@@ -2286,7 +1863,7 @@
         </w:tc>
         <w:tc>
           <w:tcPr>
-            <w:tcW w:type="dxa" w:w="1728"/>
+            <w:tcW w:type="dxa" w:w="2160"/>
             <w:shd w:val="clear" w:color="auto" w:fill="F4F8F7"/>
           </w:tcPr>
           <w:p>
@@ -2300,21 +1877,7 @@
         </w:tc>
         <w:tc>
           <w:tcPr>
-            <w:tcW w:type="dxa" w:w="1728"/>
-            <w:shd w:val="clear" w:color="auto" w:fill="F4F8F7"/>
-          </w:tcPr>
-          <w:p>
-            <w:r>
-              <w:rPr>
-                <w:sz w:val="18"/>
-              </w:rPr>
-              <w:t>0</w:t>
-            </w:r>
-          </w:p>
-        </w:tc>
-        <w:tc>
-          <w:tcPr>
-            <w:tcW w:type="dxa" w:w="1728"/>
+            <w:tcW w:type="dxa" w:w="2160"/>
             <w:shd w:val="clear" w:color="auto" w:fill="F4F8F7"/>
           </w:tcPr>
           <w:p>
@@ -2330,21 +1893,21 @@
       <w:tr>
         <w:tc>
           <w:tcPr>
-            <w:tcW w:type="dxa" w:w="1728"/>
-            <w:shd w:val="clear" w:color="auto" w:fill="FFFFFF"/>
-          </w:tcPr>
-          <w:p>
-            <w:r>
-              <w:rPr>
-                <w:sz w:val="18"/>
-              </w:rPr>
-              <w:t>MAME DIARRA COLY (EQ34)</w:t>
-            </w:r>
-          </w:p>
-        </w:tc>
-        <w:tc>
-          <w:tcPr>
-            <w:tcW w:type="dxa" w:w="1728"/>
+            <w:tcW w:type="dxa" w:w="2160"/>
+            <w:shd w:val="clear" w:color="auto" w:fill="FFFFFF"/>
+          </w:tcPr>
+          <w:p>
+            <w:r>
+              <w:rPr>
+                <w:sz w:val="18"/>
+              </w:rPr>
+              <w:t>ALASSANE NDOYE DIALLO (EQ18)</w:t>
+            </w:r>
+          </w:p>
+        </w:tc>
+        <w:tc>
+          <w:tcPr>
+            <w:tcW w:type="dxa" w:w="2160"/>
             <w:shd w:val="clear" w:color="auto" w:fill="FFFFFF"/>
           </w:tcPr>
           <w:p>
@@ -2358,7 +1921,7 @@
         </w:tc>
         <w:tc>
           <w:tcPr>
-            <w:tcW w:type="dxa" w:w="1728"/>
+            <w:tcW w:type="dxa" w:w="2160"/>
             <w:shd w:val="clear" w:color="auto" w:fill="FFFFFF"/>
           </w:tcPr>
           <w:p>
@@ -2372,21 +1935,7 @@
         </w:tc>
         <w:tc>
           <w:tcPr>
-            <w:tcW w:type="dxa" w:w="1728"/>
-            <w:shd w:val="clear" w:color="auto" w:fill="FFFFFF"/>
-          </w:tcPr>
-          <w:p>
-            <w:r>
-              <w:rPr>
-                <w:sz w:val="18"/>
-              </w:rPr>
-              <w:t>0</w:t>
-            </w:r>
-          </w:p>
-        </w:tc>
-        <w:tc>
-          <w:tcPr>
-            <w:tcW w:type="dxa" w:w="1728"/>
+            <w:tcW w:type="dxa" w:w="2160"/>
             <w:shd w:val="clear" w:color="auto" w:fill="FFFFFF"/>
           </w:tcPr>
           <w:p>
@@ -2402,21 +1951,21 @@
       <w:tr>
         <w:tc>
           <w:tcPr>
-            <w:tcW w:type="dxa" w:w="1728"/>
-            <w:shd w:val="clear" w:color="auto" w:fill="F4F8F7"/>
-          </w:tcPr>
-          <w:p>
-            <w:r>
-              <w:rPr>
-                <w:sz w:val="18"/>
-              </w:rPr>
-              <w:t>DIARIETOU DJIBA (EQ5)</w:t>
-            </w:r>
-          </w:p>
-        </w:tc>
-        <w:tc>
-          <w:tcPr>
-            <w:tcW w:type="dxa" w:w="1728"/>
+            <w:tcW w:type="dxa" w:w="2160"/>
+            <w:shd w:val="clear" w:color="auto" w:fill="F4F8F7"/>
+          </w:tcPr>
+          <w:p>
+            <w:r>
+              <w:rPr>
+                <w:sz w:val="18"/>
+              </w:rPr>
+              <w:t>OUSSEYNOU BOYE (EQ12)</w:t>
+            </w:r>
+          </w:p>
+        </w:tc>
+        <w:tc>
+          <w:tcPr>
+            <w:tcW w:type="dxa" w:w="2160"/>
             <w:shd w:val="clear" w:color="auto" w:fill="F4F8F7"/>
           </w:tcPr>
           <w:p>
@@ -2430,7 +1979,7 @@
         </w:tc>
         <w:tc>
           <w:tcPr>
-            <w:tcW w:type="dxa" w:w="1728"/>
+            <w:tcW w:type="dxa" w:w="2160"/>
             <w:shd w:val="clear" w:color="auto" w:fill="F4F8F7"/>
           </w:tcPr>
           <w:p>
@@ -2444,21 +1993,7 @@
         </w:tc>
         <w:tc>
           <w:tcPr>
-            <w:tcW w:type="dxa" w:w="1728"/>
-            <w:shd w:val="clear" w:color="auto" w:fill="F4F8F7"/>
-          </w:tcPr>
-          <w:p>
-            <w:r>
-              <w:rPr>
-                <w:sz w:val="18"/>
-              </w:rPr>
-              <w:t>0</w:t>
-            </w:r>
-          </w:p>
-        </w:tc>
-        <w:tc>
-          <w:tcPr>
-            <w:tcW w:type="dxa" w:w="1728"/>
+            <w:tcW w:type="dxa" w:w="2160"/>
             <w:shd w:val="clear" w:color="auto" w:fill="F4F8F7"/>
           </w:tcPr>
           <w:p>
@@ -2474,21 +2009,21 @@
       <w:tr>
         <w:tc>
           <w:tcPr>
-            <w:tcW w:type="dxa" w:w="1728"/>
-            <w:shd w:val="clear" w:color="auto" w:fill="FFFFFF"/>
-          </w:tcPr>
-          <w:p>
-            <w:r>
-              <w:rPr>
-                <w:sz w:val="18"/>
-              </w:rPr>
-              <w:t>DJIBRIL BA (EQ6)</w:t>
-            </w:r>
-          </w:p>
-        </w:tc>
-        <w:tc>
-          <w:tcPr>
-            <w:tcW w:type="dxa" w:w="1728"/>
+            <w:tcW w:type="dxa" w:w="2160"/>
+            <w:shd w:val="clear" w:color="auto" w:fill="FFFFFF"/>
+          </w:tcPr>
+          <w:p>
+            <w:r>
+              <w:rPr>
+                <w:sz w:val="18"/>
+              </w:rPr>
+              <w:t>ROKHAYA NGOM (EQ31)</w:t>
+            </w:r>
+          </w:p>
+        </w:tc>
+        <w:tc>
+          <w:tcPr>
+            <w:tcW w:type="dxa" w:w="2160"/>
             <w:shd w:val="clear" w:color="auto" w:fill="FFFFFF"/>
           </w:tcPr>
           <w:p>
@@ -2502,7 +2037,7 @@
         </w:tc>
         <w:tc>
           <w:tcPr>
-            <w:tcW w:type="dxa" w:w="1728"/>
+            <w:tcW w:type="dxa" w:w="2160"/>
             <w:shd w:val="clear" w:color="auto" w:fill="FFFFFF"/>
           </w:tcPr>
           <w:p>
@@ -2516,21 +2051,7 @@
         </w:tc>
         <w:tc>
           <w:tcPr>
-            <w:tcW w:type="dxa" w:w="1728"/>
-            <w:shd w:val="clear" w:color="auto" w:fill="FFFFFF"/>
-          </w:tcPr>
-          <w:p>
-            <w:r>
-              <w:rPr>
-                <w:sz w:val="18"/>
-              </w:rPr>
-              <w:t>0</w:t>
-            </w:r>
-          </w:p>
-        </w:tc>
-        <w:tc>
-          <w:tcPr>
-            <w:tcW w:type="dxa" w:w="1728"/>
+            <w:tcW w:type="dxa" w:w="2160"/>
             <w:shd w:val="clear" w:color="auto" w:fill="FFFFFF"/>
           </w:tcPr>
           <w:p>
@@ -2546,21 +2067,21 @@
       <w:tr>
         <w:tc>
           <w:tcPr>
-            <w:tcW w:type="dxa" w:w="1728"/>
-            <w:shd w:val="clear" w:color="auto" w:fill="F4F8F7"/>
-          </w:tcPr>
-          <w:p>
-            <w:r>
-              <w:rPr>
-                <w:sz w:val="18"/>
-              </w:rPr>
-              <w:t>ABDOU KHADRE FALL (EQ8)</w:t>
-            </w:r>
-          </w:p>
-        </w:tc>
-        <w:tc>
-          <w:tcPr>
-            <w:tcW w:type="dxa" w:w="1728"/>
+            <w:tcW w:type="dxa" w:w="2160"/>
+            <w:shd w:val="clear" w:color="auto" w:fill="F4F8F7"/>
+          </w:tcPr>
+          <w:p>
+            <w:r>
+              <w:rPr>
+                <w:sz w:val="18"/>
+              </w:rPr>
+              <w:t>FODE BAYO (EQ33)</w:t>
+            </w:r>
+          </w:p>
+        </w:tc>
+        <w:tc>
+          <w:tcPr>
+            <w:tcW w:type="dxa" w:w="2160"/>
             <w:shd w:val="clear" w:color="auto" w:fill="F4F8F7"/>
           </w:tcPr>
           <w:p>
@@ -2574,7 +2095,7 @@
         </w:tc>
         <w:tc>
           <w:tcPr>
-            <w:tcW w:type="dxa" w:w="1728"/>
+            <w:tcW w:type="dxa" w:w="2160"/>
             <w:shd w:val="clear" w:color="auto" w:fill="F4F8F7"/>
           </w:tcPr>
           <w:p>
@@ -2588,21 +2109,7 @@
         </w:tc>
         <w:tc>
           <w:tcPr>
-            <w:tcW w:type="dxa" w:w="1728"/>
-            <w:shd w:val="clear" w:color="auto" w:fill="F4F8F7"/>
-          </w:tcPr>
-          <w:p>
-            <w:r>
-              <w:rPr>
-                <w:sz w:val="18"/>
-              </w:rPr>
-              <w:t>0</w:t>
-            </w:r>
-          </w:p>
-        </w:tc>
-        <w:tc>
-          <w:tcPr>
-            <w:tcW w:type="dxa" w:w="1728"/>
+            <w:tcW w:type="dxa" w:w="2160"/>
             <w:shd w:val="clear" w:color="auto" w:fill="F4F8F7"/>
           </w:tcPr>
           <w:p>
@@ -2618,35 +2125,35 @@
       <w:tr>
         <w:tc>
           <w:tcPr>
-            <w:tcW w:type="dxa" w:w="1728"/>
-            <w:shd w:val="clear" w:color="auto" w:fill="FFFFFF"/>
-          </w:tcPr>
-          <w:p>
-            <w:r>
-              <w:rPr>
-                <w:sz w:val="18"/>
-              </w:rPr>
-              <w:t>BABACAR SENE (EQ9)</w:t>
-            </w:r>
-          </w:p>
-        </w:tc>
-        <w:tc>
-          <w:tcPr>
-            <w:tcW w:type="dxa" w:w="1728"/>
-            <w:shd w:val="clear" w:color="auto" w:fill="FFFFFF"/>
-          </w:tcPr>
-          <w:p>
-            <w:r>
-              <w:rPr>
-                <w:sz w:val="18"/>
-              </w:rPr>
-              <w:t>11</w:t>
-            </w:r>
-          </w:p>
-        </w:tc>
-        <w:tc>
-          <w:tcPr>
-            <w:tcW w:type="dxa" w:w="1728"/>
+            <w:tcW w:type="dxa" w:w="2160"/>
+            <w:shd w:val="clear" w:color="auto" w:fill="FFFFFF"/>
+          </w:tcPr>
+          <w:p>
+            <w:r>
+              <w:rPr>
+                <w:sz w:val="18"/>
+              </w:rPr>
+              <w:t>ABDOU KHADRE FALL (EQ8)</w:t>
+            </w:r>
+          </w:p>
+        </w:tc>
+        <w:tc>
+          <w:tcPr>
+            <w:tcW w:type="dxa" w:w="2160"/>
+            <w:shd w:val="clear" w:color="auto" w:fill="FFFFFF"/>
+          </w:tcPr>
+          <w:p>
+            <w:r>
+              <w:rPr>
+                <w:sz w:val="18"/>
+              </w:rPr>
+              <w:t>10</w:t>
+            </w:r>
+          </w:p>
+        </w:tc>
+        <w:tc>
+          <w:tcPr>
+            <w:tcW w:type="dxa" w:w="2160"/>
             <w:shd w:val="clear" w:color="auto" w:fill="FFFFFF"/>
           </w:tcPr>
           <w:p>
@@ -2660,29 +2167,15 @@
         </w:tc>
         <w:tc>
           <w:tcPr>
-            <w:tcW w:type="dxa" w:w="1728"/>
-            <w:shd w:val="clear" w:color="auto" w:fill="FFFFFF"/>
-          </w:tcPr>
-          <w:p>
-            <w:r>
-              <w:rPr>
-                <w:sz w:val="18"/>
-              </w:rPr>
-              <w:t>0</w:t>
-            </w:r>
-          </w:p>
-        </w:tc>
-        <w:tc>
-          <w:tcPr>
-            <w:tcW w:type="dxa" w:w="1728"/>
-            <w:shd w:val="clear" w:color="auto" w:fill="FFFFFF"/>
-          </w:tcPr>
-          <w:p>
-            <w:r>
-              <w:rPr>
-                <w:sz w:val="18"/>
-              </w:rPr>
-              <w:t>27,3</w:t>
+            <w:tcW w:type="dxa" w:w="2160"/>
+            <w:shd w:val="clear" w:color="auto" w:fill="FFFFFF"/>
+          </w:tcPr>
+          <w:p>
+            <w:r>
+              <w:rPr>
+                <w:sz w:val="18"/>
+              </w:rPr>
+              <w:t>30</w:t>
             </w:r>
           </w:p>
         </w:tc>
@@ -33089,7 +32582,7 @@
           <w:color w:val="64748B"/>
           <w:sz w:val="16"/>
         </w:rPr>
-        <w:t>Rapport généré automatiquement le 2026-06-24 22:21</w:t>
+        <w:t>Rapport généré automatiquement le 2026-06-24 22:52</w:t>
       </w:r>
     </w:p>
     <w:sectPr>

--- a/rapports/2026-06-19/rapport_hebdo_2026-06-19.docx
+++ b/rapports/2026-06-19/rapport_hebdo_2026-06-19.docx
@@ -41,7 +41,22 @@
     <w:p/>
     <w:p>
       <w:r>
-        <w:t>À la date du 19 juin 2026, la collecte cumule 1379 ménages sur 133 DR couverts par 35 équipes (135 enquêteurs).</w:t>
+        <w:t>À la date du 19 juin 2026, la collecte cumule 1379 ménages collectés (dont 1252 valides) par 35 équipes (135 enquêteurs).</w:t>
+      </w:r>
+    </w:p>
+    <w:p>
+      <w:r>
+        <w:rPr>
+          <w:b/>
+          <w:color w:val="1F6FEB"/>
+        </w:rPr>
+        <w:t xml:space="preserve">Progression globale : </w:t>
+      </w:r>
+      <w:r>
+        <w:rPr>
+          <w:b/>
+        </w:rPr>
+        <w:t>1252 / 4212 ménages valides (29.7 %)  ·  117 / 351 DR couverts (33.3 %).</w:t>
       </w:r>
     </w:p>
     <w:p>
@@ -219,7 +234,7 @@
               <w:rPr>
                 <w:sz w:val="18"/>
               </w:rPr>
-              <w:t>FATOU MARIE MBODJI (EQ2)</w:t>
+              <w:t>BAYE CHEIKH NIANG (EQ10)</w:t>
             </w:r>
           </w:p>
         </w:tc>
@@ -247,21 +262,21 @@
               <w:rPr>
                 <w:sz w:val="18"/>
               </w:rPr>
-              <w:t>5</w:t>
-            </w:r>
-          </w:p>
-        </w:tc>
-        <w:tc>
-          <w:tcPr>
-            <w:tcW w:type="dxa" w:w="2160"/>
-            <w:shd w:val="clear" w:color="auto" w:fill="F4F8F7"/>
-          </w:tcPr>
-          <w:p>
-            <w:r>
-              <w:rPr>
-                <w:sz w:val="18"/>
-              </w:rPr>
-              <w:t>50</w:t>
+              <w:t>4</w:t>
+            </w:r>
+          </w:p>
+        </w:tc>
+        <w:tc>
+          <w:tcPr>
+            <w:tcW w:type="dxa" w:w="2160"/>
+            <w:shd w:val="clear" w:color="auto" w:fill="F4F8F7"/>
+          </w:tcPr>
+          <w:p>
+            <w:r>
+              <w:rPr>
+                <w:sz w:val="18"/>
+              </w:rPr>
+              <w:t>40</w:t>
             </w:r>
           </w:p>
         </w:tc>
@@ -335,7 +350,7 @@
               <w:rPr>
                 <w:sz w:val="18"/>
               </w:rPr>
-              <w:t>FATOU NDIAYE GAYE (EQ11)</w:t>
+              <w:t>SARA NIANG (EQ7)</w:t>
             </w:r>
           </w:p>
         </w:tc>
@@ -393,7 +408,7 @@
               <w:rPr>
                 <w:sz w:val="18"/>
               </w:rPr>
-              <w:t>BAYE CHEIKH NIANG (EQ10)</w:t>
+              <w:t>AMADOU GUEYE (EQ26)</w:t>
             </w:r>
           </w:p>
         </w:tc>
@@ -451,7 +466,7 @@
               <w:rPr>
                 <w:sz w:val="18"/>
               </w:rPr>
-              <w:t>MAMADOU MOURTALLA DIENG (EQ15)</w:t>
+              <w:t>FATOU MARIE MBODJI (EQ2)</w:t>
             </w:r>
           </w:p>
         </w:tc>
@@ -509,7 +524,7 @@
               <w:rPr>
                 <w:sz w:val="18"/>
               </w:rPr>
-              <w:t>OUMAR WELE (EQ14)</w:t>
+              <w:t>TALLA NGOM (EQ25)</w:t>
             </w:r>
           </w:p>
         </w:tc>
@@ -567,7 +582,7 @@
               <w:rPr>
                 <w:sz w:val="18"/>
               </w:rPr>
-              <w:t>MANSOUR NDAO (EQ20)</w:t>
+              <w:t>MAIMOUNA KOURMANG (EQ35)</w:t>
             </w:r>
           </w:p>
         </w:tc>
@@ -625,7 +640,7 @@
               <w:rPr>
                 <w:sz w:val="18"/>
               </w:rPr>
-              <w:t>DAME NIANG (EQ23)</w:t>
+              <w:t>MATAR GUEYE (EQ4)</w:t>
             </w:r>
           </w:p>
         </w:tc>
@@ -683,7 +698,7 @@
               <w:rPr>
                 <w:sz w:val="18"/>
               </w:rPr>
-              <w:t>DOUDOU SANE (EQ19)</w:t>
+              <w:t>OUSMANE MBENGUE (EQ28)</w:t>
             </w:r>
           </w:p>
         </w:tc>
@@ -741,7 +756,7 @@
               <w:rPr>
                 <w:sz w:val="18"/>
               </w:rPr>
-              <w:t>BAYE ASSE DIOP (EQ17)</w:t>
+              <w:t>ELHADJI DJIBRIL DIOUF (EQ27)</w:t>
             </w:r>
           </w:p>
         </w:tc>
@@ -799,7 +814,7 @@
               <w:rPr>
                 <w:sz w:val="18"/>
               </w:rPr>
-              <w:t>TALLA NGOM (EQ25)</w:t>
+              <w:t>FATOU NDIAYE GAYE (EQ11)</w:t>
             </w:r>
           </w:p>
         </w:tc>
@@ -827,21 +842,21 @@
               <w:rPr>
                 <w:sz w:val="18"/>
               </w:rPr>
-              <w:t>4</w:t>
-            </w:r>
-          </w:p>
-        </w:tc>
-        <w:tc>
-          <w:tcPr>
-            <w:tcW w:type="dxa" w:w="2160"/>
-            <w:shd w:val="clear" w:color="auto" w:fill="F4F8F7"/>
-          </w:tcPr>
-          <w:p>
-            <w:r>
-              <w:rPr>
-                <w:sz w:val="18"/>
-              </w:rPr>
-              <w:t>40</w:t>
+              <w:t>3</w:t>
+            </w:r>
+          </w:p>
+        </w:tc>
+        <w:tc>
+          <w:tcPr>
+            <w:tcW w:type="dxa" w:w="2160"/>
+            <w:shd w:val="clear" w:color="auto" w:fill="F4F8F7"/>
+          </w:tcPr>
+          <w:p>
+            <w:r>
+              <w:rPr>
+                <w:sz w:val="18"/>
+              </w:rPr>
+              <w:t>30</w:t>
             </w:r>
           </w:p>
         </w:tc>
@@ -857,7 +872,7 @@
               <w:rPr>
                 <w:sz w:val="18"/>
               </w:rPr>
-              <w:t>AMADOU GUEYE (EQ26)</w:t>
+              <w:t>DOUDOU SANE (EQ19)</w:t>
             </w:r>
           </w:p>
         </w:tc>
@@ -885,21 +900,21 @@
               <w:rPr>
                 <w:sz w:val="18"/>
               </w:rPr>
-              <w:t>4</w:t>
-            </w:r>
-          </w:p>
-        </w:tc>
-        <w:tc>
-          <w:tcPr>
-            <w:tcW w:type="dxa" w:w="2160"/>
-            <w:shd w:val="clear" w:color="auto" w:fill="FFFFFF"/>
-          </w:tcPr>
-          <w:p>
-            <w:r>
-              <w:rPr>
-                <w:sz w:val="18"/>
-              </w:rPr>
-              <w:t>40</w:t>
+              <w:t>3</w:t>
+            </w:r>
+          </w:p>
+        </w:tc>
+        <w:tc>
+          <w:tcPr>
+            <w:tcW w:type="dxa" w:w="2160"/>
+            <w:shd w:val="clear" w:color="auto" w:fill="FFFFFF"/>
+          </w:tcPr>
+          <w:p>
+            <w:r>
+              <w:rPr>
+                <w:sz w:val="18"/>
+              </w:rPr>
+              <w:t>30</w:t>
             </w:r>
           </w:p>
         </w:tc>
@@ -915,7 +930,7 @@
               <w:rPr>
                 <w:sz w:val="18"/>
               </w:rPr>
-              <w:t>SENABOU BADJI (EQ32)</w:t>
+              <w:t>BAYE ASSE DIOP (EQ17)</w:t>
             </w:r>
           </w:p>
         </w:tc>
@@ -943,21 +958,21 @@
               <w:rPr>
                 <w:sz w:val="18"/>
               </w:rPr>
-              <w:t>4</w:t>
-            </w:r>
-          </w:p>
-        </w:tc>
-        <w:tc>
-          <w:tcPr>
-            <w:tcW w:type="dxa" w:w="2160"/>
-            <w:shd w:val="clear" w:color="auto" w:fill="F4F8F7"/>
-          </w:tcPr>
-          <w:p>
-            <w:r>
-              <w:rPr>
-                <w:sz w:val="18"/>
-              </w:rPr>
-              <w:t>40</w:t>
+              <w:t>3</w:t>
+            </w:r>
+          </w:p>
+        </w:tc>
+        <w:tc>
+          <w:tcPr>
+            <w:tcW w:type="dxa" w:w="2160"/>
+            <w:shd w:val="clear" w:color="auto" w:fill="F4F8F7"/>
+          </w:tcPr>
+          <w:p>
+            <w:r>
+              <w:rPr>
+                <w:sz w:val="18"/>
+              </w:rPr>
+              <w:t>30</w:t>
             </w:r>
           </w:p>
         </w:tc>
@@ -973,7 +988,7 @@
               <w:rPr>
                 <w:sz w:val="18"/>
               </w:rPr>
-              <w:t>ABIBOU NDIAYE (EQ30)</w:t>
+              <w:t>ALASSANE NDOYE DIALLO (EQ18)</w:t>
             </w:r>
           </w:p>
         </w:tc>
@@ -1001,21 +1016,21 @@
               <w:rPr>
                 <w:sz w:val="18"/>
               </w:rPr>
-              <w:t>4</w:t>
-            </w:r>
-          </w:p>
-        </w:tc>
-        <w:tc>
-          <w:tcPr>
-            <w:tcW w:type="dxa" w:w="2160"/>
-            <w:shd w:val="clear" w:color="auto" w:fill="FFFFFF"/>
-          </w:tcPr>
-          <w:p>
-            <w:r>
-              <w:rPr>
-                <w:sz w:val="18"/>
-              </w:rPr>
-              <w:t>40</w:t>
+              <w:t>3</w:t>
+            </w:r>
+          </w:p>
+        </w:tc>
+        <w:tc>
+          <w:tcPr>
+            <w:tcW w:type="dxa" w:w="2160"/>
+            <w:shd w:val="clear" w:color="auto" w:fill="FFFFFF"/>
+          </w:tcPr>
+          <w:p>
+            <w:r>
+              <w:rPr>
+                <w:sz w:val="18"/>
+              </w:rPr>
+              <w:t>30</w:t>
             </w:r>
           </w:p>
         </w:tc>
@@ -1031,7 +1046,7 @@
               <w:rPr>
                 <w:sz w:val="18"/>
               </w:rPr>
-              <w:t>AWA DIALLO (EQ3)</w:t>
+              <w:t>OUSSEYNOU BOYE (EQ12)</w:t>
             </w:r>
           </w:p>
         </w:tc>
@@ -1059,21 +1074,21 @@
               <w:rPr>
                 <w:sz w:val="18"/>
               </w:rPr>
-              <w:t>4</w:t>
-            </w:r>
-          </w:p>
-        </w:tc>
-        <w:tc>
-          <w:tcPr>
-            <w:tcW w:type="dxa" w:w="2160"/>
-            <w:shd w:val="clear" w:color="auto" w:fill="F4F8F7"/>
-          </w:tcPr>
-          <w:p>
-            <w:r>
-              <w:rPr>
-                <w:sz w:val="18"/>
-              </w:rPr>
-              <w:t>40</w:t>
+              <w:t>3</w:t>
+            </w:r>
+          </w:p>
+        </w:tc>
+        <w:tc>
+          <w:tcPr>
+            <w:tcW w:type="dxa" w:w="2160"/>
+            <w:shd w:val="clear" w:color="auto" w:fill="F4F8F7"/>
+          </w:tcPr>
+          <w:p>
+            <w:r>
+              <w:rPr>
+                <w:sz w:val="18"/>
+              </w:rPr>
+              <w:t>30</w:t>
             </w:r>
           </w:p>
         </w:tc>
@@ -1089,7 +1104,7 @@
               <w:rPr>
                 <w:sz w:val="18"/>
               </w:rPr>
-              <w:t>MODOU DIONE (EQ29)</w:t>
+              <w:t>AMINATA DJIBY NDIAYE (EQ13)</w:t>
             </w:r>
           </w:p>
         </w:tc>
@@ -1117,21 +1132,21 @@
               <w:rPr>
                 <w:sz w:val="18"/>
               </w:rPr>
-              <w:t>4</w:t>
-            </w:r>
-          </w:p>
-        </w:tc>
-        <w:tc>
-          <w:tcPr>
-            <w:tcW w:type="dxa" w:w="2160"/>
-            <w:shd w:val="clear" w:color="auto" w:fill="FFFFFF"/>
-          </w:tcPr>
-          <w:p>
-            <w:r>
-              <w:rPr>
-                <w:sz w:val="18"/>
-              </w:rPr>
-              <w:t>40</w:t>
+              <w:t>3</w:t>
+            </w:r>
+          </w:p>
+        </w:tc>
+        <w:tc>
+          <w:tcPr>
+            <w:tcW w:type="dxa" w:w="2160"/>
+            <w:shd w:val="clear" w:color="auto" w:fill="FFFFFF"/>
+          </w:tcPr>
+          <w:p>
+            <w:r>
+              <w:rPr>
+                <w:sz w:val="18"/>
+              </w:rPr>
+              <w:t>30</w:t>
             </w:r>
           </w:p>
         </w:tc>
@@ -1147,7 +1162,7 @@
               <w:rPr>
                 <w:sz w:val="18"/>
               </w:rPr>
-              <w:t>OUSMANE MBENGUE (EQ28)</w:t>
+              <w:t>OUMAR WELE (EQ14)</w:t>
             </w:r>
           </w:p>
         </w:tc>
@@ -1175,21 +1190,21 @@
               <w:rPr>
                 <w:sz w:val="18"/>
               </w:rPr>
-              <w:t>4</w:t>
-            </w:r>
-          </w:p>
-        </w:tc>
-        <w:tc>
-          <w:tcPr>
-            <w:tcW w:type="dxa" w:w="2160"/>
-            <w:shd w:val="clear" w:color="auto" w:fill="F4F8F7"/>
-          </w:tcPr>
-          <w:p>
-            <w:r>
-              <w:rPr>
-                <w:sz w:val="18"/>
-              </w:rPr>
-              <w:t>40</w:t>
+              <w:t>3</w:t>
+            </w:r>
+          </w:p>
+        </w:tc>
+        <w:tc>
+          <w:tcPr>
+            <w:tcW w:type="dxa" w:w="2160"/>
+            <w:shd w:val="clear" w:color="auto" w:fill="F4F8F7"/>
+          </w:tcPr>
+          <w:p>
+            <w:r>
+              <w:rPr>
+                <w:sz w:val="18"/>
+              </w:rPr>
+              <w:t>30</w:t>
             </w:r>
           </w:p>
         </w:tc>
@@ -1205,7 +1220,7 @@
               <w:rPr>
                 <w:sz w:val="18"/>
               </w:rPr>
-              <w:t>ELHADJI DJIBRIL DIOUF (EQ27)</w:t>
+              <w:t>MAMADOU MOURTALLA DIENG (EQ15)</w:t>
             </w:r>
           </w:p>
         </w:tc>
@@ -1233,21 +1248,21 @@
               <w:rPr>
                 <w:sz w:val="18"/>
               </w:rPr>
-              <w:t>4</w:t>
-            </w:r>
-          </w:p>
-        </w:tc>
-        <w:tc>
-          <w:tcPr>
-            <w:tcW w:type="dxa" w:w="2160"/>
-            <w:shd w:val="clear" w:color="auto" w:fill="FFFFFF"/>
-          </w:tcPr>
-          <w:p>
-            <w:r>
-              <w:rPr>
-                <w:sz w:val="18"/>
-              </w:rPr>
-              <w:t>40</w:t>
+              <w:t>3</w:t>
+            </w:r>
+          </w:p>
+        </w:tc>
+        <w:tc>
+          <w:tcPr>
+            <w:tcW w:type="dxa" w:w="2160"/>
+            <w:shd w:val="clear" w:color="auto" w:fill="FFFFFF"/>
+          </w:tcPr>
+          <w:p>
+            <w:r>
+              <w:rPr>
+                <w:sz w:val="18"/>
+              </w:rPr>
+              <w:t>30</w:t>
             </w:r>
           </w:p>
         </w:tc>
@@ -1263,7 +1278,7 @@
               <w:rPr>
                 <w:sz w:val="18"/>
               </w:rPr>
-              <w:t>DJIBRIL BA (EQ6)</w:t>
+              <w:t>DAME NIANG (EQ23)</w:t>
             </w:r>
           </w:p>
         </w:tc>
@@ -1291,21 +1306,21 @@
               <w:rPr>
                 <w:sz w:val="18"/>
               </w:rPr>
-              <w:t>4</w:t>
-            </w:r>
-          </w:p>
-        </w:tc>
-        <w:tc>
-          <w:tcPr>
-            <w:tcW w:type="dxa" w:w="2160"/>
-            <w:shd w:val="clear" w:color="auto" w:fill="F4F8F7"/>
-          </w:tcPr>
-          <w:p>
-            <w:r>
-              <w:rPr>
-                <w:sz w:val="18"/>
-              </w:rPr>
-              <w:t>40</w:t>
+              <w:t>3</w:t>
+            </w:r>
+          </w:p>
+        </w:tc>
+        <w:tc>
+          <w:tcPr>
+            <w:tcW w:type="dxa" w:w="2160"/>
+            <w:shd w:val="clear" w:color="auto" w:fill="F4F8F7"/>
+          </w:tcPr>
+          <w:p>
+            <w:r>
+              <w:rPr>
+                <w:sz w:val="18"/>
+              </w:rPr>
+              <w:t>30</w:t>
             </w:r>
           </w:p>
         </w:tc>
@@ -1321,7 +1336,7 @@
               <w:rPr>
                 <w:sz w:val="18"/>
               </w:rPr>
-              <w:t>SARA NIANG (EQ7)</w:t>
+              <w:t>MANSOUR NDAO (EQ20)</w:t>
             </w:r>
           </w:p>
         </w:tc>
@@ -1349,21 +1364,21 @@
               <w:rPr>
                 <w:sz w:val="18"/>
               </w:rPr>
-              <w:t>4</w:t>
-            </w:r>
-          </w:p>
-        </w:tc>
-        <w:tc>
-          <w:tcPr>
-            <w:tcW w:type="dxa" w:w="2160"/>
-            <w:shd w:val="clear" w:color="auto" w:fill="FFFFFF"/>
-          </w:tcPr>
-          <w:p>
-            <w:r>
-              <w:rPr>
-                <w:sz w:val="18"/>
-              </w:rPr>
-              <w:t>40</w:t>
+              <w:t>3</w:t>
+            </w:r>
+          </w:p>
+        </w:tc>
+        <w:tc>
+          <w:tcPr>
+            <w:tcW w:type="dxa" w:w="2160"/>
+            <w:shd w:val="clear" w:color="auto" w:fill="FFFFFF"/>
+          </w:tcPr>
+          <w:p>
+            <w:r>
+              <w:rPr>
+                <w:sz w:val="18"/>
+              </w:rPr>
+              <w:t>30</w:t>
             </w:r>
           </w:p>
         </w:tc>
@@ -1379,7 +1394,7 @@
               <w:rPr>
                 <w:sz w:val="18"/>
               </w:rPr>
-              <w:t>MATAR GUEYE (EQ4)</w:t>
+              <w:t>AL HASSANE DIOUF (EQ21)</w:t>
             </w:r>
           </w:p>
         </w:tc>
@@ -1407,21 +1422,21 @@
               <w:rPr>
                 <w:sz w:val="18"/>
               </w:rPr>
-              <w:t>4</w:t>
-            </w:r>
-          </w:p>
-        </w:tc>
-        <w:tc>
-          <w:tcPr>
-            <w:tcW w:type="dxa" w:w="2160"/>
-            <w:shd w:val="clear" w:color="auto" w:fill="F4F8F7"/>
-          </w:tcPr>
-          <w:p>
-            <w:r>
-              <w:rPr>
-                <w:sz w:val="18"/>
-              </w:rPr>
-              <w:t>40</w:t>
+              <w:t>3</w:t>
+            </w:r>
+          </w:p>
+        </w:tc>
+        <w:tc>
+          <w:tcPr>
+            <w:tcW w:type="dxa" w:w="2160"/>
+            <w:shd w:val="clear" w:color="auto" w:fill="F4F8F7"/>
+          </w:tcPr>
+          <w:p>
+            <w:r>
+              <w:rPr>
+                <w:sz w:val="18"/>
+              </w:rPr>
+              <w:t>30</w:t>
             </w:r>
           </w:p>
         </w:tc>
@@ -1437,7 +1452,7 @@
               <w:rPr>
                 <w:sz w:val="18"/>
               </w:rPr>
-              <w:t>DIARIETOU DJIBA (EQ5)</w:t>
+              <w:t>SOUDOU FAYE (EQ22)</w:t>
             </w:r>
           </w:p>
         </w:tc>
@@ -1465,21 +1480,21 @@
               <w:rPr>
                 <w:sz w:val="18"/>
               </w:rPr>
-              <w:t>4</w:t>
-            </w:r>
-          </w:p>
-        </w:tc>
-        <w:tc>
-          <w:tcPr>
-            <w:tcW w:type="dxa" w:w="2160"/>
-            <w:shd w:val="clear" w:color="auto" w:fill="FFFFFF"/>
-          </w:tcPr>
-          <w:p>
-            <w:r>
-              <w:rPr>
-                <w:sz w:val="18"/>
-              </w:rPr>
-              <w:t>40</w:t>
+              <w:t>3</w:t>
+            </w:r>
+          </w:p>
+        </w:tc>
+        <w:tc>
+          <w:tcPr>
+            <w:tcW w:type="dxa" w:w="2160"/>
+            <w:shd w:val="clear" w:color="auto" w:fill="FFFFFF"/>
+          </w:tcPr>
+          <w:p>
+            <w:r>
+              <w:rPr>
+                <w:sz w:val="18"/>
+              </w:rPr>
+              <w:t>30</w:t>
             </w:r>
           </w:p>
         </w:tc>
@@ -1495,49 +1510,49 @@
               <w:rPr>
                 <w:sz w:val="18"/>
               </w:rPr>
-              <w:t>BABACAR SENE (EQ9)</w:t>
-            </w:r>
-          </w:p>
-        </w:tc>
-        <w:tc>
-          <w:tcPr>
-            <w:tcW w:type="dxa" w:w="2160"/>
-            <w:shd w:val="clear" w:color="auto" w:fill="F4F8F7"/>
-          </w:tcPr>
-          <w:p>
-            <w:r>
-              <w:rPr>
-                <w:sz w:val="18"/>
-              </w:rPr>
-              <w:t>11</w:t>
-            </w:r>
-          </w:p>
-        </w:tc>
-        <w:tc>
-          <w:tcPr>
-            <w:tcW w:type="dxa" w:w="2160"/>
-            <w:shd w:val="clear" w:color="auto" w:fill="F4F8F7"/>
-          </w:tcPr>
-          <w:p>
-            <w:r>
-              <w:rPr>
-                <w:sz w:val="18"/>
-              </w:rPr>
-              <w:t>4</w:t>
-            </w:r>
-          </w:p>
-        </w:tc>
-        <w:tc>
-          <w:tcPr>
-            <w:tcW w:type="dxa" w:w="2160"/>
-            <w:shd w:val="clear" w:color="auto" w:fill="F4F8F7"/>
-          </w:tcPr>
-          <w:p>
-            <w:r>
-              <w:rPr>
-                <w:sz w:val="18"/>
-              </w:rPr>
-              <w:t>36,4</w:t>
+              <w:t>ALASSANE HENRY DIEDHIOU (EQ16)</w:t>
+            </w:r>
+          </w:p>
+        </w:tc>
+        <w:tc>
+          <w:tcPr>
+            <w:tcW w:type="dxa" w:w="2160"/>
+            <w:shd w:val="clear" w:color="auto" w:fill="F4F8F7"/>
+          </w:tcPr>
+          <w:p>
+            <w:r>
+              <w:rPr>
+                <w:sz w:val="18"/>
+              </w:rPr>
+              <w:t>10</w:t>
+            </w:r>
+          </w:p>
+        </w:tc>
+        <w:tc>
+          <w:tcPr>
+            <w:tcW w:type="dxa" w:w="2160"/>
+            <w:shd w:val="clear" w:color="auto" w:fill="F4F8F7"/>
+          </w:tcPr>
+          <w:p>
+            <w:r>
+              <w:rPr>
+                <w:sz w:val="18"/>
+              </w:rPr>
+              <w:t>3</w:t>
+            </w:r>
+          </w:p>
+        </w:tc>
+        <w:tc>
+          <w:tcPr>
+            <w:tcW w:type="dxa" w:w="2160"/>
+            <w:shd w:val="clear" w:color="auto" w:fill="F4F8F7"/>
+          </w:tcPr>
+          <w:p>
+            <w:r>
+              <w:rPr>
+                <w:sz w:val="18"/>
+              </w:rPr>
+              <w:t>30</w:t>
             </w:r>
           </w:p>
         </w:tc>
@@ -1553,7 +1568,7 @@
               <w:rPr>
                 <w:sz w:val="18"/>
               </w:rPr>
-              <w:t>MAME DIARRA COLY (EQ34)</w:t>
+              <w:t>ABIBOU NDIAYE (EQ30)</w:t>
             </w:r>
           </w:p>
         </w:tc>
@@ -1581,21 +1596,21 @@
               <w:rPr>
                 <w:sz w:val="18"/>
               </w:rPr>
-              <w:t>4</w:t>
-            </w:r>
-          </w:p>
-        </w:tc>
-        <w:tc>
-          <w:tcPr>
-            <w:tcW w:type="dxa" w:w="2160"/>
-            <w:shd w:val="clear" w:color="auto" w:fill="FFFFFF"/>
-          </w:tcPr>
-          <w:p>
-            <w:r>
-              <w:rPr>
-                <w:sz w:val="18"/>
-              </w:rPr>
-              <w:t>40</w:t>
+              <w:t>3</w:t>
+            </w:r>
+          </w:p>
+        </w:tc>
+        <w:tc>
+          <w:tcPr>
+            <w:tcW w:type="dxa" w:w="2160"/>
+            <w:shd w:val="clear" w:color="auto" w:fill="FFFFFF"/>
+          </w:tcPr>
+          <w:p>
+            <w:r>
+              <w:rPr>
+                <w:sz w:val="18"/>
+              </w:rPr>
+              <w:t>30</w:t>
             </w:r>
           </w:p>
         </w:tc>
@@ -1611,7 +1626,7 @@
               <w:rPr>
                 <w:sz w:val="18"/>
               </w:rPr>
-              <w:t>MAIMOUNA KOURMANG (EQ35)</w:t>
+              <w:t>MODOU DIONE (EQ29)</w:t>
             </w:r>
           </w:p>
         </w:tc>
@@ -1639,21 +1654,21 @@
               <w:rPr>
                 <w:sz w:val="18"/>
               </w:rPr>
-              <w:t>4</w:t>
-            </w:r>
-          </w:p>
-        </w:tc>
-        <w:tc>
-          <w:tcPr>
-            <w:tcW w:type="dxa" w:w="2160"/>
-            <w:shd w:val="clear" w:color="auto" w:fill="F4F8F7"/>
-          </w:tcPr>
-          <w:p>
-            <w:r>
-              <w:rPr>
-                <w:sz w:val="18"/>
-              </w:rPr>
-              <w:t>40</w:t>
+              <w:t>3</w:t>
+            </w:r>
+          </w:p>
+        </w:tc>
+        <w:tc>
+          <w:tcPr>
+            <w:tcW w:type="dxa" w:w="2160"/>
+            <w:shd w:val="clear" w:color="auto" w:fill="F4F8F7"/>
+          </w:tcPr>
+          <w:p>
+            <w:r>
+              <w:rPr>
+                <w:sz w:val="18"/>
+              </w:rPr>
+              <w:t>30</w:t>
             </w:r>
           </w:p>
         </w:tc>
@@ -1669,7 +1684,7 @@
               <w:rPr>
                 <w:sz w:val="18"/>
               </w:rPr>
-              <w:t>AMINATA DJIBY NDIAYE (EQ13)</w:t>
+              <w:t>AWA DIALLO (EQ3)</w:t>
             </w:r>
           </w:p>
         </w:tc>
@@ -1727,7 +1742,7 @@
               <w:rPr>
                 <w:sz w:val="18"/>
               </w:rPr>
-              <w:t>AL HASSANE DIOUF (EQ21)</w:t>
+              <w:t>FODE BAYO (EQ33)</w:t>
             </w:r>
           </w:p>
         </w:tc>
@@ -1785,7 +1800,7 @@
               <w:rPr>
                 <w:sz w:val="18"/>
               </w:rPr>
-              <w:t>SOUDOU FAYE (EQ22)</w:t>
+              <w:t>SENABOU BADJI (EQ32)</w:t>
             </w:r>
           </w:p>
         </w:tc>
@@ -1843,7 +1858,7 @@
               <w:rPr>
                 <w:sz w:val="18"/>
               </w:rPr>
-              <w:t>ALASSANE HENRY DIEDHIOU (EQ16)</w:t>
+              <w:t>ROKHAYA NGOM (EQ31)</w:t>
             </w:r>
           </w:p>
         </w:tc>
@@ -1901,7 +1916,7 @@
               <w:rPr>
                 <w:sz w:val="18"/>
               </w:rPr>
-              <w:t>ALASSANE NDOYE DIALLO (EQ18)</w:t>
+              <w:t>MAME DIARRA COLY (EQ34)</w:t>
             </w:r>
           </w:p>
         </w:tc>
@@ -1959,7 +1974,7 @@
               <w:rPr>
                 <w:sz w:val="18"/>
               </w:rPr>
-              <w:t>OUSSEYNOU BOYE (EQ12)</w:t>
+              <w:t>DIARIETOU DJIBA (EQ5)</w:t>
             </w:r>
           </w:p>
         </w:tc>
@@ -2017,7 +2032,7 @@
               <w:rPr>
                 <w:sz w:val="18"/>
               </w:rPr>
-              <w:t>ROKHAYA NGOM (EQ31)</w:t>
+              <w:t>DJIBRIL BA (EQ6)</w:t>
             </w:r>
           </w:p>
         </w:tc>
@@ -2075,7 +2090,7 @@
               <w:rPr>
                 <w:sz w:val="18"/>
               </w:rPr>
-              <w:t>FODE BAYO (EQ33)</w:t>
+              <w:t>ABDOU KHADRE FALL (EQ8)</w:t>
             </w:r>
           </w:p>
         </w:tc>
@@ -2133,21 +2148,21 @@
               <w:rPr>
                 <w:sz w:val="18"/>
               </w:rPr>
-              <w:t>ABDOU KHADRE FALL (EQ8)</w:t>
-            </w:r>
-          </w:p>
-        </w:tc>
-        <w:tc>
-          <w:tcPr>
-            <w:tcW w:type="dxa" w:w="2160"/>
-            <w:shd w:val="clear" w:color="auto" w:fill="FFFFFF"/>
-          </w:tcPr>
-          <w:p>
-            <w:r>
-              <w:rPr>
-                <w:sz w:val="18"/>
-              </w:rPr>
-              <w:t>10</w:t>
+              <w:t>BABACAR SENE (EQ9)</w:t>
+            </w:r>
+          </w:p>
+        </w:tc>
+        <w:tc>
+          <w:tcPr>
+            <w:tcW w:type="dxa" w:w="2160"/>
+            <w:shd w:val="clear" w:color="auto" w:fill="FFFFFF"/>
+          </w:tcPr>
+          <w:p>
+            <w:r>
+              <w:rPr>
+                <w:sz w:val="18"/>
+              </w:rPr>
+              <w:t>11</w:t>
             </w:r>
           </w:p>
         </w:tc>
@@ -2175,7 +2190,7 @@
               <w:rPr>
                 <w:sz w:val="18"/>
               </w:rPr>
-              <w:t>30</w:t>
+              <w:t>27,3</w:t>
             </w:r>
           </w:p>
         </w:tc>
@@ -18305,7 +18320,7 @@
               <w:rPr>
                 <w:sz w:val="18"/>
               </w:rPr>
-              <w:t>EQ2_enq5</w:t>
+              <w:t>EQ6_enq3</w:t>
             </w:r>
           </w:p>
         </w:tc>
@@ -18319,7 +18334,7 @@
               <w:rPr>
                 <w:sz w:val="18"/>
               </w:rPr>
-              <w:t>FATOU MARIE MBODJI (EQ2)</w:t>
+              <w:t>DJIBRIL BA (EQ6)</w:t>
             </w:r>
           </w:p>
         </w:tc>
@@ -18333,7 +18348,7 @@
               <w:rPr>
                 <w:sz w:val="18"/>
               </w:rPr>
-              <w:t>2</w:t>
+              <w:t>3</w:t>
             </w:r>
           </w:p>
         </w:tc>
@@ -18347,6 +18362,20 @@
               <w:rPr>
                 <w:sz w:val="18"/>
               </w:rPr>
+              <w:t>3</w:t>
+            </w:r>
+          </w:p>
+        </w:tc>
+        <w:tc>
+          <w:tcPr>
+            <w:tcW w:type="dxa" w:w="1234"/>
+            <w:shd w:val="clear" w:color="auto" w:fill="FFFFFF"/>
+          </w:tcPr>
+          <w:p>
+            <w:r>
+              <w:rPr>
+                <w:sz w:val="18"/>
+              </w:rPr>
               <w:t>4</w:t>
             </w:r>
           </w:p>
@@ -18375,21 +18404,7 @@
               <w:rPr>
                 <w:sz w:val="18"/>
               </w:rPr>
-              <w:t>5</w:t>
-            </w:r>
-          </w:p>
-        </w:tc>
-        <w:tc>
-          <w:tcPr>
-            <w:tcW w:type="dxa" w:w="1234"/>
-            <w:shd w:val="clear" w:color="auto" w:fill="FFFFFF"/>
-          </w:tcPr>
-          <w:p>
-            <w:r>
-              <w:rPr>
-                <w:sz w:val="18"/>
-              </w:rPr>
-              <w:t>15</w:t>
+              <w:t>14</w:t>
             </w:r>
           </w:p>
         </w:tc>
@@ -18405,7 +18420,7 @@
               <w:rPr>
                 <w:sz w:val="18"/>
               </w:rPr>
-              <w:t>EQ6_enq3</w:t>
+              <w:t>EQ30_enq1</w:t>
             </w:r>
           </w:p>
         </w:tc>
@@ -18419,7 +18434,7 @@
               <w:rPr>
                 <w:sz w:val="18"/>
               </w:rPr>
-              <w:t>DJIBRIL BA (EQ6)</w:t>
+              <w:t>ABIBOU NDIAYE (EQ30)</w:t>
             </w:r>
           </w:p>
         </w:tc>
@@ -18461,7 +18476,7 @@
               <w:rPr>
                 <w:sz w:val="18"/>
               </w:rPr>
-              <w:t>4</w:t>
+              <w:t>3</w:t>
             </w:r>
           </w:p>
         </w:tc>
@@ -18475,7 +18490,7 @@
               <w:rPr>
                 <w:sz w:val="18"/>
               </w:rPr>
-              <w:t>4</w:t>
+              <w:t>3</w:t>
             </w:r>
           </w:p>
         </w:tc>
@@ -18489,7 +18504,7 @@
               <w:rPr>
                 <w:sz w:val="18"/>
               </w:rPr>
-              <w:t>14</w:t>
+              <w:t>12</w:t>
             </w:r>
           </w:p>
         </w:tc>
@@ -18505,7 +18520,7 @@
               <w:rPr>
                 <w:sz w:val="18"/>
               </w:rPr>
-              <w:t>EQ3_enq5</w:t>
+              <w:t>EQ1_enq2</w:t>
             </w:r>
           </w:p>
         </w:tc>
@@ -18519,7 +18534,7 @@
               <w:rPr>
                 <w:sz w:val="18"/>
               </w:rPr>
-              <w:t>AWA DIALLO (EQ3)</w:t>
+              <w:t>OULIMATA DIENE (EQ1)</w:t>
             </w:r>
           </w:p>
         </w:tc>
@@ -18575,7 +18590,7 @@
               <w:rPr>
                 <w:sz w:val="18"/>
               </w:rPr>
-              <w:t>4</w:t>
+              <w:t>3</w:t>
             </w:r>
           </w:p>
         </w:tc>
@@ -18589,7 +18604,7 @@
               <w:rPr>
                 <w:sz w:val="18"/>
               </w:rPr>
-              <w:t>13</w:t>
+              <w:t>12</w:t>
             </w:r>
           </w:p>
         </w:tc>
@@ -18605,7 +18620,7 @@
               <w:rPr>
                 <w:sz w:val="18"/>
               </w:rPr>
-              <w:t>EQ30_enq1</w:t>
+              <w:t>EQ3_enq5</w:t>
             </w:r>
           </w:p>
         </w:tc>
@@ -18619,7 +18634,7 @@
               <w:rPr>
                 <w:sz w:val="18"/>
               </w:rPr>
-              <w:t>ABIBOU NDIAYE (EQ30)</w:t>
+              <w:t>AWA DIALLO (EQ3)</w:t>
             </w:r>
           </w:p>
         </w:tc>
@@ -18705,7 +18720,7 @@
               <w:rPr>
                 <w:sz w:val="18"/>
               </w:rPr>
-              <w:t>EQ35_enq3</w:t>
+              <w:t>EQ5_enq4</w:t>
             </w:r>
           </w:p>
         </w:tc>
@@ -18719,7 +18734,7 @@
               <w:rPr>
                 <w:sz w:val="18"/>
               </w:rPr>
-              <w:t>MAIMOUNA KOURMANG (EQ35)</w:t>
+              <w:t>DIARIETOU DJIBA (EQ5)</w:t>
             </w:r>
           </w:p>
         </w:tc>
@@ -18805,7 +18820,7 @@
               <w:rPr>
                 <w:sz w:val="18"/>
               </w:rPr>
-              <w:t>EQ5_enq4</w:t>
+              <w:t>EQ35_enq3</w:t>
             </w:r>
           </w:p>
         </w:tc>
@@ -18819,7 +18834,7 @@
               <w:rPr>
                 <w:sz w:val="18"/>
               </w:rPr>
-              <w:t>DIARIETOU DJIBA (EQ5)</w:t>
+              <w:t>MAIMOUNA KOURMANG (EQ35)</w:t>
             </w:r>
           </w:p>
         </w:tc>
@@ -18905,7 +18920,7 @@
               <w:rPr>
                 <w:sz w:val="18"/>
               </w:rPr>
-              <w:t>EQ1_enq2</w:t>
+              <w:t>EQ2_enq5</w:t>
             </w:r>
           </w:p>
         </w:tc>
@@ -18919,7 +18934,7 @@
               <w:rPr>
                 <w:sz w:val="18"/>
               </w:rPr>
-              <w:t>OULIMATA DIENE (EQ1)</w:t>
+              <w:t>FATOU MARIE MBODJI (EQ2)</w:t>
             </w:r>
           </w:p>
         </w:tc>
@@ -18933,6 +18948,34 @@
               <w:rPr>
                 <w:sz w:val="18"/>
               </w:rPr>
+              <w:t>2</w:t>
+            </w:r>
+          </w:p>
+        </w:tc>
+        <w:tc>
+          <w:tcPr>
+            <w:tcW w:type="dxa" w:w="1234"/>
+            <w:shd w:val="clear" w:color="auto" w:fill="FFFFFF"/>
+          </w:tcPr>
+          <w:p>
+            <w:r>
+              <w:rPr>
+                <w:sz w:val="18"/>
+              </w:rPr>
+              <w:t>2</w:t>
+            </w:r>
+          </w:p>
+        </w:tc>
+        <w:tc>
+          <w:tcPr>
+            <w:tcW w:type="dxa" w:w="1234"/>
+            <w:shd w:val="clear" w:color="auto" w:fill="FFFFFF"/>
+          </w:tcPr>
+          <w:p>
+            <w:r>
+              <w:rPr>
+                <w:sz w:val="18"/>
+              </w:rPr>
               <w:t>3</w:t>
             </w:r>
           </w:p>
@@ -18947,7 +18990,7 @@
               <w:rPr>
                 <w:sz w:val="18"/>
               </w:rPr>
-              <w:t>3</w:t>
+              <w:t>4</w:t>
             </w:r>
           </w:p>
         </w:tc>
@@ -18961,35 +19004,7 @@
               <w:rPr>
                 <w:sz w:val="18"/>
               </w:rPr>
-              <w:t>3</w:t>
-            </w:r>
-          </w:p>
-        </w:tc>
-        <w:tc>
-          <w:tcPr>
-            <w:tcW w:type="dxa" w:w="1234"/>
-            <w:shd w:val="clear" w:color="auto" w:fill="FFFFFF"/>
-          </w:tcPr>
-          <w:p>
-            <w:r>
-              <w:rPr>
-                <w:sz w:val="18"/>
-              </w:rPr>
-              <w:t>3</w:t>
-            </w:r>
-          </w:p>
-        </w:tc>
-        <w:tc>
-          <w:tcPr>
-            <w:tcW w:type="dxa" w:w="1234"/>
-            <w:shd w:val="clear" w:color="auto" w:fill="FFFFFF"/>
-          </w:tcPr>
-          <w:p>
-            <w:r>
-              <w:rPr>
-                <w:sz w:val="18"/>
-              </w:rPr>
-              <w:t>12</w:t>
+              <w:t>11</w:t>
             </w:r>
           </w:p>
         </w:tc>
@@ -19105,7 +19120,7 @@
               <w:rPr>
                 <w:sz w:val="18"/>
               </w:rPr>
-              <w:t>EQ22_enq3</w:t>
+              <w:t>EQ7_enq2</w:t>
             </w:r>
           </w:p>
         </w:tc>
@@ -19119,7 +19134,7 @@
               <w:rPr>
                 <w:sz w:val="18"/>
               </w:rPr>
-              <w:t>SOUDOU FAYE (EQ22)</w:t>
+              <w:t>SARA NIANG (EQ7)</w:t>
             </w:r>
           </w:p>
         </w:tc>
@@ -19205,7 +19220,7 @@
               <w:rPr>
                 <w:sz w:val="18"/>
               </w:rPr>
-              <w:t>EQ24_enq3</w:t>
+              <w:t>EQ8_enq2</w:t>
             </w:r>
           </w:p>
         </w:tc>
@@ -19219,7 +19234,7 @@
               <w:rPr>
                 <w:sz w:val="18"/>
               </w:rPr>
-              <w:t>EL HADJ FALLOU DIALLO (EQ24)</w:t>
+              <w:t>ABDOU KHADRE FALL (EQ8)</w:t>
             </w:r>
           </w:p>
         </w:tc>
@@ -19305,7 +19320,7 @@
               <w:rPr>
                 <w:sz w:val="18"/>
               </w:rPr>
-              <w:t>EQ24_enq1</w:t>
+              <w:t>EQ4_enq3</w:t>
             </w:r>
           </w:p>
         </w:tc>
@@ -19319,7 +19334,7 @@
               <w:rPr>
                 <w:sz w:val="18"/>
               </w:rPr>
-              <w:t>EL HADJ FALLOU DIALLO (EQ24)</w:t>
+              <w:t>MATAR GUEYE (EQ4)</w:t>
             </w:r>
           </w:p>
         </w:tc>
@@ -19405,7 +19420,7 @@
               <w:rPr>
                 <w:sz w:val="18"/>
               </w:rPr>
-              <w:t>EQ7_enq2</w:t>
+              <w:t>EQ34_enq1</w:t>
             </w:r>
           </w:p>
         </w:tc>
@@ -19419,7 +19434,7 @@
               <w:rPr>
                 <w:sz w:val="18"/>
               </w:rPr>
-              <w:t>SARA NIANG (EQ7)</w:t>
+              <w:t>MAME DIARRA COLY (EQ34)</w:t>
             </w:r>
           </w:p>
         </w:tc>
@@ -19505,7 +19520,7 @@
               <w:rPr>
                 <w:sz w:val="18"/>
               </w:rPr>
-              <w:t>EQ8_enq2</w:t>
+              <w:t>EQ20_enq3</w:t>
             </w:r>
           </w:p>
         </w:tc>
@@ -19519,7 +19534,7 @@
               <w:rPr>
                 <w:sz w:val="18"/>
               </w:rPr>
-              <w:t>ABDOU KHADRE FALL (EQ8)</w:t>
+              <w:t>MANSOUR NDAO (EQ20)</w:t>
             </w:r>
           </w:p>
         </w:tc>
@@ -19605,7 +19620,7 @@
               <w:rPr>
                 <w:sz w:val="18"/>
               </w:rPr>
-              <w:t>EQ4_enq3</w:t>
+              <w:t>EQ22_enq3</w:t>
             </w:r>
           </w:p>
         </w:tc>
@@ -19619,7 +19634,7 @@
               <w:rPr>
                 <w:sz w:val="18"/>
               </w:rPr>
-              <w:t>MATAR GUEYE (EQ4)</w:t>
+              <w:t>SOUDOU FAYE (EQ22)</w:t>
             </w:r>
           </w:p>
         </w:tc>
@@ -19705,7 +19720,7 @@
               <w:rPr>
                 <w:sz w:val="18"/>
               </w:rPr>
-              <w:t>EQ34_enq1</w:t>
+              <w:t>EQ26_enq1</w:t>
             </w:r>
           </w:p>
         </w:tc>
@@ -19719,7 +19734,7 @@
               <w:rPr>
                 <w:sz w:val="18"/>
               </w:rPr>
-              <w:t>MAME DIARRA COLY (EQ34)</w:t>
+              <w:t>AMADOU GUEYE (EQ26)</w:t>
             </w:r>
           </w:p>
         </w:tc>
@@ -19805,7 +19820,7 @@
               <w:rPr>
                 <w:sz w:val="18"/>
               </w:rPr>
-              <w:t>EQ26_enq1</w:t>
+              <w:t>EQ11_enq4</w:t>
             </w:r>
           </w:p>
         </w:tc>
@@ -19819,7 +19834,7 @@
               <w:rPr>
                 <w:sz w:val="18"/>
               </w:rPr>
-              <w:t>AMADOU GUEYE (EQ26)</w:t>
+              <w:t>FATOU NDIAYE GAYE (EQ11)</w:t>
             </w:r>
           </w:p>
         </w:tc>
@@ -19905,7 +19920,7 @@
               <w:rPr>
                 <w:sz w:val="18"/>
               </w:rPr>
-              <w:t>EQ20_enq3</w:t>
+              <w:t>EQ24_enq4</w:t>
             </w:r>
           </w:p>
         </w:tc>
@@ -19919,7 +19934,7 @@
               <w:rPr>
                 <w:sz w:val="18"/>
               </w:rPr>
-              <w:t>MANSOUR NDAO (EQ20)</w:t>
+              <w:t>EL HADJ FALLOU DIALLO (EQ24)</w:t>
             </w:r>
           </w:p>
         </w:tc>
@@ -20005,7 +20020,7 @@
               <w:rPr>
                 <w:sz w:val="18"/>
               </w:rPr>
-              <w:t>EQ11_enq4</w:t>
+              <w:t>EQ24_enq1</w:t>
             </w:r>
           </w:p>
         </w:tc>
@@ -20019,7 +20034,7 @@
               <w:rPr>
                 <w:sz w:val="18"/>
               </w:rPr>
-              <w:t>FATOU NDIAYE GAYE (EQ11)</w:t>
+              <w:t>EL HADJ FALLOU DIALLO (EQ24)</w:t>
             </w:r>
           </w:p>
         </w:tc>
@@ -20105,7 +20120,7 @@
               <w:rPr>
                 <w:sz w:val="18"/>
               </w:rPr>
-              <w:t>EQ24_enq4</w:t>
+              <w:t>EQ24_enq3</w:t>
             </w:r>
           </w:p>
         </w:tc>
@@ -20305,7 +20320,7 @@
               <w:rPr>
                 <w:sz w:val="18"/>
               </w:rPr>
-              <w:t>EQ20_enq1</w:t>
+              <w:t>EQ7_enq1</w:t>
             </w:r>
           </w:p>
         </w:tc>
@@ -20319,7 +20334,7 @@
               <w:rPr>
                 <w:sz w:val="18"/>
               </w:rPr>
-              <w:t>MANSOUR NDAO (EQ20)</w:t>
+              <w:t>SARA NIANG (EQ7)</w:t>
             </w:r>
           </w:p>
         </w:tc>
@@ -20405,7 +20420,7 @@
               <w:rPr>
                 <w:sz w:val="18"/>
               </w:rPr>
-              <w:t>EQ20_enq4</w:t>
+              <w:t>EQ5_enq5</w:t>
             </w:r>
           </w:p>
         </w:tc>
@@ -20419,7 +20434,7 @@
               <w:rPr>
                 <w:sz w:val="18"/>
               </w:rPr>
-              <w:t>MANSOUR NDAO (EQ20)</w:t>
+              <w:t>DIARIETOU DJIBA (EQ5)</w:t>
             </w:r>
           </w:p>
         </w:tc>
@@ -20505,7 +20520,7 @@
               <w:rPr>
                 <w:sz w:val="18"/>
               </w:rPr>
-              <w:t>EQ10_enq2</w:t>
+              <w:t>EQ34_enq3</w:t>
             </w:r>
           </w:p>
         </w:tc>
@@ -20519,7 +20534,7 @@
               <w:rPr>
                 <w:sz w:val="18"/>
               </w:rPr>
-              <w:t>BAYE CHEIKH NIANG (EQ10)</w:t>
+              <w:t>MAME DIARRA COLY (EQ34)</w:t>
             </w:r>
           </w:p>
         </w:tc>
@@ -20605,7 +20620,7 @@
               <w:rPr>
                 <w:sz w:val="18"/>
               </w:rPr>
-              <w:t>EQ7_enq1</w:t>
+              <w:t>EQ32_enq3</w:t>
             </w:r>
           </w:p>
         </w:tc>
@@ -20619,7 +20634,7 @@
               <w:rPr>
                 <w:sz w:val="18"/>
               </w:rPr>
-              <w:t>SARA NIANG (EQ7)</w:t>
+              <w:t>SENABOU BADJI (EQ32)</w:t>
             </w:r>
           </w:p>
         </w:tc>
@@ -20705,7 +20720,7 @@
               <w:rPr>
                 <w:sz w:val="18"/>
               </w:rPr>
-              <w:t>EQ6_enq1</w:t>
+              <w:t>EQ19_enq4</w:t>
             </w:r>
           </w:p>
         </w:tc>
@@ -20719,7 +20734,7 @@
               <w:rPr>
                 <w:sz w:val="18"/>
               </w:rPr>
-              <w:t>DJIBRIL BA (EQ6)</w:t>
+              <w:t>DOUDOU SANE (EQ19)</w:t>
             </w:r>
           </w:p>
         </w:tc>
@@ -20805,7 +20820,7 @@
               <w:rPr>
                 <w:sz w:val="18"/>
               </w:rPr>
-              <w:t>EQ5_enq5</w:t>
+              <w:t>EQ23_enq4</w:t>
             </w:r>
           </w:p>
         </w:tc>
@@ -20819,7 +20834,7 @@
               <w:rPr>
                 <w:sz w:val="18"/>
               </w:rPr>
-              <w:t>DIARIETOU DJIBA (EQ5)</w:t>
+              <w:t>DAME NIANG (EQ23)</w:t>
             </w:r>
           </w:p>
         </w:tc>
@@ -20905,7 +20920,7 @@
               <w:rPr>
                 <w:sz w:val="18"/>
               </w:rPr>
-              <w:t>EQ32_enq3</w:t>
+              <w:t>EQ20_enq1</w:t>
             </w:r>
           </w:p>
         </w:tc>
@@ -20919,7 +20934,7 @@
               <w:rPr>
                 <w:sz w:val="18"/>
               </w:rPr>
-              <w:t>SENABOU BADJI (EQ32)</w:t>
+              <w:t>MANSOUR NDAO (EQ20)</w:t>
             </w:r>
           </w:p>
         </w:tc>
@@ -21005,7 +21020,7 @@
               <w:rPr>
                 <w:sz w:val="18"/>
               </w:rPr>
-              <w:t>EQ27_enq3</w:t>
+              <w:t>EQ20_enq4</w:t>
             </w:r>
           </w:p>
         </w:tc>
@@ -21019,7 +21034,7 @@
               <w:rPr>
                 <w:sz w:val="18"/>
               </w:rPr>
-              <w:t>ELHADJI DJIBRIL DIOUF (EQ27)</w:t>
+              <w:t>MANSOUR NDAO (EQ20)</w:t>
             </w:r>
           </w:p>
         </w:tc>
@@ -21105,7 +21120,7 @@
               <w:rPr>
                 <w:sz w:val="18"/>
               </w:rPr>
-              <w:t>EQ25_enq2</w:t>
+              <w:t>EQ14_enq3</w:t>
             </w:r>
           </w:p>
         </w:tc>
@@ -21119,7 +21134,7 @@
               <w:rPr>
                 <w:sz w:val="18"/>
               </w:rPr>
-              <w:t>TALLA NGOM (EQ25)</w:t>
+              <w:t>OUMAR WELE (EQ14)</w:t>
             </w:r>
           </w:p>
         </w:tc>
@@ -21205,7 +21220,7 @@
               <w:rPr>
                 <w:sz w:val="18"/>
               </w:rPr>
-              <w:t>EQ23_enq4</w:t>
+              <w:t>EQ10_enq2</w:t>
             </w:r>
           </w:p>
         </w:tc>
@@ -21219,7 +21234,7 @@
               <w:rPr>
                 <w:sz w:val="18"/>
               </w:rPr>
-              <w:t>DAME NIANG (EQ23)</w:t>
+              <w:t>BAYE CHEIKH NIANG (EQ10)</w:t>
             </w:r>
           </w:p>
         </w:tc>
@@ -21305,7 +21320,7 @@
               <w:rPr>
                 <w:sz w:val="18"/>
               </w:rPr>
-              <w:t>EQ19_enq2</w:t>
+              <w:t>EQ10_enq3</w:t>
             </w:r>
           </w:p>
         </w:tc>
@@ -21319,7 +21334,7 @@
               <w:rPr>
                 <w:sz w:val="18"/>
               </w:rPr>
-              <w:t>DOUDOU SANE (EQ19)</w:t>
+              <w:t>BAYE CHEIKH NIANG (EQ10)</w:t>
             </w:r>
           </w:p>
         </w:tc>
@@ -21405,7 +21420,7 @@
               <w:rPr>
                 <w:sz w:val="18"/>
               </w:rPr>
-              <w:t>EQ17_enq1</w:t>
+              <w:t>EQ12_enq1</w:t>
             </w:r>
           </w:p>
         </w:tc>
@@ -21419,7 +21434,7 @@
               <w:rPr>
                 <w:sz w:val="18"/>
               </w:rPr>
-              <w:t>BAYE ASSE DIOP (EQ17)</w:t>
+              <w:t>OUSSEYNOU BOYE (EQ12)</w:t>
             </w:r>
           </w:p>
         </w:tc>
@@ -21505,7 +21520,7 @@
               <w:rPr>
                 <w:sz w:val="18"/>
               </w:rPr>
-              <w:t>EQ10_enq3</w:t>
+              <w:t>EQ19_enq3</w:t>
             </w:r>
           </w:p>
         </w:tc>
@@ -21519,7 +21534,7 @@
               <w:rPr>
                 <w:sz w:val="18"/>
               </w:rPr>
-              <w:t>BAYE CHEIKH NIANG (EQ10)</w:t>
+              <w:t>DOUDOU SANE (EQ19)</w:t>
             </w:r>
           </w:p>
         </w:tc>
@@ -21605,7 +21620,7 @@
               <w:rPr>
                 <w:sz w:val="18"/>
               </w:rPr>
-              <w:t>EQ14_enq3</w:t>
+              <w:t>EQ19_enq2</w:t>
             </w:r>
           </w:p>
         </w:tc>
@@ -21619,7 +21634,7 @@
               <w:rPr>
                 <w:sz w:val="18"/>
               </w:rPr>
-              <w:t>OUMAR WELE (EQ14)</w:t>
+              <w:t>DOUDOU SANE (EQ19)</w:t>
             </w:r>
           </w:p>
         </w:tc>
@@ -21705,7 +21720,7 @@
               <w:rPr>
                 <w:sz w:val="18"/>
               </w:rPr>
-              <w:t>EQ12_enq1</w:t>
+              <w:t>EQ17_enq1</w:t>
             </w:r>
           </w:p>
         </w:tc>
@@ -21719,7 +21734,7 @@
               <w:rPr>
                 <w:sz w:val="18"/>
               </w:rPr>
-              <w:t>OUSSEYNOU BOYE (EQ12)</w:t>
+              <w:t>BAYE ASSE DIOP (EQ17)</w:t>
             </w:r>
           </w:p>
         </w:tc>
@@ -21805,7 +21820,7 @@
               <w:rPr>
                 <w:sz w:val="18"/>
               </w:rPr>
-              <w:t>EQ19_enq4</w:t>
+              <w:t>EQ25_enq2</w:t>
             </w:r>
           </w:p>
         </w:tc>
@@ -21819,7 +21834,7 @@
               <w:rPr>
                 <w:sz w:val="18"/>
               </w:rPr>
-              <w:t>DOUDOU SANE (EQ19)</w:t>
+              <w:t>TALLA NGOM (EQ25)</w:t>
             </w:r>
           </w:p>
         </w:tc>
@@ -21905,7 +21920,7 @@
               <w:rPr>
                 <w:sz w:val="18"/>
               </w:rPr>
-              <w:t>EQ19_enq3</w:t>
+              <w:t>EQ8_enq3</w:t>
             </w:r>
           </w:p>
         </w:tc>
@@ -21919,7 +21934,7 @@
               <w:rPr>
                 <w:sz w:val="18"/>
               </w:rPr>
-              <w:t>DOUDOU SANE (EQ19)</w:t>
+              <w:t>ABDOU KHADRE FALL (EQ8)</w:t>
             </w:r>
           </w:p>
         </w:tc>
@@ -22005,7 +22020,7 @@
               <w:rPr>
                 <w:sz w:val="18"/>
               </w:rPr>
-              <w:t>EQ34_enq3</w:t>
+              <w:t>EQ6_enq4</w:t>
             </w:r>
           </w:p>
         </w:tc>
@@ -22019,7 +22034,7 @@
               <w:rPr>
                 <w:sz w:val="18"/>
               </w:rPr>
-              <w:t>MAME DIARRA COLY (EQ34)</w:t>
+              <w:t>DJIBRIL BA (EQ6)</w:t>
             </w:r>
           </w:p>
         </w:tc>
@@ -22105,7 +22120,7 @@
               <w:rPr>
                 <w:sz w:val="18"/>
               </w:rPr>
-              <w:t>EQ29_enq3</w:t>
+              <w:t>EQ4_enq1</w:t>
             </w:r>
           </w:p>
         </w:tc>
@@ -22119,7 +22134,7 @@
               <w:rPr>
                 <w:sz w:val="18"/>
               </w:rPr>
-              <w:t>MODOU DIONE (EQ29)</w:t>
+              <w:t>MATAR GUEYE (EQ4)</w:t>
             </w:r>
           </w:p>
         </w:tc>
@@ -22205,7 +22220,7 @@
               <w:rPr>
                 <w:sz w:val="18"/>
               </w:rPr>
-              <w:t>EQ9_enq4</w:t>
+              <w:t>EQ6_enq1</w:t>
             </w:r>
           </w:p>
         </w:tc>
@@ -22219,7 +22234,7 @@
               <w:rPr>
                 <w:sz w:val="18"/>
               </w:rPr>
-              <w:t>BABACAR SENE (EQ9)</w:t>
+              <w:t>DJIBRIL BA (EQ6)</w:t>
             </w:r>
           </w:p>
         </w:tc>
@@ -22305,7 +22320,7 @@
               <w:rPr>
                 <w:sz w:val="18"/>
               </w:rPr>
-              <w:t>EQ8_enq3</w:t>
+              <w:t>EQ29_enq3</w:t>
             </w:r>
           </w:p>
         </w:tc>
@@ -22319,7 +22334,7 @@
               <w:rPr>
                 <w:sz w:val="18"/>
               </w:rPr>
-              <w:t>ABDOU KHADRE FALL (EQ8)</w:t>
+              <w:t>MODOU DIONE (EQ29)</w:t>
             </w:r>
           </w:p>
         </w:tc>
@@ -22405,7 +22420,7 @@
               <w:rPr>
                 <w:sz w:val="18"/>
               </w:rPr>
-              <w:t>EQ6_enq4</w:t>
+              <w:t>EQ28_enq3</w:t>
             </w:r>
           </w:p>
         </w:tc>
@@ -22419,7 +22434,7 @@
               <w:rPr>
                 <w:sz w:val="18"/>
               </w:rPr>
-              <w:t>DJIBRIL BA (EQ6)</w:t>
+              <w:t>OUSMANE MBENGUE (EQ28)</w:t>
             </w:r>
           </w:p>
         </w:tc>
@@ -22505,7 +22520,7 @@
               <w:rPr>
                 <w:sz w:val="18"/>
               </w:rPr>
-              <w:t>EQ4_enq1</w:t>
+              <w:t>EQ27_enq3</w:t>
             </w:r>
           </w:p>
         </w:tc>
@@ -22519,7 +22534,7 @@
               <w:rPr>
                 <w:sz w:val="18"/>
               </w:rPr>
-              <w:t>MATAR GUEYE (EQ4)</w:t>
+              <w:t>ELHADJI DJIBRIL DIOUF (EQ27)</w:t>
             </w:r>
           </w:p>
         </w:tc>
@@ -22705,7 +22720,7 @@
               <w:rPr>
                 <w:sz w:val="18"/>
               </w:rPr>
-              <w:t>EQ28_enq3</w:t>
+              <w:t>EQ9_enq4</w:t>
             </w:r>
           </w:p>
         </w:tc>
@@ -22719,7 +22734,7 @@
               <w:rPr>
                 <w:sz w:val="18"/>
               </w:rPr>
-              <w:t>OUSMANE MBENGUE (EQ28)</w:t>
+              <w:t>BABACAR SENE (EQ9)</w:t>
             </w:r>
           </w:p>
         </w:tc>
@@ -22805,7 +22820,7 @@
               <w:rPr>
                 <w:sz w:val="18"/>
               </w:rPr>
-              <w:t>EQ7_enq3</w:t>
+              <w:t>EQ10_enq1</w:t>
             </w:r>
           </w:p>
         </w:tc>
@@ -22819,7 +22834,7 @@
               <w:rPr>
                 <w:sz w:val="18"/>
               </w:rPr>
-              <w:t>SARA NIANG (EQ7)</w:t>
+              <w:t>BAYE CHEIKH NIANG (EQ10)</w:t>
             </w:r>
           </w:p>
         </w:tc>
@@ -22833,6 +22848,48 @@
               <w:rPr>
                 <w:sz w:val="18"/>
               </w:rPr>
+              <w:t>0</w:t>
+            </w:r>
+          </w:p>
+        </w:tc>
+        <w:tc>
+          <w:tcPr>
+            <w:tcW w:type="dxa" w:w="1234"/>
+            <w:shd w:val="clear" w:color="auto" w:fill="F4F8F7"/>
+          </w:tcPr>
+          <w:p>
+            <w:r>
+              <w:rPr>
+                <w:sz w:val="18"/>
+              </w:rPr>
+              <w:t>0</w:t>
+            </w:r>
+          </w:p>
+        </w:tc>
+        <w:tc>
+          <w:tcPr>
+            <w:tcW w:type="dxa" w:w="1234"/>
+            <w:shd w:val="clear" w:color="auto" w:fill="F4F8F7"/>
+          </w:tcPr>
+          <w:p>
+            <w:r>
+              <w:rPr>
+                <w:sz w:val="18"/>
+              </w:rPr>
+              <w:t>0</w:t>
+            </w:r>
+          </w:p>
+        </w:tc>
+        <w:tc>
+          <w:tcPr>
+            <w:tcW w:type="dxa" w:w="1234"/>
+            <w:shd w:val="clear" w:color="auto" w:fill="F4F8F7"/>
+          </w:tcPr>
+          <w:p>
+            <w:r>
+              <w:rPr>
+                <w:sz w:val="18"/>
+              </w:rPr>
               <w:t>1</w:t>
             </w:r>
           </w:p>
@@ -22848,48 +22905,6 @@
                 <w:sz w:val="18"/>
               </w:rPr>
               <w:t>1</w:t>
-            </w:r>
-          </w:p>
-        </w:tc>
-        <w:tc>
-          <w:tcPr>
-            <w:tcW w:type="dxa" w:w="1234"/>
-            <w:shd w:val="clear" w:color="auto" w:fill="F4F8F7"/>
-          </w:tcPr>
-          <w:p>
-            <w:r>
-              <w:rPr>
-                <w:sz w:val="18"/>
-              </w:rPr>
-              <w:t>0</w:t>
-            </w:r>
-          </w:p>
-        </w:tc>
-        <w:tc>
-          <w:tcPr>
-            <w:tcW w:type="dxa" w:w="1234"/>
-            <w:shd w:val="clear" w:color="auto" w:fill="F4F8F7"/>
-          </w:tcPr>
-          <w:p>
-            <w:r>
-              <w:rPr>
-                <w:sz w:val="18"/>
-              </w:rPr>
-              <w:t>0</w:t>
-            </w:r>
-          </w:p>
-        </w:tc>
-        <w:tc>
-          <w:tcPr>
-            <w:tcW w:type="dxa" w:w="1234"/>
-            <w:shd w:val="clear" w:color="auto" w:fill="F4F8F7"/>
-          </w:tcPr>
-          <w:p>
-            <w:r>
-              <w:rPr>
-                <w:sz w:val="18"/>
-              </w:rPr>
-              <w:t>2</w:t>
             </w:r>
           </w:p>
         </w:tc>
@@ -22905,7 +22920,7 @@
               <w:rPr>
                 <w:sz w:val="18"/>
               </w:rPr>
-              <w:t>EQ10_enq1</w:t>
+              <w:t>EQ12_enq2</w:t>
             </w:r>
           </w:p>
         </w:tc>
@@ -22919,7 +22934,7 @@
               <w:rPr>
                 <w:sz w:val="18"/>
               </w:rPr>
-              <w:t>BAYE CHEIKH NIANG (EQ10)</w:t>
+              <w:t>OUSSEYNOU BOYE (EQ12)</w:t>
             </w:r>
           </w:p>
         </w:tc>
@@ -23005,7 +23020,7 @@
               <w:rPr>
                 <w:sz w:val="18"/>
               </w:rPr>
-              <w:t>EQ26_enq3</w:t>
+              <w:t>EQ13_enq3</w:t>
             </w:r>
           </w:p>
         </w:tc>
@@ -23019,7 +23034,7 @@
               <w:rPr>
                 <w:sz w:val="18"/>
               </w:rPr>
-              <w:t>AMADOU GUEYE (EQ26)</w:t>
+              <w:t>AMINATA DJIBY NDIAYE (EQ13)</w:t>
             </w:r>
           </w:p>
         </w:tc>
@@ -23105,7 +23120,7 @@
               <w:rPr>
                 <w:sz w:val="18"/>
               </w:rPr>
-              <w:t>EQ12_enq2</w:t>
+              <w:t>EQ18_enq4</w:t>
             </w:r>
           </w:p>
         </w:tc>
@@ -23119,7 +23134,7 @@
               <w:rPr>
                 <w:sz w:val="18"/>
               </w:rPr>
-              <w:t>OUSSEYNOU BOYE (EQ12)</w:t>
+              <w:t>ALASSANE NDOYE DIALLO (EQ18)</w:t>
             </w:r>
           </w:p>
         </w:tc>
@@ -23205,7 +23220,7 @@
               <w:rPr>
                 <w:sz w:val="18"/>
               </w:rPr>
-              <w:t>EQ13_enq3</w:t>
+              <w:t>EQ29_enq1</w:t>
             </w:r>
           </w:p>
         </w:tc>
@@ -23219,7 +23234,7 @@
               <w:rPr>
                 <w:sz w:val="18"/>
               </w:rPr>
-              <w:t>AMINATA DJIBY NDIAYE (EQ13)</w:t>
+              <w:t>MODOU DIONE (EQ29)</w:t>
             </w:r>
           </w:p>
         </w:tc>
@@ -23305,7 +23320,7 @@
               <w:rPr>
                 <w:sz w:val="18"/>
               </w:rPr>
-              <w:t>EQ18_enq4</w:t>
+              <w:t>EQ26_enq3</w:t>
             </w:r>
           </w:p>
         </w:tc>
@@ -23319,7 +23334,7 @@
               <w:rPr>
                 <w:sz w:val="18"/>
               </w:rPr>
-              <w:t>ALASSANE NDOYE DIALLO (EQ18)</w:t>
+              <w:t>AMADOU GUEYE (EQ26)</w:t>
             </w:r>
           </w:p>
         </w:tc>
@@ -23405,7 +23420,7 @@
               <w:rPr>
                 <w:sz w:val="18"/>
               </w:rPr>
-              <w:t>EQ3_enq3</w:t>
+              <w:t>EQ5_enq2</w:t>
             </w:r>
           </w:p>
         </w:tc>
@@ -23419,7 +23434,7 @@
               <w:rPr>
                 <w:sz w:val="18"/>
               </w:rPr>
-              <w:t>AWA DIALLO (EQ3)</w:t>
+              <w:t>DIARIETOU DJIBA (EQ5)</w:t>
             </w:r>
           </w:p>
         </w:tc>
@@ -23461,6 +23476,20 @@
               <w:rPr>
                 <w:sz w:val="18"/>
               </w:rPr>
+              <w:t>0</w:t>
+            </w:r>
+          </w:p>
+        </w:tc>
+        <w:tc>
+          <w:tcPr>
+            <w:tcW w:type="dxa" w:w="1234"/>
+            <w:shd w:val="clear" w:color="auto" w:fill="F4F8F7"/>
+          </w:tcPr>
+          <w:p>
+            <w:r>
+              <w:rPr>
+                <w:sz w:val="18"/>
+              </w:rPr>
               <w:t>1</w:t>
             </w:r>
           </w:p>
@@ -23469,320 +23498,6 @@
           <w:tcPr>
             <w:tcW w:type="dxa" w:w="1234"/>
             <w:shd w:val="clear" w:color="auto" w:fill="F4F8F7"/>
-          </w:tcPr>
-          <w:p>
-            <w:r>
-              <w:rPr>
-                <w:sz w:val="18"/>
-              </w:rPr>
-              <w:t>0</w:t>
-            </w:r>
-          </w:p>
-        </w:tc>
-        <w:tc>
-          <w:tcPr>
-            <w:tcW w:type="dxa" w:w="1234"/>
-            <w:shd w:val="clear" w:color="auto" w:fill="F4F8F7"/>
-          </w:tcPr>
-          <w:p>
-            <w:r>
-              <w:rPr>
-                <w:sz w:val="18"/>
-              </w:rPr>
-              <w:t>1</w:t>
-            </w:r>
-          </w:p>
-        </w:tc>
-      </w:tr>
-      <w:tr>
-        <w:tc>
-          <w:tcPr>
-            <w:tcW w:type="dxa" w:w="1234"/>
-            <w:shd w:val="clear" w:color="auto" w:fill="FFFFFF"/>
-          </w:tcPr>
-          <w:p>
-            <w:r>
-              <w:rPr>
-                <w:sz w:val="18"/>
-              </w:rPr>
-              <w:t>EQ32_enq2</w:t>
-            </w:r>
-          </w:p>
-        </w:tc>
-        <w:tc>
-          <w:tcPr>
-            <w:tcW w:type="dxa" w:w="1234"/>
-            <w:shd w:val="clear" w:color="auto" w:fill="FFFFFF"/>
-          </w:tcPr>
-          <w:p>
-            <w:r>
-              <w:rPr>
-                <w:sz w:val="18"/>
-              </w:rPr>
-              <w:t>SENABOU BADJI (EQ32)</w:t>
-            </w:r>
-          </w:p>
-        </w:tc>
-        <w:tc>
-          <w:tcPr>
-            <w:tcW w:type="dxa" w:w="1234"/>
-            <w:shd w:val="clear" w:color="auto" w:fill="FFFFFF"/>
-          </w:tcPr>
-          <w:p>
-            <w:r>
-              <w:rPr>
-                <w:sz w:val="18"/>
-              </w:rPr>
-              <w:t>0</w:t>
-            </w:r>
-          </w:p>
-        </w:tc>
-        <w:tc>
-          <w:tcPr>
-            <w:tcW w:type="dxa" w:w="1234"/>
-            <w:shd w:val="clear" w:color="auto" w:fill="FFFFFF"/>
-          </w:tcPr>
-          <w:p>
-            <w:r>
-              <w:rPr>
-                <w:sz w:val="18"/>
-              </w:rPr>
-              <w:t>0</w:t>
-            </w:r>
-          </w:p>
-        </w:tc>
-        <w:tc>
-          <w:tcPr>
-            <w:tcW w:type="dxa" w:w="1234"/>
-            <w:shd w:val="clear" w:color="auto" w:fill="FFFFFF"/>
-          </w:tcPr>
-          <w:p>
-            <w:r>
-              <w:rPr>
-                <w:sz w:val="18"/>
-              </w:rPr>
-              <w:t>0</w:t>
-            </w:r>
-          </w:p>
-        </w:tc>
-        <w:tc>
-          <w:tcPr>
-            <w:tcW w:type="dxa" w:w="1234"/>
-            <w:shd w:val="clear" w:color="auto" w:fill="FFFFFF"/>
-          </w:tcPr>
-          <w:p>
-            <w:r>
-              <w:rPr>
-                <w:sz w:val="18"/>
-              </w:rPr>
-              <w:t>1</w:t>
-            </w:r>
-          </w:p>
-        </w:tc>
-        <w:tc>
-          <w:tcPr>
-            <w:tcW w:type="dxa" w:w="1234"/>
-            <w:shd w:val="clear" w:color="auto" w:fill="FFFFFF"/>
-          </w:tcPr>
-          <w:p>
-            <w:r>
-              <w:rPr>
-                <w:sz w:val="18"/>
-              </w:rPr>
-              <w:t>1</w:t>
-            </w:r>
-          </w:p>
-        </w:tc>
-      </w:tr>
-      <w:tr>
-        <w:tc>
-          <w:tcPr>
-            <w:tcW w:type="dxa" w:w="1234"/>
-            <w:shd w:val="clear" w:color="auto" w:fill="F4F8F7"/>
-          </w:tcPr>
-          <w:p>
-            <w:r>
-              <w:rPr>
-                <w:sz w:val="18"/>
-              </w:rPr>
-              <w:t>EQ29_enq1</w:t>
-            </w:r>
-          </w:p>
-        </w:tc>
-        <w:tc>
-          <w:tcPr>
-            <w:tcW w:type="dxa" w:w="1234"/>
-            <w:shd w:val="clear" w:color="auto" w:fill="F4F8F7"/>
-          </w:tcPr>
-          <w:p>
-            <w:r>
-              <w:rPr>
-                <w:sz w:val="18"/>
-              </w:rPr>
-              <w:t>MODOU DIONE (EQ29)</w:t>
-            </w:r>
-          </w:p>
-        </w:tc>
-        <w:tc>
-          <w:tcPr>
-            <w:tcW w:type="dxa" w:w="1234"/>
-            <w:shd w:val="clear" w:color="auto" w:fill="F4F8F7"/>
-          </w:tcPr>
-          <w:p>
-            <w:r>
-              <w:rPr>
-                <w:sz w:val="18"/>
-              </w:rPr>
-              <w:t>0</w:t>
-            </w:r>
-          </w:p>
-        </w:tc>
-        <w:tc>
-          <w:tcPr>
-            <w:tcW w:type="dxa" w:w="1234"/>
-            <w:shd w:val="clear" w:color="auto" w:fill="F4F8F7"/>
-          </w:tcPr>
-          <w:p>
-            <w:r>
-              <w:rPr>
-                <w:sz w:val="18"/>
-              </w:rPr>
-              <w:t>0</w:t>
-            </w:r>
-          </w:p>
-        </w:tc>
-        <w:tc>
-          <w:tcPr>
-            <w:tcW w:type="dxa" w:w="1234"/>
-            <w:shd w:val="clear" w:color="auto" w:fill="F4F8F7"/>
-          </w:tcPr>
-          <w:p>
-            <w:r>
-              <w:rPr>
-                <w:sz w:val="18"/>
-              </w:rPr>
-              <w:t>0</w:t>
-            </w:r>
-          </w:p>
-        </w:tc>
-        <w:tc>
-          <w:tcPr>
-            <w:tcW w:type="dxa" w:w="1234"/>
-            <w:shd w:val="clear" w:color="auto" w:fill="F4F8F7"/>
-          </w:tcPr>
-          <w:p>
-            <w:r>
-              <w:rPr>
-                <w:sz w:val="18"/>
-              </w:rPr>
-              <w:t>1</w:t>
-            </w:r>
-          </w:p>
-        </w:tc>
-        <w:tc>
-          <w:tcPr>
-            <w:tcW w:type="dxa" w:w="1234"/>
-            <w:shd w:val="clear" w:color="auto" w:fill="F4F8F7"/>
-          </w:tcPr>
-          <w:p>
-            <w:r>
-              <w:rPr>
-                <w:sz w:val="18"/>
-              </w:rPr>
-              <w:t>1</w:t>
-            </w:r>
-          </w:p>
-        </w:tc>
-      </w:tr>
-      <w:tr>
-        <w:tc>
-          <w:tcPr>
-            <w:tcW w:type="dxa" w:w="1234"/>
-            <w:shd w:val="clear" w:color="auto" w:fill="FFFFFF"/>
-          </w:tcPr>
-          <w:p>
-            <w:r>
-              <w:rPr>
-                <w:sz w:val="18"/>
-              </w:rPr>
-              <w:t>EQ5_enq2</w:t>
-            </w:r>
-          </w:p>
-        </w:tc>
-        <w:tc>
-          <w:tcPr>
-            <w:tcW w:type="dxa" w:w="1234"/>
-            <w:shd w:val="clear" w:color="auto" w:fill="FFFFFF"/>
-          </w:tcPr>
-          <w:p>
-            <w:r>
-              <w:rPr>
-                <w:sz w:val="18"/>
-              </w:rPr>
-              <w:t>DIARIETOU DJIBA (EQ5)</w:t>
-            </w:r>
-          </w:p>
-        </w:tc>
-        <w:tc>
-          <w:tcPr>
-            <w:tcW w:type="dxa" w:w="1234"/>
-            <w:shd w:val="clear" w:color="auto" w:fill="FFFFFF"/>
-          </w:tcPr>
-          <w:p>
-            <w:r>
-              <w:rPr>
-                <w:sz w:val="18"/>
-              </w:rPr>
-              <w:t>0</w:t>
-            </w:r>
-          </w:p>
-        </w:tc>
-        <w:tc>
-          <w:tcPr>
-            <w:tcW w:type="dxa" w:w="1234"/>
-            <w:shd w:val="clear" w:color="auto" w:fill="FFFFFF"/>
-          </w:tcPr>
-          <w:p>
-            <w:r>
-              <w:rPr>
-                <w:sz w:val="18"/>
-              </w:rPr>
-              <w:t>0</w:t>
-            </w:r>
-          </w:p>
-        </w:tc>
-        <w:tc>
-          <w:tcPr>
-            <w:tcW w:type="dxa" w:w="1234"/>
-            <w:shd w:val="clear" w:color="auto" w:fill="FFFFFF"/>
-          </w:tcPr>
-          <w:p>
-            <w:r>
-              <w:rPr>
-                <w:sz w:val="18"/>
-              </w:rPr>
-              <w:t>0</w:t>
-            </w:r>
-          </w:p>
-        </w:tc>
-        <w:tc>
-          <w:tcPr>
-            <w:tcW w:type="dxa" w:w="1234"/>
-            <w:shd w:val="clear" w:color="auto" w:fill="FFFFFF"/>
-          </w:tcPr>
-          <w:p>
-            <w:r>
-              <w:rPr>
-                <w:sz w:val="18"/>
-              </w:rPr>
-              <w:t>1</w:t>
-            </w:r>
-          </w:p>
-        </w:tc>
-        <w:tc>
-          <w:tcPr>
-            <w:tcW w:type="dxa" w:w="1234"/>
-            <w:shd w:val="clear" w:color="auto" w:fill="FFFFFF"/>
           </w:tcPr>
           <w:p>
             <w:r>
@@ -25100,7 +24815,7 @@
               <w:rPr>
                 <w:sz w:val="18"/>
               </w:rPr>
-              <w:t>61,1</w:t>
+              <w:t>59,6</w:t>
             </w:r>
           </w:p>
         </w:tc>
@@ -25114,7 +24829,7 @@
               <w:rPr>
                 <w:sz w:val="18"/>
               </w:rPr>
-              <w:t>58,9</w:t>
+              <w:t>57,3</w:t>
             </w:r>
           </w:p>
         </w:tc>
@@ -25128,7 +24843,7 @@
               <w:rPr>
                 <w:sz w:val="18"/>
               </w:rPr>
-              <w:t>3,7</w:t>
+              <w:t>3,8</w:t>
             </w:r>
           </w:p>
         </w:tc>
@@ -25142,7 +24857,7 @@
               <w:rPr>
                 <w:sz w:val="18"/>
               </w:rPr>
-              <w:t>12,7</w:t>
+              <w:t>12,6</w:t>
             </w:r>
           </w:p>
         </w:tc>
@@ -25156,7 +24871,7 @@
               <w:rPr>
                 <w:sz w:val="18"/>
               </w:rPr>
-              <w:t>2</w:t>
+              <w:t>2,1</w:t>
             </w:r>
           </w:p>
         </w:tc>
@@ -25170,7 +24885,7 @@
               <w:rPr>
                 <w:sz w:val="18"/>
               </w:rPr>
-              <w:t>21,8</w:t>
+              <w:t>25,9</w:t>
             </w:r>
           </w:p>
         </w:tc>
@@ -25200,7 +24915,7 @@
               <w:rPr>
                 <w:sz w:val="18"/>
               </w:rPr>
-              <w:t>48,3</w:t>
+              <w:t>50,6</w:t>
             </w:r>
           </w:p>
         </w:tc>
@@ -25214,7 +24929,7 @@
               <w:rPr>
                 <w:sz w:val="18"/>
               </w:rPr>
-              <w:t>48</w:t>
+              <w:t>50,3</w:t>
             </w:r>
           </w:p>
         </w:tc>
@@ -25228,7 +24943,7 @@
               <w:rPr>
                 <w:sz w:val="18"/>
               </w:rPr>
-              <w:t>0,7</w:t>
+              <w:t>0,6</w:t>
             </w:r>
           </w:p>
         </w:tc>
@@ -25242,7 +24957,7 @@
               <w:rPr>
                 <w:sz w:val="18"/>
               </w:rPr>
-              <w:t>14,9</w:t>
+              <w:t>15</w:t>
             </w:r>
           </w:p>
         </w:tc>
@@ -25256,7 +24971,7 @@
               <w:rPr>
                 <w:sz w:val="18"/>
               </w:rPr>
-              <w:t>13,3</w:t>
+              <w:t>13,2</w:t>
             </w:r>
           </w:p>
         </w:tc>
@@ -25270,7 +24985,7 @@
               <w:rPr>
                 <w:sz w:val="18"/>
               </w:rPr>
-              <w:t>39</w:t>
+              <w:t>36,2</w:t>
             </w:r>
           </w:p>
         </w:tc>
@@ -25300,7 +25015,7 @@
               <w:rPr>
                 <w:sz w:val="18"/>
               </w:rPr>
-              <w:t>59,1</w:t>
+              <w:t>56,4</w:t>
             </w:r>
           </w:p>
         </w:tc>
@@ -25314,7 +25029,7 @@
               <w:rPr>
                 <w:sz w:val="18"/>
               </w:rPr>
-              <w:t>59,1</w:t>
+              <w:t>56,1</w:t>
             </w:r>
           </w:p>
         </w:tc>
@@ -25328,7 +25043,7 @@
               <w:rPr>
                 <w:sz w:val="18"/>
               </w:rPr>
-              <w:t>0</w:t>
+              <w:t>0,7</w:t>
             </w:r>
           </w:p>
         </w:tc>
@@ -25342,7 +25057,7 @@
               <w:rPr>
                 <w:sz w:val="18"/>
               </w:rPr>
-              <w:t>13,3</w:t>
+              <w:t>14,3</w:t>
             </w:r>
           </w:p>
         </w:tc>
@@ -25356,7 +25071,7 @@
               <w:rPr>
                 <w:sz w:val="18"/>
               </w:rPr>
-              <w:t>27,3</w:t>
+              <w:t>23,6</w:t>
             </w:r>
           </w:p>
         </w:tc>
@@ -25370,7 +25085,7 @@
               <w:rPr>
                 <w:sz w:val="18"/>
               </w:rPr>
-              <w:t>34</w:t>
+              <w:t>40,4</w:t>
             </w:r>
           </w:p>
         </w:tc>
@@ -25400,7 +25115,7 @@
               <w:rPr>
                 <w:sz w:val="18"/>
               </w:rPr>
-              <w:t>44,5</w:t>
+              <w:t>47</w:t>
             </w:r>
           </w:p>
         </w:tc>
@@ -25414,7 +25129,7 @@
               <w:rPr>
                 <w:sz w:val="18"/>
               </w:rPr>
-              <w:t>43,3</w:t>
+              <w:t>45,8</w:t>
             </w:r>
           </w:p>
         </w:tc>
@@ -25428,7 +25143,7 @@
               <w:rPr>
                 <w:sz w:val="18"/>
               </w:rPr>
-              <w:t>2,9</w:t>
+              <w:t>2,5</w:t>
             </w:r>
           </w:p>
         </w:tc>
@@ -25442,7 +25157,7 @@
               <w:rPr>
                 <w:sz w:val="18"/>
               </w:rPr>
-              <w:t>36,8</w:t>
+              <w:t>33,5</w:t>
             </w:r>
           </w:p>
         </w:tc>
@@ -25456,7 +25171,7 @@
               <w:rPr>
                 <w:sz w:val="18"/>
               </w:rPr>
-              <w:t>17,1</w:t>
+              <w:t>20,2</w:t>
             </w:r>
           </w:p>
         </w:tc>
@@ -25470,7 +25185,7 @@
               <w:rPr>
                 <w:sz w:val="18"/>
               </w:rPr>
-              <w:t>63,2</w:t>
+              <w:t>60</w:t>
             </w:r>
           </w:p>
         </w:tc>
@@ -25500,7 +25215,7 @@
               <w:rPr>
                 <w:sz w:val="18"/>
               </w:rPr>
-              <w:t>49,5</w:t>
+              <w:t>49,1</w:t>
             </w:r>
           </w:p>
         </w:tc>
@@ -25514,7 +25229,7 @@
               <w:rPr>
                 <w:sz w:val="18"/>
               </w:rPr>
-              <w:t>47,5</w:t>
+              <w:t>47</w:t>
             </w:r>
           </w:p>
         </w:tc>
@@ -25528,7 +25243,7 @@
               <w:rPr>
                 <w:sz w:val="18"/>
               </w:rPr>
-              <w:t>4</w:t>
+              <w:t>4,1</w:t>
             </w:r>
           </w:p>
         </w:tc>
@@ -25542,7 +25257,7 @@
               <w:rPr>
                 <w:sz w:val="18"/>
               </w:rPr>
-              <w:t>28,9</w:t>
+              <w:t>29,4</w:t>
             </w:r>
           </w:p>
         </w:tc>
@@ -25556,7 +25271,7 @@
               <w:rPr>
                 <w:sz w:val="18"/>
               </w:rPr>
-              <w:t>29,6</w:t>
+              <w:t>30,8</w:t>
             </w:r>
           </w:p>
         </w:tc>
@@ -25570,7 +25285,7 @@
               <w:rPr>
                 <w:sz w:val="18"/>
               </w:rPr>
-              <w:t>52,4</w:t>
+              <w:t>54,2</w:t>
             </w:r>
           </w:p>
         </w:tc>
@@ -25600,7 +25315,7 @@
               <w:rPr>
                 <w:sz w:val="18"/>
               </w:rPr>
-              <w:t>57,8</w:t>
+              <w:t>59,1</w:t>
             </w:r>
           </w:p>
         </w:tc>
@@ -25614,7 +25329,7 @@
               <w:rPr>
                 <w:sz w:val="18"/>
               </w:rPr>
-              <w:t>57,4</w:t>
+              <w:t>58,6</w:t>
             </w:r>
           </w:p>
         </w:tc>
@@ -25628,7 +25343,7 @@
               <w:rPr>
                 <w:sz w:val="18"/>
               </w:rPr>
-              <w:t>0,7</w:t>
+              <w:t>0,8</w:t>
             </w:r>
           </w:p>
         </w:tc>
@@ -25642,7 +25357,7 @@
               <w:rPr>
                 <w:sz w:val="18"/>
               </w:rPr>
-              <w:t>11,8</w:t>
+              <w:t>10,9</w:t>
             </w:r>
           </w:p>
         </w:tc>
@@ -25656,7 +25371,7 @@
               <w:rPr>
                 <w:sz w:val="18"/>
               </w:rPr>
-              <w:t>11,2</w:t>
+              <w:t>13,9</w:t>
             </w:r>
           </w:p>
         </w:tc>
@@ -25670,7 +25385,7 @@
               <w:rPr>
                 <w:sz w:val="18"/>
               </w:rPr>
-              <w:t>35,7</w:t>
+              <w:t>37,6</w:t>
             </w:r>
           </w:p>
         </w:tc>
@@ -25700,7 +25415,7 @@
               <w:rPr>
                 <w:sz w:val="18"/>
               </w:rPr>
-              <w:t>53,5</w:t>
+              <w:t>56,2</w:t>
             </w:r>
           </w:p>
         </w:tc>
@@ -25714,7 +25429,7 @@
               <w:rPr>
                 <w:sz w:val="18"/>
               </w:rPr>
-              <w:t>53,2</w:t>
+              <w:t>56</w:t>
             </w:r>
           </w:p>
         </w:tc>
@@ -25728,7 +25443,7 @@
               <w:rPr>
                 <w:sz w:val="18"/>
               </w:rPr>
-              <w:t>0,4</w:t>
+              <w:t>0,3</w:t>
             </w:r>
           </w:p>
         </w:tc>
@@ -25742,7 +25457,7 @@
               <w:rPr>
                 <w:sz w:val="18"/>
               </w:rPr>
-              <w:t>16,8</w:t>
+              <w:t>14,3</w:t>
             </w:r>
           </w:p>
         </w:tc>
@@ -25756,7 +25471,7 @@
               <w:rPr>
                 <w:sz w:val="18"/>
               </w:rPr>
-              <w:t>16,8</w:t>
+              <w:t>18,1</w:t>
             </w:r>
           </w:p>
         </w:tc>
@@ -25770,7 +25485,7 @@
               <w:rPr>
                 <w:sz w:val="18"/>
               </w:rPr>
-              <w:t>42,5</w:t>
+              <w:t>39,5</w:t>
             </w:r>
           </w:p>
         </w:tc>
@@ -25800,7 +25515,7 @@
               <w:rPr>
                 <w:sz w:val="18"/>
               </w:rPr>
-              <w:t>50,4</w:t>
+              <w:t>51,2</w:t>
             </w:r>
           </w:p>
         </w:tc>
@@ -25814,7 +25529,7 @@
               <w:rPr>
                 <w:sz w:val="18"/>
               </w:rPr>
-              <w:t>49,9</w:t>
+              <w:t>50,6</w:t>
             </w:r>
           </w:p>
         </w:tc>
@@ -25828,7 +25543,7 @@
               <w:rPr>
                 <w:sz w:val="18"/>
               </w:rPr>
-              <w:t>1,2</w:t>
+              <w:t>1</w:t>
             </w:r>
           </w:p>
         </w:tc>
@@ -25842,7 +25557,7 @@
               <w:rPr>
                 <w:sz w:val="18"/>
               </w:rPr>
-              <w:t>12,8</w:t>
+              <w:t>12,6</w:t>
             </w:r>
           </w:p>
         </w:tc>
@@ -25856,7 +25571,7 @@
               <w:rPr>
                 <w:sz w:val="18"/>
               </w:rPr>
-              <w:t>2,9</w:t>
+              <w:t>4</w:t>
             </w:r>
           </w:p>
         </w:tc>
@@ -25870,7 +25585,7 @@
               <w:rPr>
                 <w:sz w:val="18"/>
               </w:rPr>
-              <w:t>49,5</w:t>
+              <w:t>48,1</w:t>
             </w:r>
           </w:p>
         </w:tc>
@@ -25900,7 +25615,7 @@
               <w:rPr>
                 <w:sz w:val="18"/>
               </w:rPr>
-              <w:t>40,5</w:t>
+              <w:t>39,3</w:t>
             </w:r>
           </w:p>
         </w:tc>
@@ -25914,7 +25629,7 @@
               <w:rPr>
                 <w:sz w:val="18"/>
               </w:rPr>
-              <w:t>39,2</w:t>
+              <w:t>38,2</w:t>
             </w:r>
           </w:p>
         </w:tc>
@@ -25928,7 +25643,7 @@
               <w:rPr>
                 <w:sz w:val="18"/>
               </w:rPr>
-              <w:t>3,2</w:t>
+              <w:t>2,7</w:t>
             </w:r>
           </w:p>
         </w:tc>
@@ -25942,7 +25657,7 @@
               <w:rPr>
                 <w:sz w:val="18"/>
               </w:rPr>
-              <w:t>30</w:t>
+              <w:t>27,6</w:t>
             </w:r>
           </w:p>
         </w:tc>
@@ -25956,7 +25671,7 @@
               <w:rPr>
                 <w:sz w:val="18"/>
               </w:rPr>
-              <w:t>1,9</w:t>
+              <w:t>2,6</w:t>
             </w:r>
           </w:p>
         </w:tc>
@@ -25970,7 +25685,7 @@
               <w:rPr>
                 <w:sz w:val="18"/>
               </w:rPr>
-              <w:t>56,3</w:t>
+              <w:t>51</w:t>
             </w:r>
           </w:p>
         </w:tc>
@@ -26000,7 +25715,7 @@
               <w:rPr>
                 <w:sz w:val="18"/>
               </w:rPr>
-              <w:t>55,2</w:t>
+              <w:t>56,2</w:t>
             </w:r>
           </w:p>
         </w:tc>
@@ -26014,7 +25729,7 @@
               <w:rPr>
                 <w:sz w:val="18"/>
               </w:rPr>
-              <w:t>54,7</w:t>
+              <w:t>55,8</w:t>
             </w:r>
           </w:p>
         </w:tc>
@@ -26028,7 +25743,7 @@
               <w:rPr>
                 <w:sz w:val="18"/>
               </w:rPr>
-              <w:t>0,9</w:t>
+              <w:t>0,8</w:t>
             </w:r>
           </w:p>
         </w:tc>
@@ -26042,7 +25757,7 @@
               <w:rPr>
                 <w:sz w:val="18"/>
               </w:rPr>
-              <w:t>17,3</w:t>
+              <w:t>16,6</w:t>
             </w:r>
           </w:p>
         </w:tc>
@@ -26056,7 +25771,7 @@
               <w:rPr>
                 <w:sz w:val="18"/>
               </w:rPr>
-              <w:t>9</w:t>
+              <w:t>10,7</w:t>
             </w:r>
           </w:p>
         </w:tc>
@@ -26070,7 +25785,7 @@
               <w:rPr>
                 <w:sz w:val="18"/>
               </w:rPr>
-              <w:t>39,6</w:t>
+              <w:t>38,9</w:t>
             </w:r>
           </w:p>
         </w:tc>
@@ -26100,6 +25815,20 @@
               <w:rPr>
                 <w:sz w:val="18"/>
               </w:rPr>
+              <w:t>63,7</w:t>
+            </w:r>
+          </w:p>
+        </w:tc>
+        <w:tc>
+          <w:tcPr>
+            <w:tcW w:type="dxa" w:w="1234"/>
+            <w:shd w:val="clear" w:color="auto" w:fill="FFFFFF"/>
+          </w:tcPr>
+          <w:p>
+            <w:r>
+              <w:rPr>
+                <w:sz w:val="18"/>
+              </w:rPr>
               <w:t>63,5</w:t>
             </w:r>
           </w:p>
@@ -26114,7 +25843,7 @@
               <w:rPr>
                 <w:sz w:val="18"/>
               </w:rPr>
-              <w:t>63,3</w:t>
+              <w:t>0,3</w:t>
             </w:r>
           </w:p>
         </w:tc>
@@ -26128,7 +25857,7 @@
               <w:rPr>
                 <w:sz w:val="18"/>
               </w:rPr>
-              <w:t>0,3</w:t>
+              <w:t>11,7</w:t>
             </w:r>
           </w:p>
         </w:tc>
@@ -26142,21 +25871,7 @@
               <w:rPr>
                 <w:sz w:val="18"/>
               </w:rPr>
-              <w:t>9</w:t>
-            </w:r>
-          </w:p>
-        </w:tc>
-        <w:tc>
-          <w:tcPr>
-            <w:tcW w:type="dxa" w:w="1234"/>
-            <w:shd w:val="clear" w:color="auto" w:fill="FFFFFF"/>
-          </w:tcPr>
-          <w:p>
-            <w:r>
-              <w:rPr>
-                <w:sz w:val="18"/>
-              </w:rPr>
-              <w:t>45,6</w:t>
+              <w:t>45,4</w:t>
             </w:r>
           </w:p>
         </w:tc>
@@ -26200,7 +25915,7 @@
               <w:rPr>
                 <w:sz w:val="18"/>
               </w:rPr>
-              <w:t>42,7</w:t>
+              <w:t>41,7</w:t>
             </w:r>
           </w:p>
         </w:tc>
@@ -26214,7 +25929,7 @@
               <w:rPr>
                 <w:sz w:val="18"/>
               </w:rPr>
-              <w:t>41,8</w:t>
+              <w:t>40,9</w:t>
             </w:r>
           </w:p>
         </w:tc>
@@ -26242,7 +25957,7 @@
               <w:rPr>
                 <w:sz w:val="18"/>
               </w:rPr>
-              <w:t>26,6</w:t>
+              <w:t>24,6</w:t>
             </w:r>
           </w:p>
         </w:tc>
@@ -26256,7 +25971,7 @@
               <w:rPr>
                 <w:sz w:val="18"/>
               </w:rPr>
-              <w:t>19,2</w:t>
+              <w:t>23,5</w:t>
             </w:r>
           </w:p>
         </w:tc>
@@ -26270,7 +25985,7 @@
               <w:rPr>
                 <w:sz w:val="18"/>
               </w:rPr>
-              <w:t>50,2</w:t>
+              <w:t>47,7</w:t>
             </w:r>
           </w:p>
         </w:tc>
@@ -26300,7 +26015,7 @@
               <w:rPr>
                 <w:sz w:val="18"/>
               </w:rPr>
-              <w:t>68,7</w:t>
+              <w:t>63,7</w:t>
             </w:r>
           </w:p>
         </w:tc>
@@ -26314,7 +26029,7 @@
               <w:rPr>
                 <w:sz w:val="18"/>
               </w:rPr>
-              <w:t>65,2</w:t>
+              <w:t>60,4</w:t>
             </w:r>
           </w:p>
         </w:tc>
@@ -26328,7 +26043,7 @@
               <w:rPr>
                 <w:sz w:val="18"/>
               </w:rPr>
-              <w:t>5</w:t>
+              <w:t>5,2</w:t>
             </w:r>
           </w:p>
         </w:tc>
@@ -26342,7 +26057,7 @@
               <w:rPr>
                 <w:sz w:val="18"/>
               </w:rPr>
-              <w:t>11,9</w:t>
+              <w:t>12,3</w:t>
             </w:r>
           </w:p>
         </w:tc>
@@ -26356,7 +26071,7 @@
               <w:rPr>
                 <w:sz w:val="18"/>
               </w:rPr>
-              <w:t>1,4</w:t>
+              <w:t>1,2</w:t>
             </w:r>
           </w:p>
         </w:tc>
@@ -26370,7 +26085,7 @@
               <w:rPr>
                 <w:sz w:val="18"/>
               </w:rPr>
-              <w:t>25,4</w:t>
+              <w:t>30,1</w:t>
             </w:r>
           </w:p>
         </w:tc>
@@ -26400,7 +26115,7 @@
               <w:rPr>
                 <w:sz w:val="18"/>
               </w:rPr>
-              <w:t>64,4</w:t>
+              <w:t>62,4</w:t>
             </w:r>
           </w:p>
         </w:tc>
@@ -26414,7 +26129,7 @@
               <w:rPr>
                 <w:sz w:val="18"/>
               </w:rPr>
-              <w:t>62,7</w:t>
+              <w:t>60,6</w:t>
             </w:r>
           </w:p>
         </w:tc>
@@ -26428,7 +26143,7 @@
               <w:rPr>
                 <w:sz w:val="18"/>
               </w:rPr>
-              <w:t>2,6</w:t>
+              <w:t>2,8</w:t>
             </w:r>
           </w:p>
         </w:tc>
@@ -26456,7 +26171,7 @@
               <w:rPr>
                 <w:sz w:val="18"/>
               </w:rPr>
-              <w:t>16</w:t>
+              <w:t>15</w:t>
             </w:r>
           </w:p>
         </w:tc>
@@ -26470,7 +26185,7 @@
               <w:rPr>
                 <w:sz w:val="18"/>
               </w:rPr>
-              <w:t>19</w:t>
+              <w:t>21,4</w:t>
             </w:r>
           </w:p>
         </w:tc>
@@ -26502,7 +26217,7 @@
                 <w:b/>
                 <w:sz w:val="18"/>
               </w:rPr>
-              <w:t>56,6</w:t>
+              <w:t>56,7</w:t>
             </w:r>
           </w:p>
         </w:tc>
@@ -26517,7 +26232,7 @@
                 <w:b/>
                 <w:sz w:val="18"/>
               </w:rPr>
-              <w:t>55,3</w:t>
+              <w:t>55,4</w:t>
             </w:r>
           </w:p>
         </w:tc>
@@ -26547,7 +26262,7 @@
                 <w:b/>
                 <w:sz w:val="18"/>
               </w:rPr>
-              <w:t>14,4</w:t>
+              <w:t>14</w:t>
             </w:r>
           </w:p>
         </w:tc>
@@ -26562,7 +26277,7 @@
                 <w:b/>
                 <w:sz w:val="18"/>
               </w:rPr>
-              <w:t>6,8</w:t>
+              <w:t>7,4</w:t>
             </w:r>
           </w:p>
         </w:tc>
@@ -26577,7 +26292,7 @@
                 <w:b/>
                 <w:sz w:val="18"/>
               </w:rPr>
-              <w:t>30,8</w:t>
+              <w:t>31,4</w:t>
             </w:r>
           </w:p>
         </w:tc>
@@ -26609,7 +26324,7 @@
                 <w:b/>
                 <w:sz w:val="18"/>
               </w:rPr>
-              <w:t>50,2</w:t>
+              <w:t>50,3</w:t>
             </w:r>
           </w:p>
         </w:tc>
@@ -26654,7 +26369,7 @@
                 <w:b/>
                 <w:sz w:val="18"/>
               </w:rPr>
-              <w:t>22,5</w:t>
+              <w:t>21,5</w:t>
             </w:r>
           </w:p>
         </w:tc>
@@ -26669,7 +26384,7 @@
                 <w:b/>
                 <w:sz w:val="18"/>
               </w:rPr>
-              <w:t>26,6</w:t>
+              <w:t>27,3</w:t>
             </w:r>
           </w:p>
         </w:tc>
@@ -26684,7 +26399,7 @@
                 <w:b/>
                 <w:sz w:val="18"/>
               </w:rPr>
-              <w:t>50</w:t>
+              <w:t>48,7</w:t>
             </w:r>
           </w:p>
         </w:tc>
@@ -26718,7 +26433,7 @@
                 <w:color w:val="FFFFFF"/>
                 <w:sz w:val="18"/>
               </w:rPr>
-              <w:t>53,9</w:t>
+              <w:t>53,8</w:t>
             </w:r>
           </w:p>
         </w:tc>
@@ -26734,7 +26449,7 @@
                 <w:color w:val="FFFFFF"/>
                 <w:sz w:val="18"/>
               </w:rPr>
-              <w:t>52,8</w:t>
+              <w:t>52,7</w:t>
             </w:r>
           </w:p>
         </w:tc>
@@ -26766,7 +26481,7 @@
                 <w:color w:val="FFFFFF"/>
                 <w:sz w:val="18"/>
               </w:rPr>
-              <w:t>17,9</w:t>
+              <w:t>17,4</w:t>
             </w:r>
           </w:p>
         </w:tc>
@@ -26782,7 +26497,7 @@
                 <w:color w:val="FFFFFF"/>
                 <w:sz w:val="18"/>
               </w:rPr>
-              <w:t>15,4</w:t>
+              <w:t>16,4</w:t>
             </w:r>
           </w:p>
         </w:tc>
@@ -26934,35 +26649,35 @@
               <w:rPr>
                 <w:sz w:val="18"/>
               </w:rPr>
-              <w:t>76,7</w:t>
-            </w:r>
-          </w:p>
-        </w:tc>
-        <w:tc>
-          <w:tcPr>
-            <w:tcW w:type="dxa" w:w="2160"/>
-            <w:shd w:val="clear" w:color="auto" w:fill="FFFFFF"/>
-          </w:tcPr>
-          <w:p>
-            <w:r>
-              <w:rPr>
-                <w:sz w:val="18"/>
-              </w:rPr>
-              <w:t>77,1</w:t>
-            </w:r>
-          </w:p>
-        </w:tc>
-        <w:tc>
-          <w:tcPr>
-            <w:tcW w:type="dxa" w:w="2160"/>
-            <w:shd w:val="clear" w:color="auto" w:fill="FFFFFF"/>
-          </w:tcPr>
-          <w:p>
-            <w:r>
-              <w:rPr>
-                <w:sz w:val="18"/>
-              </w:rPr>
-              <w:t>60,1</w:t>
+              <w:t>77,4</w:t>
+            </w:r>
+          </w:p>
+        </w:tc>
+        <w:tc>
+          <w:tcPr>
+            <w:tcW w:type="dxa" w:w="2160"/>
+            <w:shd w:val="clear" w:color="auto" w:fill="FFFFFF"/>
+          </w:tcPr>
+          <w:p>
+            <w:r>
+              <w:rPr>
+                <w:sz w:val="18"/>
+              </w:rPr>
+              <w:t>78,2</w:t>
+            </w:r>
+          </w:p>
+        </w:tc>
+        <w:tc>
+          <w:tcPr>
+            <w:tcW w:type="dxa" w:w="2160"/>
+            <w:shd w:val="clear" w:color="auto" w:fill="FFFFFF"/>
+          </w:tcPr>
+          <w:p>
+            <w:r>
+              <w:rPr>
+                <w:sz w:val="18"/>
+              </w:rPr>
+              <w:t>62,1</w:t>
             </w:r>
           </w:p>
         </w:tc>
@@ -26992,35 +26707,35 @@
               <w:rPr>
                 <w:sz w:val="18"/>
               </w:rPr>
-              <w:t>49,7</w:t>
-            </w:r>
-          </w:p>
-        </w:tc>
-        <w:tc>
-          <w:tcPr>
-            <w:tcW w:type="dxa" w:w="2160"/>
-            <w:shd w:val="clear" w:color="auto" w:fill="F4F8F7"/>
-          </w:tcPr>
-          <w:p>
-            <w:r>
-              <w:rPr>
-                <w:sz w:val="18"/>
-              </w:rPr>
-              <w:t>48,9</w:t>
-            </w:r>
-          </w:p>
-        </w:tc>
-        <w:tc>
-          <w:tcPr>
-            <w:tcW w:type="dxa" w:w="2160"/>
-            <w:shd w:val="clear" w:color="auto" w:fill="F4F8F7"/>
-          </w:tcPr>
-          <w:p>
-            <w:r>
-              <w:rPr>
-                <w:sz w:val="18"/>
-              </w:rPr>
-              <w:t>57,1</w:t>
+              <w:t>49,9</w:t>
+            </w:r>
+          </w:p>
+        </w:tc>
+        <w:tc>
+          <w:tcPr>
+            <w:tcW w:type="dxa" w:w="2160"/>
+            <w:shd w:val="clear" w:color="auto" w:fill="F4F8F7"/>
+          </w:tcPr>
+          <w:p>
+            <w:r>
+              <w:rPr>
+                <w:sz w:val="18"/>
+              </w:rPr>
+              <w:t>48,6</w:t>
+            </w:r>
+          </w:p>
+        </w:tc>
+        <w:tc>
+          <w:tcPr>
+            <w:tcW w:type="dxa" w:w="2160"/>
+            <w:shd w:val="clear" w:color="auto" w:fill="F4F8F7"/>
+          </w:tcPr>
+          <w:p>
+            <w:r>
+              <w:rPr>
+                <w:sz w:val="18"/>
+              </w:rPr>
+              <w:t>55,4</w:t>
             </w:r>
           </w:p>
         </w:tc>
@@ -27050,35 +26765,35 @@
               <w:rPr>
                 <w:sz w:val="18"/>
               </w:rPr>
-              <w:t>59,2</w:t>
-            </w:r>
-          </w:p>
-        </w:tc>
-        <w:tc>
-          <w:tcPr>
-            <w:tcW w:type="dxa" w:w="2160"/>
-            <w:shd w:val="clear" w:color="auto" w:fill="FFFFFF"/>
-          </w:tcPr>
-          <w:p>
-            <w:r>
-              <w:rPr>
-                <w:sz w:val="18"/>
-              </w:rPr>
-              <w:t>65,3</w:t>
-            </w:r>
-          </w:p>
-        </w:tc>
-        <w:tc>
-          <w:tcPr>
-            <w:tcW w:type="dxa" w:w="2160"/>
-            <w:shd w:val="clear" w:color="auto" w:fill="FFFFFF"/>
-          </w:tcPr>
-          <w:p>
-            <w:r>
-              <w:rPr>
-                <w:sz w:val="18"/>
-              </w:rPr>
-              <w:t>52,8</w:t>
+              <w:t>58,5</w:t>
+            </w:r>
+          </w:p>
+        </w:tc>
+        <w:tc>
+          <w:tcPr>
+            <w:tcW w:type="dxa" w:w="2160"/>
+            <w:shd w:val="clear" w:color="auto" w:fill="FFFFFF"/>
+          </w:tcPr>
+          <w:p>
+            <w:r>
+              <w:rPr>
+                <w:sz w:val="18"/>
+              </w:rPr>
+              <w:t>64,8</w:t>
+            </w:r>
+          </w:p>
+        </w:tc>
+        <w:tc>
+          <w:tcPr>
+            <w:tcW w:type="dxa" w:w="2160"/>
+            <w:shd w:val="clear" w:color="auto" w:fill="FFFFFF"/>
+          </w:tcPr>
+          <w:p>
+            <w:r>
+              <w:rPr>
+                <w:sz w:val="18"/>
+              </w:rPr>
+              <w:t>52,2</w:t>
             </w:r>
           </w:p>
         </w:tc>
@@ -27122,21 +26837,21 @@
               <w:rPr>
                 <w:sz w:val="18"/>
               </w:rPr>
-              <w:t>34,5</w:t>
-            </w:r>
-          </w:p>
-        </w:tc>
-        <w:tc>
-          <w:tcPr>
-            <w:tcW w:type="dxa" w:w="2160"/>
-            <w:shd w:val="clear" w:color="auto" w:fill="F4F8F7"/>
-          </w:tcPr>
-          <w:p>
-            <w:r>
-              <w:rPr>
-                <w:sz w:val="18"/>
-              </w:rPr>
-              <w:t>48,7</w:t>
+              <w:t>33,7</w:t>
+            </w:r>
+          </w:p>
+        </w:tc>
+        <w:tc>
+          <w:tcPr>
+            <w:tcW w:type="dxa" w:w="2160"/>
+            <w:shd w:val="clear" w:color="auto" w:fill="F4F8F7"/>
+          </w:tcPr>
+          <w:p>
+            <w:r>
+              <w:rPr>
+                <w:sz w:val="18"/>
+              </w:rPr>
+              <w:t>49,1</w:t>
             </w:r>
           </w:p>
         </w:tc>
@@ -27180,21 +26895,21 @@
               <w:rPr>
                 <w:sz w:val="18"/>
               </w:rPr>
-              <w:t>51,6</w:t>
-            </w:r>
-          </w:p>
-        </w:tc>
-        <w:tc>
-          <w:tcPr>
-            <w:tcW w:type="dxa" w:w="2160"/>
-            <w:shd w:val="clear" w:color="auto" w:fill="FFFFFF"/>
-          </w:tcPr>
-          <w:p>
-            <w:r>
-              <w:rPr>
-                <w:sz w:val="18"/>
-              </w:rPr>
-              <w:t>52,5</w:t>
+              <w:t>49,7</w:t>
+            </w:r>
+          </w:p>
+        </w:tc>
+        <w:tc>
+          <w:tcPr>
+            <w:tcW w:type="dxa" w:w="2160"/>
+            <w:shd w:val="clear" w:color="auto" w:fill="FFFFFF"/>
+          </w:tcPr>
+          <w:p>
+            <w:r>
+              <w:rPr>
+                <w:sz w:val="18"/>
+              </w:rPr>
+              <w:t>52,6</w:t>
             </w:r>
           </w:p>
         </w:tc>
@@ -27224,35 +26939,35 @@
               <w:rPr>
                 <w:sz w:val="18"/>
               </w:rPr>
-              <w:t>51,9</w:t>
-            </w:r>
-          </w:p>
-        </w:tc>
-        <w:tc>
-          <w:tcPr>
-            <w:tcW w:type="dxa" w:w="2160"/>
-            <w:shd w:val="clear" w:color="auto" w:fill="F4F8F7"/>
-          </w:tcPr>
-          <w:p>
-            <w:r>
-              <w:rPr>
-                <w:sz w:val="18"/>
-              </w:rPr>
-              <w:t>63,8</w:t>
-            </w:r>
-          </w:p>
-        </w:tc>
-        <w:tc>
-          <w:tcPr>
-            <w:tcW w:type="dxa" w:w="2160"/>
-            <w:shd w:val="clear" w:color="auto" w:fill="F4F8F7"/>
-          </w:tcPr>
-          <w:p>
-            <w:r>
-              <w:rPr>
-                <w:sz w:val="18"/>
-              </w:rPr>
-              <w:t>49,6</w:t>
+              <w:t>50,9</w:t>
+            </w:r>
+          </w:p>
+        </w:tc>
+        <w:tc>
+          <w:tcPr>
+            <w:tcW w:type="dxa" w:w="2160"/>
+            <w:shd w:val="clear" w:color="auto" w:fill="F4F8F7"/>
+          </w:tcPr>
+          <w:p>
+            <w:r>
+              <w:rPr>
+                <w:sz w:val="18"/>
+              </w:rPr>
+              <w:t>62</w:t>
+            </w:r>
+          </w:p>
+        </w:tc>
+        <w:tc>
+          <w:tcPr>
+            <w:tcW w:type="dxa" w:w="2160"/>
+            <w:shd w:val="clear" w:color="auto" w:fill="F4F8F7"/>
+          </w:tcPr>
+          <w:p>
+            <w:r>
+              <w:rPr>
+                <w:sz w:val="18"/>
+              </w:rPr>
+              <w:t>49,5</w:t>
             </w:r>
           </w:p>
         </w:tc>
@@ -27282,35 +26997,35 @@
               <w:rPr>
                 <w:sz w:val="18"/>
               </w:rPr>
-              <w:t>51,7</w:t>
-            </w:r>
-          </w:p>
-        </w:tc>
-        <w:tc>
-          <w:tcPr>
-            <w:tcW w:type="dxa" w:w="2160"/>
-            <w:shd w:val="clear" w:color="auto" w:fill="FFFFFF"/>
-          </w:tcPr>
-          <w:p>
-            <w:r>
-              <w:rPr>
-                <w:sz w:val="18"/>
-              </w:rPr>
-              <w:t>75,5</w:t>
-            </w:r>
-          </w:p>
-        </w:tc>
-        <w:tc>
-          <w:tcPr>
-            <w:tcW w:type="dxa" w:w="2160"/>
-            <w:shd w:val="clear" w:color="auto" w:fill="FFFFFF"/>
-          </w:tcPr>
-          <w:p>
-            <w:r>
-              <w:rPr>
-                <w:sz w:val="18"/>
-              </w:rPr>
-              <w:t>52,2</w:t>
+              <w:t>53,7</w:t>
+            </w:r>
+          </w:p>
+        </w:tc>
+        <w:tc>
+          <w:tcPr>
+            <w:tcW w:type="dxa" w:w="2160"/>
+            <w:shd w:val="clear" w:color="auto" w:fill="FFFFFF"/>
+          </w:tcPr>
+          <w:p>
+            <w:r>
+              <w:rPr>
+                <w:sz w:val="18"/>
+              </w:rPr>
+              <w:t>76,6</w:t>
+            </w:r>
+          </w:p>
+        </w:tc>
+        <w:tc>
+          <w:tcPr>
+            <w:tcW w:type="dxa" w:w="2160"/>
+            <w:shd w:val="clear" w:color="auto" w:fill="FFFFFF"/>
+          </w:tcPr>
+          <w:p>
+            <w:r>
+              <w:rPr>
+                <w:sz w:val="18"/>
+              </w:rPr>
+              <w:t>54,9</w:t>
             </w:r>
           </w:p>
         </w:tc>
@@ -27340,35 +27055,35 @@
               <w:rPr>
                 <w:sz w:val="18"/>
               </w:rPr>
-              <w:t>34,3</w:t>
-            </w:r>
-          </w:p>
-        </w:tc>
-        <w:tc>
-          <w:tcPr>
-            <w:tcW w:type="dxa" w:w="2160"/>
-            <w:shd w:val="clear" w:color="auto" w:fill="F4F8F7"/>
-          </w:tcPr>
-          <w:p>
-            <w:r>
-              <w:rPr>
-                <w:sz w:val="18"/>
-              </w:rPr>
-              <w:t>46,2</w:t>
-            </w:r>
-          </w:p>
-        </w:tc>
-        <w:tc>
-          <w:tcPr>
-            <w:tcW w:type="dxa" w:w="2160"/>
-            <w:shd w:val="clear" w:color="auto" w:fill="F4F8F7"/>
-          </w:tcPr>
-          <w:p>
-            <w:r>
-              <w:rPr>
-                <w:sz w:val="18"/>
-              </w:rPr>
-              <w:t>61,6</w:t>
+              <w:t>36,8</w:t>
+            </w:r>
+          </w:p>
+        </w:tc>
+        <w:tc>
+          <w:tcPr>
+            <w:tcW w:type="dxa" w:w="2160"/>
+            <w:shd w:val="clear" w:color="auto" w:fill="F4F8F7"/>
+          </w:tcPr>
+          <w:p>
+            <w:r>
+              <w:rPr>
+                <w:sz w:val="18"/>
+              </w:rPr>
+              <w:t>41,9</w:t>
+            </w:r>
+          </w:p>
+        </w:tc>
+        <w:tc>
+          <w:tcPr>
+            <w:tcW w:type="dxa" w:w="2160"/>
+            <w:shd w:val="clear" w:color="auto" w:fill="F4F8F7"/>
+          </w:tcPr>
+          <w:p>
+            <w:r>
+              <w:rPr>
+                <w:sz w:val="18"/>
+              </w:rPr>
+              <w:t>60,6</w:t>
             </w:r>
           </w:p>
         </w:tc>
@@ -27398,35 +27113,35 @@
               <w:rPr>
                 <w:sz w:val="18"/>
               </w:rPr>
-              <w:t>37,6</w:t>
-            </w:r>
-          </w:p>
-        </w:tc>
-        <w:tc>
-          <w:tcPr>
-            <w:tcW w:type="dxa" w:w="2160"/>
-            <w:shd w:val="clear" w:color="auto" w:fill="FFFFFF"/>
-          </w:tcPr>
-          <w:p>
-            <w:r>
-              <w:rPr>
-                <w:sz w:val="18"/>
-              </w:rPr>
-              <w:t>49</w:t>
-            </w:r>
-          </w:p>
-        </w:tc>
-        <w:tc>
-          <w:tcPr>
-            <w:tcW w:type="dxa" w:w="2160"/>
-            <w:shd w:val="clear" w:color="auto" w:fill="FFFFFF"/>
-          </w:tcPr>
-          <w:p>
-            <w:r>
-              <w:rPr>
-                <w:sz w:val="18"/>
-              </w:rPr>
-              <w:t>53,2</w:t>
+              <w:t>35,8</w:t>
+            </w:r>
+          </w:p>
+        </w:tc>
+        <w:tc>
+          <w:tcPr>
+            <w:tcW w:type="dxa" w:w="2160"/>
+            <w:shd w:val="clear" w:color="auto" w:fill="FFFFFF"/>
+          </w:tcPr>
+          <w:p>
+            <w:r>
+              <w:rPr>
+                <w:sz w:val="18"/>
+              </w:rPr>
+              <w:t>52,1</w:t>
+            </w:r>
+          </w:p>
+        </w:tc>
+        <w:tc>
+          <w:tcPr>
+            <w:tcW w:type="dxa" w:w="2160"/>
+            <w:shd w:val="clear" w:color="auto" w:fill="FFFFFF"/>
+          </w:tcPr>
+          <w:p>
+            <w:r>
+              <w:rPr>
+                <w:sz w:val="18"/>
+              </w:rPr>
+              <w:t>51,6</w:t>
             </w:r>
           </w:p>
         </w:tc>
@@ -27470,21 +27185,21 @@
               <w:rPr>
                 <w:sz w:val="18"/>
               </w:rPr>
-              <w:t>69,2</w:t>
-            </w:r>
-          </w:p>
-        </w:tc>
-        <w:tc>
-          <w:tcPr>
-            <w:tcW w:type="dxa" w:w="2160"/>
-            <w:shd w:val="clear" w:color="auto" w:fill="F4F8F7"/>
-          </w:tcPr>
-          <w:p>
-            <w:r>
-              <w:rPr>
-                <w:sz w:val="18"/>
-              </w:rPr>
-              <w:t>47,9</w:t>
+              <w:t>67,4</w:t>
+            </w:r>
+          </w:p>
+        </w:tc>
+        <w:tc>
+          <w:tcPr>
+            <w:tcW w:type="dxa" w:w="2160"/>
+            <w:shd w:val="clear" w:color="auto" w:fill="F4F8F7"/>
+          </w:tcPr>
+          <w:p>
+            <w:r>
+              <w:rPr>
+                <w:sz w:val="18"/>
+              </w:rPr>
+              <w:t>46,7</w:t>
             </w:r>
           </w:p>
         </w:tc>
@@ -27514,35 +27229,35 @@
               <w:rPr>
                 <w:sz w:val="18"/>
               </w:rPr>
-              <w:t>65</w:t>
-            </w:r>
-          </w:p>
-        </w:tc>
-        <w:tc>
-          <w:tcPr>
-            <w:tcW w:type="dxa" w:w="2160"/>
-            <w:shd w:val="clear" w:color="auto" w:fill="FFFFFF"/>
-          </w:tcPr>
-          <w:p>
-            <w:r>
-              <w:rPr>
-                <w:sz w:val="18"/>
-              </w:rPr>
-              <w:t>82,2</w:t>
-            </w:r>
-          </w:p>
-        </w:tc>
-        <w:tc>
-          <w:tcPr>
-            <w:tcW w:type="dxa" w:w="2160"/>
-            <w:shd w:val="clear" w:color="auto" w:fill="FFFFFF"/>
-          </w:tcPr>
-          <w:p>
-            <w:r>
-              <w:rPr>
-                <w:sz w:val="18"/>
-              </w:rPr>
-              <w:t>54,6</w:t>
+              <w:t>64</w:t>
+            </w:r>
+          </w:p>
+        </w:tc>
+        <w:tc>
+          <w:tcPr>
+            <w:tcW w:type="dxa" w:w="2160"/>
+            <w:shd w:val="clear" w:color="auto" w:fill="FFFFFF"/>
+          </w:tcPr>
+          <w:p>
+            <w:r>
+              <w:rPr>
+                <w:sz w:val="18"/>
+              </w:rPr>
+              <w:t>80,1</w:t>
+            </w:r>
+          </w:p>
+        </w:tc>
+        <w:tc>
+          <w:tcPr>
+            <w:tcW w:type="dxa" w:w="2160"/>
+            <w:shd w:val="clear" w:color="auto" w:fill="FFFFFF"/>
+          </w:tcPr>
+          <w:p>
+            <w:r>
+              <w:rPr>
+                <w:sz w:val="18"/>
+              </w:rPr>
+              <w:t>50,4</w:t>
             </w:r>
           </w:p>
         </w:tc>
@@ -27572,35 +27287,35 @@
               <w:rPr>
                 <w:sz w:val="18"/>
               </w:rPr>
-              <w:t>38,3</w:t>
-            </w:r>
-          </w:p>
-        </w:tc>
-        <w:tc>
-          <w:tcPr>
-            <w:tcW w:type="dxa" w:w="2160"/>
-            <w:shd w:val="clear" w:color="auto" w:fill="F4F8F7"/>
-          </w:tcPr>
-          <w:p>
-            <w:r>
-              <w:rPr>
-                <w:sz w:val="18"/>
-              </w:rPr>
-              <w:t>57,8</w:t>
-            </w:r>
-          </w:p>
-        </w:tc>
-        <w:tc>
-          <w:tcPr>
-            <w:tcW w:type="dxa" w:w="2160"/>
-            <w:shd w:val="clear" w:color="auto" w:fill="F4F8F7"/>
-          </w:tcPr>
-          <w:p>
-            <w:r>
-              <w:rPr>
-                <w:sz w:val="18"/>
-              </w:rPr>
-              <w:t>58,9</w:t>
+              <w:t>38,5</w:t>
+            </w:r>
+          </w:p>
+        </w:tc>
+        <w:tc>
+          <w:tcPr>
+            <w:tcW w:type="dxa" w:w="2160"/>
+            <w:shd w:val="clear" w:color="auto" w:fill="F4F8F7"/>
+          </w:tcPr>
+          <w:p>
+            <w:r>
+              <w:rPr>
+                <w:sz w:val="18"/>
+              </w:rPr>
+              <w:t>58,1</w:t>
+            </w:r>
+          </w:p>
+        </w:tc>
+        <w:tc>
+          <w:tcPr>
+            <w:tcW w:type="dxa" w:w="2160"/>
+            <w:shd w:val="clear" w:color="auto" w:fill="F4F8F7"/>
+          </w:tcPr>
+          <w:p>
+            <w:r>
+              <w:rPr>
+                <w:sz w:val="18"/>
+              </w:rPr>
+              <w:t>57,2</w:t>
             </w:r>
           </w:p>
         </w:tc>
@@ -27630,35 +27345,35 @@
               <w:rPr>
                 <w:sz w:val="18"/>
               </w:rPr>
-              <w:t>66,8</w:t>
-            </w:r>
-          </w:p>
-        </w:tc>
-        <w:tc>
-          <w:tcPr>
-            <w:tcW w:type="dxa" w:w="2160"/>
-            <w:shd w:val="clear" w:color="auto" w:fill="FFFFFF"/>
-          </w:tcPr>
-          <w:p>
-            <w:r>
-              <w:rPr>
-                <w:sz w:val="18"/>
-              </w:rPr>
-              <w:t>87,5</w:t>
-            </w:r>
-          </w:p>
-        </w:tc>
-        <w:tc>
-          <w:tcPr>
-            <w:tcW w:type="dxa" w:w="2160"/>
-            <w:shd w:val="clear" w:color="auto" w:fill="FFFFFF"/>
-          </w:tcPr>
-          <w:p>
-            <w:r>
-              <w:rPr>
-                <w:sz w:val="18"/>
-              </w:rPr>
-              <w:t>53</w:t>
+              <w:t>66,7</w:t>
+            </w:r>
+          </w:p>
+        </w:tc>
+        <w:tc>
+          <w:tcPr>
+            <w:tcW w:type="dxa" w:w="2160"/>
+            <w:shd w:val="clear" w:color="auto" w:fill="FFFFFF"/>
+          </w:tcPr>
+          <w:p>
+            <w:r>
+              <w:rPr>
+                <w:sz w:val="18"/>
+              </w:rPr>
+              <w:t>82,4</w:t>
+            </w:r>
+          </w:p>
+        </w:tc>
+        <w:tc>
+          <w:tcPr>
+            <w:tcW w:type="dxa" w:w="2160"/>
+            <w:shd w:val="clear" w:color="auto" w:fill="FFFFFF"/>
+          </w:tcPr>
+          <w:p>
+            <w:r>
+              <w:rPr>
+                <w:sz w:val="18"/>
+              </w:rPr>
+              <w:t>53,4</w:t>
             </w:r>
           </w:p>
         </w:tc>
@@ -27688,35 +27403,35 @@
               <w:rPr>
                 <w:sz w:val="18"/>
               </w:rPr>
-              <w:t>74,6</w:t>
-            </w:r>
-          </w:p>
-        </w:tc>
-        <w:tc>
-          <w:tcPr>
-            <w:tcW w:type="dxa" w:w="2160"/>
-            <w:shd w:val="clear" w:color="auto" w:fill="F4F8F7"/>
-          </w:tcPr>
-          <w:p>
-            <w:r>
-              <w:rPr>
-                <w:sz w:val="18"/>
-              </w:rPr>
-              <w:t>94,1</w:t>
-            </w:r>
-          </w:p>
-        </w:tc>
-        <w:tc>
-          <w:tcPr>
-            <w:tcW w:type="dxa" w:w="2160"/>
-            <w:shd w:val="clear" w:color="auto" w:fill="F4F8F7"/>
-          </w:tcPr>
-          <w:p>
-            <w:r>
-              <w:rPr>
-                <w:sz w:val="18"/>
-              </w:rPr>
-              <w:t>64,1</w:t>
+              <w:t>74</w:t>
+            </w:r>
+          </w:p>
+        </w:tc>
+        <w:tc>
+          <w:tcPr>
+            <w:tcW w:type="dxa" w:w="2160"/>
+            <w:shd w:val="clear" w:color="auto" w:fill="F4F8F7"/>
+          </w:tcPr>
+          <w:p>
+            <w:r>
+              <w:rPr>
+                <w:sz w:val="18"/>
+              </w:rPr>
+              <w:t>94,4</w:t>
+            </w:r>
+          </w:p>
+        </w:tc>
+        <w:tc>
+          <w:tcPr>
+            <w:tcW w:type="dxa" w:w="2160"/>
+            <w:shd w:val="clear" w:color="auto" w:fill="F4F8F7"/>
+          </w:tcPr>
+          <w:p>
+            <w:r>
+              <w:rPr>
+                <w:sz w:val="18"/>
+              </w:rPr>
+              <w:t>65,2</w:t>
             </w:r>
           </w:p>
         </w:tc>
@@ -27763,7 +27478,7 @@
                 <w:b/>
                 <w:sz w:val="18"/>
               </w:rPr>
-              <w:t>68,5</w:t>
+              <w:t>69,7</w:t>
             </w:r>
           </w:p>
         </w:tc>
@@ -27778,7 +27493,7 @@
                 <w:b/>
                 <w:sz w:val="18"/>
               </w:rPr>
-              <w:t>56,9</w:t>
+              <w:t>56,7</w:t>
             </w:r>
           </w:p>
         </w:tc>
@@ -27810,7 +27525,7 @@
                 <w:b/>
                 <w:sz w:val="18"/>
               </w:rPr>
-              <w:t>44,9</w:t>
+              <w:t>45,9</w:t>
             </w:r>
           </w:p>
         </w:tc>
@@ -27825,7 +27540,7 @@
                 <w:b/>
                 <w:sz w:val="18"/>
               </w:rPr>
-              <w:t>57,3</w:t>
+              <w:t>55,8</w:t>
             </w:r>
           </w:p>
         </w:tc>
@@ -27840,7 +27555,7 @@
                 <w:b/>
                 <w:sz w:val="18"/>
               </w:rPr>
-              <w:t>52,5</w:t>
+              <w:t>52,2</w:t>
             </w:r>
           </w:p>
         </w:tc>
@@ -27874,7 +27589,7 @@
                 <w:color w:val="FFFFFF"/>
                 <w:sz w:val="18"/>
               </w:rPr>
-              <w:t>56,2</w:t>
+              <w:t>56,3</w:t>
             </w:r>
           </w:p>
         </w:tc>
@@ -27890,7 +27605,7 @@
                 <w:color w:val="FFFFFF"/>
                 <w:sz w:val="18"/>
               </w:rPr>
-              <w:t>62,8</w:t>
+              <w:t>62,4</w:t>
             </w:r>
           </w:p>
         </w:tc>
@@ -27906,7 +27621,7 @@
                 <w:color w:val="FFFFFF"/>
                 <w:sz w:val="18"/>
               </w:rPr>
-              <w:t>54,9</w:t>
+              <w:t>54,6</w:t>
             </w:r>
           </w:p>
         </w:tc>
@@ -28059,7 +27774,7 @@
               <w:rPr>
                 <w:sz w:val="18"/>
               </w:rPr>
-              <w:t>83</w:t>
+              <w:t>82,4</w:t>
             </w:r>
           </w:p>
         </w:tc>
@@ -28073,7 +27788,7 @@
               <w:rPr>
                 <w:sz w:val="18"/>
               </w:rPr>
-              <w:t>97,4</w:t>
+              <w:t>97,8</w:t>
             </w:r>
           </w:p>
         </w:tc>
@@ -28087,7 +27802,7 @@
               <w:rPr>
                 <w:sz w:val="18"/>
               </w:rPr>
-              <w:t>42</w:t>
+              <w:t>43,4</w:t>
             </w:r>
           </w:p>
         </w:tc>
@@ -28101,7 +27816,7 @@
               <w:rPr>
                 <w:sz w:val="18"/>
               </w:rPr>
-              <w:t>23,4</w:t>
+              <w:t>23,8</w:t>
             </w:r>
           </w:p>
         </w:tc>
@@ -28131,7 +27846,7 @@
               <w:rPr>
                 <w:sz w:val="18"/>
               </w:rPr>
-              <w:t>64,4</w:t>
+              <w:t>62,9</w:t>
             </w:r>
           </w:p>
         </w:tc>
@@ -28145,7 +27860,7 @@
               <w:rPr>
                 <w:sz w:val="18"/>
               </w:rPr>
-              <w:t>75,6</w:t>
+              <w:t>75,9</w:t>
             </w:r>
           </w:p>
         </w:tc>
@@ -28159,7 +27874,7 @@
               <w:rPr>
                 <w:sz w:val="18"/>
               </w:rPr>
-              <w:t>89,3</w:t>
+              <w:t>89,4</w:t>
             </w:r>
           </w:p>
         </w:tc>
@@ -28173,7 +27888,7 @@
               <w:rPr>
                 <w:sz w:val="18"/>
               </w:rPr>
-              <w:t>44</w:t>
+              <w:t>42,3</w:t>
             </w:r>
           </w:p>
         </w:tc>
@@ -28203,7 +27918,7 @@
               <w:rPr>
                 <w:sz w:val="18"/>
               </w:rPr>
-              <w:t>61</w:t>
+              <w:t>60</w:t>
             </w:r>
           </w:p>
         </w:tc>
@@ -28217,7 +27932,7 @@
               <w:rPr>
                 <w:sz w:val="18"/>
               </w:rPr>
-              <w:t>72,7</w:t>
+              <w:t>71,6</w:t>
             </w:r>
           </w:p>
         </w:tc>
@@ -28231,7 +27946,7 @@
               <w:rPr>
                 <w:sz w:val="18"/>
               </w:rPr>
-              <w:t>90,9</w:t>
+              <w:t>90,5</w:t>
             </w:r>
           </w:p>
         </w:tc>
@@ -28245,7 +27960,7 @@
               <w:rPr>
                 <w:sz w:val="18"/>
               </w:rPr>
-              <w:t>50,7</w:t>
+              <w:t>51,1</w:t>
             </w:r>
           </w:p>
         </w:tc>
@@ -28275,7 +27990,7 @@
               <w:rPr>
                 <w:sz w:val="18"/>
               </w:rPr>
-              <w:t>93,2</w:t>
+              <w:t>95</w:t>
             </w:r>
           </w:p>
         </w:tc>
@@ -28289,7 +28004,7 @@
               <w:rPr>
                 <w:sz w:val="18"/>
               </w:rPr>
-              <w:t>62,2</w:t>
+              <w:t>59</w:t>
             </w:r>
           </w:p>
         </w:tc>
@@ -28303,7 +28018,7 @@
               <w:rPr>
                 <w:sz w:val="18"/>
               </w:rPr>
-              <w:t>98,7</w:t>
+              <w:t>98</w:t>
             </w:r>
           </w:p>
         </w:tc>
@@ -28317,7 +28032,7 @@
               <w:rPr>
                 <w:sz w:val="18"/>
               </w:rPr>
-              <w:t>56,9</w:t>
+              <w:t>58,1</w:t>
             </w:r>
           </w:p>
         </w:tc>
@@ -28347,7 +28062,7 @@
               <w:rPr>
                 <w:sz w:val="18"/>
               </w:rPr>
-              <w:t>82,2</w:t>
+              <w:t>83,3</w:t>
             </w:r>
           </w:p>
         </w:tc>
@@ -28361,7 +28076,7 @@
               <w:rPr>
                 <w:sz w:val="18"/>
               </w:rPr>
-              <w:t>84,1</w:t>
+              <w:t>83,3</w:t>
             </w:r>
           </w:p>
         </w:tc>
@@ -28375,7 +28090,7 @@
               <w:rPr>
                 <w:sz w:val="18"/>
               </w:rPr>
-              <w:t>90,7</w:t>
+              <w:t>91,2</w:t>
             </w:r>
           </w:p>
         </w:tc>
@@ -28389,7 +28104,7 @@
               <w:rPr>
                 <w:sz w:val="18"/>
               </w:rPr>
-              <w:t>85,4</w:t>
+              <w:t>86,2</w:t>
             </w:r>
           </w:p>
         </w:tc>
@@ -28419,7 +28134,7 @@
               <w:rPr>
                 <w:sz w:val="18"/>
               </w:rPr>
-              <w:t>64,8</w:t>
+              <w:t>69,8</w:t>
             </w:r>
           </w:p>
         </w:tc>
@@ -28433,7 +28148,7 @@
               <w:rPr>
                 <w:sz w:val="18"/>
               </w:rPr>
-              <w:t>69,7</w:t>
+              <w:t>64,4</w:t>
             </w:r>
           </w:p>
         </w:tc>
@@ -28447,7 +28162,7 @@
               <w:rPr>
                 <w:sz w:val="18"/>
               </w:rPr>
-              <w:t>74,6</w:t>
+              <w:t>75,2</w:t>
             </w:r>
           </w:p>
         </w:tc>
@@ -28461,7 +28176,7 @@
               <w:rPr>
                 <w:sz w:val="18"/>
               </w:rPr>
-              <w:t>51,4</w:t>
+              <w:t>50</w:t>
             </w:r>
           </w:p>
         </w:tc>
@@ -28491,7 +28206,7 @@
               <w:rPr>
                 <w:sz w:val="18"/>
               </w:rPr>
-              <w:t>48,2</w:t>
+              <w:t>49,5</w:t>
             </w:r>
           </w:p>
         </w:tc>
@@ -28505,7 +28220,7 @@
               <w:rPr>
                 <w:sz w:val="18"/>
               </w:rPr>
-              <w:t>70,6</w:t>
+              <w:t>69,7</w:t>
             </w:r>
           </w:p>
         </w:tc>
@@ -28519,7 +28234,7 @@
               <w:rPr>
                 <w:sz w:val="18"/>
               </w:rPr>
-              <w:t>94,1</w:t>
+              <w:t>94,9</w:t>
             </w:r>
           </w:p>
         </w:tc>
@@ -28533,7 +28248,7 @@
               <w:rPr>
                 <w:sz w:val="18"/>
               </w:rPr>
-              <w:t>87,3</w:t>
+              <w:t>89,4</w:t>
             </w:r>
           </w:p>
         </w:tc>
@@ -28563,7 +28278,7 @@
               <w:rPr>
                 <w:sz w:val="18"/>
               </w:rPr>
-              <w:t>87,5</w:t>
+              <w:t>88,9</w:t>
             </w:r>
           </w:p>
         </w:tc>
@@ -28577,7 +28292,7 @@
               <w:rPr>
                 <w:sz w:val="18"/>
               </w:rPr>
-              <w:t>73,8</w:t>
+              <w:t>75,6</w:t>
             </w:r>
           </w:p>
         </w:tc>
@@ -28591,7 +28306,7 @@
               <w:rPr>
                 <w:sz w:val="18"/>
               </w:rPr>
-              <w:t>93,8</w:t>
+              <w:t>94,4</w:t>
             </w:r>
           </w:p>
         </w:tc>
@@ -28605,7 +28320,7 @@
               <w:rPr>
                 <w:sz w:val="18"/>
               </w:rPr>
-              <w:t>40,3</w:t>
+              <w:t>41</w:t>
             </w:r>
           </w:p>
         </w:tc>
@@ -28635,7 +28350,7 @@
               <w:rPr>
                 <w:sz w:val="18"/>
               </w:rPr>
-              <w:t>87,7</w:t>
+              <w:t>85,7</w:t>
             </w:r>
           </w:p>
         </w:tc>
@@ -28649,7 +28364,7 @@
               <w:rPr>
                 <w:sz w:val="18"/>
               </w:rPr>
-              <w:t>53,4</w:t>
+              <w:t>58,3</w:t>
             </w:r>
           </w:p>
         </w:tc>
@@ -28663,7 +28378,7 @@
               <w:rPr>
                 <w:sz w:val="18"/>
               </w:rPr>
-              <w:t>90,4</w:t>
+              <w:t>90,5</w:t>
             </w:r>
           </w:p>
         </w:tc>
@@ -28677,7 +28392,7 @@
               <w:rPr>
                 <w:sz w:val="18"/>
               </w:rPr>
-              <w:t>89,1</w:t>
+              <w:t>87,3</w:t>
             </w:r>
           </w:p>
         </w:tc>
@@ -28707,7 +28422,7 @@
               <w:rPr>
                 <w:sz w:val="18"/>
               </w:rPr>
-              <w:t>92,2</w:t>
+              <w:t>92,9</w:t>
             </w:r>
           </w:p>
         </w:tc>
@@ -28721,7 +28436,7 @@
               <w:rPr>
                 <w:sz w:val="18"/>
               </w:rPr>
-              <w:t>87,1</w:t>
+              <w:t>86,5</w:t>
             </w:r>
           </w:p>
         </w:tc>
@@ -28735,7 +28450,7 @@
               <w:rPr>
                 <w:sz w:val="18"/>
               </w:rPr>
-              <w:t>90,5</w:t>
+              <w:t>89,7</w:t>
             </w:r>
           </w:p>
         </w:tc>
@@ -28749,7 +28464,7 @@
               <w:rPr>
                 <w:sz w:val="18"/>
               </w:rPr>
-              <w:t>41,9</w:t>
+              <w:t>40,7</w:t>
             </w:r>
           </w:p>
         </w:tc>
@@ -28779,7 +28494,7 @@
               <w:rPr>
                 <w:sz w:val="18"/>
               </w:rPr>
-              <w:t>64,9</w:t>
+              <w:t>67,8</w:t>
             </w:r>
           </w:p>
         </w:tc>
@@ -28793,7 +28508,7 @@
               <w:rPr>
                 <w:sz w:val="18"/>
               </w:rPr>
-              <w:t>78,4</w:t>
+              <w:t>77,8</w:t>
             </w:r>
           </w:p>
         </w:tc>
@@ -28807,7 +28522,7 @@
               <w:rPr>
                 <w:sz w:val="18"/>
               </w:rPr>
-              <w:t>84,9</w:t>
+              <w:t>83,3</w:t>
             </w:r>
           </w:p>
         </w:tc>
@@ -28821,7 +28536,7 @@
               <w:rPr>
                 <w:sz w:val="18"/>
               </w:rPr>
-              <w:t>87,5</w:t>
+              <w:t>85,2</w:t>
             </w:r>
           </w:p>
         </w:tc>
@@ -28851,7 +28566,7 @@
               <w:rPr>
                 <w:sz w:val="18"/>
               </w:rPr>
-              <w:t>93,2</w:t>
+              <w:t>92,9</w:t>
             </w:r>
           </w:p>
         </w:tc>
@@ -28865,7 +28580,7 @@
               <w:rPr>
                 <w:sz w:val="18"/>
               </w:rPr>
-              <w:t>69,2</w:t>
+              <w:t>67,9</w:t>
             </w:r>
           </w:p>
         </w:tc>
@@ -28879,7 +28594,7 @@
               <w:rPr>
                 <w:sz w:val="18"/>
               </w:rPr>
-              <w:t>82,1</w:t>
+              <w:t>80,7</w:t>
             </w:r>
           </w:p>
         </w:tc>
@@ -28923,7 +28638,7 @@
               <w:rPr>
                 <w:sz w:val="18"/>
               </w:rPr>
-              <w:t>90,6</w:t>
+              <w:t>90,9</w:t>
             </w:r>
           </w:p>
         </w:tc>
@@ -28937,7 +28652,7 @@
               <w:rPr>
                 <w:sz w:val="18"/>
               </w:rPr>
-              <w:t>93,8</w:t>
+              <w:t>93,5</w:t>
             </w:r>
           </w:p>
         </w:tc>
@@ -28951,7 +28666,7 @@
               <w:rPr>
                 <w:sz w:val="18"/>
               </w:rPr>
-              <w:t>79,7</w:t>
+              <w:t>84,4</w:t>
             </w:r>
           </w:p>
         </w:tc>
@@ -28965,7 +28680,7 @@
               <w:rPr>
                 <w:sz w:val="18"/>
               </w:rPr>
-              <w:t>35,7</w:t>
+              <w:t>37,3</w:t>
             </w:r>
           </w:p>
         </w:tc>
@@ -28995,7 +28710,7 @@
               <w:rPr>
                 <w:sz w:val="18"/>
               </w:rPr>
-              <w:t>53,3</w:t>
+              <w:t>57,8</w:t>
             </w:r>
           </w:p>
         </w:tc>
@@ -29009,7 +28724,7 @@
               <w:rPr>
                 <w:sz w:val="18"/>
               </w:rPr>
-              <w:t>79</w:t>
+              <w:t>79,3</w:t>
             </w:r>
           </w:p>
         </w:tc>
@@ -29023,7 +28738,7 @@
               <w:rPr>
                 <w:sz w:val="18"/>
               </w:rPr>
-              <w:t>78,1</w:t>
+              <w:t>79,3</w:t>
             </w:r>
           </w:p>
         </w:tc>
@@ -29037,7 +28752,7 @@
               <w:rPr>
                 <w:sz w:val="18"/>
               </w:rPr>
-              <w:t>86,3</w:t>
+              <w:t>85</w:t>
             </w:r>
           </w:p>
         </w:tc>
@@ -29069,7 +28784,7 @@
                 <w:b/>
                 <w:sz w:val="18"/>
               </w:rPr>
-              <w:t>78,5</w:t>
+              <w:t>78,2</w:t>
             </w:r>
           </w:p>
         </w:tc>
@@ -29114,7 +28829,7 @@
                 <w:b/>
                 <w:sz w:val="18"/>
               </w:rPr>
-              <w:t>48,1</w:t>
+              <w:t>48</w:t>
             </w:r>
           </w:p>
         </w:tc>
@@ -29146,7 +28861,7 @@
                 <w:b/>
                 <w:sz w:val="18"/>
               </w:rPr>
-              <w:t>73,6</w:t>
+              <w:t>76,4</w:t>
             </w:r>
           </w:p>
         </w:tc>
@@ -29161,7 +28876,7 @@
                 <w:b/>
                 <w:sz w:val="18"/>
               </w:rPr>
-              <w:t>62,1</w:t>
+              <w:t>61,7</w:t>
             </w:r>
           </w:p>
         </w:tc>
@@ -29176,7 +28891,7 @@
                 <w:b/>
                 <w:sz w:val="18"/>
               </w:rPr>
-              <w:t>95</w:t>
+              <w:t>94,5</w:t>
             </w:r>
           </w:p>
         </w:tc>
@@ -29191,7 +28906,7 @@
                 <w:b/>
                 <w:sz w:val="18"/>
               </w:rPr>
-              <w:t>66</w:t>
+              <w:t>65</w:t>
             </w:r>
           </w:p>
         </w:tc>
@@ -29225,7 +28940,7 @@
                 <w:color w:val="FFFFFF"/>
                 <w:sz w:val="18"/>
               </w:rPr>
-              <w:t>76,5</w:t>
+              <w:t>77,4</w:t>
             </w:r>
           </w:p>
         </w:tc>
@@ -29241,7 +28956,7 @@
                 <w:color w:val="FFFFFF"/>
                 <w:sz w:val="18"/>
               </w:rPr>
-              <w:t>79,3</w:t>
+              <w:t>78,6</w:t>
             </w:r>
           </w:p>
         </w:tc>
@@ -29257,7 +28972,7 @@
                 <w:color w:val="FFFFFF"/>
                 <w:sz w:val="18"/>
               </w:rPr>
-              <w:t>78,2</w:t>
+              <w:t>78,4</w:t>
             </w:r>
           </w:p>
         </w:tc>
@@ -29273,7 +28988,7 @@
                 <w:color w:val="FFFFFF"/>
                 <w:sz w:val="18"/>
               </w:rPr>
-              <w:t>55,6</w:t>
+              <w:t>55,5</w:t>
             </w:r>
           </w:p>
         </w:tc>
@@ -29426,7 +29141,7 @@
               <w:rPr>
                 <w:sz w:val="18"/>
               </w:rPr>
-              <w:t>42</w:t>
+              <w:t>43,4</w:t>
             </w:r>
           </w:p>
         </w:tc>
@@ -29440,7 +29155,7 @@
               <w:rPr>
                 <w:sz w:val="18"/>
               </w:rPr>
-              <w:t>49,8</w:t>
+              <w:t>48,9</w:t>
             </w:r>
           </w:p>
         </w:tc>
@@ -29454,7 +29169,7 @@
               <w:rPr>
                 <w:sz w:val="18"/>
               </w:rPr>
-              <w:t>5,5</w:t>
+              <w:t>4,9</w:t>
             </w:r>
           </w:p>
         </w:tc>
@@ -29468,7 +29183,7 @@
               <w:rPr>
                 <w:sz w:val="18"/>
               </w:rPr>
-              <w:t>2,6</w:t>
+              <w:t>2,7</w:t>
             </w:r>
           </w:p>
         </w:tc>
@@ -29498,7 +29213,7 @@
               <w:rPr>
                 <w:sz w:val="18"/>
               </w:rPr>
-              <w:t>89,3</w:t>
+              <w:t>89,4</w:t>
             </w:r>
           </w:p>
         </w:tc>
@@ -29512,7 +29227,7 @@
               <w:rPr>
                 <w:sz w:val="18"/>
               </w:rPr>
-              <w:t>6,3</w:t>
+              <w:t>5,9</w:t>
             </w:r>
           </w:p>
         </w:tc>
@@ -29526,7 +29241,7 @@
               <w:rPr>
                 <w:sz w:val="18"/>
               </w:rPr>
-              <w:t>4,4</w:t>
+              <w:t>4,7</w:t>
             </w:r>
           </w:p>
         </w:tc>
@@ -29570,7 +29285,7 @@
               <w:rPr>
                 <w:sz w:val="18"/>
               </w:rPr>
-              <w:t>90,9</w:t>
+              <w:t>90,5</w:t>
             </w:r>
           </w:p>
         </w:tc>
@@ -29584,7 +29299,7 @@
               <w:rPr>
                 <w:sz w:val="18"/>
               </w:rPr>
-              <w:t>9,1</w:t>
+              <w:t>8,4</w:t>
             </w:r>
           </w:p>
         </w:tc>
@@ -29598,7 +29313,7 @@
               <w:rPr>
                 <w:sz w:val="18"/>
               </w:rPr>
-              <w:t>0</w:t>
+              <w:t>1,1</w:t>
             </w:r>
           </w:p>
         </w:tc>
@@ -29642,7 +29357,7 @@
               <w:rPr>
                 <w:sz w:val="18"/>
               </w:rPr>
-              <w:t>98,7</w:t>
+              <w:t>98</w:t>
             </w:r>
           </w:p>
         </w:tc>
@@ -29670,7 +29385,7 @@
               <w:rPr>
                 <w:sz w:val="18"/>
               </w:rPr>
-              <w:t>1,3</w:t>
+              <w:t>2</w:t>
             </w:r>
           </w:p>
         </w:tc>
@@ -29714,7 +29429,7 @@
               <w:rPr>
                 <w:sz w:val="18"/>
               </w:rPr>
-              <w:t>90,7</w:t>
+              <w:t>91,2</w:t>
             </w:r>
           </w:p>
         </w:tc>
@@ -29742,7 +29457,7 @@
               <w:rPr>
                 <w:sz w:val="18"/>
               </w:rPr>
-              <w:t>7,5</w:t>
+              <w:t>7</w:t>
             </w:r>
           </w:p>
         </w:tc>
@@ -29786,7 +29501,7 @@
               <w:rPr>
                 <w:sz w:val="18"/>
               </w:rPr>
-              <w:t>74,6</w:t>
+              <w:t>75,2</w:t>
             </w:r>
           </w:p>
         </w:tc>
@@ -29800,7 +29515,7 @@
               <w:rPr>
                 <w:sz w:val="18"/>
               </w:rPr>
-              <w:t>18,9</w:t>
+              <w:t>18,1</w:t>
             </w:r>
           </w:p>
         </w:tc>
@@ -29814,7 +29529,7 @@
               <w:rPr>
                 <w:sz w:val="18"/>
               </w:rPr>
-              <w:t>6,6</w:t>
+              <w:t>6</w:t>
             </w:r>
           </w:p>
         </w:tc>
@@ -29828,7 +29543,7 @@
               <w:rPr>
                 <w:sz w:val="18"/>
               </w:rPr>
-              <w:t>0</w:t>
+              <w:t>0,7</w:t>
             </w:r>
           </w:p>
         </w:tc>
@@ -29858,7 +29573,7 @@
               <w:rPr>
                 <w:sz w:val="18"/>
               </w:rPr>
-              <w:t>94,1</w:t>
+              <w:t>94,9</w:t>
             </w:r>
           </w:p>
         </w:tc>
@@ -29872,7 +29587,7 @@
               <w:rPr>
                 <w:sz w:val="18"/>
               </w:rPr>
-              <w:t>3,5</w:t>
+              <w:t>3</w:t>
             </w:r>
           </w:p>
         </w:tc>
@@ -29886,7 +29601,7 @@
               <w:rPr>
                 <w:sz w:val="18"/>
               </w:rPr>
-              <w:t>2,4</w:t>
+              <w:t>2</w:t>
             </w:r>
           </w:p>
         </w:tc>
@@ -29930,7 +29645,7 @@
               <w:rPr>
                 <w:sz w:val="18"/>
               </w:rPr>
-              <w:t>93,8</w:t>
+              <w:t>94,4</w:t>
             </w:r>
           </w:p>
         </w:tc>
@@ -29944,7 +29659,7 @@
               <w:rPr>
                 <w:sz w:val="18"/>
               </w:rPr>
-              <w:t>3,8</w:t>
+              <w:t>3,3</w:t>
             </w:r>
           </w:p>
         </w:tc>
@@ -29958,7 +29673,7 @@
               <w:rPr>
                 <w:sz w:val="18"/>
               </w:rPr>
-              <w:t>2,5</w:t>
+              <w:t>2,2</w:t>
             </w:r>
           </w:p>
         </w:tc>
@@ -30002,7 +29717,7 @@
               <w:rPr>
                 <w:sz w:val="18"/>
               </w:rPr>
-              <w:t>90,4</w:t>
+              <w:t>90,5</w:t>
             </w:r>
           </w:p>
         </w:tc>
@@ -30016,7 +29731,7 @@
               <w:rPr>
                 <w:sz w:val="18"/>
               </w:rPr>
-              <w:t>1,4</w:t>
+              <w:t>1,2</w:t>
             </w:r>
           </w:p>
         </w:tc>
@@ -30030,7 +29745,7 @@
               <w:rPr>
                 <w:sz w:val="18"/>
               </w:rPr>
-              <w:t>4,1</w:t>
+              <w:t>4,8</w:t>
             </w:r>
           </w:p>
         </w:tc>
@@ -30044,7 +29759,7 @@
               <w:rPr>
                 <w:sz w:val="18"/>
               </w:rPr>
-              <w:t>4,1</w:t>
+              <w:t>3,6</w:t>
             </w:r>
           </w:p>
         </w:tc>
@@ -30074,7 +29789,7 @@
               <w:rPr>
                 <w:sz w:val="18"/>
               </w:rPr>
-              <w:t>90,5</w:t>
+              <w:t>89,7</w:t>
             </w:r>
           </w:p>
         </w:tc>
@@ -30088,7 +29803,7 @@
               <w:rPr>
                 <w:sz w:val="18"/>
               </w:rPr>
-              <w:t>4,3</w:t>
+              <w:t>5,6</w:t>
             </w:r>
           </w:p>
         </w:tc>
@@ -30102,7 +29817,7 @@
               <w:rPr>
                 <w:sz w:val="18"/>
               </w:rPr>
-              <w:t>3,4</w:t>
+              <w:t>3,2</w:t>
             </w:r>
           </w:p>
         </w:tc>
@@ -30116,7 +29831,7 @@
               <w:rPr>
                 <w:sz w:val="18"/>
               </w:rPr>
-              <w:t>1,7</w:t>
+              <w:t>1,6</w:t>
             </w:r>
           </w:p>
         </w:tc>
@@ -30146,7 +29861,7 @@
               <w:rPr>
                 <w:sz w:val="18"/>
               </w:rPr>
-              <w:t>84,9</w:t>
+              <w:t>83,3</w:t>
             </w:r>
           </w:p>
         </w:tc>
@@ -30160,7 +29875,7 @@
               <w:rPr>
                 <w:sz w:val="18"/>
               </w:rPr>
-              <w:t>8,2</w:t>
+              <w:t>8,9</w:t>
             </w:r>
           </w:p>
         </w:tc>
@@ -30174,7 +29889,7 @@
               <w:rPr>
                 <w:sz w:val="18"/>
               </w:rPr>
-              <w:t>6,8</w:t>
+              <w:t>7,8</w:t>
             </w:r>
           </w:p>
         </w:tc>
@@ -30218,7 +29933,7 @@
               <w:rPr>
                 <w:sz w:val="18"/>
               </w:rPr>
-              <w:t>82,1</w:t>
+              <w:t>80,7</w:t>
             </w:r>
           </w:p>
         </w:tc>
@@ -30232,7 +29947,7 @@
               <w:rPr>
                 <w:sz w:val="18"/>
               </w:rPr>
-              <w:t>10,3</w:t>
+              <w:t>11,4</w:t>
             </w:r>
           </w:p>
         </w:tc>
@@ -30246,7 +29961,7 @@
               <w:rPr>
                 <w:sz w:val="18"/>
               </w:rPr>
-              <w:t>6,8</w:t>
+              <w:t>7,1</w:t>
             </w:r>
           </w:p>
         </w:tc>
@@ -30260,7 +29975,7 @@
               <w:rPr>
                 <w:sz w:val="18"/>
               </w:rPr>
-              <w:t>0,9</w:t>
+              <w:t>0,7</w:t>
             </w:r>
           </w:p>
         </w:tc>
@@ -30290,7 +30005,7 @@
               <w:rPr>
                 <w:sz w:val="18"/>
               </w:rPr>
-              <w:t>79,7</w:t>
+              <w:t>84,4</w:t>
             </w:r>
           </w:p>
         </w:tc>
@@ -30304,7 +30019,7 @@
               <w:rPr>
                 <w:sz w:val="18"/>
               </w:rPr>
-              <w:t>10,9</w:t>
+              <w:t>9,1</w:t>
             </w:r>
           </w:p>
         </w:tc>
@@ -30318,7 +30033,7 @@
               <w:rPr>
                 <w:sz w:val="18"/>
               </w:rPr>
-              <w:t>7,8</w:t>
+              <w:t>6,5</w:t>
             </w:r>
           </w:p>
         </w:tc>
@@ -30332,7 +30047,7 @@
               <w:rPr>
                 <w:sz w:val="18"/>
               </w:rPr>
-              <w:t>1,6</w:t>
+              <w:t>0</w:t>
             </w:r>
           </w:p>
         </w:tc>
@@ -30362,7 +30077,7 @@
               <w:rPr>
                 <w:sz w:val="18"/>
               </w:rPr>
-              <w:t>78,1</w:t>
+              <w:t>79,3</w:t>
             </w:r>
           </w:p>
         </w:tc>
@@ -30376,7 +30091,7 @@
               <w:rPr>
                 <w:sz w:val="18"/>
               </w:rPr>
-              <w:t>14,3</w:t>
+              <w:t>12,9</w:t>
             </w:r>
           </w:p>
         </w:tc>
@@ -30390,7 +30105,7 @@
               <w:rPr>
                 <w:sz w:val="18"/>
               </w:rPr>
-              <w:t>7,6</w:t>
+              <w:t>7,8</w:t>
             </w:r>
           </w:p>
         </w:tc>
@@ -30451,7 +30166,7 @@
                 <w:b/>
                 <w:sz w:val="18"/>
               </w:rPr>
-              <w:t>25,4</w:t>
+              <w:t>25,9</w:t>
             </w:r>
           </w:p>
         </w:tc>
@@ -30466,7 +30181,7 @@
                 <w:b/>
                 <w:sz w:val="18"/>
               </w:rPr>
-              <w:t>6,8</w:t>
+              <w:t>6,4</w:t>
             </w:r>
           </w:p>
         </w:tc>
@@ -30513,7 +30228,7 @@
                 <w:b/>
                 <w:sz w:val="18"/>
               </w:rPr>
-              <w:t>95</w:t>
+              <w:t>94,5</w:t>
             </w:r>
           </w:p>
         </w:tc>
@@ -30528,7 +30243,7 @@
                 <w:b/>
                 <w:sz w:val="18"/>
               </w:rPr>
-              <w:t>2</w:t>
+              <w:t>2,1</w:t>
             </w:r>
           </w:p>
         </w:tc>
@@ -30543,7 +30258,7 @@
                 <w:b/>
                 <w:sz w:val="18"/>
               </w:rPr>
-              <w:t>2,5</w:t>
+              <w:t>3</w:t>
             </w:r>
           </w:p>
         </w:tc>
@@ -30592,7 +30307,7 @@
                 <w:color w:val="FFFFFF"/>
                 <w:sz w:val="18"/>
               </w:rPr>
-              <w:t>78,2</w:t>
+              <w:t>78,4</w:t>
             </w:r>
           </w:p>
         </w:tc>
@@ -30608,7 +30323,7 @@
                 <w:color w:val="FFFFFF"/>
                 <w:sz w:val="18"/>
               </w:rPr>
-              <w:t>15,8</w:t>
+              <w:t>15,7</w:t>
             </w:r>
           </w:p>
         </w:tc>
@@ -30624,7 +30339,7 @@
                 <w:color w:val="FFFFFF"/>
                 <w:sz w:val="18"/>
               </w:rPr>
-              <w:t>5</w:t>
+              <w:t>4,9</w:t>
             </w:r>
           </w:p>
         </w:tc>
@@ -30860,7 +30575,7 @@
               <w:rPr>
                 <w:sz w:val="18"/>
               </w:rPr>
-              <w:t>21</w:t>
+              <w:t>25</w:t>
             </w:r>
           </w:p>
         </w:tc>
@@ -30874,7 +30589,7 @@
               <w:rPr>
                 <w:sz w:val="18"/>
               </w:rPr>
-              <w:t>100</w:t>
+              <w:t>96</w:t>
             </w:r>
           </w:p>
         </w:tc>
@@ -30888,7 +30603,7 @@
               <w:rPr>
                 <w:sz w:val="18"/>
               </w:rPr>
-              <w:t>80</w:t>
+              <w:t>79,2</w:t>
             </w:r>
           </w:p>
         </w:tc>
@@ -30902,7 +30617,7 @@
               <w:rPr>
                 <w:sz w:val="18"/>
               </w:rPr>
-              <w:t>68,4</w:t>
+              <w:t>69,6</w:t>
             </w:r>
           </w:p>
         </w:tc>
@@ -30916,7 +30631,7 @@
               <w:rPr>
                 <w:sz w:val="18"/>
               </w:rPr>
-              <w:t>58,8</w:t>
+              <w:t>60</w:t>
             </w:r>
           </w:p>
         </w:tc>
@@ -30930,7 +30645,7 @@
               <w:rPr>
                 <w:sz w:val="18"/>
               </w:rPr>
-              <w:t>61,1</w:t>
+              <w:t>50</w:t>
             </w:r>
           </w:p>
         </w:tc>
@@ -30944,7 +30659,7 @@
               <w:rPr>
                 <w:sz w:val="18"/>
               </w:rPr>
-              <w:t>13</w:t>
+              <w:t>12,9</w:t>
             </w:r>
           </w:p>
         </w:tc>
@@ -30974,7 +30689,7 @@
               <w:rPr>
                 <w:sz w:val="18"/>
               </w:rPr>
-              <w:t>10</w:t>
+              <w:t>11</w:t>
             </w:r>
           </w:p>
         </w:tc>
@@ -30988,7 +30703,7 @@
               <w:rPr>
                 <w:sz w:val="18"/>
               </w:rPr>
-              <w:t>66,7</w:t>
+              <w:t>70</w:t>
             </w:r>
           </w:p>
         </w:tc>
@@ -31002,7 +30717,7 @@
               <w:rPr>
                 <w:sz w:val="18"/>
               </w:rPr>
-              <w:t>77,8</w:t>
+              <w:t>70</w:t>
             </w:r>
           </w:p>
         </w:tc>
@@ -31016,7 +30731,7 @@
               <w:rPr>
                 <w:sz w:val="18"/>
               </w:rPr>
-              <w:t>55,6</w:t>
+              <w:t>50</w:t>
             </w:r>
           </w:p>
         </w:tc>
@@ -31030,7 +30745,7 @@
               <w:rPr>
                 <w:sz w:val="18"/>
               </w:rPr>
-              <w:t>44,4</w:t>
+              <w:t>50</w:t>
             </w:r>
           </w:p>
         </w:tc>
@@ -31044,7 +30759,7 @@
               <w:rPr>
                 <w:sz w:val="18"/>
               </w:rPr>
-              <w:t>66,7</w:t>
+              <w:t>60</w:t>
             </w:r>
           </w:p>
         </w:tc>
@@ -31058,7 +30773,7 @@
               <w:rPr>
                 <w:sz w:val="18"/>
               </w:rPr>
-              <w:t>7,9</w:t>
+              <w:t>7,4</w:t>
             </w:r>
           </w:p>
         </w:tc>
@@ -31202,7 +30917,7 @@
               <w:rPr>
                 <w:sz w:val="18"/>
               </w:rPr>
-              <w:t>8</w:t>
+              <w:t>9</w:t>
             </w:r>
           </w:p>
         </w:tc>
@@ -31230,7 +30945,7 @@
               <w:rPr>
                 <w:sz w:val="18"/>
               </w:rPr>
-              <w:t>57,1</w:t>
+              <w:t>50</w:t>
             </w:r>
           </w:p>
         </w:tc>
@@ -31244,7 +30959,7 @@
               <w:rPr>
                 <w:sz w:val="18"/>
               </w:rPr>
-              <w:t>28,6</w:t>
+              <w:t>25</w:t>
             </w:r>
           </w:p>
         </w:tc>
@@ -31258,7 +30973,7 @@
               <w:rPr>
                 <w:sz w:val="18"/>
               </w:rPr>
-              <w:t>14,3</w:t>
+              <w:t>12,5</w:t>
             </w:r>
           </w:p>
         </w:tc>
@@ -31272,7 +30987,7 @@
               <w:rPr>
                 <w:sz w:val="18"/>
               </w:rPr>
-              <w:t>14,3</w:t>
+              <w:t>25</w:t>
             </w:r>
           </w:p>
         </w:tc>
@@ -31286,7 +31001,7 @@
               <w:rPr>
                 <w:sz w:val="18"/>
               </w:rPr>
-              <w:t>6,6</w:t>
+              <w:t>6,4</w:t>
             </w:r>
           </w:p>
         </w:tc>
@@ -31430,7 +31145,7 @@
               <w:rPr>
                 <w:sz w:val="18"/>
               </w:rPr>
-              <w:t>7</w:t>
+              <w:t>8</w:t>
             </w:r>
           </w:p>
         </w:tc>
@@ -31458,7 +31173,7 @@
               <w:rPr>
                 <w:sz w:val="18"/>
               </w:rPr>
-              <w:t>71,4</w:t>
+              <w:t>62,5</w:t>
             </w:r>
           </w:p>
         </w:tc>
@@ -31472,7 +31187,7 @@
               <w:rPr>
                 <w:sz w:val="18"/>
               </w:rPr>
-              <w:t>57,1</w:t>
+              <w:t>62,5</w:t>
             </w:r>
           </w:p>
         </w:tc>
@@ -31486,7 +31201,7 @@
               <w:rPr>
                 <w:sz w:val="18"/>
               </w:rPr>
-              <w:t>57,1</w:t>
+              <w:t>62,5</w:t>
             </w:r>
           </w:p>
         </w:tc>
@@ -31500,7 +31215,7 @@
               <w:rPr>
                 <w:sz w:val="18"/>
               </w:rPr>
-              <w:t>57,1</w:t>
+              <w:t>50</w:t>
             </w:r>
           </w:p>
         </w:tc>
@@ -31514,7 +31229,7 @@
               <w:rPr>
                 <w:sz w:val="18"/>
               </w:rPr>
-              <w:t>10,3</w:t>
+              <w:t>9,9</w:t>
             </w:r>
           </w:p>
         </w:tc>
@@ -31544,7 +31259,7 @@
               <w:rPr>
                 <w:sz w:val="18"/>
               </w:rPr>
-              <w:t>6</w:t>
+              <w:t>8</w:t>
             </w:r>
           </w:p>
         </w:tc>
@@ -31572,7 +31287,7 @@
               <w:rPr>
                 <w:sz w:val="18"/>
               </w:rPr>
-              <w:t>60</w:t>
+              <w:t>57,1</w:t>
             </w:r>
           </w:p>
         </w:tc>
@@ -31586,7 +31301,7 @@
               <w:rPr>
                 <w:sz w:val="18"/>
               </w:rPr>
-              <w:t>20</w:t>
+              <w:t>28,6</w:t>
             </w:r>
           </w:p>
         </w:tc>
@@ -31600,7 +31315,7 @@
               <w:rPr>
                 <w:sz w:val="18"/>
               </w:rPr>
-              <w:t>20</w:t>
+              <w:t>14,3</w:t>
             </w:r>
           </w:p>
         </w:tc>
@@ -31614,7 +31329,7 @@
               <w:rPr>
                 <w:sz w:val="18"/>
               </w:rPr>
-              <w:t>20</w:t>
+              <w:t>28,6</w:t>
             </w:r>
           </w:p>
         </w:tc>
@@ -31628,7 +31343,7 @@
               <w:rPr>
                 <w:sz w:val="18"/>
               </w:rPr>
-              <w:t>8,8</w:t>
+              <w:t>9,5</w:t>
             </w:r>
           </w:p>
         </w:tc>
@@ -31886,7 +31601,7 @@
               <w:rPr>
                 <w:sz w:val="18"/>
               </w:rPr>
-              <w:t>5</w:t>
+              <w:t>7</w:t>
             </w:r>
           </w:p>
         </w:tc>
@@ -31914,7 +31629,7 @@
               <w:rPr>
                 <w:sz w:val="18"/>
               </w:rPr>
-              <w:t>100</w:t>
+              <w:t>85,7</w:t>
             </w:r>
           </w:p>
         </w:tc>
@@ -31928,7 +31643,7 @@
               <w:rPr>
                 <w:sz w:val="18"/>
               </w:rPr>
-              <w:t>80</w:t>
+              <w:t>85,7</w:t>
             </w:r>
           </w:p>
         </w:tc>
@@ -31942,7 +31657,7 @@
               <w:rPr>
                 <w:sz w:val="18"/>
               </w:rPr>
-              <w:t>40</w:t>
+              <w:t>28,6</w:t>
             </w:r>
           </w:p>
         </w:tc>
@@ -31956,7 +31671,7 @@
               <w:rPr>
                 <w:sz w:val="18"/>
               </w:rPr>
-              <w:t>0</w:t>
+              <w:t>14,3</w:t>
             </w:r>
           </w:p>
         </w:tc>
@@ -31970,7 +31685,7 @@
               <w:rPr>
                 <w:sz w:val="18"/>
               </w:rPr>
-              <w:t>9,8</w:t>
+              <w:t>10,4</w:t>
             </w:r>
           </w:p>
         </w:tc>
@@ -32114,7 +31829,7 @@
               <w:rPr>
                 <w:sz w:val="18"/>
               </w:rPr>
-              <w:t>8</w:t>
+              <w:t>9</w:t>
             </w:r>
           </w:p>
         </w:tc>
@@ -32142,7 +31857,7 @@
               <w:rPr>
                 <w:sz w:val="18"/>
               </w:rPr>
-              <w:t>75</w:t>
+              <w:t>66,7</w:t>
             </w:r>
           </w:p>
         </w:tc>
@@ -32156,7 +31871,7 @@
               <w:rPr>
                 <w:sz w:val="18"/>
               </w:rPr>
-              <w:t>50</w:t>
+              <w:t>44,4</w:t>
             </w:r>
           </w:p>
         </w:tc>
@@ -32170,7 +31885,7 @@
               <w:rPr>
                 <w:sz w:val="18"/>
               </w:rPr>
-              <w:t>87,5</w:t>
+              <w:t>88,9</w:t>
             </w:r>
           </w:p>
         </w:tc>
@@ -32184,7 +31899,7 @@
               <w:rPr>
                 <w:sz w:val="18"/>
               </w:rPr>
-              <w:t>62,5</w:t>
+              <w:t>55,6</w:t>
             </w:r>
           </w:p>
         </w:tc>
@@ -32198,7 +31913,7 @@
               <w:rPr>
                 <w:sz w:val="18"/>
               </w:rPr>
-              <w:t>11,9</w:t>
+              <w:t>11</w:t>
             </w:r>
           </w:p>
         </w:tc>
@@ -32228,7 +31943,7 @@
               <w:rPr>
                 <w:sz w:val="18"/>
               </w:rPr>
-              <w:t>4</w:t>
+              <w:t>5</w:t>
             </w:r>
           </w:p>
         </w:tc>
@@ -32242,7 +31957,7 @@
               <w:rPr>
                 <w:sz w:val="18"/>
               </w:rPr>
-              <w:t>75</w:t>
+              <w:t>80</w:t>
             </w:r>
           </w:p>
         </w:tc>
@@ -32256,7 +31971,7 @@
               <w:rPr>
                 <w:sz w:val="18"/>
               </w:rPr>
-              <w:t>25</w:t>
+              <w:t>40</w:t>
             </w:r>
           </w:p>
         </w:tc>
@@ -32270,7 +31985,7 @@
               <w:rPr>
                 <w:sz w:val="18"/>
               </w:rPr>
-              <w:t>50</w:t>
+              <w:t>40</w:t>
             </w:r>
           </w:p>
         </w:tc>
@@ -32284,7 +31999,7 @@
               <w:rPr>
                 <w:sz w:val="18"/>
               </w:rPr>
-              <w:t>0</w:t>
+              <w:t>20</w:t>
             </w:r>
           </w:p>
         </w:tc>
@@ -32298,7 +32013,7 @@
               <w:rPr>
                 <w:sz w:val="18"/>
               </w:rPr>
-              <w:t>75</w:t>
+              <w:t>60</w:t>
             </w:r>
           </w:p>
         </w:tc>
@@ -32312,7 +32027,7 @@
               <w:rPr>
                 <w:sz w:val="18"/>
               </w:rPr>
-              <w:t>6,2</w:t>
+              <w:t>5,8</w:t>
             </w:r>
           </w:p>
         </w:tc>
@@ -32342,7 +32057,7 @@
               <w:rPr>
                 <w:sz w:val="18"/>
               </w:rPr>
-              <w:t>8</w:t>
+              <w:t>9</w:t>
             </w:r>
           </w:p>
         </w:tc>
@@ -32370,7 +32085,7 @@
               <w:rPr>
                 <w:sz w:val="18"/>
               </w:rPr>
-              <w:t>75</w:t>
+              <w:t>77,8</w:t>
             </w:r>
           </w:p>
         </w:tc>
@@ -32384,7 +32099,7 @@
               <w:rPr>
                 <w:sz w:val="18"/>
               </w:rPr>
-              <w:t>50</w:t>
+              <w:t>44,4</w:t>
             </w:r>
           </w:p>
         </w:tc>
@@ -32398,7 +32113,7 @@
               <w:rPr>
                 <w:sz w:val="18"/>
               </w:rPr>
-              <w:t>25</w:t>
+              <w:t>22,2</w:t>
             </w:r>
           </w:p>
         </w:tc>
@@ -32412,7 +32127,7 @@
               <w:rPr>
                 <w:sz w:val="18"/>
               </w:rPr>
-              <w:t>37,5</w:t>
+              <w:t>33,3</w:t>
             </w:r>
           </w:p>
         </w:tc>
@@ -32426,7 +32141,7 @@
               <w:rPr>
                 <w:sz w:val="18"/>
               </w:rPr>
-              <w:t>12,5</w:t>
+              <w:t>12,3</w:t>
             </w:r>
           </w:p>
         </w:tc>
@@ -32460,7 +32175,7 @@
                 <w:color w:val="FFFFFF"/>
                 <w:sz w:val="18"/>
               </w:rPr>
-              <w:t>108</w:t>
+              <w:t>123</w:t>
             </w:r>
           </w:p>
         </w:tc>
@@ -32476,7 +32191,7 @@
                 <w:color w:val="FFFFFF"/>
                 <w:sz w:val="18"/>
               </w:rPr>
-              <w:t>94,2</w:t>
+              <w:t>94</w:t>
             </w:r>
           </w:p>
         </w:tc>
@@ -32492,7 +32207,7 @@
                 <w:color w:val="FFFFFF"/>
                 <w:sz w:val="18"/>
               </w:rPr>
-              <w:t>74,5</w:t>
+              <w:t>71,6</w:t>
             </w:r>
           </w:p>
         </w:tc>
@@ -32508,7 +32223,7 @@
                 <w:color w:val="FFFFFF"/>
                 <w:sz w:val="18"/>
               </w:rPr>
-              <w:t>61,4</w:t>
+              <w:t>60</w:t>
             </w:r>
           </w:p>
         </w:tc>
@@ -32524,7 +32239,7 @@
                 <w:color w:val="FFFFFF"/>
                 <w:sz w:val="18"/>
               </w:rPr>
-              <w:t>48,5</w:t>
+              <w:t>48,2</w:t>
             </w:r>
           </w:p>
         </w:tc>
@@ -32540,7 +32255,7 @@
                 <w:color w:val="FFFFFF"/>
                 <w:sz w:val="18"/>
               </w:rPr>
-              <w:t>46,9</w:t>
+              <w:t>43,8</w:t>
             </w:r>
           </w:p>
         </w:tc>
@@ -32556,7 +32271,7 @@
                 <w:color w:val="FFFFFF"/>
                 <w:sz w:val="18"/>
               </w:rPr>
-              <w:t>10,8</w:t>
+              <w:t>10,5</w:t>
             </w:r>
           </w:p>
         </w:tc>
@@ -32582,7 +32297,7 @@
           <w:color w:val="64748B"/>
           <w:sz w:val="16"/>
         </w:rPr>
-        <w:t>Rapport généré automatiquement le 2026-06-24 22:52</w:t>
+        <w:t>Rapport généré automatiquement le 2026-07-07 11:06</w:t>
       </w:r>
     </w:p>
     <w:sectPr>
